--- a/docs/ProjectDoc.docx
+++ b/docs/ProjectDoc.docx
@@ -1,6 +1,6 @@
 
 <file path=word/document.xml><?xml version="1.0" encoding="utf-8"?>
-<w:document xmlns:wpc="http://schemas.microsoft.com/office/word/2010/wordprocessingCanvas" xmlns:cx="http://schemas.microsoft.com/office/drawing/2014/chartex" xmlns:cx1="http://schemas.microsoft.com/office/drawing/2015/9/8/chartex" xmlns:cx2="http://schemas.microsoft.com/office/drawing/2015/10/21/chartex" xmlns:cx3="http://schemas.microsoft.com/office/drawing/2016/5/9/chartex" xmlns:cx4="http://schemas.microsoft.com/office/drawing/2016/5/10/chartex" xmlns:cx5="http://schemas.microsoft.com/office/drawing/2016/5/11/chartex" xmlns:cx6="http://schemas.microsoft.com/office/drawing/2016/5/12/chartex" xmlns:cx7="http://schemas.microsoft.com/office/drawing/2016/5/13/chartex" xmlns:cx8="http://schemas.microsoft.com/office/drawing/2016/5/14/chartex" xmlns:mc="http://schemas.openxmlformats.org/markup-compatibility/2006" xmlns:aink="http://schemas.microsoft.com/office/drawing/2016/ink" xmlns:am3d="http://schemas.microsoft.com/office/drawing/2017/model3d" xmlns:o="urn:schemas-microsoft-com:office:office" xmlns:r="http://schemas.openxmlformats.org/officeDocument/2006/relationships" xmlns:m="http://schemas.openxmlformats.org/officeDocument/2006/math" xmlns:v="urn:schemas-microsoft-com:vml" xmlns:wp14="http://schemas.microsoft.com/office/word/2010/wordprocessingDrawing" xmlns:wp="http://schemas.openxmlformats.org/drawingml/2006/wordprocessingDrawing" xmlns:w10="urn:schemas-microsoft-com:office:word" xmlns:w="http://schemas.openxmlformats.org/wordprocessingml/2006/main" xmlns:w14="http://schemas.microsoft.com/office/word/2010/wordml" xmlns:w15="http://schemas.microsoft.com/office/word/2012/wordml" xmlns:w16cex="http://schemas.microsoft.com/office/word/2018/wordml/cex" xmlns:w16cid="http://schemas.microsoft.com/office/word/2016/wordml/cid" xmlns:w16="http://schemas.microsoft.com/office/word/2018/wordml" xmlns:w16sdtdh="http://schemas.microsoft.com/office/word/2020/wordml/sdtdatahash" xmlns:w16se="http://schemas.microsoft.com/office/word/2015/wordml/symex" xmlns:wpg="http://schemas.microsoft.com/office/word/2010/wordprocessingGroup" xmlns:wpi="http://schemas.microsoft.com/office/word/2010/wordprocessingInk" xmlns:wne="http://schemas.microsoft.com/office/word/2006/wordml" xmlns:wps="http://schemas.microsoft.com/office/word/2010/wordprocessingShape" mc:Ignorable="w14 w15 w16se w16cid w16 w16cex w16sdtdh wp14">
+<w:document xmlns:wpc="http://schemas.microsoft.com/office/word/2010/wordprocessingCanvas" xmlns:cx="http://schemas.microsoft.com/office/drawing/2014/chartex" xmlns:cx1="http://schemas.microsoft.com/office/drawing/2015/9/8/chartex" xmlns:cx2="http://schemas.microsoft.com/office/drawing/2015/10/21/chartex" xmlns:cx3="http://schemas.microsoft.com/office/drawing/2016/5/9/chartex" xmlns:cx4="http://schemas.microsoft.com/office/drawing/2016/5/10/chartex" xmlns:cx5="http://schemas.microsoft.com/office/drawing/2016/5/11/chartex" xmlns:cx6="http://schemas.microsoft.com/office/drawing/2016/5/12/chartex" xmlns:cx7="http://schemas.microsoft.com/office/drawing/2016/5/13/chartex" xmlns:cx8="http://schemas.microsoft.com/office/drawing/2016/5/14/chartex" xmlns:mc="http://schemas.openxmlformats.org/markup-compatibility/2006" xmlns:aink="http://schemas.microsoft.com/office/drawing/2016/ink" xmlns:am3d="http://schemas.microsoft.com/office/drawing/2017/model3d" xmlns:o="urn:schemas-microsoft-com:office:office" xmlns:oel="http://schemas.microsoft.com/office/2019/extlst" xmlns:r="http://schemas.openxmlformats.org/officeDocument/2006/relationships" xmlns:m="http://schemas.openxmlformats.org/officeDocument/2006/math" xmlns:v="urn:schemas-microsoft-com:vml" xmlns:wp14="http://schemas.microsoft.com/office/word/2010/wordprocessingDrawing" xmlns:wp="http://schemas.openxmlformats.org/drawingml/2006/wordprocessingDrawing" xmlns:w10="urn:schemas-microsoft-com:office:word" xmlns:w="http://schemas.openxmlformats.org/wordprocessingml/2006/main" xmlns:w14="http://schemas.microsoft.com/office/word/2010/wordml" xmlns:w15="http://schemas.microsoft.com/office/word/2012/wordml" xmlns:w16cex="http://schemas.microsoft.com/office/word/2018/wordml/cex" xmlns:w16cid="http://schemas.microsoft.com/office/word/2016/wordml/cid" xmlns:w16="http://schemas.microsoft.com/office/word/2018/wordml" xmlns:w16du="http://schemas.microsoft.com/office/word/2023/wordml/word16du" xmlns:w16sdtdh="http://schemas.microsoft.com/office/word/2020/wordml/sdtdatahash" xmlns:w16sdtfl="http://schemas.microsoft.com/office/word/2024/wordml/sdtformatlock" xmlns:w16se="http://schemas.microsoft.com/office/word/2015/wordml/symex" xmlns:wpg="http://schemas.microsoft.com/office/word/2010/wordprocessingGroup" xmlns:wpi="http://schemas.microsoft.com/office/word/2010/wordprocessingInk" xmlns:wne="http://schemas.microsoft.com/office/word/2006/wordml" xmlns:wps="http://schemas.microsoft.com/office/word/2010/wordprocessingShape" mc:Ignorable="w14 w15 w16se w16cid w16 w16cex w16sdtdh w16sdtfl w16du wp14">
   <w:body>
     <w:p>
       <w:pPr>
@@ -4816,46 +4816,1176 @@
     </w:p>
     <w:p>
       <w:pPr>
-        <w:pStyle w:val="NormalWeb"/>
-      </w:pPr>
-    </w:p>
-    <w:p>
-      <w:pPr>
-        <w:pStyle w:val="NormalWeb"/>
-      </w:pPr>
-    </w:p>
-    <w:p>
-      <w:pPr>
-        <w:pStyle w:val="NormalWeb"/>
-      </w:pPr>
-    </w:p>
-    <w:p>
-      <w:pPr>
-        <w:rPr>
-          <w:lang w:val="ru-RU"/>
-        </w:rPr>
-      </w:pPr>
-    </w:p>
-    <w:p>
-      <w:pPr>
-        <w:rPr>
-          <w:lang w:val="ru-RU"/>
-        </w:rPr>
-      </w:pPr>
-    </w:p>
-    <w:p>
-      <w:pPr>
-        <w:rPr>
-          <w:lang w:val="ru-RU"/>
-        </w:rPr>
-      </w:pPr>
-    </w:p>
-    <w:p>
-      <w:pPr>
-        <w:rPr>
-          <w:lang w:val="ru-RU"/>
-        </w:rPr>
-      </w:pPr>
+        <w:pStyle w:val="Heading2"/>
+        <w:rPr>
+          <w:lang w:val="ru-RU"/>
+        </w:rPr>
+      </w:pPr>
+      <w:r>
+        <w:rPr>
+          <w:lang w:val="ru-RU"/>
+        </w:rPr>
+        <w:t xml:space="preserve">Проектирование </w:t>
+      </w:r>
+      <w:r>
+        <w:rPr>
+          <w:lang w:val="en-US"/>
+        </w:rPr>
+        <w:t>API</w:t>
+      </w:r>
+      <w:r>
+        <w:rPr>
+          <w:lang w:val="ru-RU"/>
+        </w:rPr>
+        <w:t xml:space="preserve"> + </w:t>
+      </w:r>
+      <w:r>
+        <w:rPr>
+          <w:lang w:val="en-US"/>
+        </w:rPr>
+        <w:t>DTO</w:t>
+      </w:r>
+      <w:r>
+        <w:rPr>
+          <w:lang w:val="ru-RU"/>
+        </w:rPr>
+        <w:t xml:space="preserve"> </w:t>
+      </w:r>
+      <w:r>
+        <w:rPr>
+          <w:lang w:val="ru-RU"/>
+        </w:rPr>
+        <w:t>по ресурсам</w:t>
+      </w:r>
+    </w:p>
+    <w:p>
+      <w:pPr>
+        <w:rPr>
+          <w:b/>
+          <w:bCs/>
+          <w:lang w:val="en-US"/>
+        </w:rPr>
+      </w:pPr>
+      <w:r>
+        <w:rPr>
+          <w:b/>
+          <w:bCs/>
+          <w:lang w:val="en-US"/>
+        </w:rPr>
+        <w:t>Auth</w:t>
+      </w:r>
+      <w:r>
+        <w:rPr>
+          <w:b/>
+          <w:bCs/>
+          <w:lang w:val="ru-RU"/>
+        </w:rPr>
+        <w:t xml:space="preserve"> </w:t>
+      </w:r>
+    </w:p>
+    <w:p>
+      <w:pPr>
+        <w:rPr>
+          <w:lang w:val="en-US"/>
+        </w:rPr>
+      </w:pPr>
+      <w:r>
+        <w:rPr>
+          <w:lang w:val="en-US"/>
+        </w:rPr>
+        <w:t>Api contracts</w:t>
+      </w:r>
+    </w:p>
+    <w:p>
+      <w:pPr>
+        <w:pStyle w:val="ListParagraph"/>
+        <w:numPr>
+          <w:ilvl w:val="0"/>
+          <w:numId w:val="41"/>
+        </w:numPr>
+        <w:rPr>
+          <w:lang w:val="ru-RU"/>
+        </w:rPr>
+      </w:pPr>
+      <w:r>
+        <w:rPr>
+          <w:lang w:val="en-US"/>
+        </w:rPr>
+        <w:t>POST</w:t>
+      </w:r>
+      <w:r>
+        <w:rPr>
+          <w:lang w:val="ru-RU"/>
+        </w:rPr>
+        <w:t xml:space="preserve"> /</w:t>
+      </w:r>
+      <w:r>
+        <w:rPr>
+          <w:lang w:val="en-US"/>
+        </w:rPr>
+        <w:t>api</w:t>
+      </w:r>
+      <w:r>
+        <w:rPr>
+          <w:lang w:val="ru-RU"/>
+        </w:rPr>
+        <w:t>/</w:t>
+      </w:r>
+      <w:r>
+        <w:rPr>
+          <w:lang w:val="en-US"/>
+        </w:rPr>
+        <w:t>auth</w:t>
+      </w:r>
+      <w:r>
+        <w:rPr>
+          <w:lang w:val="ru-RU"/>
+        </w:rPr>
+        <w:t>/</w:t>
+      </w:r>
+      <w:r>
+        <w:rPr>
+          <w:lang w:val="en-US"/>
+        </w:rPr>
+        <w:t>register</w:t>
+      </w:r>
+      <w:r>
+        <w:rPr>
+          <w:lang w:val="ru-RU"/>
+        </w:rPr>
+        <w:t xml:space="preserve"> – регистрация пользователя</w:t>
+      </w:r>
+      <w:r>
+        <w:rPr>
+          <w:lang w:val="ru-RU"/>
+        </w:rPr>
+        <w:t xml:space="preserve"> (в тч роль)</w:t>
+      </w:r>
+    </w:p>
+    <w:p>
+      <w:pPr>
+        <w:pStyle w:val="ListParagraph"/>
+        <w:numPr>
+          <w:ilvl w:val="0"/>
+          <w:numId w:val="41"/>
+        </w:numPr>
+        <w:rPr>
+          <w:lang w:val="en-US"/>
+        </w:rPr>
+      </w:pPr>
+      <w:r>
+        <w:rPr>
+          <w:lang w:val="en-US"/>
+        </w:rPr>
+        <w:t xml:space="preserve">POST </w:t>
+      </w:r>
+      <w:r>
+        <w:rPr>
+          <w:lang w:val="en-US"/>
+        </w:rPr>
+        <w:t>/api/</w:t>
+      </w:r>
+      <w:r>
+        <w:rPr>
+          <w:lang w:val="en-US"/>
+        </w:rPr>
+        <w:t xml:space="preserve">auth/login – </w:t>
+      </w:r>
+      <w:r>
+        <w:rPr>
+          <w:lang w:val="ru-RU"/>
+        </w:rPr>
+        <w:t>вход</w:t>
+      </w:r>
+      <w:r>
+        <w:rPr>
+          <w:lang w:val="en-US"/>
+        </w:rPr>
+        <w:t xml:space="preserve"> </w:t>
+      </w:r>
+      <w:r>
+        <w:rPr>
+          <w:lang w:val="ru-RU"/>
+        </w:rPr>
+        <w:t>в</w:t>
+      </w:r>
+      <w:r>
+        <w:rPr>
+          <w:lang w:val="en-US"/>
+        </w:rPr>
+        <w:t xml:space="preserve"> </w:t>
+      </w:r>
+      <w:r>
+        <w:rPr>
+          <w:lang w:val="ru-RU"/>
+        </w:rPr>
+        <w:t>систему</w:t>
+      </w:r>
+    </w:p>
+    <w:p>
+      <w:pPr>
+        <w:rPr>
+          <w:lang w:val="ru-RU"/>
+        </w:rPr>
+      </w:pPr>
+      <w:r>
+        <w:rPr>
+          <w:lang w:val="ru-RU"/>
+        </w:rPr>
+        <w:t xml:space="preserve">Проверять уникальность </w:t>
+      </w:r>
+      <w:r>
+        <w:rPr>
+          <w:lang w:val="en-US"/>
+        </w:rPr>
+        <w:t>login</w:t>
+      </w:r>
+      <w:r>
+        <w:rPr>
+          <w:lang w:val="ru-RU"/>
+        </w:rPr>
+        <w:t xml:space="preserve"> при регистрации</w:t>
+      </w:r>
+    </w:p>
+    <w:p>
+      <w:pPr>
+        <w:rPr>
+          <w:lang w:val="en-US"/>
+        </w:rPr>
+      </w:pPr>
+      <w:r>
+        <w:rPr>
+          <w:lang w:val="en-US"/>
+        </w:rPr>
+        <w:t>Dto</w:t>
+      </w:r>
+    </w:p>
+    <w:p>
+      <w:pPr>
+        <w:rPr>
+          <w:lang w:val="en-US"/>
+        </w:rPr>
+      </w:pPr>
+      <w:r>
+        <w:rPr>
+          <w:lang w:val="en-US"/>
+        </w:rPr>
+        <w:t>RegisterRequest:</w:t>
+      </w:r>
+    </w:p>
+    <w:p>
+      <w:pPr>
+        <w:pStyle w:val="ListParagraph"/>
+        <w:numPr>
+          <w:ilvl w:val="0"/>
+          <w:numId w:val="42"/>
+        </w:numPr>
+        <w:rPr>
+          <w:lang w:val="en-US"/>
+        </w:rPr>
+      </w:pPr>
+      <w:r>
+        <w:rPr>
+          <w:lang w:val="en-US"/>
+        </w:rPr>
+        <w:t>login</w:t>
+      </w:r>
+    </w:p>
+    <w:p>
+      <w:pPr>
+        <w:pStyle w:val="ListParagraph"/>
+        <w:numPr>
+          <w:ilvl w:val="0"/>
+          <w:numId w:val="42"/>
+        </w:numPr>
+        <w:rPr>
+          <w:lang w:val="en-US"/>
+        </w:rPr>
+      </w:pPr>
+      <w:r>
+        <w:rPr>
+          <w:lang w:val="en-US"/>
+        </w:rPr>
+        <w:t>password</w:t>
+      </w:r>
+    </w:p>
+    <w:p>
+      <w:pPr>
+        <w:pStyle w:val="ListParagraph"/>
+        <w:numPr>
+          <w:ilvl w:val="0"/>
+          <w:numId w:val="42"/>
+        </w:numPr>
+        <w:rPr>
+          <w:lang w:val="en-US"/>
+        </w:rPr>
+      </w:pPr>
+      <w:r>
+        <w:rPr>
+          <w:lang w:val="en-US"/>
+        </w:rPr>
+        <w:t>first</w:t>
+      </w:r>
+      <w:r>
+        <w:rPr>
+          <w:lang w:val="en-US"/>
+        </w:rPr>
+        <w:t>N</w:t>
+      </w:r>
+      <w:r>
+        <w:rPr>
+          <w:lang w:val="en-US"/>
+        </w:rPr>
+        <w:t>ame</w:t>
+      </w:r>
+    </w:p>
+    <w:p>
+      <w:pPr>
+        <w:pStyle w:val="ListParagraph"/>
+        <w:numPr>
+          <w:ilvl w:val="0"/>
+          <w:numId w:val="42"/>
+        </w:numPr>
+        <w:rPr>
+          <w:lang w:val="en-US"/>
+        </w:rPr>
+      </w:pPr>
+      <w:r>
+        <w:rPr>
+          <w:lang w:val="en-US"/>
+        </w:rPr>
+        <w:t>last</w:t>
+      </w:r>
+      <w:r>
+        <w:rPr>
+          <w:lang w:val="en-US"/>
+        </w:rPr>
+        <w:t>N</w:t>
+      </w:r>
+      <w:r>
+        <w:rPr>
+          <w:lang w:val="en-US"/>
+        </w:rPr>
+        <w:t>ame</w:t>
+      </w:r>
+    </w:p>
+    <w:p>
+      <w:pPr>
+        <w:pStyle w:val="ListParagraph"/>
+        <w:numPr>
+          <w:ilvl w:val="0"/>
+          <w:numId w:val="42"/>
+        </w:numPr>
+        <w:rPr>
+          <w:lang w:val="en-US"/>
+        </w:rPr>
+      </w:pPr>
+      <w:r>
+        <w:rPr>
+          <w:lang w:val="en-US"/>
+        </w:rPr>
+        <w:t>phone</w:t>
+      </w:r>
+    </w:p>
+    <w:p>
+      <w:pPr>
+        <w:pStyle w:val="ListParagraph"/>
+        <w:numPr>
+          <w:ilvl w:val="0"/>
+          <w:numId w:val="42"/>
+        </w:numPr>
+        <w:rPr>
+          <w:lang w:val="en-US"/>
+        </w:rPr>
+      </w:pPr>
+      <w:r>
+        <w:rPr>
+          <w:lang w:val="en-US"/>
+        </w:rPr>
+        <w:t>role</w:t>
+      </w:r>
+    </w:p>
+    <w:p>
+      <w:pPr>
+        <w:rPr>
+          <w:lang w:val="en-US"/>
+        </w:rPr>
+      </w:pPr>
+      <w:r>
+        <w:rPr>
+          <w:lang w:val="en-US"/>
+        </w:rPr>
+        <w:t>LoginRequest:</w:t>
+      </w:r>
+    </w:p>
+    <w:p>
+      <w:pPr>
+        <w:pStyle w:val="ListParagraph"/>
+        <w:numPr>
+          <w:ilvl w:val="0"/>
+          <w:numId w:val="43"/>
+        </w:numPr>
+        <w:rPr>
+          <w:lang w:val="en-US"/>
+        </w:rPr>
+      </w:pPr>
+      <w:r>
+        <w:rPr>
+          <w:lang w:val="en-US"/>
+        </w:rPr>
+        <w:t>login</w:t>
+      </w:r>
+    </w:p>
+    <w:p>
+      <w:pPr>
+        <w:pStyle w:val="ListParagraph"/>
+        <w:numPr>
+          <w:ilvl w:val="0"/>
+          <w:numId w:val="43"/>
+        </w:numPr>
+        <w:rPr>
+          <w:lang w:val="en-US"/>
+        </w:rPr>
+      </w:pPr>
+      <w:r>
+        <w:rPr>
+          <w:lang w:val="en-US"/>
+        </w:rPr>
+        <w:t>password</w:t>
+      </w:r>
+    </w:p>
+    <w:p>
+      <w:pPr>
+        <w:rPr>
+          <w:lang w:val="en-US"/>
+        </w:rPr>
+      </w:pPr>
+      <w:r>
+        <w:rPr>
+          <w:lang w:val="en-US"/>
+        </w:rPr>
+        <w:t>AuthResponse:</w:t>
+      </w:r>
+    </w:p>
+    <w:p>
+      <w:pPr>
+        <w:pStyle w:val="ListParagraph"/>
+        <w:numPr>
+          <w:ilvl w:val="0"/>
+          <w:numId w:val="44"/>
+        </w:numPr>
+        <w:rPr>
+          <w:lang w:val="en-US"/>
+        </w:rPr>
+      </w:pPr>
+      <w:r>
+        <w:rPr>
+          <w:lang w:val="en-US"/>
+        </w:rPr>
+        <w:t>userId</w:t>
+      </w:r>
+    </w:p>
+    <w:p>
+      <w:pPr>
+        <w:pStyle w:val="ListParagraph"/>
+        <w:numPr>
+          <w:ilvl w:val="0"/>
+          <w:numId w:val="44"/>
+        </w:numPr>
+        <w:rPr>
+          <w:lang w:val="en-US"/>
+        </w:rPr>
+      </w:pPr>
+      <w:r>
+        <w:rPr>
+          <w:lang w:val="en-US"/>
+        </w:rPr>
+        <w:t>login</w:t>
+      </w:r>
+    </w:p>
+    <w:p>
+      <w:pPr>
+        <w:pStyle w:val="ListParagraph"/>
+        <w:numPr>
+          <w:ilvl w:val="0"/>
+          <w:numId w:val="44"/>
+        </w:numPr>
+        <w:rPr>
+          <w:lang w:val="en-US"/>
+        </w:rPr>
+      </w:pPr>
+      <w:r>
+        <w:rPr>
+          <w:lang w:val="en-US"/>
+        </w:rPr>
+        <w:t>role</w:t>
+      </w:r>
+    </w:p>
+    <w:p>
+      <w:pPr>
+        <w:pStyle w:val="ListParagraph"/>
+        <w:numPr>
+          <w:ilvl w:val="0"/>
+          <w:numId w:val="44"/>
+        </w:numPr>
+        <w:rPr>
+          <w:lang w:val="en-US"/>
+        </w:rPr>
+      </w:pPr>
+      <w:r>
+        <w:rPr>
+          <w:lang w:val="en-US"/>
+        </w:rPr>
+        <w:t>token</w:t>
+      </w:r>
+    </w:p>
+    <w:p>
+      <w:pPr>
+        <w:pStyle w:val="ListParagraph"/>
+        <w:rPr>
+          <w:lang w:val="ru-RU"/>
+        </w:rPr>
+      </w:pPr>
+      <w:r>
+        <w:rPr>
+          <w:lang w:val="ru-RU"/>
+        </w:rPr>
+        <w:t>(</w:t>
+      </w:r>
+      <w:r>
+        <w:rPr>
+          <w:lang w:val="ru-RU"/>
+        </w:rPr>
+        <w:t>AuthResponse используется и при регистрации, и при логине</w:t>
+      </w:r>
+      <w:r>
+        <w:rPr>
+          <w:lang w:val="ru-RU"/>
+        </w:rPr>
+        <w:t>)</w:t>
+      </w:r>
+    </w:p>
+    <w:p>
+      <w:pPr>
+        <w:rPr>
+          <w:lang w:val="ru-RU"/>
+        </w:rPr>
+      </w:pPr>
+    </w:p>
+    <w:p>
+      <w:pPr>
+        <w:rPr>
+          <w:b/>
+          <w:bCs/>
+          <w:lang w:val="en-US"/>
+        </w:rPr>
+      </w:pPr>
+      <w:r>
+        <w:rPr>
+          <w:b/>
+          <w:bCs/>
+          <w:lang w:val="en-US"/>
+        </w:rPr>
+        <w:t>Users</w:t>
+      </w:r>
+    </w:p>
+    <w:p>
+      <w:pPr>
+        <w:rPr>
+          <w:lang w:val="en-US"/>
+        </w:rPr>
+      </w:pPr>
+      <w:r>
+        <w:rPr>
+          <w:lang w:val="en-US"/>
+        </w:rPr>
+        <w:t>Api contracts</w:t>
+      </w:r>
+    </w:p>
+    <w:p>
+      <w:pPr>
+        <w:pStyle w:val="ListParagraph"/>
+        <w:numPr>
+          <w:ilvl w:val="0"/>
+          <w:numId w:val="45"/>
+        </w:numPr>
+        <w:rPr>
+          <w:lang w:val="ru-RU"/>
+        </w:rPr>
+      </w:pPr>
+      <w:r>
+        <w:rPr>
+          <w:lang w:val="en-US"/>
+        </w:rPr>
+        <w:t>GET</w:t>
+      </w:r>
+      <w:r>
+        <w:rPr>
+          <w:lang w:val="ru-RU"/>
+        </w:rPr>
+        <w:t xml:space="preserve"> </w:t>
+      </w:r>
+      <w:r>
+        <w:rPr>
+          <w:lang w:val="ru-RU"/>
+        </w:rPr>
+        <w:t>/</w:t>
+      </w:r>
+      <w:r>
+        <w:rPr>
+          <w:lang w:val="en-US"/>
+        </w:rPr>
+        <w:t>api</w:t>
+      </w:r>
+      <w:r>
+        <w:rPr>
+          <w:lang w:val="ru-RU"/>
+        </w:rPr>
+        <w:t>/</w:t>
+      </w:r>
+      <w:r>
+        <w:rPr>
+          <w:lang w:val="en-US"/>
+        </w:rPr>
+        <w:t>users</w:t>
+      </w:r>
+      <w:r>
+        <w:rPr>
+          <w:lang w:val="ru-RU"/>
+        </w:rPr>
+        <w:t>/</w:t>
+      </w:r>
+      <w:r>
+        <w:rPr>
+          <w:lang w:val="en-US"/>
+        </w:rPr>
+        <w:t>me</w:t>
+      </w:r>
+      <w:r>
+        <w:rPr>
+          <w:lang w:val="ru-RU"/>
+        </w:rPr>
+        <w:t xml:space="preserve"> - получение данных текущего пользователя</w:t>
+      </w:r>
+    </w:p>
+    <w:p>
+      <w:pPr>
+        <w:pStyle w:val="ListParagraph"/>
+        <w:numPr>
+          <w:ilvl w:val="0"/>
+          <w:numId w:val="45"/>
+        </w:numPr>
+        <w:rPr>
+          <w:lang w:val="ru-RU"/>
+        </w:rPr>
+      </w:pPr>
+      <w:r>
+        <w:rPr>
+          <w:lang w:val="en-US"/>
+        </w:rPr>
+        <w:t>PATCH</w:t>
+      </w:r>
+      <w:r>
+        <w:rPr>
+          <w:lang w:val="ru-RU"/>
+        </w:rPr>
+        <w:t xml:space="preserve"> </w:t>
+      </w:r>
+      <w:r>
+        <w:rPr>
+          <w:lang w:val="ru-RU"/>
+        </w:rPr>
+        <w:t>/</w:t>
+      </w:r>
+      <w:r>
+        <w:rPr>
+          <w:lang w:val="en-US"/>
+        </w:rPr>
+        <w:t>api</w:t>
+      </w:r>
+      <w:r>
+        <w:rPr>
+          <w:lang w:val="ru-RU"/>
+        </w:rPr>
+        <w:t>/</w:t>
+      </w:r>
+      <w:r>
+        <w:rPr>
+          <w:lang w:val="en-US"/>
+        </w:rPr>
+        <w:t>users</w:t>
+      </w:r>
+      <w:r>
+        <w:rPr>
+          <w:lang w:val="ru-RU"/>
+        </w:rPr>
+        <w:t>/</w:t>
+      </w:r>
+      <w:r>
+        <w:rPr>
+          <w:lang w:val="en-US"/>
+        </w:rPr>
+        <w:t>me</w:t>
+      </w:r>
+      <w:r>
+        <w:rPr>
+          <w:lang w:val="ru-RU"/>
+        </w:rPr>
+        <w:t xml:space="preserve"> – </w:t>
+      </w:r>
+      <w:r>
+        <w:rPr>
+          <w:lang w:val="ru-RU"/>
+        </w:rPr>
+        <w:t>изменение данных профиля пользователя</w:t>
+      </w:r>
+    </w:p>
+    <w:p>
+      <w:pPr>
+        <w:pStyle w:val="ListParagraph"/>
+        <w:numPr>
+          <w:ilvl w:val="0"/>
+          <w:numId w:val="45"/>
+        </w:numPr>
+        <w:rPr>
+          <w:lang w:val="ru-RU"/>
+        </w:rPr>
+      </w:pPr>
+      <w:r>
+        <w:rPr>
+          <w:lang w:val="en-US"/>
+        </w:rPr>
+        <w:t>PATCH</w:t>
+      </w:r>
+      <w:r>
+        <w:rPr>
+          <w:lang w:val="ru-RU"/>
+        </w:rPr>
+        <w:t xml:space="preserve"> /</w:t>
+      </w:r>
+      <w:r>
+        <w:rPr>
+          <w:lang w:val="en-US"/>
+        </w:rPr>
+        <w:t>api</w:t>
+      </w:r>
+      <w:r>
+        <w:rPr>
+          <w:lang w:val="ru-RU"/>
+        </w:rPr>
+        <w:t>/</w:t>
+      </w:r>
+      <w:r>
+        <w:rPr>
+          <w:lang w:val="en-US"/>
+        </w:rPr>
+        <w:t>users</w:t>
+      </w:r>
+      <w:r>
+        <w:rPr>
+          <w:lang w:val="ru-RU"/>
+        </w:rPr>
+        <w:t>/</w:t>
+      </w:r>
+      <w:r>
+        <w:rPr>
+          <w:lang w:val="en-US"/>
+        </w:rPr>
+        <w:t>me</w:t>
+      </w:r>
+      <w:r>
+        <w:rPr>
+          <w:lang w:val="ru-RU"/>
+        </w:rPr>
+        <w:t>/</w:t>
+      </w:r>
+      <w:r>
+        <w:rPr>
+          <w:lang w:val="en-US"/>
+        </w:rPr>
+        <w:t>password</w:t>
+      </w:r>
+      <w:r>
+        <w:rPr>
+          <w:lang w:val="ru-RU"/>
+        </w:rPr>
+        <w:t xml:space="preserve"> – </w:t>
+      </w:r>
+      <w:r>
+        <w:rPr>
+          <w:lang w:val="ru-RU"/>
+        </w:rPr>
+        <w:t>изменение</w:t>
+      </w:r>
+      <w:r>
+        <w:rPr>
+          <w:lang w:val="ru-RU"/>
+        </w:rPr>
+        <w:t xml:space="preserve"> </w:t>
+      </w:r>
+      <w:r>
+        <w:rPr>
+          <w:lang w:val="ru-RU"/>
+        </w:rPr>
+        <w:t>пароля пользователя</w:t>
+      </w:r>
+    </w:p>
+    <w:p>
+      <w:pPr>
+        <w:pStyle w:val="ListParagraph"/>
+        <w:rPr>
+          <w:lang w:val="ru-RU"/>
+        </w:rPr>
+      </w:pPr>
+      <w:r>
+        <w:rPr>
+          <w:lang w:val="ru-RU"/>
+        </w:rPr>
+        <w:lastRenderedPageBreak/>
+        <w:t>(не возвращает ничего, просто подтверждает успешное изменение пароля)</w:t>
+      </w:r>
+    </w:p>
+    <w:p>
+      <w:pPr>
+        <w:rPr>
+          <w:lang w:val="en-US"/>
+        </w:rPr>
+      </w:pPr>
+      <w:r>
+        <w:rPr>
+          <w:lang w:val="en-US"/>
+        </w:rPr>
+        <w:t>DTO</w:t>
+      </w:r>
+    </w:p>
+    <w:p>
+      <w:pPr>
+        <w:rPr>
+          <w:lang w:val="en-US"/>
+        </w:rPr>
+      </w:pPr>
+      <w:r>
+        <w:rPr>
+          <w:lang w:val="en-US"/>
+        </w:rPr>
+        <w:t>UserProfileResponse</w:t>
+      </w:r>
+    </w:p>
+    <w:p>
+      <w:pPr>
+        <w:pStyle w:val="ListParagraph"/>
+        <w:numPr>
+          <w:ilvl w:val="0"/>
+          <w:numId w:val="46"/>
+        </w:numPr>
+        <w:rPr>
+          <w:lang w:val="en-US"/>
+        </w:rPr>
+      </w:pPr>
+      <w:r>
+        <w:rPr>
+          <w:lang w:val="en-US"/>
+        </w:rPr>
+        <w:t>userId</w:t>
+      </w:r>
+    </w:p>
+    <w:p>
+      <w:pPr>
+        <w:pStyle w:val="ListParagraph"/>
+        <w:numPr>
+          <w:ilvl w:val="0"/>
+          <w:numId w:val="46"/>
+        </w:numPr>
+        <w:rPr>
+          <w:lang w:val="en-US"/>
+        </w:rPr>
+      </w:pPr>
+      <w:r>
+        <w:rPr>
+          <w:lang w:val="en-US"/>
+        </w:rPr>
+        <w:t>login</w:t>
+      </w:r>
+    </w:p>
+    <w:p>
+      <w:pPr>
+        <w:pStyle w:val="ListParagraph"/>
+        <w:numPr>
+          <w:ilvl w:val="0"/>
+          <w:numId w:val="46"/>
+        </w:numPr>
+        <w:rPr>
+          <w:lang w:val="en-US"/>
+        </w:rPr>
+      </w:pPr>
+      <w:r>
+        <w:rPr>
+          <w:lang w:val="en-US"/>
+        </w:rPr>
+        <w:t>firstName</w:t>
+      </w:r>
+    </w:p>
+    <w:p>
+      <w:pPr>
+        <w:pStyle w:val="ListParagraph"/>
+        <w:numPr>
+          <w:ilvl w:val="0"/>
+          <w:numId w:val="46"/>
+        </w:numPr>
+        <w:rPr>
+          <w:lang w:val="en-US"/>
+        </w:rPr>
+      </w:pPr>
+      <w:r>
+        <w:rPr>
+          <w:lang w:val="en-US"/>
+        </w:rPr>
+        <w:t>lastName</w:t>
+      </w:r>
+    </w:p>
+    <w:p>
+      <w:pPr>
+        <w:pStyle w:val="ListParagraph"/>
+        <w:numPr>
+          <w:ilvl w:val="0"/>
+          <w:numId w:val="46"/>
+        </w:numPr>
+        <w:rPr>
+          <w:lang w:val="en-US"/>
+        </w:rPr>
+      </w:pPr>
+      <w:r>
+        <w:rPr>
+          <w:lang w:val="en-US"/>
+        </w:rPr>
+        <w:t>phone</w:t>
+      </w:r>
+    </w:p>
+    <w:p>
+      <w:pPr>
+        <w:pStyle w:val="ListParagraph"/>
+        <w:numPr>
+          <w:ilvl w:val="0"/>
+          <w:numId w:val="46"/>
+        </w:numPr>
+        <w:rPr>
+          <w:lang w:val="en-US"/>
+        </w:rPr>
+      </w:pPr>
+      <w:r>
+        <w:rPr>
+          <w:lang w:val="en-US"/>
+        </w:rPr>
+        <w:t>role</w:t>
+      </w:r>
+    </w:p>
+    <w:p>
+      <w:pPr>
+        <w:pStyle w:val="ListParagraph"/>
+        <w:numPr>
+          <w:ilvl w:val="0"/>
+          <w:numId w:val="46"/>
+        </w:numPr>
+        <w:rPr>
+          <w:lang w:val="en-US"/>
+        </w:rPr>
+      </w:pPr>
+      <w:r>
+        <w:rPr>
+          <w:lang w:val="en-US"/>
+        </w:rPr>
+        <w:t>createdAt</w:t>
+      </w:r>
+    </w:p>
+    <w:p>
+      <w:pPr>
+        <w:pStyle w:val="ListParagraph"/>
+        <w:numPr>
+          <w:ilvl w:val="0"/>
+          <w:numId w:val="46"/>
+        </w:numPr>
+        <w:rPr>
+          <w:lang w:val="en-US"/>
+        </w:rPr>
+      </w:pPr>
+      <w:r>
+        <w:rPr>
+          <w:lang w:val="en-US"/>
+        </w:rPr>
+        <w:t>daysSinceRegistration</w:t>
+      </w:r>
+      <w:r>
+        <w:rPr>
+          <w:lang w:val="ru-RU"/>
+        </w:rPr>
+        <w:t xml:space="preserve"> </w:t>
+      </w:r>
+      <w:r>
+        <w:rPr>
+          <w:lang w:val="ru-RU"/>
+        </w:rPr>
+        <w:t>(рассчитывается)</w:t>
+      </w:r>
+    </w:p>
+    <w:p>
+      <w:pPr>
+        <w:pStyle w:val="ListParagraph"/>
+        <w:numPr>
+          <w:ilvl w:val="0"/>
+          <w:numId w:val="46"/>
+        </w:numPr>
+        <w:rPr>
+          <w:lang w:val="en-US"/>
+        </w:rPr>
+      </w:pPr>
+      <w:r>
+        <w:rPr>
+          <w:lang w:val="en-US"/>
+        </w:rPr>
+        <w:t>completedOrdersCount</w:t>
+      </w:r>
+      <w:r>
+        <w:rPr>
+          <w:lang w:val="ru-RU"/>
+        </w:rPr>
+        <w:t xml:space="preserve"> (рассчитывается)</w:t>
+      </w:r>
+    </w:p>
+    <w:p>
+      <w:pPr>
+        <w:rPr>
+          <w:lang w:val="en-US"/>
+        </w:rPr>
+      </w:pPr>
+      <w:r>
+        <w:rPr>
+          <w:lang w:val="en-US"/>
+        </w:rPr>
+        <w:t>UpdateUserProfileRequest</w:t>
+      </w:r>
+    </w:p>
+    <w:p>
+      <w:pPr>
+        <w:pStyle w:val="ListParagraph"/>
+        <w:numPr>
+          <w:ilvl w:val="0"/>
+          <w:numId w:val="47"/>
+        </w:numPr>
+        <w:rPr>
+          <w:lang w:val="en-US"/>
+        </w:rPr>
+      </w:pPr>
+      <w:r>
+        <w:rPr>
+          <w:lang w:val="en-US"/>
+        </w:rPr>
+        <w:t>firstName</w:t>
+      </w:r>
+    </w:p>
+    <w:p>
+      <w:pPr>
+        <w:pStyle w:val="ListParagraph"/>
+        <w:numPr>
+          <w:ilvl w:val="0"/>
+          <w:numId w:val="47"/>
+        </w:numPr>
+        <w:rPr>
+          <w:lang w:val="en-US"/>
+        </w:rPr>
+      </w:pPr>
+      <w:r>
+        <w:rPr>
+          <w:lang w:val="en-US"/>
+        </w:rPr>
+        <w:t>lastName</w:t>
+      </w:r>
+    </w:p>
+    <w:p>
+      <w:pPr>
+        <w:pStyle w:val="ListParagraph"/>
+        <w:numPr>
+          <w:ilvl w:val="0"/>
+          <w:numId w:val="47"/>
+        </w:numPr>
+        <w:rPr>
+          <w:lang w:val="en-US"/>
+        </w:rPr>
+      </w:pPr>
+      <w:r>
+        <w:rPr>
+          <w:lang w:val="en-US"/>
+        </w:rPr>
+        <w:t>phone</w:t>
+      </w:r>
+    </w:p>
+    <w:p>
+      <w:pPr>
+        <w:pStyle w:val="ListParagraph"/>
+        <w:rPr>
+          <w:lang w:val="en-US"/>
+        </w:rPr>
+      </w:pPr>
+      <w:r>
+        <w:rPr>
+          <w:lang w:val="en-US"/>
+        </w:rPr>
+        <w:t>(</w:t>
+      </w:r>
+      <w:r>
+        <w:rPr>
+          <w:lang w:val="ru-RU"/>
+        </w:rPr>
+        <w:t>все поля опциональны)</w:t>
+      </w:r>
+    </w:p>
+    <w:p>
+      <w:pPr>
+        <w:rPr>
+          <w:lang w:val="en-US"/>
+        </w:rPr>
+      </w:pPr>
+      <w:r>
+        <w:rPr>
+          <w:lang w:val="en-US"/>
+        </w:rPr>
+        <w:t>ChangePasswordRequest</w:t>
+      </w:r>
+    </w:p>
+    <w:p>
+      <w:pPr>
+        <w:pStyle w:val="ListParagraph"/>
+        <w:numPr>
+          <w:ilvl w:val="0"/>
+          <w:numId w:val="48"/>
+        </w:numPr>
+        <w:rPr>
+          <w:lang w:val="en-US"/>
+        </w:rPr>
+      </w:pPr>
+      <w:r>
+        <w:rPr>
+          <w:lang w:val="en-US"/>
+        </w:rPr>
+        <w:t>currentPassword</w:t>
+      </w:r>
+    </w:p>
+    <w:p>
+      <w:pPr>
+        <w:pStyle w:val="ListParagraph"/>
+        <w:numPr>
+          <w:ilvl w:val="0"/>
+          <w:numId w:val="48"/>
+        </w:numPr>
+        <w:rPr>
+          <w:lang w:val="en-US"/>
+        </w:rPr>
+      </w:pPr>
+      <w:r>
+        <w:rPr>
+          <w:lang w:val="en-US"/>
+        </w:rPr>
+        <w:t>newPassword</w:t>
+      </w:r>
     </w:p>
     <w:p>
       <w:pPr>
@@ -4916,7 +6046,7 @@
 </file>
 
 <file path=word/numbering.xml><?xml version="1.0" encoding="utf-8"?>
-<w:numbering xmlns:wpc="http://schemas.microsoft.com/office/word/2010/wordprocessingCanvas" xmlns:cx="http://schemas.microsoft.com/office/drawing/2014/chartex" xmlns:cx1="http://schemas.microsoft.com/office/drawing/2015/9/8/chartex" xmlns:cx2="http://schemas.microsoft.com/office/drawing/2015/10/21/chartex" xmlns:cx3="http://schemas.microsoft.com/office/drawing/2016/5/9/chartex" xmlns:cx4="http://schemas.microsoft.com/office/drawing/2016/5/10/chartex" xmlns:cx5="http://schemas.microsoft.com/office/drawing/2016/5/11/chartex" xmlns:cx6="http://schemas.microsoft.com/office/drawing/2016/5/12/chartex" xmlns:cx7="http://schemas.microsoft.com/office/drawing/2016/5/13/chartex" xmlns:cx8="http://schemas.microsoft.com/office/drawing/2016/5/14/chartex" xmlns:mc="http://schemas.openxmlformats.org/markup-compatibility/2006" xmlns:aink="http://schemas.microsoft.com/office/drawing/2016/ink" xmlns:am3d="http://schemas.microsoft.com/office/drawing/2017/model3d" xmlns:o="urn:schemas-microsoft-com:office:office" xmlns:r="http://schemas.openxmlformats.org/officeDocument/2006/relationships" xmlns:m="http://schemas.openxmlformats.org/officeDocument/2006/math" xmlns:v="urn:schemas-microsoft-com:vml" xmlns:wp14="http://schemas.microsoft.com/office/word/2010/wordprocessingDrawing" xmlns:wp="http://schemas.openxmlformats.org/drawingml/2006/wordprocessingDrawing" xmlns:w10="urn:schemas-microsoft-com:office:word" xmlns:w="http://schemas.openxmlformats.org/wordprocessingml/2006/main" xmlns:w14="http://schemas.microsoft.com/office/word/2010/wordml" xmlns:w15="http://schemas.microsoft.com/office/word/2012/wordml" xmlns:w16cex="http://schemas.microsoft.com/office/word/2018/wordml/cex" xmlns:w16cid="http://schemas.microsoft.com/office/word/2016/wordml/cid" xmlns:w16="http://schemas.microsoft.com/office/word/2018/wordml" xmlns:w16sdtdh="http://schemas.microsoft.com/office/word/2020/wordml/sdtdatahash" xmlns:w16se="http://schemas.microsoft.com/office/word/2015/wordml/symex" xmlns:wpg="http://schemas.microsoft.com/office/word/2010/wordprocessingGroup" xmlns:wpi="http://schemas.microsoft.com/office/word/2010/wordprocessingInk" xmlns:wne="http://schemas.microsoft.com/office/word/2006/wordml" xmlns:wps="http://schemas.microsoft.com/office/word/2010/wordprocessingShape" mc:Ignorable="w14 w15 w16se w16cid w16 w16cex w16sdtdh wp14">
+<w:numbering xmlns:wpc="http://schemas.microsoft.com/office/word/2010/wordprocessingCanvas" xmlns:cx="http://schemas.microsoft.com/office/drawing/2014/chartex" xmlns:cx1="http://schemas.microsoft.com/office/drawing/2015/9/8/chartex" xmlns:cx2="http://schemas.microsoft.com/office/drawing/2015/10/21/chartex" xmlns:cx3="http://schemas.microsoft.com/office/drawing/2016/5/9/chartex" xmlns:cx4="http://schemas.microsoft.com/office/drawing/2016/5/10/chartex" xmlns:cx5="http://schemas.microsoft.com/office/drawing/2016/5/11/chartex" xmlns:cx6="http://schemas.microsoft.com/office/drawing/2016/5/12/chartex" xmlns:cx7="http://schemas.microsoft.com/office/drawing/2016/5/13/chartex" xmlns:cx8="http://schemas.microsoft.com/office/drawing/2016/5/14/chartex" xmlns:mc="http://schemas.openxmlformats.org/markup-compatibility/2006" xmlns:aink="http://schemas.microsoft.com/office/drawing/2016/ink" xmlns:am3d="http://schemas.microsoft.com/office/drawing/2017/model3d" xmlns:o="urn:schemas-microsoft-com:office:office" xmlns:oel="http://schemas.microsoft.com/office/2019/extlst" xmlns:r="http://schemas.openxmlformats.org/officeDocument/2006/relationships" xmlns:m="http://schemas.openxmlformats.org/officeDocument/2006/math" xmlns:v="urn:schemas-microsoft-com:vml" xmlns:wp14="http://schemas.microsoft.com/office/word/2010/wordprocessingDrawing" xmlns:wp="http://schemas.openxmlformats.org/drawingml/2006/wordprocessingDrawing" xmlns:w10="urn:schemas-microsoft-com:office:word" xmlns:w="http://schemas.openxmlformats.org/wordprocessingml/2006/main" xmlns:w14="http://schemas.microsoft.com/office/word/2010/wordml" xmlns:w15="http://schemas.microsoft.com/office/word/2012/wordml" xmlns:w16cex="http://schemas.microsoft.com/office/word/2018/wordml/cex" xmlns:w16cid="http://schemas.microsoft.com/office/word/2016/wordml/cid" xmlns:w16="http://schemas.microsoft.com/office/word/2018/wordml" xmlns:w16du="http://schemas.microsoft.com/office/word/2023/wordml/word16du" xmlns:w16sdtdh="http://schemas.microsoft.com/office/word/2020/wordml/sdtdatahash" xmlns:w16sdtfl="http://schemas.microsoft.com/office/word/2024/wordml/sdtformatlock" xmlns:w16se="http://schemas.microsoft.com/office/word/2015/wordml/symex" xmlns:wpg="http://schemas.microsoft.com/office/word/2010/wordprocessingGroup" xmlns:wpi="http://schemas.microsoft.com/office/word/2010/wordprocessingInk" xmlns:wne="http://schemas.microsoft.com/office/word/2006/wordml" xmlns:wps="http://schemas.microsoft.com/office/word/2010/wordprocessingShape" mc:Ignorable="w14 w15 w16se w16cid w16 w16cex w16sdtdh w16sdtfl w16du wp14">
   <w:abstractNum w:abstractNumId="0" w15:restartNumberingAfterBreak="0">
     <w:nsid w:val="003B1325"/>
     <w:multiLevelType w:val="hybridMultilevel"/>
@@ -5406,6 +6536,119 @@
     </w:lvl>
   </w:abstractNum>
   <w:abstractNum w:abstractNumId="4" w15:restartNumberingAfterBreak="0">
+    <w:nsid w:val="187A2E4C"/>
+    <w:multiLevelType w:val="hybridMultilevel"/>
+    <w:tmpl w:val="B69042C6"/>
+    <w:lvl w:ilvl="0" w:tplc="04190003">
+      <w:start w:val="1"/>
+      <w:numFmt w:val="bullet"/>
+      <w:lvlText w:val="o"/>
+      <w:lvlJc w:val="left"/>
+      <w:pPr>
+        <w:ind w:left="720" w:hanging="360"/>
+      </w:pPr>
+      <w:rPr>
+        <w:rFonts w:ascii="Courier New" w:hAnsi="Courier New" w:cs="Courier New" w:hint="default"/>
+      </w:rPr>
+    </w:lvl>
+    <w:lvl w:ilvl="1" w:tplc="08090003" w:tentative="1">
+      <w:start w:val="1"/>
+      <w:numFmt w:val="bullet"/>
+      <w:lvlText w:val="o"/>
+      <w:lvlJc w:val="left"/>
+      <w:pPr>
+        <w:ind w:left="1440" w:hanging="360"/>
+      </w:pPr>
+      <w:rPr>
+        <w:rFonts w:ascii="Courier New" w:hAnsi="Courier New" w:cs="Courier New" w:hint="default"/>
+      </w:rPr>
+    </w:lvl>
+    <w:lvl w:ilvl="2" w:tplc="08090005" w:tentative="1">
+      <w:start w:val="1"/>
+      <w:numFmt w:val="bullet"/>
+      <w:lvlText w:val=""/>
+      <w:lvlJc w:val="left"/>
+      <w:pPr>
+        <w:ind w:left="2160" w:hanging="360"/>
+      </w:pPr>
+      <w:rPr>
+        <w:rFonts w:ascii="Wingdings" w:hAnsi="Wingdings" w:hint="default"/>
+      </w:rPr>
+    </w:lvl>
+    <w:lvl w:ilvl="3" w:tplc="08090001" w:tentative="1">
+      <w:start w:val="1"/>
+      <w:numFmt w:val="bullet"/>
+      <w:lvlText w:val=""/>
+      <w:lvlJc w:val="left"/>
+      <w:pPr>
+        <w:ind w:left="2880" w:hanging="360"/>
+      </w:pPr>
+      <w:rPr>
+        <w:rFonts w:ascii="Symbol" w:hAnsi="Symbol" w:hint="default"/>
+      </w:rPr>
+    </w:lvl>
+    <w:lvl w:ilvl="4" w:tplc="08090003" w:tentative="1">
+      <w:start w:val="1"/>
+      <w:numFmt w:val="bullet"/>
+      <w:lvlText w:val="o"/>
+      <w:lvlJc w:val="left"/>
+      <w:pPr>
+        <w:ind w:left="3600" w:hanging="360"/>
+      </w:pPr>
+      <w:rPr>
+        <w:rFonts w:ascii="Courier New" w:hAnsi="Courier New" w:cs="Courier New" w:hint="default"/>
+      </w:rPr>
+    </w:lvl>
+    <w:lvl w:ilvl="5" w:tplc="08090005" w:tentative="1">
+      <w:start w:val="1"/>
+      <w:numFmt w:val="bullet"/>
+      <w:lvlText w:val=""/>
+      <w:lvlJc w:val="left"/>
+      <w:pPr>
+        <w:ind w:left="4320" w:hanging="360"/>
+      </w:pPr>
+      <w:rPr>
+        <w:rFonts w:ascii="Wingdings" w:hAnsi="Wingdings" w:hint="default"/>
+      </w:rPr>
+    </w:lvl>
+    <w:lvl w:ilvl="6" w:tplc="08090001" w:tentative="1">
+      <w:start w:val="1"/>
+      <w:numFmt w:val="bullet"/>
+      <w:lvlText w:val=""/>
+      <w:lvlJc w:val="left"/>
+      <w:pPr>
+        <w:ind w:left="5040" w:hanging="360"/>
+      </w:pPr>
+      <w:rPr>
+        <w:rFonts w:ascii="Symbol" w:hAnsi="Symbol" w:hint="default"/>
+      </w:rPr>
+    </w:lvl>
+    <w:lvl w:ilvl="7" w:tplc="08090003" w:tentative="1">
+      <w:start w:val="1"/>
+      <w:numFmt w:val="bullet"/>
+      <w:lvlText w:val="o"/>
+      <w:lvlJc w:val="left"/>
+      <w:pPr>
+        <w:ind w:left="5760" w:hanging="360"/>
+      </w:pPr>
+      <w:rPr>
+        <w:rFonts w:ascii="Courier New" w:hAnsi="Courier New" w:cs="Courier New" w:hint="default"/>
+      </w:rPr>
+    </w:lvl>
+    <w:lvl w:ilvl="8" w:tplc="08090005" w:tentative="1">
+      <w:start w:val="1"/>
+      <w:numFmt w:val="bullet"/>
+      <w:lvlText w:val=""/>
+      <w:lvlJc w:val="left"/>
+      <w:pPr>
+        <w:ind w:left="6480" w:hanging="360"/>
+      </w:pPr>
+      <w:rPr>
+        <w:rFonts w:ascii="Wingdings" w:hAnsi="Wingdings" w:hint="default"/>
+      </w:rPr>
+    </w:lvl>
+  </w:abstractNum>
+  <w:abstractNum w:abstractNumId="5" w15:restartNumberingAfterBreak="0">
     <w:nsid w:val="1C56494D"/>
     <w:multiLevelType w:val="hybridMultilevel"/>
     <w:tmpl w:val="B20616AC"/>
@@ -5518,7 +6761,7 @@
       </w:rPr>
     </w:lvl>
   </w:abstractNum>
-  <w:abstractNum w:abstractNumId="5" w15:restartNumberingAfterBreak="0">
+  <w:abstractNum w:abstractNumId="6" w15:restartNumberingAfterBreak="0">
     <w:nsid w:val="1ED4653D"/>
     <w:multiLevelType w:val="hybridMultilevel"/>
     <w:tmpl w:val="23E0B08E"/>
@@ -5630,7 +6873,346 @@
       </w:rPr>
     </w:lvl>
   </w:abstractNum>
-  <w:abstractNum w:abstractNumId="6" w15:restartNumberingAfterBreak="0">
+  <w:abstractNum w:abstractNumId="7" w15:restartNumberingAfterBreak="0">
+    <w:nsid w:val="21405381"/>
+    <w:multiLevelType w:val="hybridMultilevel"/>
+    <w:tmpl w:val="8FA8AD64"/>
+    <w:lvl w:ilvl="0" w:tplc="04190003">
+      <w:start w:val="1"/>
+      <w:numFmt w:val="bullet"/>
+      <w:lvlText w:val="o"/>
+      <w:lvlJc w:val="left"/>
+      <w:pPr>
+        <w:ind w:left="720" w:hanging="360"/>
+      </w:pPr>
+      <w:rPr>
+        <w:rFonts w:ascii="Courier New" w:hAnsi="Courier New" w:cs="Courier New" w:hint="default"/>
+      </w:rPr>
+    </w:lvl>
+    <w:lvl w:ilvl="1" w:tplc="08090003" w:tentative="1">
+      <w:start w:val="1"/>
+      <w:numFmt w:val="bullet"/>
+      <w:lvlText w:val="o"/>
+      <w:lvlJc w:val="left"/>
+      <w:pPr>
+        <w:ind w:left="1440" w:hanging="360"/>
+      </w:pPr>
+      <w:rPr>
+        <w:rFonts w:ascii="Courier New" w:hAnsi="Courier New" w:cs="Courier New" w:hint="default"/>
+      </w:rPr>
+    </w:lvl>
+    <w:lvl w:ilvl="2" w:tplc="08090005" w:tentative="1">
+      <w:start w:val="1"/>
+      <w:numFmt w:val="bullet"/>
+      <w:lvlText w:val=""/>
+      <w:lvlJc w:val="left"/>
+      <w:pPr>
+        <w:ind w:left="2160" w:hanging="360"/>
+      </w:pPr>
+      <w:rPr>
+        <w:rFonts w:ascii="Wingdings" w:hAnsi="Wingdings" w:hint="default"/>
+      </w:rPr>
+    </w:lvl>
+    <w:lvl w:ilvl="3" w:tplc="08090001" w:tentative="1">
+      <w:start w:val="1"/>
+      <w:numFmt w:val="bullet"/>
+      <w:lvlText w:val=""/>
+      <w:lvlJc w:val="left"/>
+      <w:pPr>
+        <w:ind w:left="2880" w:hanging="360"/>
+      </w:pPr>
+      <w:rPr>
+        <w:rFonts w:ascii="Symbol" w:hAnsi="Symbol" w:hint="default"/>
+      </w:rPr>
+    </w:lvl>
+    <w:lvl w:ilvl="4" w:tplc="08090003" w:tentative="1">
+      <w:start w:val="1"/>
+      <w:numFmt w:val="bullet"/>
+      <w:lvlText w:val="o"/>
+      <w:lvlJc w:val="left"/>
+      <w:pPr>
+        <w:ind w:left="3600" w:hanging="360"/>
+      </w:pPr>
+      <w:rPr>
+        <w:rFonts w:ascii="Courier New" w:hAnsi="Courier New" w:cs="Courier New" w:hint="default"/>
+      </w:rPr>
+    </w:lvl>
+    <w:lvl w:ilvl="5" w:tplc="08090005" w:tentative="1">
+      <w:start w:val="1"/>
+      <w:numFmt w:val="bullet"/>
+      <w:lvlText w:val=""/>
+      <w:lvlJc w:val="left"/>
+      <w:pPr>
+        <w:ind w:left="4320" w:hanging="360"/>
+      </w:pPr>
+      <w:rPr>
+        <w:rFonts w:ascii="Wingdings" w:hAnsi="Wingdings" w:hint="default"/>
+      </w:rPr>
+    </w:lvl>
+    <w:lvl w:ilvl="6" w:tplc="08090001" w:tentative="1">
+      <w:start w:val="1"/>
+      <w:numFmt w:val="bullet"/>
+      <w:lvlText w:val=""/>
+      <w:lvlJc w:val="left"/>
+      <w:pPr>
+        <w:ind w:left="5040" w:hanging="360"/>
+      </w:pPr>
+      <w:rPr>
+        <w:rFonts w:ascii="Symbol" w:hAnsi="Symbol" w:hint="default"/>
+      </w:rPr>
+    </w:lvl>
+    <w:lvl w:ilvl="7" w:tplc="08090003" w:tentative="1">
+      <w:start w:val="1"/>
+      <w:numFmt w:val="bullet"/>
+      <w:lvlText w:val="o"/>
+      <w:lvlJc w:val="left"/>
+      <w:pPr>
+        <w:ind w:left="5760" w:hanging="360"/>
+      </w:pPr>
+      <w:rPr>
+        <w:rFonts w:ascii="Courier New" w:hAnsi="Courier New" w:cs="Courier New" w:hint="default"/>
+      </w:rPr>
+    </w:lvl>
+    <w:lvl w:ilvl="8" w:tplc="08090005" w:tentative="1">
+      <w:start w:val="1"/>
+      <w:numFmt w:val="bullet"/>
+      <w:lvlText w:val=""/>
+      <w:lvlJc w:val="left"/>
+      <w:pPr>
+        <w:ind w:left="6480" w:hanging="360"/>
+      </w:pPr>
+      <w:rPr>
+        <w:rFonts w:ascii="Wingdings" w:hAnsi="Wingdings" w:hint="default"/>
+      </w:rPr>
+    </w:lvl>
+  </w:abstractNum>
+  <w:abstractNum w:abstractNumId="8" w15:restartNumberingAfterBreak="0">
+    <w:nsid w:val="25001D72"/>
+    <w:multiLevelType w:val="hybridMultilevel"/>
+    <w:tmpl w:val="CD00209A"/>
+    <w:lvl w:ilvl="0" w:tplc="04190003">
+      <w:start w:val="1"/>
+      <w:numFmt w:val="bullet"/>
+      <w:lvlText w:val="o"/>
+      <w:lvlJc w:val="left"/>
+      <w:pPr>
+        <w:ind w:left="720" w:hanging="360"/>
+      </w:pPr>
+      <w:rPr>
+        <w:rFonts w:ascii="Courier New" w:hAnsi="Courier New" w:cs="Courier New" w:hint="default"/>
+      </w:rPr>
+    </w:lvl>
+    <w:lvl w:ilvl="1" w:tplc="08090003" w:tentative="1">
+      <w:start w:val="1"/>
+      <w:numFmt w:val="bullet"/>
+      <w:lvlText w:val="o"/>
+      <w:lvlJc w:val="left"/>
+      <w:pPr>
+        <w:ind w:left="1440" w:hanging="360"/>
+      </w:pPr>
+      <w:rPr>
+        <w:rFonts w:ascii="Courier New" w:hAnsi="Courier New" w:cs="Courier New" w:hint="default"/>
+      </w:rPr>
+    </w:lvl>
+    <w:lvl w:ilvl="2" w:tplc="08090005" w:tentative="1">
+      <w:start w:val="1"/>
+      <w:numFmt w:val="bullet"/>
+      <w:lvlText w:val=""/>
+      <w:lvlJc w:val="left"/>
+      <w:pPr>
+        <w:ind w:left="2160" w:hanging="360"/>
+      </w:pPr>
+      <w:rPr>
+        <w:rFonts w:ascii="Wingdings" w:hAnsi="Wingdings" w:hint="default"/>
+      </w:rPr>
+    </w:lvl>
+    <w:lvl w:ilvl="3" w:tplc="08090001" w:tentative="1">
+      <w:start w:val="1"/>
+      <w:numFmt w:val="bullet"/>
+      <w:lvlText w:val=""/>
+      <w:lvlJc w:val="left"/>
+      <w:pPr>
+        <w:ind w:left="2880" w:hanging="360"/>
+      </w:pPr>
+      <w:rPr>
+        <w:rFonts w:ascii="Symbol" w:hAnsi="Symbol" w:hint="default"/>
+      </w:rPr>
+    </w:lvl>
+    <w:lvl w:ilvl="4" w:tplc="08090003" w:tentative="1">
+      <w:start w:val="1"/>
+      <w:numFmt w:val="bullet"/>
+      <w:lvlText w:val="o"/>
+      <w:lvlJc w:val="left"/>
+      <w:pPr>
+        <w:ind w:left="3600" w:hanging="360"/>
+      </w:pPr>
+      <w:rPr>
+        <w:rFonts w:ascii="Courier New" w:hAnsi="Courier New" w:cs="Courier New" w:hint="default"/>
+      </w:rPr>
+    </w:lvl>
+    <w:lvl w:ilvl="5" w:tplc="08090005" w:tentative="1">
+      <w:start w:val="1"/>
+      <w:numFmt w:val="bullet"/>
+      <w:lvlText w:val=""/>
+      <w:lvlJc w:val="left"/>
+      <w:pPr>
+        <w:ind w:left="4320" w:hanging="360"/>
+      </w:pPr>
+      <w:rPr>
+        <w:rFonts w:ascii="Wingdings" w:hAnsi="Wingdings" w:hint="default"/>
+      </w:rPr>
+    </w:lvl>
+    <w:lvl w:ilvl="6" w:tplc="08090001" w:tentative="1">
+      <w:start w:val="1"/>
+      <w:numFmt w:val="bullet"/>
+      <w:lvlText w:val=""/>
+      <w:lvlJc w:val="left"/>
+      <w:pPr>
+        <w:ind w:left="5040" w:hanging="360"/>
+      </w:pPr>
+      <w:rPr>
+        <w:rFonts w:ascii="Symbol" w:hAnsi="Symbol" w:hint="default"/>
+      </w:rPr>
+    </w:lvl>
+    <w:lvl w:ilvl="7" w:tplc="08090003" w:tentative="1">
+      <w:start w:val="1"/>
+      <w:numFmt w:val="bullet"/>
+      <w:lvlText w:val="o"/>
+      <w:lvlJc w:val="left"/>
+      <w:pPr>
+        <w:ind w:left="5760" w:hanging="360"/>
+      </w:pPr>
+      <w:rPr>
+        <w:rFonts w:ascii="Courier New" w:hAnsi="Courier New" w:cs="Courier New" w:hint="default"/>
+      </w:rPr>
+    </w:lvl>
+    <w:lvl w:ilvl="8" w:tplc="08090005" w:tentative="1">
+      <w:start w:val="1"/>
+      <w:numFmt w:val="bullet"/>
+      <w:lvlText w:val=""/>
+      <w:lvlJc w:val="left"/>
+      <w:pPr>
+        <w:ind w:left="6480" w:hanging="360"/>
+      </w:pPr>
+      <w:rPr>
+        <w:rFonts w:ascii="Wingdings" w:hAnsi="Wingdings" w:hint="default"/>
+      </w:rPr>
+    </w:lvl>
+  </w:abstractNum>
+  <w:abstractNum w:abstractNumId="9" w15:restartNumberingAfterBreak="0">
+    <w:nsid w:val="27093C67"/>
+    <w:multiLevelType w:val="hybridMultilevel"/>
+    <w:tmpl w:val="E7FE879E"/>
+    <w:lvl w:ilvl="0" w:tplc="04190003">
+      <w:start w:val="1"/>
+      <w:numFmt w:val="bullet"/>
+      <w:lvlText w:val="o"/>
+      <w:lvlJc w:val="left"/>
+      <w:pPr>
+        <w:ind w:left="720" w:hanging="360"/>
+      </w:pPr>
+      <w:rPr>
+        <w:rFonts w:ascii="Courier New" w:hAnsi="Courier New" w:cs="Courier New" w:hint="default"/>
+      </w:rPr>
+    </w:lvl>
+    <w:lvl w:ilvl="1" w:tplc="08090003" w:tentative="1">
+      <w:start w:val="1"/>
+      <w:numFmt w:val="bullet"/>
+      <w:lvlText w:val="o"/>
+      <w:lvlJc w:val="left"/>
+      <w:pPr>
+        <w:ind w:left="1440" w:hanging="360"/>
+      </w:pPr>
+      <w:rPr>
+        <w:rFonts w:ascii="Courier New" w:hAnsi="Courier New" w:cs="Courier New" w:hint="default"/>
+      </w:rPr>
+    </w:lvl>
+    <w:lvl w:ilvl="2" w:tplc="08090005" w:tentative="1">
+      <w:start w:val="1"/>
+      <w:numFmt w:val="bullet"/>
+      <w:lvlText w:val=""/>
+      <w:lvlJc w:val="left"/>
+      <w:pPr>
+        <w:ind w:left="2160" w:hanging="360"/>
+      </w:pPr>
+      <w:rPr>
+        <w:rFonts w:ascii="Wingdings" w:hAnsi="Wingdings" w:hint="default"/>
+      </w:rPr>
+    </w:lvl>
+    <w:lvl w:ilvl="3" w:tplc="08090001" w:tentative="1">
+      <w:start w:val="1"/>
+      <w:numFmt w:val="bullet"/>
+      <w:lvlText w:val=""/>
+      <w:lvlJc w:val="left"/>
+      <w:pPr>
+        <w:ind w:left="2880" w:hanging="360"/>
+      </w:pPr>
+      <w:rPr>
+        <w:rFonts w:ascii="Symbol" w:hAnsi="Symbol" w:hint="default"/>
+      </w:rPr>
+    </w:lvl>
+    <w:lvl w:ilvl="4" w:tplc="08090003" w:tentative="1">
+      <w:start w:val="1"/>
+      <w:numFmt w:val="bullet"/>
+      <w:lvlText w:val="o"/>
+      <w:lvlJc w:val="left"/>
+      <w:pPr>
+        <w:ind w:left="3600" w:hanging="360"/>
+      </w:pPr>
+      <w:rPr>
+        <w:rFonts w:ascii="Courier New" w:hAnsi="Courier New" w:cs="Courier New" w:hint="default"/>
+      </w:rPr>
+    </w:lvl>
+    <w:lvl w:ilvl="5" w:tplc="08090005" w:tentative="1">
+      <w:start w:val="1"/>
+      <w:numFmt w:val="bullet"/>
+      <w:lvlText w:val=""/>
+      <w:lvlJc w:val="left"/>
+      <w:pPr>
+        <w:ind w:left="4320" w:hanging="360"/>
+      </w:pPr>
+      <w:rPr>
+        <w:rFonts w:ascii="Wingdings" w:hAnsi="Wingdings" w:hint="default"/>
+      </w:rPr>
+    </w:lvl>
+    <w:lvl w:ilvl="6" w:tplc="08090001" w:tentative="1">
+      <w:start w:val="1"/>
+      <w:numFmt w:val="bullet"/>
+      <w:lvlText w:val=""/>
+      <w:lvlJc w:val="left"/>
+      <w:pPr>
+        <w:ind w:left="5040" w:hanging="360"/>
+      </w:pPr>
+      <w:rPr>
+        <w:rFonts w:ascii="Symbol" w:hAnsi="Symbol" w:hint="default"/>
+      </w:rPr>
+    </w:lvl>
+    <w:lvl w:ilvl="7" w:tplc="08090003" w:tentative="1">
+      <w:start w:val="1"/>
+      <w:numFmt w:val="bullet"/>
+      <w:lvlText w:val="o"/>
+      <w:lvlJc w:val="left"/>
+      <w:pPr>
+        <w:ind w:left="5760" w:hanging="360"/>
+      </w:pPr>
+      <w:rPr>
+        <w:rFonts w:ascii="Courier New" w:hAnsi="Courier New" w:cs="Courier New" w:hint="default"/>
+      </w:rPr>
+    </w:lvl>
+    <w:lvl w:ilvl="8" w:tplc="08090005" w:tentative="1">
+      <w:start w:val="1"/>
+      <w:numFmt w:val="bullet"/>
+      <w:lvlText w:val=""/>
+      <w:lvlJc w:val="left"/>
+      <w:pPr>
+        <w:ind w:left="6480" w:hanging="360"/>
+      </w:pPr>
+      <w:rPr>
+        <w:rFonts w:ascii="Wingdings" w:hAnsi="Wingdings" w:hint="default"/>
+      </w:rPr>
+    </w:lvl>
+  </w:abstractNum>
+  <w:abstractNum w:abstractNumId="10" w15:restartNumberingAfterBreak="0">
     <w:nsid w:val="27134A83"/>
     <w:multiLevelType w:val="hybridMultilevel"/>
     <w:tmpl w:val="8AF4556E"/>
@@ -5742,7 +7324,120 @@
       </w:rPr>
     </w:lvl>
   </w:abstractNum>
-  <w:abstractNum w:abstractNumId="7" w15:restartNumberingAfterBreak="0">
+  <w:abstractNum w:abstractNumId="11" w15:restartNumberingAfterBreak="0">
+    <w:nsid w:val="28127B4C"/>
+    <w:multiLevelType w:val="hybridMultilevel"/>
+    <w:tmpl w:val="B052DCA8"/>
+    <w:lvl w:ilvl="0" w:tplc="04190003">
+      <w:start w:val="1"/>
+      <w:numFmt w:val="bullet"/>
+      <w:lvlText w:val="o"/>
+      <w:lvlJc w:val="left"/>
+      <w:pPr>
+        <w:ind w:left="720" w:hanging="360"/>
+      </w:pPr>
+      <w:rPr>
+        <w:rFonts w:ascii="Courier New" w:hAnsi="Courier New" w:cs="Courier New" w:hint="default"/>
+      </w:rPr>
+    </w:lvl>
+    <w:lvl w:ilvl="1" w:tplc="08090003">
+      <w:start w:val="1"/>
+      <w:numFmt w:val="bullet"/>
+      <w:lvlText w:val="o"/>
+      <w:lvlJc w:val="left"/>
+      <w:pPr>
+        <w:ind w:left="1440" w:hanging="360"/>
+      </w:pPr>
+      <w:rPr>
+        <w:rFonts w:ascii="Courier New" w:hAnsi="Courier New" w:cs="Courier New" w:hint="default"/>
+      </w:rPr>
+    </w:lvl>
+    <w:lvl w:ilvl="2" w:tplc="08090005" w:tentative="1">
+      <w:start w:val="1"/>
+      <w:numFmt w:val="bullet"/>
+      <w:lvlText w:val=""/>
+      <w:lvlJc w:val="left"/>
+      <w:pPr>
+        <w:ind w:left="2160" w:hanging="360"/>
+      </w:pPr>
+      <w:rPr>
+        <w:rFonts w:ascii="Wingdings" w:hAnsi="Wingdings" w:hint="default"/>
+      </w:rPr>
+    </w:lvl>
+    <w:lvl w:ilvl="3" w:tplc="08090001" w:tentative="1">
+      <w:start w:val="1"/>
+      <w:numFmt w:val="bullet"/>
+      <w:lvlText w:val=""/>
+      <w:lvlJc w:val="left"/>
+      <w:pPr>
+        <w:ind w:left="2880" w:hanging="360"/>
+      </w:pPr>
+      <w:rPr>
+        <w:rFonts w:ascii="Symbol" w:hAnsi="Symbol" w:hint="default"/>
+      </w:rPr>
+    </w:lvl>
+    <w:lvl w:ilvl="4" w:tplc="08090003" w:tentative="1">
+      <w:start w:val="1"/>
+      <w:numFmt w:val="bullet"/>
+      <w:lvlText w:val="o"/>
+      <w:lvlJc w:val="left"/>
+      <w:pPr>
+        <w:ind w:left="3600" w:hanging="360"/>
+      </w:pPr>
+      <w:rPr>
+        <w:rFonts w:ascii="Courier New" w:hAnsi="Courier New" w:cs="Courier New" w:hint="default"/>
+      </w:rPr>
+    </w:lvl>
+    <w:lvl w:ilvl="5" w:tplc="08090005" w:tentative="1">
+      <w:start w:val="1"/>
+      <w:numFmt w:val="bullet"/>
+      <w:lvlText w:val=""/>
+      <w:lvlJc w:val="left"/>
+      <w:pPr>
+        <w:ind w:left="4320" w:hanging="360"/>
+      </w:pPr>
+      <w:rPr>
+        <w:rFonts w:ascii="Wingdings" w:hAnsi="Wingdings" w:hint="default"/>
+      </w:rPr>
+    </w:lvl>
+    <w:lvl w:ilvl="6" w:tplc="08090001" w:tentative="1">
+      <w:start w:val="1"/>
+      <w:numFmt w:val="bullet"/>
+      <w:lvlText w:val=""/>
+      <w:lvlJc w:val="left"/>
+      <w:pPr>
+        <w:ind w:left="5040" w:hanging="360"/>
+      </w:pPr>
+      <w:rPr>
+        <w:rFonts w:ascii="Symbol" w:hAnsi="Symbol" w:hint="default"/>
+      </w:rPr>
+    </w:lvl>
+    <w:lvl w:ilvl="7" w:tplc="08090003" w:tentative="1">
+      <w:start w:val="1"/>
+      <w:numFmt w:val="bullet"/>
+      <w:lvlText w:val="o"/>
+      <w:lvlJc w:val="left"/>
+      <w:pPr>
+        <w:ind w:left="5760" w:hanging="360"/>
+      </w:pPr>
+      <w:rPr>
+        <w:rFonts w:ascii="Courier New" w:hAnsi="Courier New" w:cs="Courier New" w:hint="default"/>
+      </w:rPr>
+    </w:lvl>
+    <w:lvl w:ilvl="8" w:tplc="08090005" w:tentative="1">
+      <w:start w:val="1"/>
+      <w:numFmt w:val="bullet"/>
+      <w:lvlText w:val=""/>
+      <w:lvlJc w:val="left"/>
+      <w:pPr>
+        <w:ind w:left="6480" w:hanging="360"/>
+      </w:pPr>
+      <w:rPr>
+        <w:rFonts w:ascii="Wingdings" w:hAnsi="Wingdings" w:hint="default"/>
+      </w:rPr>
+    </w:lvl>
+  </w:abstractNum>
+  <w:abstractNum w:abstractNumId="12" w15:restartNumberingAfterBreak="0">
     <w:nsid w:val="2AFD5E72"/>
     <w:multiLevelType w:val="hybridMultilevel"/>
     <w:tmpl w:val="B9CECB16"/>
@@ -5855,7 +7550,120 @@
       </w:rPr>
     </w:lvl>
   </w:abstractNum>
-  <w:abstractNum w:abstractNumId="8" w15:restartNumberingAfterBreak="0">
+  <w:abstractNum w:abstractNumId="13" w15:restartNumberingAfterBreak="0">
+    <w:nsid w:val="2D875852"/>
+    <w:multiLevelType w:val="hybridMultilevel"/>
+    <w:tmpl w:val="0C72B880"/>
+    <w:lvl w:ilvl="0" w:tplc="04190003">
+      <w:start w:val="1"/>
+      <w:numFmt w:val="bullet"/>
+      <w:lvlText w:val="o"/>
+      <w:lvlJc w:val="left"/>
+      <w:pPr>
+        <w:ind w:left="720" w:hanging="360"/>
+      </w:pPr>
+      <w:rPr>
+        <w:rFonts w:ascii="Courier New" w:hAnsi="Courier New" w:cs="Courier New" w:hint="default"/>
+      </w:rPr>
+    </w:lvl>
+    <w:lvl w:ilvl="1" w:tplc="08090003" w:tentative="1">
+      <w:start w:val="1"/>
+      <w:numFmt w:val="bullet"/>
+      <w:lvlText w:val="o"/>
+      <w:lvlJc w:val="left"/>
+      <w:pPr>
+        <w:ind w:left="1440" w:hanging="360"/>
+      </w:pPr>
+      <w:rPr>
+        <w:rFonts w:ascii="Courier New" w:hAnsi="Courier New" w:cs="Courier New" w:hint="default"/>
+      </w:rPr>
+    </w:lvl>
+    <w:lvl w:ilvl="2" w:tplc="08090005" w:tentative="1">
+      <w:start w:val="1"/>
+      <w:numFmt w:val="bullet"/>
+      <w:lvlText w:val=""/>
+      <w:lvlJc w:val="left"/>
+      <w:pPr>
+        <w:ind w:left="2160" w:hanging="360"/>
+      </w:pPr>
+      <w:rPr>
+        <w:rFonts w:ascii="Wingdings" w:hAnsi="Wingdings" w:hint="default"/>
+      </w:rPr>
+    </w:lvl>
+    <w:lvl w:ilvl="3" w:tplc="08090001" w:tentative="1">
+      <w:start w:val="1"/>
+      <w:numFmt w:val="bullet"/>
+      <w:lvlText w:val=""/>
+      <w:lvlJc w:val="left"/>
+      <w:pPr>
+        <w:ind w:left="2880" w:hanging="360"/>
+      </w:pPr>
+      <w:rPr>
+        <w:rFonts w:ascii="Symbol" w:hAnsi="Symbol" w:hint="default"/>
+      </w:rPr>
+    </w:lvl>
+    <w:lvl w:ilvl="4" w:tplc="08090003" w:tentative="1">
+      <w:start w:val="1"/>
+      <w:numFmt w:val="bullet"/>
+      <w:lvlText w:val="o"/>
+      <w:lvlJc w:val="left"/>
+      <w:pPr>
+        <w:ind w:left="3600" w:hanging="360"/>
+      </w:pPr>
+      <w:rPr>
+        <w:rFonts w:ascii="Courier New" w:hAnsi="Courier New" w:cs="Courier New" w:hint="default"/>
+      </w:rPr>
+    </w:lvl>
+    <w:lvl w:ilvl="5" w:tplc="08090005" w:tentative="1">
+      <w:start w:val="1"/>
+      <w:numFmt w:val="bullet"/>
+      <w:lvlText w:val=""/>
+      <w:lvlJc w:val="left"/>
+      <w:pPr>
+        <w:ind w:left="4320" w:hanging="360"/>
+      </w:pPr>
+      <w:rPr>
+        <w:rFonts w:ascii="Wingdings" w:hAnsi="Wingdings" w:hint="default"/>
+      </w:rPr>
+    </w:lvl>
+    <w:lvl w:ilvl="6" w:tplc="08090001" w:tentative="1">
+      <w:start w:val="1"/>
+      <w:numFmt w:val="bullet"/>
+      <w:lvlText w:val=""/>
+      <w:lvlJc w:val="left"/>
+      <w:pPr>
+        <w:ind w:left="5040" w:hanging="360"/>
+      </w:pPr>
+      <w:rPr>
+        <w:rFonts w:ascii="Symbol" w:hAnsi="Symbol" w:hint="default"/>
+      </w:rPr>
+    </w:lvl>
+    <w:lvl w:ilvl="7" w:tplc="08090003" w:tentative="1">
+      <w:start w:val="1"/>
+      <w:numFmt w:val="bullet"/>
+      <w:lvlText w:val="o"/>
+      <w:lvlJc w:val="left"/>
+      <w:pPr>
+        <w:ind w:left="5760" w:hanging="360"/>
+      </w:pPr>
+      <w:rPr>
+        <w:rFonts w:ascii="Courier New" w:hAnsi="Courier New" w:cs="Courier New" w:hint="default"/>
+      </w:rPr>
+    </w:lvl>
+    <w:lvl w:ilvl="8" w:tplc="08090005" w:tentative="1">
+      <w:start w:val="1"/>
+      <w:numFmt w:val="bullet"/>
+      <w:lvlText w:val=""/>
+      <w:lvlJc w:val="left"/>
+      <w:pPr>
+        <w:ind w:left="6480" w:hanging="360"/>
+      </w:pPr>
+      <w:rPr>
+        <w:rFonts w:ascii="Wingdings" w:hAnsi="Wingdings" w:hint="default"/>
+      </w:rPr>
+    </w:lvl>
+  </w:abstractNum>
+  <w:abstractNum w:abstractNumId="14" w15:restartNumberingAfterBreak="0">
     <w:nsid w:val="2ED30147"/>
     <w:multiLevelType w:val="hybridMultilevel"/>
     <w:tmpl w:val="D272DE24"/>
@@ -5968,7 +7776,7 @@
       </w:rPr>
     </w:lvl>
   </w:abstractNum>
-  <w:abstractNum w:abstractNumId="9" w15:restartNumberingAfterBreak="0">
+  <w:abstractNum w:abstractNumId="15" w15:restartNumberingAfterBreak="0">
     <w:nsid w:val="37FB69AB"/>
     <w:multiLevelType w:val="hybridMultilevel"/>
     <w:tmpl w:val="02DAD498"/>
@@ -6054,7 +7862,7 @@
       </w:pPr>
     </w:lvl>
   </w:abstractNum>
-  <w:abstractNum w:abstractNumId="10" w15:restartNumberingAfterBreak="0">
+  <w:abstractNum w:abstractNumId="16" w15:restartNumberingAfterBreak="0">
     <w:nsid w:val="3BF560CC"/>
     <w:multiLevelType w:val="hybridMultilevel"/>
     <w:tmpl w:val="710C5A2C"/>
@@ -6167,7 +7975,7 @@
       </w:rPr>
     </w:lvl>
   </w:abstractNum>
-  <w:abstractNum w:abstractNumId="11" w15:restartNumberingAfterBreak="0">
+  <w:abstractNum w:abstractNumId="17" w15:restartNumberingAfterBreak="0">
     <w:nsid w:val="3CA25F02"/>
     <w:multiLevelType w:val="hybridMultilevel"/>
     <w:tmpl w:val="5718C412"/>
@@ -6280,7 +8088,7 @@
       </w:rPr>
     </w:lvl>
   </w:abstractNum>
-  <w:abstractNum w:abstractNumId="12" w15:restartNumberingAfterBreak="0">
+  <w:abstractNum w:abstractNumId="18" w15:restartNumberingAfterBreak="0">
     <w:nsid w:val="3CD90D6C"/>
     <w:multiLevelType w:val="hybridMultilevel"/>
     <w:tmpl w:val="D8444B4E"/>
@@ -6393,7 +8201,7 @@
       </w:rPr>
     </w:lvl>
   </w:abstractNum>
-  <w:abstractNum w:abstractNumId="13" w15:restartNumberingAfterBreak="0">
+  <w:abstractNum w:abstractNumId="19" w15:restartNumberingAfterBreak="0">
     <w:nsid w:val="3D04714E"/>
     <w:multiLevelType w:val="hybridMultilevel"/>
     <w:tmpl w:val="5F9C3DF4"/>
@@ -6506,7 +8314,120 @@
       </w:rPr>
     </w:lvl>
   </w:abstractNum>
-  <w:abstractNum w:abstractNumId="14" w15:restartNumberingAfterBreak="0">
+  <w:abstractNum w:abstractNumId="20" w15:restartNumberingAfterBreak="0">
+    <w:nsid w:val="3F3479AD"/>
+    <w:multiLevelType w:val="hybridMultilevel"/>
+    <w:tmpl w:val="5524AF3A"/>
+    <w:lvl w:ilvl="0" w:tplc="04190003">
+      <w:start w:val="1"/>
+      <w:numFmt w:val="bullet"/>
+      <w:lvlText w:val="o"/>
+      <w:lvlJc w:val="left"/>
+      <w:pPr>
+        <w:ind w:left="720" w:hanging="360"/>
+      </w:pPr>
+      <w:rPr>
+        <w:rFonts w:ascii="Courier New" w:hAnsi="Courier New" w:cs="Courier New" w:hint="default"/>
+      </w:rPr>
+    </w:lvl>
+    <w:lvl w:ilvl="1" w:tplc="08090003" w:tentative="1">
+      <w:start w:val="1"/>
+      <w:numFmt w:val="bullet"/>
+      <w:lvlText w:val="o"/>
+      <w:lvlJc w:val="left"/>
+      <w:pPr>
+        <w:ind w:left="1440" w:hanging="360"/>
+      </w:pPr>
+      <w:rPr>
+        <w:rFonts w:ascii="Courier New" w:hAnsi="Courier New" w:cs="Courier New" w:hint="default"/>
+      </w:rPr>
+    </w:lvl>
+    <w:lvl w:ilvl="2" w:tplc="08090005" w:tentative="1">
+      <w:start w:val="1"/>
+      <w:numFmt w:val="bullet"/>
+      <w:lvlText w:val=""/>
+      <w:lvlJc w:val="left"/>
+      <w:pPr>
+        <w:ind w:left="2160" w:hanging="360"/>
+      </w:pPr>
+      <w:rPr>
+        <w:rFonts w:ascii="Wingdings" w:hAnsi="Wingdings" w:hint="default"/>
+      </w:rPr>
+    </w:lvl>
+    <w:lvl w:ilvl="3" w:tplc="08090001" w:tentative="1">
+      <w:start w:val="1"/>
+      <w:numFmt w:val="bullet"/>
+      <w:lvlText w:val=""/>
+      <w:lvlJc w:val="left"/>
+      <w:pPr>
+        <w:ind w:left="2880" w:hanging="360"/>
+      </w:pPr>
+      <w:rPr>
+        <w:rFonts w:ascii="Symbol" w:hAnsi="Symbol" w:hint="default"/>
+      </w:rPr>
+    </w:lvl>
+    <w:lvl w:ilvl="4" w:tplc="08090003" w:tentative="1">
+      <w:start w:val="1"/>
+      <w:numFmt w:val="bullet"/>
+      <w:lvlText w:val="o"/>
+      <w:lvlJc w:val="left"/>
+      <w:pPr>
+        <w:ind w:left="3600" w:hanging="360"/>
+      </w:pPr>
+      <w:rPr>
+        <w:rFonts w:ascii="Courier New" w:hAnsi="Courier New" w:cs="Courier New" w:hint="default"/>
+      </w:rPr>
+    </w:lvl>
+    <w:lvl w:ilvl="5" w:tplc="08090005" w:tentative="1">
+      <w:start w:val="1"/>
+      <w:numFmt w:val="bullet"/>
+      <w:lvlText w:val=""/>
+      <w:lvlJc w:val="left"/>
+      <w:pPr>
+        <w:ind w:left="4320" w:hanging="360"/>
+      </w:pPr>
+      <w:rPr>
+        <w:rFonts w:ascii="Wingdings" w:hAnsi="Wingdings" w:hint="default"/>
+      </w:rPr>
+    </w:lvl>
+    <w:lvl w:ilvl="6" w:tplc="08090001" w:tentative="1">
+      <w:start w:val="1"/>
+      <w:numFmt w:val="bullet"/>
+      <w:lvlText w:val=""/>
+      <w:lvlJc w:val="left"/>
+      <w:pPr>
+        <w:ind w:left="5040" w:hanging="360"/>
+      </w:pPr>
+      <w:rPr>
+        <w:rFonts w:ascii="Symbol" w:hAnsi="Symbol" w:hint="default"/>
+      </w:rPr>
+    </w:lvl>
+    <w:lvl w:ilvl="7" w:tplc="08090003" w:tentative="1">
+      <w:start w:val="1"/>
+      <w:numFmt w:val="bullet"/>
+      <w:lvlText w:val="o"/>
+      <w:lvlJc w:val="left"/>
+      <w:pPr>
+        <w:ind w:left="5760" w:hanging="360"/>
+      </w:pPr>
+      <w:rPr>
+        <w:rFonts w:ascii="Courier New" w:hAnsi="Courier New" w:cs="Courier New" w:hint="default"/>
+      </w:rPr>
+    </w:lvl>
+    <w:lvl w:ilvl="8" w:tplc="08090005" w:tentative="1">
+      <w:start w:val="1"/>
+      <w:numFmt w:val="bullet"/>
+      <w:lvlText w:val=""/>
+      <w:lvlJc w:val="left"/>
+      <w:pPr>
+        <w:ind w:left="6480" w:hanging="360"/>
+      </w:pPr>
+      <w:rPr>
+        <w:rFonts w:ascii="Wingdings" w:hAnsi="Wingdings" w:hint="default"/>
+      </w:rPr>
+    </w:lvl>
+  </w:abstractNum>
+  <w:abstractNum w:abstractNumId="21" w15:restartNumberingAfterBreak="0">
     <w:nsid w:val="453B33E1"/>
     <w:multiLevelType w:val="hybridMultilevel"/>
     <w:tmpl w:val="F120F0E6"/>
@@ -6620,7 +8541,7 @@
       </w:rPr>
     </w:lvl>
   </w:abstractNum>
-  <w:abstractNum w:abstractNumId="15" w15:restartNumberingAfterBreak="0">
+  <w:abstractNum w:abstractNumId="22" w15:restartNumberingAfterBreak="0">
     <w:nsid w:val="470F5029"/>
     <w:multiLevelType w:val="hybridMultilevel"/>
     <w:tmpl w:val="EB90B4B2"/>
@@ -6733,7 +8654,7 @@
       </w:rPr>
     </w:lvl>
   </w:abstractNum>
-  <w:abstractNum w:abstractNumId="16" w15:restartNumberingAfterBreak="0">
+  <w:abstractNum w:abstractNumId="23" w15:restartNumberingAfterBreak="0">
     <w:nsid w:val="48095377"/>
     <w:multiLevelType w:val="multilevel"/>
     <w:tmpl w:val="A80ED424"/>
@@ -6882,7 +8803,7 @@
       </w:rPr>
     </w:lvl>
   </w:abstractNum>
-  <w:abstractNum w:abstractNumId="17" w15:restartNumberingAfterBreak="0">
+  <w:abstractNum w:abstractNumId="24" w15:restartNumberingAfterBreak="0">
     <w:nsid w:val="495F0919"/>
     <w:multiLevelType w:val="hybridMultilevel"/>
     <w:tmpl w:val="65725F00"/>
@@ -6968,7 +8889,7 @@
       </w:pPr>
     </w:lvl>
   </w:abstractNum>
-  <w:abstractNum w:abstractNumId="18" w15:restartNumberingAfterBreak="0">
+  <w:abstractNum w:abstractNumId="25" w15:restartNumberingAfterBreak="0">
     <w:nsid w:val="50DB2B87"/>
     <w:multiLevelType w:val="hybridMultilevel"/>
     <w:tmpl w:val="2982D086"/>
@@ -7081,7 +9002,7 @@
       </w:rPr>
     </w:lvl>
   </w:abstractNum>
-  <w:abstractNum w:abstractNumId="19" w15:restartNumberingAfterBreak="0">
+  <w:abstractNum w:abstractNumId="26" w15:restartNumberingAfterBreak="0">
     <w:nsid w:val="510569D1"/>
     <w:multiLevelType w:val="hybridMultilevel"/>
     <w:tmpl w:val="A996740E"/>
@@ -7194,7 +9115,7 @@
       </w:rPr>
     </w:lvl>
   </w:abstractNum>
-  <w:abstractNum w:abstractNumId="20" w15:restartNumberingAfterBreak="0">
+  <w:abstractNum w:abstractNumId="27" w15:restartNumberingAfterBreak="0">
     <w:nsid w:val="51917AA5"/>
     <w:multiLevelType w:val="hybridMultilevel"/>
     <w:tmpl w:val="D2C2DF86"/>
@@ -7306,7 +9227,7 @@
       </w:rPr>
     </w:lvl>
   </w:abstractNum>
-  <w:abstractNum w:abstractNumId="21" w15:restartNumberingAfterBreak="0">
+  <w:abstractNum w:abstractNumId="28" w15:restartNumberingAfterBreak="0">
     <w:nsid w:val="540D4D1C"/>
     <w:multiLevelType w:val="multilevel"/>
     <w:tmpl w:val="FCAE62CA"/>
@@ -7455,7 +9376,7 @@
       </w:rPr>
     </w:lvl>
   </w:abstractNum>
-  <w:abstractNum w:abstractNumId="22" w15:restartNumberingAfterBreak="0">
+  <w:abstractNum w:abstractNumId="29" w15:restartNumberingAfterBreak="0">
     <w:nsid w:val="546C7644"/>
     <w:multiLevelType w:val="hybridMultilevel"/>
     <w:tmpl w:val="9DC4FE98"/>
@@ -7568,7 +9489,7 @@
       </w:rPr>
     </w:lvl>
   </w:abstractNum>
-  <w:abstractNum w:abstractNumId="23" w15:restartNumberingAfterBreak="0">
+  <w:abstractNum w:abstractNumId="30" w15:restartNumberingAfterBreak="0">
     <w:nsid w:val="548A7F04"/>
     <w:multiLevelType w:val="hybridMultilevel"/>
     <w:tmpl w:val="35240576"/>
@@ -7681,7 +9602,7 @@
       </w:rPr>
     </w:lvl>
   </w:abstractNum>
-  <w:abstractNum w:abstractNumId="24" w15:restartNumberingAfterBreak="0">
+  <w:abstractNum w:abstractNumId="31" w15:restartNumberingAfterBreak="0">
     <w:nsid w:val="5547596D"/>
     <w:multiLevelType w:val="multilevel"/>
     <w:tmpl w:val="EC922B90"/>
@@ -7830,7 +9751,7 @@
       </w:rPr>
     </w:lvl>
   </w:abstractNum>
-  <w:abstractNum w:abstractNumId="25" w15:restartNumberingAfterBreak="0">
+  <w:abstractNum w:abstractNumId="32" w15:restartNumberingAfterBreak="0">
     <w:nsid w:val="563F7FAC"/>
     <w:multiLevelType w:val="multilevel"/>
     <w:tmpl w:val="9F88A25A"/>
@@ -7943,7 +9864,7 @@
       </w:pPr>
     </w:lvl>
   </w:abstractNum>
-  <w:abstractNum w:abstractNumId="26" w15:restartNumberingAfterBreak="0">
+  <w:abstractNum w:abstractNumId="33" w15:restartNumberingAfterBreak="0">
     <w:nsid w:val="57C61526"/>
     <w:multiLevelType w:val="hybridMultilevel"/>
     <w:tmpl w:val="1326E626"/>
@@ -8056,7 +9977,7 @@
       </w:rPr>
     </w:lvl>
   </w:abstractNum>
-  <w:abstractNum w:abstractNumId="27" w15:restartNumberingAfterBreak="0">
+  <w:abstractNum w:abstractNumId="34" w15:restartNumberingAfterBreak="0">
     <w:nsid w:val="59E97F18"/>
     <w:multiLevelType w:val="hybridMultilevel"/>
     <w:tmpl w:val="16448F94"/>
@@ -8169,7 +10090,7 @@
       </w:rPr>
     </w:lvl>
   </w:abstractNum>
-  <w:abstractNum w:abstractNumId="28" w15:restartNumberingAfterBreak="0">
+  <w:abstractNum w:abstractNumId="35" w15:restartNumberingAfterBreak="0">
     <w:nsid w:val="5D6D5C5A"/>
     <w:multiLevelType w:val="hybridMultilevel"/>
     <w:tmpl w:val="6EF2D338"/>
@@ -8282,7 +10203,7 @@
       </w:rPr>
     </w:lvl>
   </w:abstractNum>
-  <w:abstractNum w:abstractNumId="29" w15:restartNumberingAfterBreak="0">
+  <w:abstractNum w:abstractNumId="36" w15:restartNumberingAfterBreak="0">
     <w:nsid w:val="61345F1C"/>
     <w:multiLevelType w:val="hybridMultilevel"/>
     <w:tmpl w:val="1A64F046"/>
@@ -8395,7 +10316,7 @@
       </w:rPr>
     </w:lvl>
   </w:abstractNum>
-  <w:abstractNum w:abstractNumId="30" w15:restartNumberingAfterBreak="0">
+  <w:abstractNum w:abstractNumId="37" w15:restartNumberingAfterBreak="0">
     <w:nsid w:val="614A1692"/>
     <w:multiLevelType w:val="hybridMultilevel"/>
     <w:tmpl w:val="4156E2A8"/>
@@ -8508,7 +10429,7 @@
       </w:rPr>
     </w:lvl>
   </w:abstractNum>
-  <w:abstractNum w:abstractNumId="31" w15:restartNumberingAfterBreak="0">
+  <w:abstractNum w:abstractNumId="38" w15:restartNumberingAfterBreak="0">
     <w:nsid w:val="61D15A97"/>
     <w:multiLevelType w:val="hybridMultilevel"/>
     <w:tmpl w:val="14A2E350"/>
@@ -8621,7 +10542,120 @@
       </w:rPr>
     </w:lvl>
   </w:abstractNum>
-  <w:abstractNum w:abstractNumId="32" w15:restartNumberingAfterBreak="0">
+  <w:abstractNum w:abstractNumId="39" w15:restartNumberingAfterBreak="0">
+    <w:nsid w:val="664002F4"/>
+    <w:multiLevelType w:val="hybridMultilevel"/>
+    <w:tmpl w:val="074A2354"/>
+    <w:lvl w:ilvl="0" w:tplc="08090005">
+      <w:start w:val="1"/>
+      <w:numFmt w:val="bullet"/>
+      <w:lvlText w:val=""/>
+      <w:lvlJc w:val="left"/>
+      <w:pPr>
+        <w:ind w:left="2160" w:hanging="360"/>
+      </w:pPr>
+      <w:rPr>
+        <w:rFonts w:ascii="Wingdings" w:hAnsi="Wingdings" w:hint="default"/>
+      </w:rPr>
+    </w:lvl>
+    <w:lvl w:ilvl="1" w:tplc="08090003" w:tentative="1">
+      <w:start w:val="1"/>
+      <w:numFmt w:val="bullet"/>
+      <w:lvlText w:val="o"/>
+      <w:lvlJc w:val="left"/>
+      <w:pPr>
+        <w:ind w:left="2880" w:hanging="360"/>
+      </w:pPr>
+      <w:rPr>
+        <w:rFonts w:ascii="Courier New" w:hAnsi="Courier New" w:cs="Courier New" w:hint="default"/>
+      </w:rPr>
+    </w:lvl>
+    <w:lvl w:ilvl="2" w:tplc="08090005" w:tentative="1">
+      <w:start w:val="1"/>
+      <w:numFmt w:val="bullet"/>
+      <w:lvlText w:val=""/>
+      <w:lvlJc w:val="left"/>
+      <w:pPr>
+        <w:ind w:left="3600" w:hanging="360"/>
+      </w:pPr>
+      <w:rPr>
+        <w:rFonts w:ascii="Wingdings" w:hAnsi="Wingdings" w:hint="default"/>
+      </w:rPr>
+    </w:lvl>
+    <w:lvl w:ilvl="3" w:tplc="08090001" w:tentative="1">
+      <w:start w:val="1"/>
+      <w:numFmt w:val="bullet"/>
+      <w:lvlText w:val=""/>
+      <w:lvlJc w:val="left"/>
+      <w:pPr>
+        <w:ind w:left="4320" w:hanging="360"/>
+      </w:pPr>
+      <w:rPr>
+        <w:rFonts w:ascii="Symbol" w:hAnsi="Symbol" w:hint="default"/>
+      </w:rPr>
+    </w:lvl>
+    <w:lvl w:ilvl="4" w:tplc="08090003" w:tentative="1">
+      <w:start w:val="1"/>
+      <w:numFmt w:val="bullet"/>
+      <w:lvlText w:val="o"/>
+      <w:lvlJc w:val="left"/>
+      <w:pPr>
+        <w:ind w:left="5040" w:hanging="360"/>
+      </w:pPr>
+      <w:rPr>
+        <w:rFonts w:ascii="Courier New" w:hAnsi="Courier New" w:cs="Courier New" w:hint="default"/>
+      </w:rPr>
+    </w:lvl>
+    <w:lvl w:ilvl="5" w:tplc="08090005" w:tentative="1">
+      <w:start w:val="1"/>
+      <w:numFmt w:val="bullet"/>
+      <w:lvlText w:val=""/>
+      <w:lvlJc w:val="left"/>
+      <w:pPr>
+        <w:ind w:left="5760" w:hanging="360"/>
+      </w:pPr>
+      <w:rPr>
+        <w:rFonts w:ascii="Wingdings" w:hAnsi="Wingdings" w:hint="default"/>
+      </w:rPr>
+    </w:lvl>
+    <w:lvl w:ilvl="6" w:tplc="08090001" w:tentative="1">
+      <w:start w:val="1"/>
+      <w:numFmt w:val="bullet"/>
+      <w:lvlText w:val=""/>
+      <w:lvlJc w:val="left"/>
+      <w:pPr>
+        <w:ind w:left="6480" w:hanging="360"/>
+      </w:pPr>
+      <w:rPr>
+        <w:rFonts w:ascii="Symbol" w:hAnsi="Symbol" w:hint="default"/>
+      </w:rPr>
+    </w:lvl>
+    <w:lvl w:ilvl="7" w:tplc="08090003" w:tentative="1">
+      <w:start w:val="1"/>
+      <w:numFmt w:val="bullet"/>
+      <w:lvlText w:val="o"/>
+      <w:lvlJc w:val="left"/>
+      <w:pPr>
+        <w:ind w:left="7200" w:hanging="360"/>
+      </w:pPr>
+      <w:rPr>
+        <w:rFonts w:ascii="Courier New" w:hAnsi="Courier New" w:cs="Courier New" w:hint="default"/>
+      </w:rPr>
+    </w:lvl>
+    <w:lvl w:ilvl="8" w:tplc="08090005" w:tentative="1">
+      <w:start w:val="1"/>
+      <w:numFmt w:val="bullet"/>
+      <w:lvlText w:val=""/>
+      <w:lvlJc w:val="left"/>
+      <w:pPr>
+        <w:ind w:left="7920" w:hanging="360"/>
+      </w:pPr>
+      <w:rPr>
+        <w:rFonts w:ascii="Wingdings" w:hAnsi="Wingdings" w:hint="default"/>
+      </w:rPr>
+    </w:lvl>
+  </w:abstractNum>
+  <w:abstractNum w:abstractNumId="40" w15:restartNumberingAfterBreak="0">
     <w:nsid w:val="6BFE35FA"/>
     <w:multiLevelType w:val="hybridMultilevel"/>
     <w:tmpl w:val="CFF8F62C"/>
@@ -8734,7 +10768,7 @@
       </w:rPr>
     </w:lvl>
   </w:abstractNum>
-  <w:abstractNum w:abstractNumId="33" w15:restartNumberingAfterBreak="0">
+  <w:abstractNum w:abstractNumId="41" w15:restartNumberingAfterBreak="0">
     <w:nsid w:val="6C1103A6"/>
     <w:multiLevelType w:val="hybridMultilevel"/>
     <w:tmpl w:val="72441294"/>
@@ -8847,7 +10881,7 @@
       </w:rPr>
     </w:lvl>
   </w:abstractNum>
-  <w:abstractNum w:abstractNumId="34" w15:restartNumberingAfterBreak="0">
+  <w:abstractNum w:abstractNumId="42" w15:restartNumberingAfterBreak="0">
     <w:nsid w:val="6F265A76"/>
     <w:multiLevelType w:val="multilevel"/>
     <w:tmpl w:val="682CEAB2"/>
@@ -8996,7 +11030,7 @@
       </w:rPr>
     </w:lvl>
   </w:abstractNum>
-  <w:abstractNum w:abstractNumId="35" w15:restartNumberingAfterBreak="0">
+  <w:abstractNum w:abstractNumId="43" w15:restartNumberingAfterBreak="0">
     <w:nsid w:val="6FA8564D"/>
     <w:multiLevelType w:val="multilevel"/>
     <w:tmpl w:val="2B5A9E24"/>
@@ -9145,7 +11179,7 @@
       </w:rPr>
     </w:lvl>
   </w:abstractNum>
-  <w:abstractNum w:abstractNumId="36" w15:restartNumberingAfterBreak="0">
+  <w:abstractNum w:abstractNumId="44" w15:restartNumberingAfterBreak="0">
     <w:nsid w:val="71D132C3"/>
     <w:multiLevelType w:val="hybridMultilevel"/>
     <w:tmpl w:val="21E0DE52"/>
@@ -9258,7 +11292,120 @@
       </w:rPr>
     </w:lvl>
   </w:abstractNum>
-  <w:abstractNum w:abstractNumId="37" w15:restartNumberingAfterBreak="0">
+  <w:abstractNum w:abstractNumId="45" w15:restartNumberingAfterBreak="0">
+    <w:nsid w:val="726F6787"/>
+    <w:multiLevelType w:val="hybridMultilevel"/>
+    <w:tmpl w:val="C7B60C7A"/>
+    <w:lvl w:ilvl="0" w:tplc="04190003">
+      <w:start w:val="1"/>
+      <w:numFmt w:val="bullet"/>
+      <w:lvlText w:val="o"/>
+      <w:lvlJc w:val="left"/>
+      <w:pPr>
+        <w:ind w:left="720" w:hanging="360"/>
+      </w:pPr>
+      <w:rPr>
+        <w:rFonts w:ascii="Courier New" w:hAnsi="Courier New" w:cs="Courier New" w:hint="default"/>
+      </w:rPr>
+    </w:lvl>
+    <w:lvl w:ilvl="1" w:tplc="08090003" w:tentative="1">
+      <w:start w:val="1"/>
+      <w:numFmt w:val="bullet"/>
+      <w:lvlText w:val="o"/>
+      <w:lvlJc w:val="left"/>
+      <w:pPr>
+        <w:ind w:left="1440" w:hanging="360"/>
+      </w:pPr>
+      <w:rPr>
+        <w:rFonts w:ascii="Courier New" w:hAnsi="Courier New" w:cs="Courier New" w:hint="default"/>
+      </w:rPr>
+    </w:lvl>
+    <w:lvl w:ilvl="2" w:tplc="08090005" w:tentative="1">
+      <w:start w:val="1"/>
+      <w:numFmt w:val="bullet"/>
+      <w:lvlText w:val=""/>
+      <w:lvlJc w:val="left"/>
+      <w:pPr>
+        <w:ind w:left="2160" w:hanging="360"/>
+      </w:pPr>
+      <w:rPr>
+        <w:rFonts w:ascii="Wingdings" w:hAnsi="Wingdings" w:hint="default"/>
+      </w:rPr>
+    </w:lvl>
+    <w:lvl w:ilvl="3" w:tplc="08090001" w:tentative="1">
+      <w:start w:val="1"/>
+      <w:numFmt w:val="bullet"/>
+      <w:lvlText w:val=""/>
+      <w:lvlJc w:val="left"/>
+      <w:pPr>
+        <w:ind w:left="2880" w:hanging="360"/>
+      </w:pPr>
+      <w:rPr>
+        <w:rFonts w:ascii="Symbol" w:hAnsi="Symbol" w:hint="default"/>
+      </w:rPr>
+    </w:lvl>
+    <w:lvl w:ilvl="4" w:tplc="08090003" w:tentative="1">
+      <w:start w:val="1"/>
+      <w:numFmt w:val="bullet"/>
+      <w:lvlText w:val="o"/>
+      <w:lvlJc w:val="left"/>
+      <w:pPr>
+        <w:ind w:left="3600" w:hanging="360"/>
+      </w:pPr>
+      <w:rPr>
+        <w:rFonts w:ascii="Courier New" w:hAnsi="Courier New" w:cs="Courier New" w:hint="default"/>
+      </w:rPr>
+    </w:lvl>
+    <w:lvl w:ilvl="5" w:tplc="08090005" w:tentative="1">
+      <w:start w:val="1"/>
+      <w:numFmt w:val="bullet"/>
+      <w:lvlText w:val=""/>
+      <w:lvlJc w:val="left"/>
+      <w:pPr>
+        <w:ind w:left="4320" w:hanging="360"/>
+      </w:pPr>
+      <w:rPr>
+        <w:rFonts w:ascii="Wingdings" w:hAnsi="Wingdings" w:hint="default"/>
+      </w:rPr>
+    </w:lvl>
+    <w:lvl w:ilvl="6" w:tplc="08090001" w:tentative="1">
+      <w:start w:val="1"/>
+      <w:numFmt w:val="bullet"/>
+      <w:lvlText w:val=""/>
+      <w:lvlJc w:val="left"/>
+      <w:pPr>
+        <w:ind w:left="5040" w:hanging="360"/>
+      </w:pPr>
+      <w:rPr>
+        <w:rFonts w:ascii="Symbol" w:hAnsi="Symbol" w:hint="default"/>
+      </w:rPr>
+    </w:lvl>
+    <w:lvl w:ilvl="7" w:tplc="08090003" w:tentative="1">
+      <w:start w:val="1"/>
+      <w:numFmt w:val="bullet"/>
+      <w:lvlText w:val="o"/>
+      <w:lvlJc w:val="left"/>
+      <w:pPr>
+        <w:ind w:left="5760" w:hanging="360"/>
+      </w:pPr>
+      <w:rPr>
+        <w:rFonts w:ascii="Courier New" w:hAnsi="Courier New" w:cs="Courier New" w:hint="default"/>
+      </w:rPr>
+    </w:lvl>
+    <w:lvl w:ilvl="8" w:tplc="08090005" w:tentative="1">
+      <w:start w:val="1"/>
+      <w:numFmt w:val="bullet"/>
+      <w:lvlText w:val=""/>
+      <w:lvlJc w:val="left"/>
+      <w:pPr>
+        <w:ind w:left="6480" w:hanging="360"/>
+      </w:pPr>
+      <w:rPr>
+        <w:rFonts w:ascii="Wingdings" w:hAnsi="Wingdings" w:hint="default"/>
+      </w:rPr>
+    </w:lvl>
+  </w:abstractNum>
+  <w:abstractNum w:abstractNumId="46" w15:restartNumberingAfterBreak="0">
     <w:nsid w:val="79381DDD"/>
     <w:multiLevelType w:val="hybridMultilevel"/>
     <w:tmpl w:val="9FC61ECA"/>
@@ -9371,7 +11518,7 @@
       </w:rPr>
     </w:lvl>
   </w:abstractNum>
-  <w:abstractNum w:abstractNumId="38" w15:restartNumberingAfterBreak="0">
+  <w:abstractNum w:abstractNumId="47" w15:restartNumberingAfterBreak="0">
     <w:nsid w:val="7DBE2C1B"/>
     <w:multiLevelType w:val="hybridMultilevel"/>
     <w:tmpl w:val="D4DEFBD0"/>
@@ -9483,7 +11630,7 @@
       </w:rPr>
     </w:lvl>
   </w:abstractNum>
-  <w:abstractNum w:abstractNumId="39" w15:restartNumberingAfterBreak="0">
+  <w:abstractNum w:abstractNumId="48" w15:restartNumberingAfterBreak="0">
     <w:nsid w:val="7ED50EB6"/>
     <w:multiLevelType w:val="multilevel"/>
     <w:tmpl w:val="2E04D1A8"/>
@@ -9632,131 +11779,158 @@
       </w:rPr>
     </w:lvl>
   </w:abstractNum>
-  <w:num w:numId="1">
+  <w:num w:numId="1" w16cid:durableId="499465102">
     <w:abstractNumId w:val="1"/>
   </w:num>
-  <w:num w:numId="2">
+  <w:num w:numId="2" w16cid:durableId="384913264">
+    <w:abstractNumId w:val="33"/>
+  </w:num>
+  <w:num w:numId="3" w16cid:durableId="2023243125">
+    <w:abstractNumId w:val="34"/>
+  </w:num>
+  <w:num w:numId="4" w16cid:durableId="2056269584">
+    <w:abstractNumId w:val="25"/>
+  </w:num>
+  <w:num w:numId="5" w16cid:durableId="303703151">
+    <w:abstractNumId w:val="3"/>
+  </w:num>
+  <w:num w:numId="6" w16cid:durableId="938874738">
+    <w:abstractNumId w:val="47"/>
+  </w:num>
+  <w:num w:numId="7" w16cid:durableId="1250695812">
+    <w:abstractNumId w:val="10"/>
+  </w:num>
+  <w:num w:numId="8" w16cid:durableId="1856848248">
+    <w:abstractNumId w:val="6"/>
+  </w:num>
+  <w:num w:numId="9" w16cid:durableId="251202358">
+    <w:abstractNumId w:val="27"/>
+  </w:num>
+  <w:num w:numId="10" w16cid:durableId="419645676">
+    <w:abstractNumId w:val="17"/>
+  </w:num>
+  <w:num w:numId="11" w16cid:durableId="572928392">
+    <w:abstractNumId w:val="22"/>
+  </w:num>
+  <w:num w:numId="12" w16cid:durableId="1083335959">
+    <w:abstractNumId w:val="37"/>
+  </w:num>
+  <w:num w:numId="13" w16cid:durableId="419375774">
+    <w:abstractNumId w:val="41"/>
+  </w:num>
+  <w:num w:numId="14" w16cid:durableId="472601837">
+    <w:abstractNumId w:val="15"/>
+  </w:num>
+  <w:num w:numId="15" w16cid:durableId="1340893428">
+    <w:abstractNumId w:val="24"/>
+  </w:num>
+  <w:num w:numId="16" w16cid:durableId="2025938113">
+    <w:abstractNumId w:val="21"/>
+  </w:num>
+  <w:num w:numId="17" w16cid:durableId="2079090949">
     <w:abstractNumId w:val="26"/>
   </w:num>
-  <w:num w:numId="3">
-    <w:abstractNumId w:val="27"/>
+  <w:num w:numId="18" w16cid:durableId="1698654684">
+    <w:abstractNumId w:val="16"/>
   </w:num>
-  <w:num w:numId="4">
+  <w:num w:numId="19" w16cid:durableId="421608752">
+    <w:abstractNumId w:val="40"/>
+  </w:num>
+  <w:num w:numId="20" w16cid:durableId="2117748317">
+    <w:abstractNumId w:val="46"/>
+  </w:num>
+  <w:num w:numId="21" w16cid:durableId="1595282796">
+    <w:abstractNumId w:val="35"/>
+  </w:num>
+  <w:num w:numId="22" w16cid:durableId="1287275393">
+    <w:abstractNumId w:val="12"/>
+  </w:num>
+  <w:num w:numId="23" w16cid:durableId="1968200105">
+    <w:abstractNumId w:val="5"/>
+  </w:num>
+  <w:num w:numId="24" w16cid:durableId="871379423">
+    <w:abstractNumId w:val="42"/>
+  </w:num>
+  <w:num w:numId="25" w16cid:durableId="1775317555">
+    <w:abstractNumId w:val="32"/>
+  </w:num>
+  <w:num w:numId="26" w16cid:durableId="1018508330">
+    <w:abstractNumId w:val="30"/>
+  </w:num>
+  <w:num w:numId="27" w16cid:durableId="1624077405">
+    <w:abstractNumId w:val="38"/>
+  </w:num>
+  <w:num w:numId="28" w16cid:durableId="824278171">
+    <w:abstractNumId w:val="23"/>
+  </w:num>
+  <w:num w:numId="29" w16cid:durableId="2106418506">
+    <w:abstractNumId w:val="31"/>
+  </w:num>
+  <w:num w:numId="30" w16cid:durableId="1585147079">
+    <w:abstractNumId w:val="43"/>
+  </w:num>
+  <w:num w:numId="31" w16cid:durableId="1921214431">
+    <w:abstractNumId w:val="2"/>
+  </w:num>
+  <w:num w:numId="32" w16cid:durableId="1713726611">
+    <w:abstractNumId w:val="29"/>
+  </w:num>
+  <w:num w:numId="33" w16cid:durableId="1300964125">
+    <w:abstractNumId w:val="0"/>
+  </w:num>
+  <w:num w:numId="34" w16cid:durableId="1051075841">
+    <w:abstractNumId w:val="48"/>
+  </w:num>
+  <w:num w:numId="35" w16cid:durableId="1975401105">
+    <w:abstractNumId w:val="36"/>
+  </w:num>
+  <w:num w:numId="36" w16cid:durableId="460422521">
+    <w:abstractNumId w:val="28"/>
+  </w:num>
+  <w:num w:numId="37" w16cid:durableId="1327513134">
+    <w:abstractNumId w:val="44"/>
+  </w:num>
+  <w:num w:numId="38" w16cid:durableId="1694259667">
     <w:abstractNumId w:val="18"/>
   </w:num>
-  <w:num w:numId="5">
-    <w:abstractNumId w:val="3"/>
+  <w:num w:numId="39" w16cid:durableId="484665926">
+    <w:abstractNumId w:val="19"/>
   </w:num>
-  <w:num w:numId="6">
-    <w:abstractNumId w:val="38"/>
+  <w:num w:numId="40" w16cid:durableId="741298702">
+    <w:abstractNumId w:val="14"/>
   </w:num>
-  <w:num w:numId="7">
-    <w:abstractNumId w:val="6"/>
+  <w:num w:numId="41" w16cid:durableId="1008365382">
+    <w:abstractNumId w:val="8"/>
   </w:num>
-  <w:num w:numId="8">
-    <w:abstractNumId w:val="5"/>
+  <w:num w:numId="42" w16cid:durableId="269899171">
+    <w:abstractNumId w:val="4"/>
   </w:num>
-  <w:num w:numId="9">
+  <w:num w:numId="43" w16cid:durableId="287009388">
+    <w:abstractNumId w:val="45"/>
+  </w:num>
+  <w:num w:numId="44" w16cid:durableId="952590794">
     <w:abstractNumId w:val="20"/>
   </w:num>
-  <w:num w:numId="10">
+  <w:num w:numId="45" w16cid:durableId="303899460">
     <w:abstractNumId w:val="11"/>
   </w:num>
-  <w:num w:numId="11">
-    <w:abstractNumId w:val="15"/>
+  <w:num w:numId="46" w16cid:durableId="581259033">
+    <w:abstractNumId w:val="13"/>
   </w:num>
-  <w:num w:numId="12">
-    <w:abstractNumId w:val="30"/>
+  <w:num w:numId="47" w16cid:durableId="423187432">
+    <w:abstractNumId w:val="7"/>
   </w:num>
-  <w:num w:numId="13">
-    <w:abstractNumId w:val="33"/>
-  </w:num>
-  <w:num w:numId="14">
+  <w:num w:numId="48" w16cid:durableId="1849366319">
     <w:abstractNumId w:val="9"/>
   </w:num>
-  <w:num w:numId="15">
-    <w:abstractNumId w:val="17"/>
-  </w:num>
-  <w:num w:numId="16">
-    <w:abstractNumId w:val="14"/>
-  </w:num>
-  <w:num w:numId="17">
-    <w:abstractNumId w:val="19"/>
-  </w:num>
-  <w:num w:numId="18">
-    <w:abstractNumId w:val="10"/>
-  </w:num>
-  <w:num w:numId="19">
-    <w:abstractNumId w:val="32"/>
-  </w:num>
-  <w:num w:numId="20">
-    <w:abstractNumId w:val="37"/>
-  </w:num>
-  <w:num w:numId="21">
-    <w:abstractNumId w:val="28"/>
-  </w:num>
-  <w:num w:numId="22">
-    <w:abstractNumId w:val="7"/>
-  </w:num>
-  <w:num w:numId="23">
-    <w:abstractNumId w:val="4"/>
-  </w:num>
-  <w:num w:numId="24">
-    <w:abstractNumId w:val="34"/>
-  </w:num>
-  <w:num w:numId="25">
-    <w:abstractNumId w:val="25"/>
-  </w:num>
-  <w:num w:numId="26">
-    <w:abstractNumId w:val="23"/>
-  </w:num>
-  <w:num w:numId="27">
-    <w:abstractNumId w:val="31"/>
-  </w:num>
-  <w:num w:numId="28">
-    <w:abstractNumId w:val="16"/>
-  </w:num>
-  <w:num w:numId="29">
-    <w:abstractNumId w:val="24"/>
-  </w:num>
-  <w:num w:numId="30">
-    <w:abstractNumId w:val="35"/>
-  </w:num>
-  <w:num w:numId="31">
-    <w:abstractNumId w:val="2"/>
-  </w:num>
-  <w:num w:numId="32">
-    <w:abstractNumId w:val="22"/>
-  </w:num>
-  <w:num w:numId="33">
-    <w:abstractNumId w:val="0"/>
-  </w:num>
-  <w:num w:numId="34">
+  <w:num w:numId="49" w16cid:durableId="1289438368">
     <w:abstractNumId w:val="39"/>
-  </w:num>
-  <w:num w:numId="35">
-    <w:abstractNumId w:val="29"/>
-  </w:num>
-  <w:num w:numId="36">
-    <w:abstractNumId w:val="21"/>
-  </w:num>
-  <w:num w:numId="37">
-    <w:abstractNumId w:val="36"/>
-  </w:num>
-  <w:num w:numId="38">
-    <w:abstractNumId w:val="12"/>
-  </w:num>
-  <w:num w:numId="39">
-    <w:abstractNumId w:val="13"/>
-  </w:num>
-  <w:num w:numId="40">
-    <w:abstractNumId w:val="8"/>
   </w:num>
 </w:numbering>
 </file>
 
 <file path=word/styles.xml><?xml version="1.0" encoding="utf-8"?>
-<w:styles xmlns:mc="http://schemas.openxmlformats.org/markup-compatibility/2006" xmlns:r="http://schemas.openxmlformats.org/officeDocument/2006/relationships" xmlns:w="http://schemas.openxmlformats.org/wordprocessingml/2006/main" xmlns:w14="http://schemas.microsoft.com/office/word/2010/wordml" xmlns:w15="http://schemas.microsoft.com/office/word/2012/wordml" xmlns:w16cex="http://schemas.microsoft.com/office/word/2018/wordml/cex" xmlns:w16cid="http://schemas.microsoft.com/office/word/2016/wordml/cid" xmlns:w16="http://schemas.microsoft.com/office/word/2018/wordml" xmlns:w16sdtdh="http://schemas.microsoft.com/office/word/2020/wordml/sdtdatahash" xmlns:w16se="http://schemas.microsoft.com/office/word/2015/wordml/symex" mc:Ignorable="w14 w15 w16se w16cid w16 w16cex w16sdtdh">
+<w:styles xmlns:mc="http://schemas.openxmlformats.org/markup-compatibility/2006" xmlns:r="http://schemas.openxmlformats.org/officeDocument/2006/relationships" xmlns:w="http://schemas.openxmlformats.org/wordprocessingml/2006/main" xmlns:w14="http://schemas.microsoft.com/office/word/2010/wordml" xmlns:w15="http://schemas.microsoft.com/office/word/2012/wordml" xmlns:w16cex="http://schemas.microsoft.com/office/word/2018/wordml/cex" xmlns:w16cid="http://schemas.microsoft.com/office/word/2016/wordml/cid" xmlns:w16="http://schemas.microsoft.com/office/word/2018/wordml" xmlns:w16du="http://schemas.microsoft.com/office/word/2023/wordml/word16du" xmlns:w16sdtdh="http://schemas.microsoft.com/office/word/2020/wordml/sdtdatahash" xmlns:w16sdtfl="http://schemas.microsoft.com/office/word/2024/wordml/sdtformatlock" xmlns:w16se="http://schemas.microsoft.com/office/word/2015/wordml/symex" mc:Ignorable="w14 w15 w16se w16cid w16 w16cex w16sdtdh w16sdtfl w16du">
   <w:docDefaults>
     <w:rPrDefault>
       <w:rPr>

--- a/docs/ProjectDoc.docx
+++ b/docs/ProjectDoc.docx
@@ -4977,19 +4977,7 @@
         <w:rPr>
           <w:lang w:val="en-US"/>
         </w:rPr>
-        <w:t xml:space="preserve">POST </w:t>
-      </w:r>
-      <w:r>
-        <w:rPr>
-          <w:lang w:val="en-US"/>
-        </w:rPr>
-        <w:t>/api/</w:t>
-      </w:r>
-      <w:r>
-        <w:rPr>
-          <w:lang w:val="en-US"/>
-        </w:rPr>
-        <w:t xml:space="preserve">auth/login – </w:t>
+        <w:t xml:space="preserve">POST /api/auth/login – </w:t>
       </w:r>
       <w:r>
         <w:rPr>
@@ -5423,13 +5411,7 @@
         <w:rPr>
           <w:lang w:val="ru-RU"/>
         </w:rPr>
-        <w:t xml:space="preserve"> </w:t>
-      </w:r>
-      <w:r>
-        <w:rPr>
-          <w:lang w:val="ru-RU"/>
-        </w:rPr>
-        <w:t>/</w:t>
+        <w:t xml:space="preserve"> /</w:t>
       </w:r>
       <w:r>
         <w:rPr>
@@ -5489,13 +5471,7 @@
         <w:rPr>
           <w:lang w:val="ru-RU"/>
         </w:rPr>
-        <w:t xml:space="preserve"> </w:t>
-      </w:r>
-      <w:r>
-        <w:rPr>
-          <w:lang w:val="ru-RU"/>
-        </w:rPr>
-        <w:t>/</w:t>
+        <w:t xml:space="preserve"> /</w:t>
       </w:r>
       <w:r>
         <w:rPr>
@@ -5818,13 +5794,7 @@
         <w:rPr>
           <w:lang w:val="ru-RU"/>
         </w:rPr>
-        <w:t xml:space="preserve"> </w:t>
-      </w:r>
-      <w:r>
-        <w:rPr>
-          <w:lang w:val="ru-RU"/>
-        </w:rPr>
-        <w:t>(рассчитывается)</w:t>
+        <w:t xml:space="preserve"> (рассчитывается)</w:t>
       </w:r>
     </w:p>
     <w:p>
@@ -5995,6 +5965,942 @@
           <w:lang w:val="ru-RU"/>
         </w:rPr>
       </w:pPr>
+    </w:p>
+    <w:p>
+      <w:pPr>
+        <w:rPr>
+          <w:b/>
+          <w:bCs/>
+          <w:lang w:val="en-US"/>
+        </w:rPr>
+      </w:pPr>
+      <w:r>
+        <w:rPr>
+          <w:b/>
+          <w:bCs/>
+          <w:lang w:val="en-US"/>
+        </w:rPr>
+        <w:t>Masters</w:t>
+      </w:r>
+    </w:p>
+    <w:p>
+      <w:pPr>
+        <w:rPr>
+          <w:lang w:val="en-US"/>
+        </w:rPr>
+      </w:pPr>
+      <w:r>
+        <w:rPr>
+          <w:lang w:val="en-US"/>
+        </w:rPr>
+        <w:t>API contracts</w:t>
+      </w:r>
+    </w:p>
+    <w:p>
+      <w:pPr>
+        <w:pStyle w:val="ListParagraph"/>
+        <w:numPr>
+          <w:ilvl w:val="0"/>
+          <w:numId w:val="50"/>
+        </w:numPr>
+        <w:rPr>
+          <w:lang w:val="ru-RU"/>
+        </w:rPr>
+      </w:pPr>
+      <w:r>
+        <w:rPr>
+          <w:lang w:val="en-US"/>
+        </w:rPr>
+        <w:t>GET</w:t>
+      </w:r>
+      <w:r>
+        <w:rPr>
+          <w:lang w:val="ru-RU"/>
+        </w:rPr>
+        <w:t xml:space="preserve"> /</w:t>
+      </w:r>
+      <w:r>
+        <w:rPr>
+          <w:lang w:val="en-US"/>
+        </w:rPr>
+        <w:t>api</w:t>
+      </w:r>
+      <w:r>
+        <w:rPr>
+          <w:lang w:val="ru-RU"/>
+        </w:rPr>
+        <w:t>/</w:t>
+      </w:r>
+      <w:r>
+        <w:rPr>
+          <w:lang w:val="en-US"/>
+        </w:rPr>
+        <w:t>masters</w:t>
+      </w:r>
+      <w:r>
+        <w:rPr>
+          <w:lang w:val="ru-RU"/>
+        </w:rPr>
+        <w:t>/</w:t>
+      </w:r>
+      <w:r>
+        <w:rPr>
+          <w:lang w:val="en-US"/>
+        </w:rPr>
+        <w:t>me</w:t>
+      </w:r>
+      <w:r>
+        <w:rPr>
+          <w:lang w:val="ru-RU"/>
+        </w:rPr>
+        <w:t xml:space="preserve"> – </w:t>
+      </w:r>
+      <w:r>
+        <w:rPr>
+          <w:lang w:val="ru-RU"/>
+        </w:rPr>
+        <w:t>получение</w:t>
+      </w:r>
+      <w:r>
+        <w:rPr>
+          <w:lang w:val="ru-RU"/>
+        </w:rPr>
+        <w:t xml:space="preserve"> </w:t>
+      </w:r>
+      <w:r>
+        <w:rPr>
+          <w:lang w:val="ru-RU"/>
+        </w:rPr>
+        <w:t>данных</w:t>
+      </w:r>
+      <w:r>
+        <w:rPr>
+          <w:lang w:val="ru-RU"/>
+        </w:rPr>
+        <w:t xml:space="preserve"> </w:t>
+      </w:r>
+      <w:r>
+        <w:rPr>
+          <w:lang w:val="ru-RU"/>
+        </w:rPr>
+        <w:t>текущего пользователя + уникальные данные для роли мастер</w:t>
+      </w:r>
+    </w:p>
+    <w:p>
+      <w:pPr>
+        <w:pStyle w:val="ListParagraph"/>
+        <w:numPr>
+          <w:ilvl w:val="0"/>
+          <w:numId w:val="50"/>
+        </w:numPr>
+        <w:rPr>
+          <w:lang w:val="ru-RU"/>
+        </w:rPr>
+      </w:pPr>
+      <w:r>
+        <w:rPr>
+          <w:lang w:val="en-US"/>
+        </w:rPr>
+        <w:t>PATCH</w:t>
+      </w:r>
+      <w:r>
+        <w:rPr>
+          <w:lang w:val="ru-RU"/>
+        </w:rPr>
+        <w:t xml:space="preserve"> /</w:t>
+      </w:r>
+      <w:r>
+        <w:rPr>
+          <w:lang w:val="en-US"/>
+        </w:rPr>
+        <w:t>api</w:t>
+      </w:r>
+      <w:r>
+        <w:rPr>
+          <w:lang w:val="ru-RU"/>
+        </w:rPr>
+        <w:t>/</w:t>
+      </w:r>
+      <w:r>
+        <w:rPr>
+          <w:lang w:val="en-US"/>
+        </w:rPr>
+        <w:t>masters</w:t>
+      </w:r>
+      <w:r>
+        <w:rPr>
+          <w:lang w:val="ru-RU"/>
+        </w:rPr>
+        <w:t>/</w:t>
+      </w:r>
+      <w:r>
+        <w:rPr>
+          <w:lang w:val="en-US"/>
+        </w:rPr>
+        <w:t>me</w:t>
+      </w:r>
+      <w:r>
+        <w:rPr>
+          <w:lang w:val="ru-RU"/>
+        </w:rPr>
+        <w:t xml:space="preserve"> – </w:t>
+      </w:r>
+      <w:r>
+        <w:rPr>
+          <w:lang w:val="ru-RU"/>
+        </w:rPr>
+        <w:t>изменение</w:t>
+      </w:r>
+      <w:r>
+        <w:rPr>
+          <w:lang w:val="ru-RU"/>
+        </w:rPr>
+        <w:t xml:space="preserve"> </w:t>
+      </w:r>
+      <w:r>
+        <w:rPr>
+          <w:lang w:val="ru-RU"/>
+        </w:rPr>
+        <w:t>описания и опыта работы</w:t>
+      </w:r>
+    </w:p>
+    <w:p>
+      <w:pPr>
+        <w:pStyle w:val="ListParagraph"/>
+        <w:numPr>
+          <w:ilvl w:val="0"/>
+          <w:numId w:val="50"/>
+        </w:numPr>
+        <w:rPr>
+          <w:lang w:val="ru-RU"/>
+        </w:rPr>
+      </w:pPr>
+      <w:r>
+        <w:rPr>
+          <w:lang w:val="en-US"/>
+        </w:rPr>
+        <w:t>GET</w:t>
+      </w:r>
+      <w:r>
+        <w:rPr>
+          <w:lang w:val="ru-RU"/>
+        </w:rPr>
+        <w:t xml:space="preserve"> /</w:t>
+      </w:r>
+      <w:r>
+        <w:rPr>
+          <w:lang w:val="en-US"/>
+        </w:rPr>
+        <w:t>api</w:t>
+      </w:r>
+      <w:r>
+        <w:rPr>
+          <w:lang w:val="ru-RU"/>
+        </w:rPr>
+        <w:t>/</w:t>
+      </w:r>
+      <w:r>
+        <w:rPr>
+          <w:lang w:val="en-US"/>
+        </w:rPr>
+        <w:t>masters</w:t>
+      </w:r>
+      <w:r>
+        <w:rPr>
+          <w:lang w:val="ru-RU"/>
+        </w:rPr>
+        <w:t>/</w:t>
+      </w:r>
+      <w:r>
+        <w:rPr>
+          <w:lang w:val="en-US"/>
+        </w:rPr>
+        <w:t>me</w:t>
+      </w:r>
+      <w:r>
+        <w:rPr>
+          <w:lang w:val="ru-RU"/>
+        </w:rPr>
+        <w:t>/</w:t>
+      </w:r>
+      <w:r>
+        <w:rPr>
+          <w:lang w:val="en-US"/>
+        </w:rPr>
+        <w:t>categories</w:t>
+      </w:r>
+      <w:r>
+        <w:rPr>
+          <w:lang w:val="ru-RU"/>
+        </w:rPr>
+        <w:t xml:space="preserve"> – </w:t>
+      </w:r>
+      <w:r>
+        <w:rPr>
+          <w:lang w:val="ru-RU"/>
+        </w:rPr>
+        <w:t>получение</w:t>
+      </w:r>
+      <w:r>
+        <w:rPr>
+          <w:lang w:val="ru-RU"/>
+        </w:rPr>
+        <w:t xml:space="preserve"> </w:t>
+      </w:r>
+      <w:r>
+        <w:rPr>
+          <w:lang w:val="ru-RU"/>
+        </w:rPr>
+        <w:t>списка</w:t>
+      </w:r>
+      <w:r>
+        <w:rPr>
+          <w:lang w:val="ru-RU"/>
+        </w:rPr>
+        <w:t xml:space="preserve"> </w:t>
+      </w:r>
+      <w:r>
+        <w:rPr>
+          <w:lang w:val="ru-RU"/>
+        </w:rPr>
+        <w:t>категорий мастера</w:t>
+      </w:r>
+      <w:r>
+        <w:rPr>
+          <w:lang w:val="ru-RU"/>
+        </w:rPr>
+        <w:t xml:space="preserve"> (</w:t>
+      </w:r>
+      <w:r>
+        <w:rPr>
+          <w:lang w:val="ru-RU"/>
+        </w:rPr>
+        <w:t xml:space="preserve">возвращается в формате списка из составных объектов </w:t>
+      </w:r>
+      <w:r>
+        <w:rPr>
+          <w:lang w:val="ru-RU"/>
+        </w:rPr>
+        <w:t>[(</w:t>
+      </w:r>
+      <w:r>
+        <w:rPr>
+          <w:lang w:val="en-US"/>
+        </w:rPr>
+        <w:t>categoryId</w:t>
+      </w:r>
+      <w:r>
+        <w:rPr>
+          <w:lang w:val="ru-RU"/>
+        </w:rPr>
+        <w:t xml:space="preserve">, </w:t>
+      </w:r>
+      <w:r>
+        <w:rPr>
+          <w:lang w:val="en-US"/>
+        </w:rPr>
+        <w:t>name</w:t>
+      </w:r>
+      <w:r>
+        <w:rPr>
+          <w:lang w:val="ru-RU"/>
+        </w:rPr>
+        <w:t>), (…)]</w:t>
+      </w:r>
+    </w:p>
+    <w:p>
+      <w:pPr>
+        <w:pStyle w:val="ListParagraph"/>
+        <w:numPr>
+          <w:ilvl w:val="0"/>
+          <w:numId w:val="50"/>
+        </w:numPr>
+        <w:rPr>
+          <w:lang w:val="ru-RU"/>
+        </w:rPr>
+      </w:pPr>
+      <w:r>
+        <w:rPr>
+          <w:lang w:val="en-US"/>
+        </w:rPr>
+        <w:t>PUT</w:t>
+      </w:r>
+      <w:r>
+        <w:rPr>
+          <w:lang w:val="ru-RU"/>
+        </w:rPr>
+        <w:t xml:space="preserve"> /</w:t>
+      </w:r>
+      <w:r>
+        <w:rPr>
+          <w:lang w:val="en-US"/>
+        </w:rPr>
+        <w:t>api</w:t>
+      </w:r>
+      <w:r>
+        <w:rPr>
+          <w:lang w:val="ru-RU"/>
+        </w:rPr>
+        <w:t>/</w:t>
+      </w:r>
+      <w:r>
+        <w:rPr>
+          <w:lang w:val="en-US"/>
+        </w:rPr>
+        <w:t>masters</w:t>
+      </w:r>
+      <w:r>
+        <w:rPr>
+          <w:lang w:val="ru-RU"/>
+        </w:rPr>
+        <w:t>/</w:t>
+      </w:r>
+      <w:r>
+        <w:rPr>
+          <w:lang w:val="en-US"/>
+        </w:rPr>
+        <w:t>me</w:t>
+      </w:r>
+      <w:r>
+        <w:rPr>
+          <w:lang w:val="ru-RU"/>
+        </w:rPr>
+        <w:t>/</w:t>
+      </w:r>
+      <w:r>
+        <w:rPr>
+          <w:lang w:val="en-US"/>
+        </w:rPr>
+        <w:t>categories</w:t>
+      </w:r>
+      <w:r>
+        <w:rPr>
+          <w:lang w:val="ru-RU"/>
+        </w:rPr>
+        <w:t xml:space="preserve"> – </w:t>
+      </w:r>
+      <w:r>
+        <w:rPr>
+          <w:lang w:val="ru-RU"/>
+        </w:rPr>
+        <w:t>изменение</w:t>
+      </w:r>
+      <w:r>
+        <w:rPr>
+          <w:lang w:val="ru-RU"/>
+        </w:rPr>
+        <w:t xml:space="preserve"> </w:t>
+      </w:r>
+      <w:r>
+        <w:rPr>
+          <w:lang w:val="ru-RU"/>
+        </w:rPr>
+        <w:t>списка</w:t>
+      </w:r>
+      <w:r>
+        <w:rPr>
+          <w:lang w:val="ru-RU"/>
+        </w:rPr>
+        <w:t xml:space="preserve"> </w:t>
+      </w:r>
+      <w:r>
+        <w:rPr>
+          <w:lang w:val="ru-RU"/>
+        </w:rPr>
+        <w:t>собственных специализаций мастера</w:t>
+      </w:r>
+      <w:r>
+        <w:rPr>
+          <w:lang w:val="ru-RU"/>
+        </w:rPr>
+        <w:t xml:space="preserve"> (</w:t>
+      </w:r>
+      <w:r>
+        <w:rPr>
+          <w:lang w:val="ru-RU"/>
+        </w:rPr>
+        <w:t>заменяет весь список на новый)</w:t>
+      </w:r>
+    </w:p>
+    <w:p>
+      <w:pPr>
+        <w:rPr>
+          <w:lang w:val="en-US" w:eastAsia="en-GB"/>
+        </w:rPr>
+      </w:pPr>
+      <w:r>
+        <w:rPr>
+          <w:lang w:val="ru-RU"/>
+        </w:rPr>
+        <w:br/>
+      </w:r>
+      <w:r>
+        <w:rPr>
+          <w:lang w:val="en-US" w:eastAsia="en-GB"/>
+        </w:rPr>
+        <w:t>DTO</w:t>
+      </w:r>
+    </w:p>
+    <w:p>
+      <w:pPr>
+        <w:rPr>
+          <w:lang w:val="en-US"/>
+        </w:rPr>
+      </w:pPr>
+      <w:r>
+        <w:rPr>
+          <w:lang w:val="en-US"/>
+        </w:rPr>
+        <w:t>MasterProfileResponse:</w:t>
+      </w:r>
+    </w:p>
+    <w:p>
+      <w:pPr>
+        <w:pStyle w:val="ListParagraph"/>
+        <w:numPr>
+          <w:ilvl w:val="0"/>
+          <w:numId w:val="52"/>
+        </w:numPr>
+        <w:rPr>
+          <w:lang w:val="en-US"/>
+        </w:rPr>
+      </w:pPr>
+      <w:r>
+        <w:rPr>
+          <w:lang w:val="en-US"/>
+        </w:rPr>
+        <w:t>userId</w:t>
+      </w:r>
+    </w:p>
+    <w:p>
+      <w:pPr>
+        <w:pStyle w:val="ListParagraph"/>
+        <w:numPr>
+          <w:ilvl w:val="0"/>
+          <w:numId w:val="52"/>
+        </w:numPr>
+        <w:rPr>
+          <w:lang w:val="en-US"/>
+        </w:rPr>
+      </w:pPr>
+      <w:r>
+        <w:rPr>
+          <w:lang w:val="en-US"/>
+        </w:rPr>
+        <w:t>login</w:t>
+      </w:r>
+    </w:p>
+    <w:p>
+      <w:pPr>
+        <w:pStyle w:val="ListParagraph"/>
+        <w:numPr>
+          <w:ilvl w:val="0"/>
+          <w:numId w:val="52"/>
+        </w:numPr>
+        <w:rPr>
+          <w:lang w:val="en-US"/>
+        </w:rPr>
+      </w:pPr>
+      <w:r>
+        <w:rPr>
+          <w:lang w:val="en-US"/>
+        </w:rPr>
+        <w:t>firstName</w:t>
+      </w:r>
+    </w:p>
+    <w:p>
+      <w:pPr>
+        <w:pStyle w:val="ListParagraph"/>
+        <w:numPr>
+          <w:ilvl w:val="0"/>
+          <w:numId w:val="52"/>
+        </w:numPr>
+        <w:rPr>
+          <w:lang w:val="en-US"/>
+        </w:rPr>
+      </w:pPr>
+      <w:r>
+        <w:rPr>
+          <w:lang w:val="en-US"/>
+        </w:rPr>
+        <w:t>lastName</w:t>
+      </w:r>
+    </w:p>
+    <w:p>
+      <w:pPr>
+        <w:pStyle w:val="ListParagraph"/>
+        <w:numPr>
+          <w:ilvl w:val="0"/>
+          <w:numId w:val="52"/>
+        </w:numPr>
+        <w:rPr>
+          <w:lang w:val="en-US"/>
+        </w:rPr>
+      </w:pPr>
+      <w:r>
+        <w:rPr>
+          <w:lang w:val="en-US"/>
+        </w:rPr>
+        <w:t>phone</w:t>
+      </w:r>
+    </w:p>
+    <w:p>
+      <w:pPr>
+        <w:pStyle w:val="ListParagraph"/>
+        <w:numPr>
+          <w:ilvl w:val="0"/>
+          <w:numId w:val="52"/>
+        </w:numPr>
+        <w:rPr>
+          <w:lang w:val="en-US"/>
+        </w:rPr>
+      </w:pPr>
+      <w:r>
+        <w:rPr>
+          <w:lang w:val="en-US"/>
+        </w:rPr>
+        <w:t>description</w:t>
+      </w:r>
+    </w:p>
+    <w:p>
+      <w:pPr>
+        <w:pStyle w:val="ListParagraph"/>
+        <w:numPr>
+          <w:ilvl w:val="0"/>
+          <w:numId w:val="52"/>
+        </w:numPr>
+        <w:rPr>
+          <w:lang w:val="en-US"/>
+        </w:rPr>
+      </w:pPr>
+      <w:r>
+        <w:rPr>
+          <w:lang w:val="en-US"/>
+        </w:rPr>
+        <w:t>experienceYears</w:t>
+      </w:r>
+    </w:p>
+    <w:p>
+      <w:pPr>
+        <w:pStyle w:val="ListParagraph"/>
+        <w:numPr>
+          <w:ilvl w:val="0"/>
+          <w:numId w:val="52"/>
+        </w:numPr>
+        <w:rPr>
+          <w:lang w:val="en-US"/>
+        </w:rPr>
+      </w:pPr>
+      <w:r>
+        <w:rPr>
+          <w:lang w:val="en-US"/>
+        </w:rPr>
+        <w:t>categories: List&lt;ServiceCategoriesResponse&gt;</w:t>
+      </w:r>
+      <w:r>
+        <w:rPr>
+          <w:lang w:val="en-US"/>
+        </w:rPr>
+        <w:br/>
+      </w:r>
+    </w:p>
+    <w:p>
+      <w:pPr>
+        <w:rPr>
+          <w:lang w:val="en-US"/>
+        </w:rPr>
+      </w:pPr>
+      <w:r>
+        <w:rPr>
+          <w:lang w:val="en-US"/>
+        </w:rPr>
+        <w:t>UpdateMasterProfileRequest:</w:t>
+      </w:r>
+    </w:p>
+    <w:p>
+      <w:pPr>
+        <w:pStyle w:val="ListParagraph"/>
+        <w:numPr>
+          <w:ilvl w:val="0"/>
+          <w:numId w:val="53"/>
+        </w:numPr>
+        <w:rPr>
+          <w:lang w:val="en-US"/>
+        </w:rPr>
+      </w:pPr>
+      <w:r>
+        <w:rPr>
+          <w:lang w:val="en-US"/>
+        </w:rPr>
+        <w:t>description</w:t>
+      </w:r>
+    </w:p>
+    <w:p>
+      <w:pPr>
+        <w:pStyle w:val="ListParagraph"/>
+        <w:numPr>
+          <w:ilvl w:val="0"/>
+          <w:numId w:val="53"/>
+        </w:numPr>
+        <w:rPr>
+          <w:lang w:val="en-US"/>
+        </w:rPr>
+      </w:pPr>
+      <w:r>
+        <w:rPr>
+          <w:lang w:val="en-US"/>
+        </w:rPr>
+        <w:t>experienceYears</w:t>
+      </w:r>
+      <w:r>
+        <w:rPr>
+          <w:lang w:val="en-US"/>
+        </w:rPr>
+        <w:br/>
+      </w:r>
+    </w:p>
+    <w:p>
+      <w:pPr>
+        <w:rPr>
+          <w:lang w:val="en-US"/>
+        </w:rPr>
+      </w:pPr>
+      <w:r>
+        <w:rPr>
+          <w:lang w:val="en-US"/>
+        </w:rPr>
+        <w:t>UpdateMasterCategoriesRequest:</w:t>
+      </w:r>
+    </w:p>
+    <w:p>
+      <w:pPr>
+        <w:pStyle w:val="ListParagraph"/>
+        <w:numPr>
+          <w:ilvl w:val="0"/>
+          <w:numId w:val="54"/>
+        </w:numPr>
+        <w:rPr>
+          <w:lang w:val="en-US"/>
+        </w:rPr>
+      </w:pPr>
+      <w:r>
+        <w:rPr>
+          <w:lang w:val="en-US"/>
+        </w:rPr>
+        <w:t>categoryIds</w:t>
+      </w:r>
+    </w:p>
+    <w:p>
+      <w:pPr>
+        <w:pStyle w:val="ListParagraph"/>
+        <w:rPr>
+          <w:lang w:val="en-US"/>
+        </w:rPr>
+      </w:pPr>
+    </w:p>
+    <w:p>
+      <w:pPr>
+        <w:rPr>
+          <w:b/>
+          <w:bCs/>
+          <w:lang w:val="en-US"/>
+        </w:rPr>
+      </w:pPr>
+      <w:r>
+        <w:rPr>
+          <w:b/>
+          <w:bCs/>
+          <w:lang w:val="en-US"/>
+        </w:rPr>
+        <w:t>Service</w:t>
+      </w:r>
+      <w:r>
+        <w:rPr>
+          <w:b/>
+          <w:bCs/>
+          <w:lang w:val="en-US"/>
+        </w:rPr>
+        <w:t>C</w:t>
+      </w:r>
+      <w:r>
+        <w:rPr>
+          <w:b/>
+          <w:bCs/>
+          <w:lang w:val="en-US"/>
+        </w:rPr>
+        <w:t>ategories</w:t>
+      </w:r>
+    </w:p>
+    <w:p>
+      <w:pPr>
+        <w:rPr>
+          <w:lang w:val="en-US"/>
+        </w:rPr>
+      </w:pPr>
+      <w:r>
+        <w:rPr>
+          <w:lang w:val="en-US"/>
+        </w:rPr>
+        <w:t>API contracts</w:t>
+      </w:r>
+    </w:p>
+    <w:p>
+      <w:pPr>
+        <w:pStyle w:val="ListParagraph"/>
+        <w:numPr>
+          <w:ilvl w:val="0"/>
+          <w:numId w:val="51"/>
+        </w:numPr>
+        <w:rPr>
+          <w:lang w:val="ru-RU"/>
+        </w:rPr>
+      </w:pPr>
+      <w:r>
+        <w:rPr>
+          <w:lang w:val="en-US"/>
+        </w:rPr>
+        <w:t>GET</w:t>
+      </w:r>
+      <w:r>
+        <w:rPr>
+          <w:lang w:val="ru-RU"/>
+        </w:rPr>
+        <w:t xml:space="preserve"> /</w:t>
+      </w:r>
+      <w:r>
+        <w:rPr>
+          <w:lang w:val="en-US"/>
+        </w:rPr>
+        <w:t>api</w:t>
+      </w:r>
+      <w:r>
+        <w:rPr>
+          <w:lang w:val="ru-RU"/>
+        </w:rPr>
+        <w:t>/</w:t>
+      </w:r>
+      <w:r>
+        <w:rPr>
+          <w:lang w:val="en-US"/>
+        </w:rPr>
+        <w:t>service</w:t>
+      </w:r>
+      <w:r>
+        <w:rPr>
+          <w:lang w:val="ru-RU"/>
+        </w:rPr>
+        <w:t>-</w:t>
+      </w:r>
+      <w:r>
+        <w:rPr>
+          <w:lang w:val="en-US"/>
+        </w:rPr>
+        <w:t>categories</w:t>
+      </w:r>
+      <w:r>
+        <w:rPr>
+          <w:lang w:val="ru-RU"/>
+        </w:rPr>
+        <w:t xml:space="preserve"> – </w:t>
+      </w:r>
+      <w:r>
+        <w:rPr>
+          <w:lang w:val="ru-RU"/>
+        </w:rPr>
+        <w:t>получение</w:t>
+      </w:r>
+      <w:r>
+        <w:rPr>
+          <w:lang w:val="ru-RU"/>
+        </w:rPr>
+        <w:t xml:space="preserve"> </w:t>
+      </w:r>
+      <w:r>
+        <w:rPr>
+          <w:lang w:val="ru-RU"/>
+        </w:rPr>
+        <w:t xml:space="preserve">существующего списка категорий, который может быть использован пользователями с любой ролью. Возвращается в формате списка из составных объектов </w:t>
+      </w:r>
+      <w:r>
+        <w:rPr>
+          <w:lang w:val="en-US"/>
+        </w:rPr>
+        <w:t>[(categoryId, name), (…)]</w:t>
+      </w:r>
+    </w:p>
+    <w:p>
+      <w:pPr>
+        <w:rPr>
+          <w:lang w:val="ru-RU"/>
+        </w:rPr>
+      </w:pPr>
+      <w:r>
+        <w:rPr>
+          <w:lang w:val="en-US"/>
+        </w:rPr>
+        <w:t>DTO</w:t>
+      </w:r>
+    </w:p>
+    <w:p>
+      <w:pPr>
+        <w:rPr>
+          <w:lang w:val="ru-RU"/>
+        </w:rPr>
+      </w:pPr>
+      <w:r>
+        <w:rPr>
+          <w:lang w:val="en-US"/>
+        </w:rPr>
+        <w:t>ServiceCategoryResponse</w:t>
+      </w:r>
+      <w:r>
+        <w:rPr>
+          <w:lang w:val="ru-RU"/>
+        </w:rPr>
+        <w:t xml:space="preserve"> (в том числе и для получения категорий конкретного мастера)</w:t>
+      </w:r>
+      <w:r>
+        <w:rPr>
+          <w:lang w:val="ru-RU"/>
+        </w:rPr>
+        <w:t>:</w:t>
+      </w:r>
+    </w:p>
+    <w:p>
+      <w:pPr>
+        <w:pStyle w:val="ListParagraph"/>
+        <w:numPr>
+          <w:ilvl w:val="0"/>
+          <w:numId w:val="51"/>
+        </w:numPr>
+        <w:rPr>
+          <w:lang w:val="en-US"/>
+        </w:rPr>
+      </w:pPr>
+      <w:r>
+        <w:rPr>
+          <w:lang w:val="en-US"/>
+        </w:rPr>
+        <w:t>categoryId</w:t>
+      </w:r>
+    </w:p>
+    <w:p>
+      <w:pPr>
+        <w:pStyle w:val="ListParagraph"/>
+        <w:numPr>
+          <w:ilvl w:val="0"/>
+          <w:numId w:val="51"/>
+        </w:numPr>
+        <w:rPr>
+          <w:lang w:val="en-US"/>
+        </w:rPr>
+      </w:pPr>
+      <w:r>
+        <w:rPr>
+          <w:lang w:val="en-US"/>
+        </w:rPr>
+        <w:t>name</w:t>
+      </w:r>
     </w:p>
     <w:p>
       <w:pPr>
@@ -8428,6 +9334,119 @@
     </w:lvl>
   </w:abstractNum>
   <w:abstractNum w:abstractNumId="21" w15:restartNumberingAfterBreak="0">
+    <w:nsid w:val="42156DA2"/>
+    <w:multiLevelType w:val="hybridMultilevel"/>
+    <w:tmpl w:val="55309BB6"/>
+    <w:lvl w:ilvl="0" w:tplc="04190003">
+      <w:start w:val="1"/>
+      <w:numFmt w:val="bullet"/>
+      <w:lvlText w:val="o"/>
+      <w:lvlJc w:val="left"/>
+      <w:pPr>
+        <w:ind w:left="720" w:hanging="360"/>
+      </w:pPr>
+      <w:rPr>
+        <w:rFonts w:ascii="Courier New" w:hAnsi="Courier New" w:cs="Courier New" w:hint="default"/>
+      </w:rPr>
+    </w:lvl>
+    <w:lvl w:ilvl="1" w:tplc="08090003" w:tentative="1">
+      <w:start w:val="1"/>
+      <w:numFmt w:val="bullet"/>
+      <w:lvlText w:val="o"/>
+      <w:lvlJc w:val="left"/>
+      <w:pPr>
+        <w:ind w:left="1440" w:hanging="360"/>
+      </w:pPr>
+      <w:rPr>
+        <w:rFonts w:ascii="Courier New" w:hAnsi="Courier New" w:cs="Courier New" w:hint="default"/>
+      </w:rPr>
+    </w:lvl>
+    <w:lvl w:ilvl="2" w:tplc="08090005" w:tentative="1">
+      <w:start w:val="1"/>
+      <w:numFmt w:val="bullet"/>
+      <w:lvlText w:val=""/>
+      <w:lvlJc w:val="left"/>
+      <w:pPr>
+        <w:ind w:left="2160" w:hanging="360"/>
+      </w:pPr>
+      <w:rPr>
+        <w:rFonts w:ascii="Wingdings" w:hAnsi="Wingdings" w:hint="default"/>
+      </w:rPr>
+    </w:lvl>
+    <w:lvl w:ilvl="3" w:tplc="08090001" w:tentative="1">
+      <w:start w:val="1"/>
+      <w:numFmt w:val="bullet"/>
+      <w:lvlText w:val=""/>
+      <w:lvlJc w:val="left"/>
+      <w:pPr>
+        <w:ind w:left="2880" w:hanging="360"/>
+      </w:pPr>
+      <w:rPr>
+        <w:rFonts w:ascii="Symbol" w:hAnsi="Symbol" w:hint="default"/>
+      </w:rPr>
+    </w:lvl>
+    <w:lvl w:ilvl="4" w:tplc="08090003" w:tentative="1">
+      <w:start w:val="1"/>
+      <w:numFmt w:val="bullet"/>
+      <w:lvlText w:val="o"/>
+      <w:lvlJc w:val="left"/>
+      <w:pPr>
+        <w:ind w:left="3600" w:hanging="360"/>
+      </w:pPr>
+      <w:rPr>
+        <w:rFonts w:ascii="Courier New" w:hAnsi="Courier New" w:cs="Courier New" w:hint="default"/>
+      </w:rPr>
+    </w:lvl>
+    <w:lvl w:ilvl="5" w:tplc="08090005" w:tentative="1">
+      <w:start w:val="1"/>
+      <w:numFmt w:val="bullet"/>
+      <w:lvlText w:val=""/>
+      <w:lvlJc w:val="left"/>
+      <w:pPr>
+        <w:ind w:left="4320" w:hanging="360"/>
+      </w:pPr>
+      <w:rPr>
+        <w:rFonts w:ascii="Wingdings" w:hAnsi="Wingdings" w:hint="default"/>
+      </w:rPr>
+    </w:lvl>
+    <w:lvl w:ilvl="6" w:tplc="08090001" w:tentative="1">
+      <w:start w:val="1"/>
+      <w:numFmt w:val="bullet"/>
+      <w:lvlText w:val=""/>
+      <w:lvlJc w:val="left"/>
+      <w:pPr>
+        <w:ind w:left="5040" w:hanging="360"/>
+      </w:pPr>
+      <w:rPr>
+        <w:rFonts w:ascii="Symbol" w:hAnsi="Symbol" w:hint="default"/>
+      </w:rPr>
+    </w:lvl>
+    <w:lvl w:ilvl="7" w:tplc="08090003" w:tentative="1">
+      <w:start w:val="1"/>
+      <w:numFmt w:val="bullet"/>
+      <w:lvlText w:val="o"/>
+      <w:lvlJc w:val="left"/>
+      <w:pPr>
+        <w:ind w:left="5760" w:hanging="360"/>
+      </w:pPr>
+      <w:rPr>
+        <w:rFonts w:ascii="Courier New" w:hAnsi="Courier New" w:cs="Courier New" w:hint="default"/>
+      </w:rPr>
+    </w:lvl>
+    <w:lvl w:ilvl="8" w:tplc="08090005" w:tentative="1">
+      <w:start w:val="1"/>
+      <w:numFmt w:val="bullet"/>
+      <w:lvlText w:val=""/>
+      <w:lvlJc w:val="left"/>
+      <w:pPr>
+        <w:ind w:left="6480" w:hanging="360"/>
+      </w:pPr>
+      <w:rPr>
+        <w:rFonts w:ascii="Wingdings" w:hAnsi="Wingdings" w:hint="default"/>
+      </w:rPr>
+    </w:lvl>
+  </w:abstractNum>
+  <w:abstractNum w:abstractNumId="22" w15:restartNumberingAfterBreak="0">
     <w:nsid w:val="453B33E1"/>
     <w:multiLevelType w:val="hybridMultilevel"/>
     <w:tmpl w:val="F120F0E6"/>
@@ -8541,7 +9560,7 @@
       </w:rPr>
     </w:lvl>
   </w:abstractNum>
-  <w:abstractNum w:abstractNumId="22" w15:restartNumberingAfterBreak="0">
+  <w:abstractNum w:abstractNumId="23" w15:restartNumberingAfterBreak="0">
     <w:nsid w:val="470F5029"/>
     <w:multiLevelType w:val="hybridMultilevel"/>
     <w:tmpl w:val="EB90B4B2"/>
@@ -8654,7 +9673,7 @@
       </w:rPr>
     </w:lvl>
   </w:abstractNum>
-  <w:abstractNum w:abstractNumId="23" w15:restartNumberingAfterBreak="0">
+  <w:abstractNum w:abstractNumId="24" w15:restartNumberingAfterBreak="0">
     <w:nsid w:val="48095377"/>
     <w:multiLevelType w:val="multilevel"/>
     <w:tmpl w:val="A80ED424"/>
@@ -8803,7 +9822,7 @@
       </w:rPr>
     </w:lvl>
   </w:abstractNum>
-  <w:abstractNum w:abstractNumId="24" w15:restartNumberingAfterBreak="0">
+  <w:abstractNum w:abstractNumId="25" w15:restartNumberingAfterBreak="0">
     <w:nsid w:val="495F0919"/>
     <w:multiLevelType w:val="hybridMultilevel"/>
     <w:tmpl w:val="65725F00"/>
@@ -8889,7 +9908,120 @@
       </w:pPr>
     </w:lvl>
   </w:abstractNum>
-  <w:abstractNum w:abstractNumId="25" w15:restartNumberingAfterBreak="0">
+  <w:abstractNum w:abstractNumId="26" w15:restartNumberingAfterBreak="0">
+    <w:nsid w:val="49F1780A"/>
+    <w:multiLevelType w:val="hybridMultilevel"/>
+    <w:tmpl w:val="2612D89A"/>
+    <w:lvl w:ilvl="0" w:tplc="04190003">
+      <w:start w:val="1"/>
+      <w:numFmt w:val="bullet"/>
+      <w:lvlText w:val="o"/>
+      <w:lvlJc w:val="left"/>
+      <w:pPr>
+        <w:ind w:left="720" w:hanging="360"/>
+      </w:pPr>
+      <w:rPr>
+        <w:rFonts w:ascii="Courier New" w:hAnsi="Courier New" w:cs="Courier New" w:hint="default"/>
+      </w:rPr>
+    </w:lvl>
+    <w:lvl w:ilvl="1" w:tplc="08090003" w:tentative="1">
+      <w:start w:val="1"/>
+      <w:numFmt w:val="bullet"/>
+      <w:lvlText w:val="o"/>
+      <w:lvlJc w:val="left"/>
+      <w:pPr>
+        <w:ind w:left="1440" w:hanging="360"/>
+      </w:pPr>
+      <w:rPr>
+        <w:rFonts w:ascii="Courier New" w:hAnsi="Courier New" w:cs="Courier New" w:hint="default"/>
+      </w:rPr>
+    </w:lvl>
+    <w:lvl w:ilvl="2" w:tplc="08090005" w:tentative="1">
+      <w:start w:val="1"/>
+      <w:numFmt w:val="bullet"/>
+      <w:lvlText w:val=""/>
+      <w:lvlJc w:val="left"/>
+      <w:pPr>
+        <w:ind w:left="2160" w:hanging="360"/>
+      </w:pPr>
+      <w:rPr>
+        <w:rFonts w:ascii="Wingdings" w:hAnsi="Wingdings" w:hint="default"/>
+      </w:rPr>
+    </w:lvl>
+    <w:lvl w:ilvl="3" w:tplc="08090001" w:tentative="1">
+      <w:start w:val="1"/>
+      <w:numFmt w:val="bullet"/>
+      <w:lvlText w:val=""/>
+      <w:lvlJc w:val="left"/>
+      <w:pPr>
+        <w:ind w:left="2880" w:hanging="360"/>
+      </w:pPr>
+      <w:rPr>
+        <w:rFonts w:ascii="Symbol" w:hAnsi="Symbol" w:hint="default"/>
+      </w:rPr>
+    </w:lvl>
+    <w:lvl w:ilvl="4" w:tplc="08090003" w:tentative="1">
+      <w:start w:val="1"/>
+      <w:numFmt w:val="bullet"/>
+      <w:lvlText w:val="o"/>
+      <w:lvlJc w:val="left"/>
+      <w:pPr>
+        <w:ind w:left="3600" w:hanging="360"/>
+      </w:pPr>
+      <w:rPr>
+        <w:rFonts w:ascii="Courier New" w:hAnsi="Courier New" w:cs="Courier New" w:hint="default"/>
+      </w:rPr>
+    </w:lvl>
+    <w:lvl w:ilvl="5" w:tplc="08090005" w:tentative="1">
+      <w:start w:val="1"/>
+      <w:numFmt w:val="bullet"/>
+      <w:lvlText w:val=""/>
+      <w:lvlJc w:val="left"/>
+      <w:pPr>
+        <w:ind w:left="4320" w:hanging="360"/>
+      </w:pPr>
+      <w:rPr>
+        <w:rFonts w:ascii="Wingdings" w:hAnsi="Wingdings" w:hint="default"/>
+      </w:rPr>
+    </w:lvl>
+    <w:lvl w:ilvl="6" w:tplc="08090001" w:tentative="1">
+      <w:start w:val="1"/>
+      <w:numFmt w:val="bullet"/>
+      <w:lvlText w:val=""/>
+      <w:lvlJc w:val="left"/>
+      <w:pPr>
+        <w:ind w:left="5040" w:hanging="360"/>
+      </w:pPr>
+      <w:rPr>
+        <w:rFonts w:ascii="Symbol" w:hAnsi="Symbol" w:hint="default"/>
+      </w:rPr>
+    </w:lvl>
+    <w:lvl w:ilvl="7" w:tplc="08090003" w:tentative="1">
+      <w:start w:val="1"/>
+      <w:numFmt w:val="bullet"/>
+      <w:lvlText w:val="o"/>
+      <w:lvlJc w:val="left"/>
+      <w:pPr>
+        <w:ind w:left="5760" w:hanging="360"/>
+      </w:pPr>
+      <w:rPr>
+        <w:rFonts w:ascii="Courier New" w:hAnsi="Courier New" w:cs="Courier New" w:hint="default"/>
+      </w:rPr>
+    </w:lvl>
+    <w:lvl w:ilvl="8" w:tplc="08090005" w:tentative="1">
+      <w:start w:val="1"/>
+      <w:numFmt w:val="bullet"/>
+      <w:lvlText w:val=""/>
+      <w:lvlJc w:val="left"/>
+      <w:pPr>
+        <w:ind w:left="6480" w:hanging="360"/>
+      </w:pPr>
+      <w:rPr>
+        <w:rFonts w:ascii="Wingdings" w:hAnsi="Wingdings" w:hint="default"/>
+      </w:rPr>
+    </w:lvl>
+  </w:abstractNum>
+  <w:abstractNum w:abstractNumId="27" w15:restartNumberingAfterBreak="0">
     <w:nsid w:val="50DB2B87"/>
     <w:multiLevelType w:val="hybridMultilevel"/>
     <w:tmpl w:val="2982D086"/>
@@ -9002,7 +10134,7 @@
       </w:rPr>
     </w:lvl>
   </w:abstractNum>
-  <w:abstractNum w:abstractNumId="26" w15:restartNumberingAfterBreak="0">
+  <w:abstractNum w:abstractNumId="28" w15:restartNumberingAfterBreak="0">
     <w:nsid w:val="510569D1"/>
     <w:multiLevelType w:val="hybridMultilevel"/>
     <w:tmpl w:val="A996740E"/>
@@ -9115,7 +10247,7 @@
       </w:rPr>
     </w:lvl>
   </w:abstractNum>
-  <w:abstractNum w:abstractNumId="27" w15:restartNumberingAfterBreak="0">
+  <w:abstractNum w:abstractNumId="29" w15:restartNumberingAfterBreak="0">
     <w:nsid w:val="51917AA5"/>
     <w:multiLevelType w:val="hybridMultilevel"/>
     <w:tmpl w:val="D2C2DF86"/>
@@ -9227,7 +10359,7 @@
       </w:rPr>
     </w:lvl>
   </w:abstractNum>
-  <w:abstractNum w:abstractNumId="28" w15:restartNumberingAfterBreak="0">
+  <w:abstractNum w:abstractNumId="30" w15:restartNumberingAfterBreak="0">
     <w:nsid w:val="540D4D1C"/>
     <w:multiLevelType w:val="multilevel"/>
     <w:tmpl w:val="FCAE62CA"/>
@@ -9376,7 +10508,7 @@
       </w:rPr>
     </w:lvl>
   </w:abstractNum>
-  <w:abstractNum w:abstractNumId="29" w15:restartNumberingAfterBreak="0">
+  <w:abstractNum w:abstractNumId="31" w15:restartNumberingAfterBreak="0">
     <w:nsid w:val="546C7644"/>
     <w:multiLevelType w:val="hybridMultilevel"/>
     <w:tmpl w:val="9DC4FE98"/>
@@ -9489,7 +10621,7 @@
       </w:rPr>
     </w:lvl>
   </w:abstractNum>
-  <w:abstractNum w:abstractNumId="30" w15:restartNumberingAfterBreak="0">
+  <w:abstractNum w:abstractNumId="32" w15:restartNumberingAfterBreak="0">
     <w:nsid w:val="548A7F04"/>
     <w:multiLevelType w:val="hybridMultilevel"/>
     <w:tmpl w:val="35240576"/>
@@ -9602,7 +10734,7 @@
       </w:rPr>
     </w:lvl>
   </w:abstractNum>
-  <w:abstractNum w:abstractNumId="31" w15:restartNumberingAfterBreak="0">
+  <w:abstractNum w:abstractNumId="33" w15:restartNumberingAfterBreak="0">
     <w:nsid w:val="5547596D"/>
     <w:multiLevelType w:val="multilevel"/>
     <w:tmpl w:val="EC922B90"/>
@@ -9751,7 +10883,7 @@
       </w:rPr>
     </w:lvl>
   </w:abstractNum>
-  <w:abstractNum w:abstractNumId="32" w15:restartNumberingAfterBreak="0">
+  <w:abstractNum w:abstractNumId="34" w15:restartNumberingAfterBreak="0">
     <w:nsid w:val="563F7FAC"/>
     <w:multiLevelType w:val="multilevel"/>
     <w:tmpl w:val="9F88A25A"/>
@@ -9864,7 +10996,7 @@
       </w:pPr>
     </w:lvl>
   </w:abstractNum>
-  <w:abstractNum w:abstractNumId="33" w15:restartNumberingAfterBreak="0">
+  <w:abstractNum w:abstractNumId="35" w15:restartNumberingAfterBreak="0">
     <w:nsid w:val="57C61526"/>
     <w:multiLevelType w:val="hybridMultilevel"/>
     <w:tmpl w:val="1326E626"/>
@@ -9977,7 +11109,120 @@
       </w:rPr>
     </w:lvl>
   </w:abstractNum>
-  <w:abstractNum w:abstractNumId="34" w15:restartNumberingAfterBreak="0">
+  <w:abstractNum w:abstractNumId="36" w15:restartNumberingAfterBreak="0">
+    <w:nsid w:val="59500FEE"/>
+    <w:multiLevelType w:val="hybridMultilevel"/>
+    <w:tmpl w:val="8C7A99A2"/>
+    <w:lvl w:ilvl="0" w:tplc="04190003">
+      <w:start w:val="1"/>
+      <w:numFmt w:val="bullet"/>
+      <w:lvlText w:val="o"/>
+      <w:lvlJc w:val="left"/>
+      <w:pPr>
+        <w:ind w:left="720" w:hanging="360"/>
+      </w:pPr>
+      <w:rPr>
+        <w:rFonts w:ascii="Courier New" w:hAnsi="Courier New" w:cs="Courier New" w:hint="default"/>
+      </w:rPr>
+    </w:lvl>
+    <w:lvl w:ilvl="1" w:tplc="08090003" w:tentative="1">
+      <w:start w:val="1"/>
+      <w:numFmt w:val="bullet"/>
+      <w:lvlText w:val="o"/>
+      <w:lvlJc w:val="left"/>
+      <w:pPr>
+        <w:ind w:left="1440" w:hanging="360"/>
+      </w:pPr>
+      <w:rPr>
+        <w:rFonts w:ascii="Courier New" w:hAnsi="Courier New" w:cs="Courier New" w:hint="default"/>
+      </w:rPr>
+    </w:lvl>
+    <w:lvl w:ilvl="2" w:tplc="08090005" w:tentative="1">
+      <w:start w:val="1"/>
+      <w:numFmt w:val="bullet"/>
+      <w:lvlText w:val=""/>
+      <w:lvlJc w:val="left"/>
+      <w:pPr>
+        <w:ind w:left="2160" w:hanging="360"/>
+      </w:pPr>
+      <w:rPr>
+        <w:rFonts w:ascii="Wingdings" w:hAnsi="Wingdings" w:hint="default"/>
+      </w:rPr>
+    </w:lvl>
+    <w:lvl w:ilvl="3" w:tplc="08090001" w:tentative="1">
+      <w:start w:val="1"/>
+      <w:numFmt w:val="bullet"/>
+      <w:lvlText w:val=""/>
+      <w:lvlJc w:val="left"/>
+      <w:pPr>
+        <w:ind w:left="2880" w:hanging="360"/>
+      </w:pPr>
+      <w:rPr>
+        <w:rFonts w:ascii="Symbol" w:hAnsi="Symbol" w:hint="default"/>
+      </w:rPr>
+    </w:lvl>
+    <w:lvl w:ilvl="4" w:tplc="08090003" w:tentative="1">
+      <w:start w:val="1"/>
+      <w:numFmt w:val="bullet"/>
+      <w:lvlText w:val="o"/>
+      <w:lvlJc w:val="left"/>
+      <w:pPr>
+        <w:ind w:left="3600" w:hanging="360"/>
+      </w:pPr>
+      <w:rPr>
+        <w:rFonts w:ascii="Courier New" w:hAnsi="Courier New" w:cs="Courier New" w:hint="default"/>
+      </w:rPr>
+    </w:lvl>
+    <w:lvl w:ilvl="5" w:tplc="08090005" w:tentative="1">
+      <w:start w:val="1"/>
+      <w:numFmt w:val="bullet"/>
+      <w:lvlText w:val=""/>
+      <w:lvlJc w:val="left"/>
+      <w:pPr>
+        <w:ind w:left="4320" w:hanging="360"/>
+      </w:pPr>
+      <w:rPr>
+        <w:rFonts w:ascii="Wingdings" w:hAnsi="Wingdings" w:hint="default"/>
+      </w:rPr>
+    </w:lvl>
+    <w:lvl w:ilvl="6" w:tplc="08090001" w:tentative="1">
+      <w:start w:val="1"/>
+      <w:numFmt w:val="bullet"/>
+      <w:lvlText w:val=""/>
+      <w:lvlJc w:val="left"/>
+      <w:pPr>
+        <w:ind w:left="5040" w:hanging="360"/>
+      </w:pPr>
+      <w:rPr>
+        <w:rFonts w:ascii="Symbol" w:hAnsi="Symbol" w:hint="default"/>
+      </w:rPr>
+    </w:lvl>
+    <w:lvl w:ilvl="7" w:tplc="08090003" w:tentative="1">
+      <w:start w:val="1"/>
+      <w:numFmt w:val="bullet"/>
+      <w:lvlText w:val="o"/>
+      <w:lvlJc w:val="left"/>
+      <w:pPr>
+        <w:ind w:left="5760" w:hanging="360"/>
+      </w:pPr>
+      <w:rPr>
+        <w:rFonts w:ascii="Courier New" w:hAnsi="Courier New" w:cs="Courier New" w:hint="default"/>
+      </w:rPr>
+    </w:lvl>
+    <w:lvl w:ilvl="8" w:tplc="08090005" w:tentative="1">
+      <w:start w:val="1"/>
+      <w:numFmt w:val="bullet"/>
+      <w:lvlText w:val=""/>
+      <w:lvlJc w:val="left"/>
+      <w:pPr>
+        <w:ind w:left="6480" w:hanging="360"/>
+      </w:pPr>
+      <w:rPr>
+        <w:rFonts w:ascii="Wingdings" w:hAnsi="Wingdings" w:hint="default"/>
+      </w:rPr>
+    </w:lvl>
+  </w:abstractNum>
+  <w:abstractNum w:abstractNumId="37" w15:restartNumberingAfterBreak="0">
     <w:nsid w:val="59E97F18"/>
     <w:multiLevelType w:val="hybridMultilevel"/>
     <w:tmpl w:val="16448F94"/>
@@ -10090,7 +11335,7 @@
       </w:rPr>
     </w:lvl>
   </w:abstractNum>
-  <w:abstractNum w:abstractNumId="35" w15:restartNumberingAfterBreak="0">
+  <w:abstractNum w:abstractNumId="38" w15:restartNumberingAfterBreak="0">
     <w:nsid w:val="5D6D5C5A"/>
     <w:multiLevelType w:val="hybridMultilevel"/>
     <w:tmpl w:val="6EF2D338"/>
@@ -10203,7 +11448,7 @@
       </w:rPr>
     </w:lvl>
   </w:abstractNum>
-  <w:abstractNum w:abstractNumId="36" w15:restartNumberingAfterBreak="0">
+  <w:abstractNum w:abstractNumId="39" w15:restartNumberingAfterBreak="0">
     <w:nsid w:val="61345F1C"/>
     <w:multiLevelType w:val="hybridMultilevel"/>
     <w:tmpl w:val="1A64F046"/>
@@ -10316,7 +11561,7 @@
       </w:rPr>
     </w:lvl>
   </w:abstractNum>
-  <w:abstractNum w:abstractNumId="37" w15:restartNumberingAfterBreak="0">
+  <w:abstractNum w:abstractNumId="40" w15:restartNumberingAfterBreak="0">
     <w:nsid w:val="614A1692"/>
     <w:multiLevelType w:val="hybridMultilevel"/>
     <w:tmpl w:val="4156E2A8"/>
@@ -10429,7 +11674,7 @@
       </w:rPr>
     </w:lvl>
   </w:abstractNum>
-  <w:abstractNum w:abstractNumId="38" w15:restartNumberingAfterBreak="0">
+  <w:abstractNum w:abstractNumId="41" w15:restartNumberingAfterBreak="0">
     <w:nsid w:val="61D15A97"/>
     <w:multiLevelType w:val="hybridMultilevel"/>
     <w:tmpl w:val="14A2E350"/>
@@ -10542,7 +11787,120 @@
       </w:rPr>
     </w:lvl>
   </w:abstractNum>
-  <w:abstractNum w:abstractNumId="39" w15:restartNumberingAfterBreak="0">
+  <w:abstractNum w:abstractNumId="42" w15:restartNumberingAfterBreak="0">
+    <w:nsid w:val="646A15EC"/>
+    <w:multiLevelType w:val="hybridMultilevel"/>
+    <w:tmpl w:val="4ECEA306"/>
+    <w:lvl w:ilvl="0" w:tplc="04190003">
+      <w:start w:val="1"/>
+      <w:numFmt w:val="bullet"/>
+      <w:lvlText w:val="o"/>
+      <w:lvlJc w:val="left"/>
+      <w:pPr>
+        <w:ind w:left="720" w:hanging="360"/>
+      </w:pPr>
+      <w:rPr>
+        <w:rFonts w:ascii="Courier New" w:hAnsi="Courier New" w:cs="Courier New" w:hint="default"/>
+      </w:rPr>
+    </w:lvl>
+    <w:lvl w:ilvl="1" w:tplc="08090003" w:tentative="1">
+      <w:start w:val="1"/>
+      <w:numFmt w:val="bullet"/>
+      <w:lvlText w:val="o"/>
+      <w:lvlJc w:val="left"/>
+      <w:pPr>
+        <w:ind w:left="1440" w:hanging="360"/>
+      </w:pPr>
+      <w:rPr>
+        <w:rFonts w:ascii="Courier New" w:hAnsi="Courier New" w:cs="Courier New" w:hint="default"/>
+      </w:rPr>
+    </w:lvl>
+    <w:lvl w:ilvl="2" w:tplc="08090005" w:tentative="1">
+      <w:start w:val="1"/>
+      <w:numFmt w:val="bullet"/>
+      <w:lvlText w:val=""/>
+      <w:lvlJc w:val="left"/>
+      <w:pPr>
+        <w:ind w:left="2160" w:hanging="360"/>
+      </w:pPr>
+      <w:rPr>
+        <w:rFonts w:ascii="Wingdings" w:hAnsi="Wingdings" w:hint="default"/>
+      </w:rPr>
+    </w:lvl>
+    <w:lvl w:ilvl="3" w:tplc="08090001" w:tentative="1">
+      <w:start w:val="1"/>
+      <w:numFmt w:val="bullet"/>
+      <w:lvlText w:val=""/>
+      <w:lvlJc w:val="left"/>
+      <w:pPr>
+        <w:ind w:left="2880" w:hanging="360"/>
+      </w:pPr>
+      <w:rPr>
+        <w:rFonts w:ascii="Symbol" w:hAnsi="Symbol" w:hint="default"/>
+      </w:rPr>
+    </w:lvl>
+    <w:lvl w:ilvl="4" w:tplc="08090003" w:tentative="1">
+      <w:start w:val="1"/>
+      <w:numFmt w:val="bullet"/>
+      <w:lvlText w:val="o"/>
+      <w:lvlJc w:val="left"/>
+      <w:pPr>
+        <w:ind w:left="3600" w:hanging="360"/>
+      </w:pPr>
+      <w:rPr>
+        <w:rFonts w:ascii="Courier New" w:hAnsi="Courier New" w:cs="Courier New" w:hint="default"/>
+      </w:rPr>
+    </w:lvl>
+    <w:lvl w:ilvl="5" w:tplc="08090005" w:tentative="1">
+      <w:start w:val="1"/>
+      <w:numFmt w:val="bullet"/>
+      <w:lvlText w:val=""/>
+      <w:lvlJc w:val="left"/>
+      <w:pPr>
+        <w:ind w:left="4320" w:hanging="360"/>
+      </w:pPr>
+      <w:rPr>
+        <w:rFonts w:ascii="Wingdings" w:hAnsi="Wingdings" w:hint="default"/>
+      </w:rPr>
+    </w:lvl>
+    <w:lvl w:ilvl="6" w:tplc="08090001" w:tentative="1">
+      <w:start w:val="1"/>
+      <w:numFmt w:val="bullet"/>
+      <w:lvlText w:val=""/>
+      <w:lvlJc w:val="left"/>
+      <w:pPr>
+        <w:ind w:left="5040" w:hanging="360"/>
+      </w:pPr>
+      <w:rPr>
+        <w:rFonts w:ascii="Symbol" w:hAnsi="Symbol" w:hint="default"/>
+      </w:rPr>
+    </w:lvl>
+    <w:lvl w:ilvl="7" w:tplc="08090003" w:tentative="1">
+      <w:start w:val="1"/>
+      <w:numFmt w:val="bullet"/>
+      <w:lvlText w:val="o"/>
+      <w:lvlJc w:val="left"/>
+      <w:pPr>
+        <w:ind w:left="5760" w:hanging="360"/>
+      </w:pPr>
+      <w:rPr>
+        <w:rFonts w:ascii="Courier New" w:hAnsi="Courier New" w:cs="Courier New" w:hint="default"/>
+      </w:rPr>
+    </w:lvl>
+    <w:lvl w:ilvl="8" w:tplc="08090005" w:tentative="1">
+      <w:start w:val="1"/>
+      <w:numFmt w:val="bullet"/>
+      <w:lvlText w:val=""/>
+      <w:lvlJc w:val="left"/>
+      <w:pPr>
+        <w:ind w:left="6480" w:hanging="360"/>
+      </w:pPr>
+      <w:rPr>
+        <w:rFonts w:ascii="Wingdings" w:hAnsi="Wingdings" w:hint="default"/>
+      </w:rPr>
+    </w:lvl>
+  </w:abstractNum>
+  <w:abstractNum w:abstractNumId="43" w15:restartNumberingAfterBreak="0">
     <w:nsid w:val="664002F4"/>
     <w:multiLevelType w:val="hybridMultilevel"/>
     <w:tmpl w:val="074A2354"/>
@@ -10655,7 +12013,7 @@
       </w:rPr>
     </w:lvl>
   </w:abstractNum>
-  <w:abstractNum w:abstractNumId="40" w15:restartNumberingAfterBreak="0">
+  <w:abstractNum w:abstractNumId="44" w15:restartNumberingAfterBreak="0">
     <w:nsid w:val="6BFE35FA"/>
     <w:multiLevelType w:val="hybridMultilevel"/>
     <w:tmpl w:val="CFF8F62C"/>
@@ -10768,7 +12126,7 @@
       </w:rPr>
     </w:lvl>
   </w:abstractNum>
-  <w:abstractNum w:abstractNumId="41" w15:restartNumberingAfterBreak="0">
+  <w:abstractNum w:abstractNumId="45" w15:restartNumberingAfterBreak="0">
     <w:nsid w:val="6C1103A6"/>
     <w:multiLevelType w:val="hybridMultilevel"/>
     <w:tmpl w:val="72441294"/>
@@ -10881,7 +12239,7 @@
       </w:rPr>
     </w:lvl>
   </w:abstractNum>
-  <w:abstractNum w:abstractNumId="42" w15:restartNumberingAfterBreak="0">
+  <w:abstractNum w:abstractNumId="46" w15:restartNumberingAfterBreak="0">
     <w:nsid w:val="6F265A76"/>
     <w:multiLevelType w:val="multilevel"/>
     <w:tmpl w:val="682CEAB2"/>
@@ -11030,7 +12388,7 @@
       </w:rPr>
     </w:lvl>
   </w:abstractNum>
-  <w:abstractNum w:abstractNumId="43" w15:restartNumberingAfterBreak="0">
+  <w:abstractNum w:abstractNumId="47" w15:restartNumberingAfterBreak="0">
     <w:nsid w:val="6FA8564D"/>
     <w:multiLevelType w:val="multilevel"/>
     <w:tmpl w:val="2B5A9E24"/>
@@ -11179,7 +12537,7 @@
       </w:rPr>
     </w:lvl>
   </w:abstractNum>
-  <w:abstractNum w:abstractNumId="44" w15:restartNumberingAfterBreak="0">
+  <w:abstractNum w:abstractNumId="48" w15:restartNumberingAfterBreak="0">
     <w:nsid w:val="71D132C3"/>
     <w:multiLevelType w:val="hybridMultilevel"/>
     <w:tmpl w:val="21E0DE52"/>
@@ -11292,7 +12650,7 @@
       </w:rPr>
     </w:lvl>
   </w:abstractNum>
-  <w:abstractNum w:abstractNumId="45" w15:restartNumberingAfterBreak="0">
+  <w:abstractNum w:abstractNumId="49" w15:restartNumberingAfterBreak="0">
     <w:nsid w:val="726F6787"/>
     <w:multiLevelType w:val="hybridMultilevel"/>
     <w:tmpl w:val="C7B60C7A"/>
@@ -11405,7 +12763,120 @@
       </w:rPr>
     </w:lvl>
   </w:abstractNum>
-  <w:abstractNum w:abstractNumId="46" w15:restartNumberingAfterBreak="0">
+  <w:abstractNum w:abstractNumId="50" w15:restartNumberingAfterBreak="0">
+    <w:nsid w:val="73677B48"/>
+    <w:multiLevelType w:val="hybridMultilevel"/>
+    <w:tmpl w:val="7D5A60BA"/>
+    <w:lvl w:ilvl="0" w:tplc="04190003">
+      <w:start w:val="1"/>
+      <w:numFmt w:val="bullet"/>
+      <w:lvlText w:val="o"/>
+      <w:lvlJc w:val="left"/>
+      <w:pPr>
+        <w:ind w:left="720" w:hanging="360"/>
+      </w:pPr>
+      <w:rPr>
+        <w:rFonts w:ascii="Courier New" w:hAnsi="Courier New" w:cs="Courier New" w:hint="default"/>
+      </w:rPr>
+    </w:lvl>
+    <w:lvl w:ilvl="1" w:tplc="08090003" w:tentative="1">
+      <w:start w:val="1"/>
+      <w:numFmt w:val="bullet"/>
+      <w:lvlText w:val="o"/>
+      <w:lvlJc w:val="left"/>
+      <w:pPr>
+        <w:ind w:left="1440" w:hanging="360"/>
+      </w:pPr>
+      <w:rPr>
+        <w:rFonts w:ascii="Courier New" w:hAnsi="Courier New" w:cs="Courier New" w:hint="default"/>
+      </w:rPr>
+    </w:lvl>
+    <w:lvl w:ilvl="2" w:tplc="08090005" w:tentative="1">
+      <w:start w:val="1"/>
+      <w:numFmt w:val="bullet"/>
+      <w:lvlText w:val=""/>
+      <w:lvlJc w:val="left"/>
+      <w:pPr>
+        <w:ind w:left="2160" w:hanging="360"/>
+      </w:pPr>
+      <w:rPr>
+        <w:rFonts w:ascii="Wingdings" w:hAnsi="Wingdings" w:hint="default"/>
+      </w:rPr>
+    </w:lvl>
+    <w:lvl w:ilvl="3" w:tplc="08090001" w:tentative="1">
+      <w:start w:val="1"/>
+      <w:numFmt w:val="bullet"/>
+      <w:lvlText w:val=""/>
+      <w:lvlJc w:val="left"/>
+      <w:pPr>
+        <w:ind w:left="2880" w:hanging="360"/>
+      </w:pPr>
+      <w:rPr>
+        <w:rFonts w:ascii="Symbol" w:hAnsi="Symbol" w:hint="default"/>
+      </w:rPr>
+    </w:lvl>
+    <w:lvl w:ilvl="4" w:tplc="08090003" w:tentative="1">
+      <w:start w:val="1"/>
+      <w:numFmt w:val="bullet"/>
+      <w:lvlText w:val="o"/>
+      <w:lvlJc w:val="left"/>
+      <w:pPr>
+        <w:ind w:left="3600" w:hanging="360"/>
+      </w:pPr>
+      <w:rPr>
+        <w:rFonts w:ascii="Courier New" w:hAnsi="Courier New" w:cs="Courier New" w:hint="default"/>
+      </w:rPr>
+    </w:lvl>
+    <w:lvl w:ilvl="5" w:tplc="08090005" w:tentative="1">
+      <w:start w:val="1"/>
+      <w:numFmt w:val="bullet"/>
+      <w:lvlText w:val=""/>
+      <w:lvlJc w:val="left"/>
+      <w:pPr>
+        <w:ind w:left="4320" w:hanging="360"/>
+      </w:pPr>
+      <w:rPr>
+        <w:rFonts w:ascii="Wingdings" w:hAnsi="Wingdings" w:hint="default"/>
+      </w:rPr>
+    </w:lvl>
+    <w:lvl w:ilvl="6" w:tplc="08090001" w:tentative="1">
+      <w:start w:val="1"/>
+      <w:numFmt w:val="bullet"/>
+      <w:lvlText w:val=""/>
+      <w:lvlJc w:val="left"/>
+      <w:pPr>
+        <w:ind w:left="5040" w:hanging="360"/>
+      </w:pPr>
+      <w:rPr>
+        <w:rFonts w:ascii="Symbol" w:hAnsi="Symbol" w:hint="default"/>
+      </w:rPr>
+    </w:lvl>
+    <w:lvl w:ilvl="7" w:tplc="08090003" w:tentative="1">
+      <w:start w:val="1"/>
+      <w:numFmt w:val="bullet"/>
+      <w:lvlText w:val="o"/>
+      <w:lvlJc w:val="left"/>
+      <w:pPr>
+        <w:ind w:left="5760" w:hanging="360"/>
+      </w:pPr>
+      <w:rPr>
+        <w:rFonts w:ascii="Courier New" w:hAnsi="Courier New" w:cs="Courier New" w:hint="default"/>
+      </w:rPr>
+    </w:lvl>
+    <w:lvl w:ilvl="8" w:tplc="08090005" w:tentative="1">
+      <w:start w:val="1"/>
+      <w:numFmt w:val="bullet"/>
+      <w:lvlText w:val=""/>
+      <w:lvlJc w:val="left"/>
+      <w:pPr>
+        <w:ind w:left="6480" w:hanging="360"/>
+      </w:pPr>
+      <w:rPr>
+        <w:rFonts w:ascii="Wingdings" w:hAnsi="Wingdings" w:hint="default"/>
+      </w:rPr>
+    </w:lvl>
+  </w:abstractNum>
+  <w:abstractNum w:abstractNumId="51" w15:restartNumberingAfterBreak="0">
     <w:nsid w:val="79381DDD"/>
     <w:multiLevelType w:val="hybridMultilevel"/>
     <w:tmpl w:val="9FC61ECA"/>
@@ -11518,7 +12989,7 @@
       </w:rPr>
     </w:lvl>
   </w:abstractNum>
-  <w:abstractNum w:abstractNumId="47" w15:restartNumberingAfterBreak="0">
+  <w:abstractNum w:abstractNumId="52" w15:restartNumberingAfterBreak="0">
     <w:nsid w:val="7DBE2C1B"/>
     <w:multiLevelType w:val="hybridMultilevel"/>
     <w:tmpl w:val="D4DEFBD0"/>
@@ -11630,7 +13101,7 @@
       </w:rPr>
     </w:lvl>
   </w:abstractNum>
-  <w:abstractNum w:abstractNumId="48" w15:restartNumberingAfterBreak="0">
+  <w:abstractNum w:abstractNumId="53" w15:restartNumberingAfterBreak="0">
     <w:nsid w:val="7ED50EB6"/>
     <w:multiLevelType w:val="multilevel"/>
     <w:tmpl w:val="2E04D1A8"/>
@@ -11783,19 +13254,19 @@
     <w:abstractNumId w:val="1"/>
   </w:num>
   <w:num w:numId="2" w16cid:durableId="384913264">
-    <w:abstractNumId w:val="33"/>
+    <w:abstractNumId w:val="35"/>
   </w:num>
   <w:num w:numId="3" w16cid:durableId="2023243125">
-    <w:abstractNumId w:val="34"/>
+    <w:abstractNumId w:val="37"/>
   </w:num>
   <w:num w:numId="4" w16cid:durableId="2056269584">
-    <w:abstractNumId w:val="25"/>
+    <w:abstractNumId w:val="27"/>
   </w:num>
   <w:num w:numId="5" w16cid:durableId="303703151">
     <w:abstractNumId w:val="3"/>
   </w:num>
   <w:num w:numId="6" w16cid:durableId="938874738">
-    <w:abstractNumId w:val="47"/>
+    <w:abstractNumId w:val="52"/>
   </w:num>
   <w:num w:numId="7" w16cid:durableId="1250695812">
     <w:abstractNumId w:val="10"/>
@@ -11804,43 +13275,43 @@
     <w:abstractNumId w:val="6"/>
   </w:num>
   <w:num w:numId="9" w16cid:durableId="251202358">
-    <w:abstractNumId w:val="27"/>
+    <w:abstractNumId w:val="29"/>
   </w:num>
   <w:num w:numId="10" w16cid:durableId="419645676">
     <w:abstractNumId w:val="17"/>
   </w:num>
   <w:num w:numId="11" w16cid:durableId="572928392">
-    <w:abstractNumId w:val="22"/>
+    <w:abstractNumId w:val="23"/>
   </w:num>
   <w:num w:numId="12" w16cid:durableId="1083335959">
-    <w:abstractNumId w:val="37"/>
+    <w:abstractNumId w:val="40"/>
   </w:num>
   <w:num w:numId="13" w16cid:durableId="419375774">
-    <w:abstractNumId w:val="41"/>
+    <w:abstractNumId w:val="45"/>
   </w:num>
   <w:num w:numId="14" w16cid:durableId="472601837">
     <w:abstractNumId w:val="15"/>
   </w:num>
   <w:num w:numId="15" w16cid:durableId="1340893428">
-    <w:abstractNumId w:val="24"/>
+    <w:abstractNumId w:val="25"/>
   </w:num>
   <w:num w:numId="16" w16cid:durableId="2025938113">
-    <w:abstractNumId w:val="21"/>
+    <w:abstractNumId w:val="22"/>
   </w:num>
   <w:num w:numId="17" w16cid:durableId="2079090949">
-    <w:abstractNumId w:val="26"/>
+    <w:abstractNumId w:val="28"/>
   </w:num>
   <w:num w:numId="18" w16cid:durableId="1698654684">
     <w:abstractNumId w:val="16"/>
   </w:num>
   <w:num w:numId="19" w16cid:durableId="421608752">
-    <w:abstractNumId w:val="40"/>
+    <w:abstractNumId w:val="44"/>
   </w:num>
   <w:num w:numId="20" w16cid:durableId="2117748317">
-    <w:abstractNumId w:val="46"/>
+    <w:abstractNumId w:val="51"/>
   </w:num>
   <w:num w:numId="21" w16cid:durableId="1595282796">
-    <w:abstractNumId w:val="35"/>
+    <w:abstractNumId w:val="38"/>
   </w:num>
   <w:num w:numId="22" w16cid:durableId="1287275393">
     <w:abstractNumId w:val="12"/>
@@ -11849,46 +13320,46 @@
     <w:abstractNumId w:val="5"/>
   </w:num>
   <w:num w:numId="24" w16cid:durableId="871379423">
-    <w:abstractNumId w:val="42"/>
+    <w:abstractNumId w:val="46"/>
   </w:num>
   <w:num w:numId="25" w16cid:durableId="1775317555">
+    <w:abstractNumId w:val="34"/>
+  </w:num>
+  <w:num w:numId="26" w16cid:durableId="1018508330">
     <w:abstractNumId w:val="32"/>
   </w:num>
-  <w:num w:numId="26" w16cid:durableId="1018508330">
-    <w:abstractNumId w:val="30"/>
-  </w:num>
   <w:num w:numId="27" w16cid:durableId="1624077405">
-    <w:abstractNumId w:val="38"/>
+    <w:abstractNumId w:val="41"/>
   </w:num>
   <w:num w:numId="28" w16cid:durableId="824278171">
-    <w:abstractNumId w:val="23"/>
+    <w:abstractNumId w:val="24"/>
   </w:num>
   <w:num w:numId="29" w16cid:durableId="2106418506">
-    <w:abstractNumId w:val="31"/>
+    <w:abstractNumId w:val="33"/>
   </w:num>
   <w:num w:numId="30" w16cid:durableId="1585147079">
-    <w:abstractNumId w:val="43"/>
+    <w:abstractNumId w:val="47"/>
   </w:num>
   <w:num w:numId="31" w16cid:durableId="1921214431">
     <w:abstractNumId w:val="2"/>
   </w:num>
   <w:num w:numId="32" w16cid:durableId="1713726611">
-    <w:abstractNumId w:val="29"/>
+    <w:abstractNumId w:val="31"/>
   </w:num>
   <w:num w:numId="33" w16cid:durableId="1300964125">
     <w:abstractNumId w:val="0"/>
   </w:num>
   <w:num w:numId="34" w16cid:durableId="1051075841">
-    <w:abstractNumId w:val="48"/>
+    <w:abstractNumId w:val="53"/>
   </w:num>
   <w:num w:numId="35" w16cid:durableId="1975401105">
-    <w:abstractNumId w:val="36"/>
+    <w:abstractNumId w:val="39"/>
   </w:num>
   <w:num w:numId="36" w16cid:durableId="460422521">
-    <w:abstractNumId w:val="28"/>
+    <w:abstractNumId w:val="30"/>
   </w:num>
   <w:num w:numId="37" w16cid:durableId="1327513134">
-    <w:abstractNumId w:val="44"/>
+    <w:abstractNumId w:val="48"/>
   </w:num>
   <w:num w:numId="38" w16cid:durableId="1694259667">
     <w:abstractNumId w:val="18"/>
@@ -11906,7 +13377,7 @@
     <w:abstractNumId w:val="4"/>
   </w:num>
   <w:num w:numId="43" w16cid:durableId="287009388">
-    <w:abstractNumId w:val="45"/>
+    <w:abstractNumId w:val="49"/>
   </w:num>
   <w:num w:numId="44" w16cid:durableId="952590794">
     <w:abstractNumId w:val="20"/>
@@ -11924,7 +13395,22 @@
     <w:abstractNumId w:val="9"/>
   </w:num>
   <w:num w:numId="49" w16cid:durableId="1289438368">
-    <w:abstractNumId w:val="39"/>
+    <w:abstractNumId w:val="43"/>
+  </w:num>
+  <w:num w:numId="50" w16cid:durableId="461463897">
+    <w:abstractNumId w:val="36"/>
+  </w:num>
+  <w:num w:numId="51" w16cid:durableId="794370098">
+    <w:abstractNumId w:val="26"/>
+  </w:num>
+  <w:num w:numId="52" w16cid:durableId="1458985455">
+    <w:abstractNumId w:val="50"/>
+  </w:num>
+  <w:num w:numId="53" w16cid:durableId="162163433">
+    <w:abstractNumId w:val="21"/>
+  </w:num>
+  <w:num w:numId="54" w16cid:durableId="1752777007">
+    <w:abstractNumId w:val="42"/>
   </w:num>
 </w:numbering>
 </file>

--- a/docs/ProjectDoc.docx
+++ b/docs/ProjectDoc.docx
@@ -14,7 +14,6 @@
         <w:rPr>
           <w:sz w:val="36"/>
           <w:szCs w:val="36"/>
-          <w:lang w:val="ru-RU"/>
         </w:rPr>
         <w:t>ОПИСАНИЕ ПРОЕКТА</w:t>
       </w:r>
@@ -23,7 +22,7 @@
       <w:pPr>
         <w:rPr>
           <w:rFonts w:eastAsia="Times New Roman" w:cs="Times New Roman"/>
-          <w:lang w:val="ru-RU" w:eastAsia="en-GB"/>
+          <w:lang w:eastAsia="en-GB"/>
         </w:rPr>
       </w:pPr>
     </w:p>
@@ -33,7 +32,7 @@
           <w:rFonts w:eastAsia="Times New Roman" w:cs="Times New Roman"/>
           <w:sz w:val="28"/>
           <w:szCs w:val="28"/>
-          <w:lang w:val="ru-RU" w:eastAsia="en-GB"/>
+          <w:lang w:eastAsia="en-GB"/>
         </w:rPr>
       </w:pPr>
       <w:r>
@@ -41,7 +40,7 @@
           <w:rFonts w:eastAsia="Times New Roman" w:cs="Cambria"/>
           <w:sz w:val="28"/>
           <w:szCs w:val="28"/>
-          <w:lang w:val="ru-RU" w:eastAsia="en-GB"/>
+          <w:lang w:eastAsia="en-GB"/>
         </w:rPr>
         <w:t>Тема</w:t>
       </w:r>
@@ -50,7 +49,7 @@
           <w:rFonts w:eastAsia="Times New Roman" w:cs="Times New Roman"/>
           <w:sz w:val="28"/>
           <w:szCs w:val="28"/>
-          <w:lang w:val="ru-RU" w:eastAsia="en-GB"/>
+          <w:lang w:eastAsia="en-GB"/>
         </w:rPr>
         <w:t xml:space="preserve"> </w:t>
       </w:r>
@@ -59,7 +58,7 @@
           <w:rFonts w:eastAsia="Times New Roman" w:cs="Cambria"/>
           <w:sz w:val="28"/>
           <w:szCs w:val="28"/>
-          <w:lang w:val="ru-RU" w:eastAsia="en-GB"/>
+          <w:lang w:eastAsia="en-GB"/>
         </w:rPr>
         <w:t>проекта</w:t>
       </w:r>
@@ -68,7 +67,7 @@
           <w:rFonts w:eastAsia="Times New Roman" w:cs="Times New Roman"/>
           <w:sz w:val="28"/>
           <w:szCs w:val="28"/>
-          <w:lang w:val="ru-RU" w:eastAsia="en-GB"/>
+          <w:lang w:eastAsia="en-GB"/>
         </w:rPr>
         <w:t xml:space="preserve">: </w:t>
       </w:r>
@@ -77,13 +76,13 @@
       <w:pPr>
         <w:rPr>
           <w:rFonts w:eastAsia="Times New Roman" w:cs="Times New Roman"/>
-          <w:lang w:val="ru-RU" w:eastAsia="en-GB"/>
+          <w:lang w:eastAsia="en-GB"/>
         </w:rPr>
       </w:pPr>
       <w:r>
         <w:rPr>
           <w:rFonts w:eastAsia="Times New Roman" w:cs="Cambria"/>
-          <w:lang w:val="ru-RU" w:eastAsia="en-GB"/>
+          <w:lang w:eastAsia="en-GB"/>
         </w:rPr>
         <w:t>О</w:t>
       </w:r>
@@ -540,7 +539,7 @@
       <w:pPr>
         <w:rPr>
           <w:rFonts w:eastAsia="Times New Roman" w:cs="Times New Roman"/>
-          <w:lang w:val="ru-RU" w:eastAsia="en-GB"/>
+          <w:lang w:eastAsia="en-GB"/>
         </w:rPr>
       </w:pPr>
     </w:p>
@@ -549,14 +548,12 @@
         <w:rPr>
           <w:sz w:val="28"/>
           <w:szCs w:val="22"/>
-          <w:lang w:val="ru-RU"/>
         </w:rPr>
       </w:pPr>
       <w:r>
         <w:rPr>
           <w:sz w:val="28"/>
           <w:szCs w:val="22"/>
-          <w:lang w:val="ru-RU"/>
         </w:rPr>
         <w:t>Актуальность:</w:t>
       </w:r>
@@ -565,13 +562,11 @@
       <w:pPr>
         <w:rPr>
           <w:szCs w:val="18"/>
-          <w:lang w:val="ru-RU"/>
         </w:rPr>
       </w:pPr>
       <w:r>
         <w:rPr>
           <w:szCs w:val="18"/>
-          <w:lang w:val="ru-RU"/>
         </w:rPr>
         <w:t>Актуальность разработки данной системы обусловлена устойчивым ростом потребности в цифровых сервисах, обеспечивающих оперативный и удобный поиск исполнителей бытовых услуг. Традиционные способы поиска мастеров не всегда позволяют обеспечить достаточный уровень доступности, прозрачности и надёжности взаимодействия между сторонами. Создание специализированной онлайн-платформы позволяет структурировать процесс оказания бытовых услуг, упростить взаимодействие между клиентами и мастерами, а также повысить качество обслуживания за счёт использования механизмов учёта заявок, откликов, заказов и отзывов.</w:t>
       </w:r>
@@ -580,7 +575,6 @@
       <w:pPr>
         <w:rPr>
           <w:szCs w:val="18"/>
-          <w:lang w:val="ru-RU"/>
         </w:rPr>
       </w:pPr>
     </w:p>
@@ -589,14 +583,12 @@
         <w:rPr>
           <w:sz w:val="28"/>
           <w:szCs w:val="22"/>
-          <w:lang w:val="ru-RU"/>
         </w:rPr>
       </w:pPr>
       <w:r>
         <w:rPr>
           <w:sz w:val="28"/>
           <w:szCs w:val="22"/>
-          <w:lang w:val="ru-RU"/>
         </w:rPr>
         <w:t>Назначение:</w:t>
       </w:r>
@@ -605,13 +597,11 @@
       <w:pPr>
         <w:rPr>
           <w:szCs w:val="18"/>
-          <w:lang w:val="ru-RU"/>
         </w:rPr>
       </w:pPr>
       <w:r>
         <w:rPr>
           <w:szCs w:val="18"/>
-          <w:lang w:val="ru-RU"/>
         </w:rPr>
         <w:t xml:space="preserve">Проектируемая система предназначена для автоматизации процессов взаимодействия между клиентами, нуждающимися в бытовых услугах, и мастерами, предоставляющими соответствующие услуги. Система обеспечивает возможность размещения клиентских заявок, обработки откликов мастеров, оформления заказов, а также хранения и отображения отзывов по результатам выполненных работ. </w:t>
       </w:r>
@@ -620,7 +610,6 @@
       <w:pPr>
         <w:rPr>
           <w:szCs w:val="18"/>
-          <w:lang w:val="ru-RU"/>
         </w:rPr>
       </w:pPr>
     </w:p>
@@ -629,14 +618,12 @@
         <w:rPr>
           <w:sz w:val="28"/>
           <w:szCs w:val="22"/>
-          <w:lang w:val="ru-RU"/>
         </w:rPr>
       </w:pPr>
       <w:r>
         <w:rPr>
           <w:sz w:val="28"/>
           <w:szCs w:val="22"/>
-          <w:lang w:val="ru-RU"/>
         </w:rPr>
         <w:t>Целевая аудитория:</w:t>
       </w:r>
@@ -645,13 +632,11 @@
       <w:pPr>
         <w:rPr>
           <w:szCs w:val="18"/>
-          <w:lang w:val="ru-RU"/>
         </w:rPr>
       </w:pPr>
       <w:r>
         <w:rPr>
           <w:szCs w:val="18"/>
-          <w:lang w:val="ru-RU"/>
         </w:rPr>
         <w:t>Целевую аудиторию системы составляют три основные группы пользователей: клиенты, заинтересованные в поиске исполнителей для получения бытовых услуг; мастера, предоставляющие услуги по различным направлениям; администраторы системы, осуществляющие управление отдельными сущностями платформы, а также контроль её функционирования.</w:t>
       </w:r>
@@ -661,22 +646,17 @@
         <w:rPr>
           <w:sz w:val="28"/>
           <w:szCs w:val="28"/>
-          <w:lang w:val="ru-RU"/>
         </w:rPr>
       </w:pPr>
     </w:p>
     <w:p>
       <w:pPr>
         <w:jc w:val="both"/>
-        <w:rPr>
-          <w:lang w:val="ru-RU"/>
-        </w:rPr>
       </w:pPr>
       <w:r>
         <w:rPr>
           <w:sz w:val="36"/>
           <w:szCs w:val="36"/>
-          <w:lang w:val="ru-RU"/>
         </w:rPr>
         <w:t>Стек</w:t>
       </w:r>
@@ -684,42 +664,24 @@
     <w:p>
       <w:pPr>
         <w:jc w:val="both"/>
-        <w:rPr>
-          <w:lang w:val="ru-RU"/>
-        </w:rPr>
       </w:pPr>
     </w:p>
     <w:p>
       <w:pPr>
         <w:jc w:val="both"/>
-        <w:rPr>
-          <w:lang w:val="ru-RU"/>
-        </w:rPr>
-      </w:pPr>
-      <w:r>
-        <w:rPr>
-          <w:lang w:val="ru-RU"/>
-        </w:rPr>
+      </w:pPr>
+      <w:r>
         <w:t>Основной ЯП: C</w:t>
       </w:r>
       <w:r>
-        <w:rPr>
-          <w:lang w:val="ru-RU"/>
-        </w:rPr>
         <w:t>#</w:t>
       </w:r>
     </w:p>
     <w:p>
       <w:pPr>
         <w:jc w:val="both"/>
-        <w:rPr>
-          <w:lang w:val="ru-RU"/>
-        </w:rPr>
-      </w:pPr>
-      <w:r>
-        <w:rPr>
-          <w:lang w:val="ru-RU"/>
-        </w:rPr>
+      </w:pPr>
+      <w:r>
         <w:t>Версия платформы: .NET 10.0</w:t>
       </w:r>
     </w:p>
@@ -743,9 +705,6 @@
         <w:t>-</w:t>
       </w:r>
       <w:r>
-        <w:rPr>
-          <w:lang w:val="ru-RU"/>
-        </w:rPr>
         <w:t>Фреймворк</w:t>
       </w:r>
       <w:r>
@@ -793,9 +752,6 @@
         </w:rPr>
       </w:pPr>
       <w:r>
-        <w:rPr>
-          <w:lang w:val="ru-RU"/>
-        </w:rPr>
         <w:t>СУ</w:t>
       </w:r>
       <w:r>
@@ -805,9 +761,6 @@
         <w:t>Б</w:t>
       </w:r>
       <w:r>
-        <w:rPr>
-          <w:lang w:val="ru-RU"/>
-        </w:rPr>
         <w:t>Д</w:t>
       </w:r>
       <w:r>
@@ -883,14 +836,12 @@
         <w:rPr>
           <w:sz w:val="36"/>
           <w:szCs w:val="36"/>
-          <w:lang w:val="ru-RU"/>
         </w:rPr>
       </w:pPr>
       <w:r>
         <w:rPr>
           <w:sz w:val="36"/>
           <w:szCs w:val="36"/>
-          <w:lang w:val="ru-RU"/>
         </w:rPr>
         <w:t>Состав команды:</w:t>
       </w:r>
@@ -901,14 +852,12 @@
         <w:rPr>
           <w:sz w:val="28"/>
           <w:szCs w:val="28"/>
-          <w:lang w:val="ru-RU"/>
         </w:rPr>
       </w:pPr>
       <w:r>
         <w:rPr>
           <w:sz w:val="28"/>
           <w:szCs w:val="28"/>
-          <w:lang w:val="ru-RU"/>
         </w:rPr>
         <w:t>Авдиенко Данила, Говоров Павел</w:t>
       </w:r>
@@ -916,7 +865,6 @@
         <w:rPr>
           <w:sz w:val="28"/>
           <w:szCs w:val="28"/>
-          <w:lang w:val="ru-RU"/>
         </w:rPr>
         <w:t xml:space="preserve"> </w:t>
       </w:r>
@@ -927,14 +875,12 @@
         <w:rPr>
           <w:sz w:val="36"/>
           <w:szCs w:val="36"/>
-          <w:lang w:val="ru-RU"/>
         </w:rPr>
       </w:pPr>
       <w:r>
         <w:rPr>
           <w:sz w:val="36"/>
           <w:szCs w:val="36"/>
-          <w:lang w:val="ru-RU"/>
         </w:rPr>
         <w:t>ПРОЕКТИРОВАНИЕ БД</w:t>
       </w:r>
@@ -945,14 +891,12 @@
         <w:rPr>
           <w:sz w:val="36"/>
           <w:szCs w:val="36"/>
-          <w:lang w:val="ru-RU"/>
         </w:rPr>
       </w:pPr>
       <w:r>
         <w:rPr>
           <w:sz w:val="36"/>
           <w:szCs w:val="36"/>
-          <w:lang w:val="ru-RU"/>
         </w:rPr>
         <w:lastRenderedPageBreak/>
         <w:t>Таблицы</w:t>
@@ -964,7 +908,6 @@
         <w:rPr>
           <w:sz w:val="36"/>
           <w:szCs w:val="36"/>
-          <w:lang w:val="ru-RU"/>
         </w:rPr>
       </w:pPr>
     </w:p>
@@ -976,28 +919,16 @@
           <w:numId w:val="1"/>
         </w:numPr>
         <w:jc w:val="both"/>
-        <w:rPr>
-          <w:lang w:val="ru-RU"/>
-        </w:rPr>
-      </w:pPr>
-      <w:proofErr w:type="spellStart"/>
-      <w:r>
-        <w:rPr>
-          <w:lang w:val="ru-RU"/>
-        </w:rPr>
+      </w:pPr>
+      <w:proofErr w:type="spellStart"/>
+      <w:r>
         <w:t>users</w:t>
       </w:r>
       <w:proofErr w:type="spellEnd"/>
       <w:r>
-        <w:rPr>
-          <w:lang w:val="ru-RU"/>
-        </w:rPr>
         <w:t xml:space="preserve"> — учетные записи всех пользователей системы</w:t>
       </w:r>
       <w:r>
-        <w:rPr>
-          <w:lang w:val="ru-RU"/>
-        </w:rPr>
         <w:br/>
       </w:r>
     </w:p>
@@ -1009,28 +940,16 @@
           <w:numId w:val="1"/>
         </w:numPr>
         <w:jc w:val="both"/>
-        <w:rPr>
-          <w:lang w:val="ru-RU"/>
-        </w:rPr>
-      </w:pPr>
-      <w:proofErr w:type="spellStart"/>
-      <w:r>
-        <w:rPr>
-          <w:lang w:val="ru-RU"/>
-        </w:rPr>
+      </w:pPr>
+      <w:proofErr w:type="spellStart"/>
+      <w:r>
         <w:t>roles</w:t>
       </w:r>
       <w:proofErr w:type="spellEnd"/>
       <w:r>
-        <w:rPr>
-          <w:lang w:val="ru-RU"/>
-        </w:rPr>
         <w:t xml:space="preserve"> — типы пользователей в системе (клиент, мастер, администратор)</w:t>
       </w:r>
       <w:r>
-        <w:rPr>
-          <w:lang w:val="ru-RU"/>
-        </w:rPr>
         <w:br/>
       </w:r>
     </w:p>
@@ -1042,28 +961,16 @@
           <w:numId w:val="1"/>
         </w:numPr>
         <w:jc w:val="both"/>
-        <w:rPr>
-          <w:lang w:val="ru-RU"/>
-        </w:rPr>
-      </w:pPr>
-      <w:proofErr w:type="spellStart"/>
-      <w:r>
-        <w:rPr>
-          <w:lang w:val="ru-RU"/>
-        </w:rPr>
+      </w:pPr>
+      <w:proofErr w:type="spellStart"/>
+      <w:r>
         <w:t>user_roles</w:t>
       </w:r>
       <w:proofErr w:type="spellEnd"/>
       <w:r>
-        <w:rPr>
-          <w:lang w:val="ru-RU"/>
-        </w:rPr>
         <w:t xml:space="preserve"> — назначение ролей конкретным пользователям</w:t>
       </w:r>
       <w:r>
-        <w:rPr>
-          <w:lang w:val="ru-RU"/>
-        </w:rPr>
         <w:br/>
       </w:r>
     </w:p>
@@ -1075,28 +982,16 @@
           <w:numId w:val="1"/>
         </w:numPr>
         <w:jc w:val="both"/>
-        <w:rPr>
-          <w:lang w:val="ru-RU"/>
-        </w:rPr>
-      </w:pPr>
-      <w:proofErr w:type="spellStart"/>
-      <w:r>
-        <w:rPr>
-          <w:lang w:val="ru-RU"/>
-        </w:rPr>
+      </w:pPr>
+      <w:proofErr w:type="spellStart"/>
+      <w:r>
         <w:t>service_categories</w:t>
       </w:r>
       <w:proofErr w:type="spellEnd"/>
       <w:r>
-        <w:rPr>
-          <w:lang w:val="ru-RU"/>
-        </w:rPr>
         <w:t xml:space="preserve"> — категории бытовых услуг</w:t>
       </w:r>
       <w:r>
-        <w:rPr>
-          <w:lang w:val="ru-RU"/>
-        </w:rPr>
         <w:br/>
       </w:r>
     </w:p>
@@ -1108,28 +1003,16 @@
           <w:numId w:val="1"/>
         </w:numPr>
         <w:jc w:val="both"/>
-        <w:rPr>
-          <w:lang w:val="ru-RU"/>
-        </w:rPr>
-      </w:pPr>
-      <w:proofErr w:type="spellStart"/>
-      <w:r>
-        <w:rPr>
-          <w:lang w:val="ru-RU"/>
-        </w:rPr>
+      </w:pPr>
+      <w:proofErr w:type="spellStart"/>
+      <w:r>
         <w:t>master_profiles</w:t>
       </w:r>
       <w:proofErr w:type="spellEnd"/>
       <w:r>
-        <w:rPr>
-          <w:lang w:val="ru-RU"/>
-        </w:rPr>
         <w:t xml:space="preserve"> — профессиональные профили мастеров</w:t>
       </w:r>
       <w:r>
-        <w:rPr>
-          <w:lang w:val="ru-RU"/>
-        </w:rPr>
         <w:br/>
       </w:r>
     </w:p>
@@ -1141,28 +1024,16 @@
           <w:numId w:val="1"/>
         </w:numPr>
         <w:jc w:val="both"/>
-        <w:rPr>
-          <w:lang w:val="ru-RU"/>
-        </w:rPr>
-      </w:pPr>
-      <w:proofErr w:type="spellStart"/>
-      <w:r>
-        <w:rPr>
-          <w:lang w:val="ru-RU"/>
-        </w:rPr>
+      </w:pPr>
+      <w:proofErr w:type="spellStart"/>
+      <w:r>
         <w:t>master_categories</w:t>
       </w:r>
       <w:proofErr w:type="spellEnd"/>
       <w:r>
-        <w:rPr>
-          <w:lang w:val="ru-RU"/>
-        </w:rPr>
         <w:t xml:space="preserve"> — специализации мастеров по категориям услуг</w:t>
       </w:r>
       <w:r>
-        <w:rPr>
-          <w:lang w:val="ru-RU"/>
-        </w:rPr>
         <w:br/>
       </w:r>
     </w:p>
@@ -1194,28 +1065,16 @@
           <w:numId w:val="1"/>
         </w:numPr>
         <w:jc w:val="both"/>
-        <w:rPr>
-          <w:lang w:val="ru-RU"/>
-        </w:rPr>
-      </w:pPr>
-      <w:proofErr w:type="spellStart"/>
-      <w:r>
-        <w:rPr>
-          <w:lang w:val="ru-RU"/>
-        </w:rPr>
+      </w:pPr>
+      <w:proofErr w:type="spellStart"/>
+      <w:r>
         <w:t>requests</w:t>
       </w:r>
       <w:proofErr w:type="spellEnd"/>
       <w:r>
-        <w:rPr>
-          <w:lang w:val="ru-RU"/>
-        </w:rPr>
         <w:t xml:space="preserve"> — заявки клиентов на выполнение работ</w:t>
       </w:r>
       <w:r>
-        <w:rPr>
-          <w:lang w:val="ru-RU"/>
-        </w:rPr>
         <w:br/>
       </w:r>
     </w:p>
@@ -1227,28 +1086,16 @@
           <w:numId w:val="1"/>
         </w:numPr>
         <w:jc w:val="both"/>
-        <w:rPr>
-          <w:lang w:val="ru-RU"/>
-        </w:rPr>
-      </w:pPr>
-      <w:proofErr w:type="spellStart"/>
-      <w:r>
-        <w:rPr>
-          <w:lang w:val="ru-RU"/>
-        </w:rPr>
+      </w:pPr>
+      <w:proofErr w:type="spellStart"/>
+      <w:r>
         <w:t>request_statuses</w:t>
       </w:r>
       <w:proofErr w:type="spellEnd"/>
       <w:r>
-        <w:rPr>
-          <w:lang w:val="ru-RU"/>
-        </w:rPr>
         <w:t xml:space="preserve"> — возможные статусы заявок</w:t>
       </w:r>
       <w:r>
-        <w:rPr>
-          <w:lang w:val="ru-RU"/>
-        </w:rPr>
         <w:br/>
       </w:r>
     </w:p>
@@ -1260,34 +1107,19 @@
           <w:numId w:val="1"/>
         </w:numPr>
         <w:jc w:val="both"/>
-        <w:rPr>
-          <w:lang w:val="ru-RU"/>
-        </w:rPr>
-      </w:pPr>
-      <w:proofErr w:type="spellStart"/>
-      <w:r>
-        <w:rPr>
-          <w:lang w:val="ru-RU"/>
-        </w:rPr>
+      </w:pPr>
+      <w:proofErr w:type="spellStart"/>
+      <w:r>
         <w:t>responses</w:t>
       </w:r>
       <w:proofErr w:type="spellEnd"/>
       <w:r>
-        <w:rPr>
-          <w:lang w:val="ru-RU"/>
-        </w:rPr>
         <w:t xml:space="preserve"> — отклики мастеров на клиентские заявки</w:t>
       </w:r>
       <w:r>
-        <w:rPr>
-          <w:lang w:val="ru-RU"/>
-        </w:rPr>
         <w:t xml:space="preserve"> (список откликов каждого мастера)</w:t>
       </w:r>
       <w:r>
-        <w:rPr>
-          <w:lang w:val="ru-RU"/>
-        </w:rPr>
         <w:br/>
       </w:r>
     </w:p>
@@ -1299,28 +1131,16 @@
           <w:numId w:val="1"/>
         </w:numPr>
         <w:jc w:val="both"/>
-        <w:rPr>
-          <w:lang w:val="ru-RU"/>
-        </w:rPr>
-      </w:pPr>
-      <w:proofErr w:type="spellStart"/>
-      <w:r>
-        <w:rPr>
-          <w:lang w:val="ru-RU"/>
-        </w:rPr>
+      </w:pPr>
+      <w:proofErr w:type="spellStart"/>
+      <w:r>
         <w:t>response_statuses</w:t>
       </w:r>
       <w:proofErr w:type="spellEnd"/>
       <w:r>
-        <w:rPr>
-          <w:lang w:val="ru-RU"/>
-        </w:rPr>
         <w:t xml:space="preserve"> — возможные статусы откликов мастеров</w:t>
       </w:r>
       <w:r>
-        <w:rPr>
-          <w:lang w:val="ru-RU"/>
-        </w:rPr>
         <w:br/>
       </w:r>
     </w:p>
@@ -1332,28 +1152,16 @@
           <w:numId w:val="1"/>
         </w:numPr>
         <w:jc w:val="both"/>
-        <w:rPr>
-          <w:lang w:val="ru-RU"/>
-        </w:rPr>
-      </w:pPr>
-      <w:proofErr w:type="spellStart"/>
-      <w:r>
-        <w:rPr>
-          <w:lang w:val="ru-RU"/>
-        </w:rPr>
+      </w:pPr>
+      <w:proofErr w:type="spellStart"/>
+      <w:r>
         <w:t>orders</w:t>
       </w:r>
       <w:proofErr w:type="spellEnd"/>
       <w:r>
-        <w:rPr>
-          <w:lang w:val="ru-RU"/>
-        </w:rPr>
         <w:t xml:space="preserve"> — согласованные заказы между клиентом и мастером</w:t>
       </w:r>
       <w:r>
-        <w:rPr>
-          <w:lang w:val="ru-RU"/>
-        </w:rPr>
         <w:br/>
       </w:r>
     </w:p>
@@ -1365,40 +1173,22 @@
           <w:numId w:val="1"/>
         </w:numPr>
         <w:jc w:val="both"/>
-        <w:rPr>
-          <w:lang w:val="ru-RU"/>
-        </w:rPr>
-      </w:pPr>
-      <w:proofErr w:type="spellStart"/>
-      <w:r>
-        <w:rPr>
-          <w:lang w:val="ru-RU"/>
-        </w:rPr>
+      </w:pPr>
+      <w:proofErr w:type="spellStart"/>
+      <w:r>
         <w:t>order_statuses</w:t>
       </w:r>
       <w:proofErr w:type="spellEnd"/>
       <w:r>
-        <w:rPr>
-          <w:lang w:val="ru-RU"/>
-        </w:rPr>
         <w:t xml:space="preserve"> — возможные статусы заказов</w:t>
       </w:r>
       <w:r>
-        <w:rPr>
-          <w:lang w:val="ru-RU"/>
-        </w:rPr>
         <w:br/>
       </w:r>
       <w:r>
-        <w:rPr>
-          <w:lang w:val="ru-RU"/>
-        </w:rPr>
         <w:t>-------------</w:t>
       </w:r>
       <w:r>
-        <w:rPr>
-          <w:lang w:val="ru-RU"/>
-        </w:rPr>
         <w:br/>
       </w:r>
     </w:p>
@@ -1410,57 +1200,35 @@
           <w:numId w:val="1"/>
         </w:numPr>
         <w:jc w:val="both"/>
-        <w:rPr>
-          <w:lang w:val="ru-RU"/>
-        </w:rPr>
-      </w:pPr>
-      <w:proofErr w:type="spellStart"/>
-      <w:r>
-        <w:rPr>
-          <w:lang w:val="ru-RU"/>
-        </w:rPr>
+      </w:pPr>
+      <w:proofErr w:type="spellStart"/>
+      <w:r>
         <w:t>reviews</w:t>
       </w:r>
       <w:proofErr w:type="spellEnd"/>
       <w:r>
-        <w:rPr>
-          <w:lang w:val="ru-RU"/>
-        </w:rPr>
         <w:t xml:space="preserve"> — отзывы клиентов по завершённым услугам</w:t>
       </w:r>
       <w:r>
-        <w:rPr>
-          <w:lang w:val="ru-RU"/>
-        </w:rPr>
         <w:br/>
       </w:r>
     </w:p>
     <w:p>
       <w:pPr>
         <w:jc w:val="both"/>
-        <w:rPr>
-          <w:lang w:val="ru-RU"/>
-        </w:rPr>
       </w:pPr>
     </w:p>
     <w:p>
       <w:pPr>
         <w:jc w:val="both"/>
-        <w:rPr>
-          <w:lang w:val="ru-RU"/>
-        </w:rPr>
-      </w:pPr>
-      <w:r>
-        <w:rPr>
-          <w:lang w:val="ru-RU"/>
-        </w:rPr>
+      </w:pPr>
+      <w:r>
         <w:t>разделение</w:t>
       </w:r>
       <w:r>
         <w:rPr>
           <w:b/>
           <w:bCs/>
-          <w:lang w:val="ru-RU"/>
         </w:rPr>
         <w:t xml:space="preserve"> </w:t>
       </w:r>
@@ -1476,7 +1244,6 @@
         <w:rPr>
           <w:b/>
           <w:bCs/>
-          <w:lang w:val="ru-RU"/>
         </w:rPr>
         <w:t>-</w:t>
       </w:r>
@@ -1492,7 +1259,6 @@
         <w:rPr>
           <w:b/>
           <w:bCs/>
-          <w:lang w:val="ru-RU"/>
         </w:rPr>
         <w:t>-</w:t>
       </w:r>
@@ -1508,39 +1274,21 @@
         <w:rPr>
           <w:b/>
           <w:bCs/>
-          <w:lang w:val="ru-RU"/>
         </w:rPr>
         <w:t xml:space="preserve"> </w:t>
       </w:r>
       <w:r>
-        <w:rPr>
-          <w:lang w:val="ru-RU"/>
-        </w:rPr>
         <w:t>нужн</w:t>
       </w:r>
       <w:r>
-        <w:rPr>
-          <w:lang w:val="ru-RU"/>
-        </w:rPr>
         <w:t>о</w:t>
       </w:r>
       <w:r>
-        <w:rPr>
-          <w:lang w:val="ru-RU"/>
-        </w:rPr>
         <w:t>, чтобы база хранила не “всё подряд про услугу”, а разные стадии процесса по отдельности: сначала клиент создал заявку, потом мастер откликнулся, потом стороны оформили заказ.</w:t>
       </w:r>
     </w:p>
     <w:p>
-      <w:pPr>
-        <w:rPr>
-          <w:lang w:val="ru-RU"/>
-        </w:rPr>
-      </w:pPr>
-      <w:r>
-        <w:rPr>
-          <w:lang w:val="ru-RU"/>
-        </w:rPr>
+      <w:r>
         <w:br w:type="page"/>
       </w:r>
     </w:p>
@@ -1619,11 +1367,6 @@
       </w:r>
     </w:p>
     <w:p>
-      <w:pPr>
-        <w:rPr>
-          <w:lang w:val="ru-RU"/>
-        </w:rPr>
-      </w:pPr>
       <w:r>
         <w:rPr>
           <w:lang w:val="en-US"/>
@@ -1634,14 +1377,8 @@
     <w:p>
       <w:pPr>
         <w:pStyle w:val="1"/>
-        <w:rPr>
-          <w:lang w:val="ru-RU"/>
-        </w:rPr>
-      </w:pPr>
-      <w:r>
-        <w:rPr>
-          <w:lang w:val="ru-RU"/>
-        </w:rPr>
+      </w:pPr>
+      <w:r>
         <w:lastRenderedPageBreak/>
         <w:t>ФУНКЦИОНАЛЬНЫЕ ТРЕБОВАНИЯ</w:t>
       </w:r>
@@ -1649,9 +1386,6 @@
     <w:p>
       <w:pPr>
         <w:pStyle w:val="2"/>
-        <w:rPr>
-          <w:lang w:val="ru-RU"/>
-        </w:rPr>
       </w:pPr>
       <w:r>
         <w:rPr>
@@ -1666,9 +1400,6 @@
         <w:t>o</w:t>
       </w:r>
       <w:r>
-        <w:rPr>
-          <w:lang w:val="ru-RU"/>
-        </w:rPr>
         <w:t>-</w:t>
       </w:r>
       <w:r>
@@ -1685,14 +1416,8 @@
           <w:ilvl w:val="0"/>
           <w:numId w:val="2"/>
         </w:numPr>
-        <w:rPr>
-          <w:lang w:val="ru-RU"/>
-        </w:rPr>
-      </w:pPr>
-      <w:r>
-        <w:rPr>
-          <w:lang w:val="ru-RU"/>
-        </w:rPr>
+      </w:pPr>
+      <w:r>
         <w:t>Система должна предоставлять доступ к главной странице платформы</w:t>
       </w:r>
     </w:p>
@@ -1703,48 +1428,27 @@
           <w:ilvl w:val="0"/>
           <w:numId w:val="2"/>
         </w:numPr>
-        <w:rPr>
-          <w:lang w:val="ru-RU"/>
-        </w:rPr>
-      </w:pPr>
-      <w:r>
-        <w:rPr>
-          <w:lang w:val="ru-RU"/>
-        </w:rPr>
+      </w:pPr>
+      <w:r>
         <w:t xml:space="preserve">Система должна предоставлять возможность </w:t>
       </w:r>
       <w:r>
-        <w:rPr>
-          <w:lang w:val="ru-RU"/>
-        </w:rPr>
         <w:t>ознакомиться с базовой информацией по платформе (фиксированный список мастеров, примеры заявок, статистика</w:t>
       </w:r>
       <w:proofErr w:type="gramStart"/>
       <w:r>
-        <w:rPr>
-          <w:lang w:val="ru-RU"/>
-        </w:rPr>
         <w:t xml:space="preserve">, например </w:t>
       </w:r>
       <w:proofErr w:type="gramEnd"/>
       <w:r>
-        <w:rPr>
-          <w:lang w:val="ru-RU"/>
-        </w:rPr>
         <w:t xml:space="preserve">рассчитываемое </w:t>
       </w:r>
       <w:proofErr w:type="spellStart"/>
       <w:r>
-        <w:rPr>
-          <w:lang w:val="ru-RU"/>
-        </w:rPr>
         <w:t>колиество</w:t>
       </w:r>
       <w:proofErr w:type="spellEnd"/>
       <w:r>
-        <w:rPr>
-          <w:lang w:val="ru-RU"/>
-        </w:rPr>
         <w:t xml:space="preserve"> записей в открытых заявках/ числе мастеров)</w:t>
       </w:r>
     </w:p>
@@ -1755,28 +1459,16 @@
           <w:ilvl w:val="0"/>
           <w:numId w:val="2"/>
         </w:numPr>
-        <w:rPr>
-          <w:lang w:val="ru-RU"/>
-        </w:rPr>
-      </w:pPr>
-      <w:r>
-        <w:rPr>
-          <w:lang w:val="ru-RU"/>
-        </w:rPr>
+      </w:pPr>
+      <w:r>
         <w:t>Система должна предоставлять возможность неавторизированному пользователю перейти к регистрации или входу в аккаунт</w:t>
       </w:r>
     </w:p>
     <w:p>
       <w:pPr>
         <w:pStyle w:val="2"/>
-        <w:rPr>
-          <w:lang w:val="ru-RU"/>
-        </w:rPr>
-      </w:pPr>
-      <w:r>
-        <w:rPr>
-          <w:lang w:val="ru-RU"/>
-        </w:rPr>
+      </w:pPr>
+      <w:r>
         <w:t>Регистрация и авторизация</w:t>
       </w:r>
     </w:p>
@@ -1787,46 +1479,25 @@
           <w:ilvl w:val="0"/>
           <w:numId w:val="3"/>
         </w:numPr>
-        <w:rPr>
-          <w:lang w:val="ru-RU"/>
-        </w:rPr>
-      </w:pPr>
-      <w:r>
-        <w:rPr>
-          <w:lang w:val="ru-RU"/>
-        </w:rPr>
+      </w:pPr>
+      <w:r>
         <w:t>Си</w:t>
       </w:r>
       <w:r>
-        <w:rPr>
-          <w:lang w:val="ru-RU"/>
-        </w:rPr>
         <w:t xml:space="preserve">стема должна предоставлять пользователю возможность </w:t>
       </w:r>
       <w:proofErr w:type="spellStart"/>
       <w:r>
-        <w:rPr>
-          <w:lang w:val="ru-RU"/>
-        </w:rPr>
         <w:t>зарегестрировать</w:t>
       </w:r>
       <w:proofErr w:type="spellEnd"/>
       <w:r>
-        <w:rPr>
-          <w:lang w:val="ru-RU"/>
-        </w:rPr>
         <w:t xml:space="preserve"> аккаунт</w:t>
       </w:r>
       <w:r>
-        <w:rPr>
-          <w:lang w:val="ru-RU"/>
-        </w:rPr>
         <w:t xml:space="preserve"> </w:t>
       </w:r>
       <w:r>
-        <w:rPr>
-          <w:lang w:val="ru-RU"/>
-        </w:rPr>
         <w:t>с выбранной ролью</w:t>
       </w:r>
     </w:p>
@@ -1837,14 +1508,8 @@
           <w:ilvl w:val="0"/>
           <w:numId w:val="3"/>
         </w:numPr>
-        <w:rPr>
-          <w:lang w:val="ru-RU"/>
-        </w:rPr>
-      </w:pPr>
-      <w:r>
-        <w:rPr>
-          <w:lang w:val="ru-RU"/>
-        </w:rPr>
+      </w:pPr>
+      <w:r>
         <w:t>Система всегда должна запрашивать при регистрации логин, пароль, имя, фамилию, номер телефона</w:t>
       </w:r>
     </w:p>
@@ -1855,14 +1520,8 @@
           <w:ilvl w:val="0"/>
           <w:numId w:val="3"/>
         </w:numPr>
-        <w:rPr>
-          <w:lang w:val="ru-RU"/>
-        </w:rPr>
-      </w:pPr>
-      <w:r>
-        <w:rPr>
-          <w:lang w:val="ru-RU"/>
-        </w:rPr>
+      </w:pPr>
+      <w:r>
         <w:t>Система должна проверять уникальность логина при регистрации</w:t>
       </w:r>
     </w:p>
@@ -1873,14 +1532,8 @@
           <w:ilvl w:val="0"/>
           <w:numId w:val="3"/>
         </w:numPr>
-        <w:rPr>
-          <w:lang w:val="ru-RU"/>
-        </w:rPr>
-      </w:pPr>
-      <w:r>
-        <w:rPr>
-          <w:lang w:val="ru-RU"/>
-        </w:rPr>
+      </w:pPr>
+      <w:r>
         <w:t>Система должна предоставлять пользователю выбор одной роли при регистрации (мастер/клиент)</w:t>
       </w:r>
     </w:p>
@@ -1891,14 +1544,8 @@
           <w:ilvl w:val="0"/>
           <w:numId w:val="3"/>
         </w:numPr>
-        <w:rPr>
-          <w:lang w:val="ru-RU"/>
-        </w:rPr>
-      </w:pPr>
-      <w:r>
-        <w:rPr>
-          <w:lang w:val="ru-RU"/>
-        </w:rPr>
+      </w:pPr>
+      <w:r>
         <w:t xml:space="preserve">Система должна сохранять данные нового пользователя в базе данных в таблицу </w:t>
       </w:r>
       <w:r>
@@ -1908,9 +1555,6 @@
         <w:t>users</w:t>
       </w:r>
       <w:r>
-        <w:rPr>
-          <w:lang w:val="ru-RU"/>
-        </w:rPr>
         <w:t xml:space="preserve">, создавать запись о роли пользователя в </w:t>
       </w:r>
       <w:r>
@@ -1920,9 +1564,6 @@
         <w:t>user</w:t>
       </w:r>
       <w:r>
-        <w:rPr>
-          <w:lang w:val="ru-RU"/>
-        </w:rPr>
         <w:t>_</w:t>
       </w:r>
       <w:r>
@@ -1932,9 +1573,6 @@
         <w:t>roles</w:t>
       </w:r>
       <w:r>
-        <w:rPr>
-          <w:lang w:val="ru-RU"/>
-        </w:rPr>
         <w:t>.</w:t>
       </w:r>
     </w:p>
@@ -1945,20 +1583,11 @@
           <w:ilvl w:val="0"/>
           <w:numId w:val="3"/>
         </w:numPr>
-        <w:rPr>
-          <w:lang w:val="ru-RU"/>
-        </w:rPr>
-      </w:pPr>
-      <w:r>
-        <w:rPr>
-          <w:lang w:val="ru-RU"/>
-        </w:rPr>
+      </w:pPr>
+      <w:r>
         <w:t xml:space="preserve">Система должна предоставлять возможность вхожа в систему по логину и паролю без указания роли пользователя при </w:t>
       </w:r>
       <w:r>
-        <w:rPr>
-          <w:lang w:val="ru-RU"/>
-        </w:rPr>
         <w:t>входе</w:t>
       </w:r>
     </w:p>
@@ -1969,21 +1598,12 @@
           <w:ilvl w:val="0"/>
           <w:numId w:val="3"/>
         </w:numPr>
-        <w:rPr>
-          <w:lang w:val="ru-RU"/>
-        </w:rPr>
-      </w:pPr>
-      <w:r>
-        <w:rPr>
-          <w:lang w:val="ru-RU"/>
-        </w:rPr>
+      </w:pPr>
+      <w:r>
         <w:t xml:space="preserve">Система должна проверять корректность введенных данных </w:t>
       </w:r>
       <w:proofErr w:type="gramStart"/>
       <w:r>
-        <w:rPr>
-          <w:lang w:val="ru-RU"/>
-        </w:rPr>
         <w:t>при входу</w:t>
       </w:r>
       <w:proofErr w:type="gramEnd"/>
@@ -1993,7 +1613,6 @@
         <w:rPr>
           <w:i/>
           <w:iCs/>
-          <w:lang w:val="ru-RU"/>
         </w:rPr>
       </w:pPr>
     </w:p>
@@ -2002,14 +1621,12 @@
         <w:rPr>
           <w:i/>
           <w:iCs/>
-          <w:lang w:val="ru-RU"/>
         </w:rPr>
       </w:pPr>
       <w:r>
         <w:rPr>
           <w:i/>
           <w:iCs/>
-          <w:lang w:val="ru-RU"/>
         </w:rPr>
         <w:t xml:space="preserve">Триггер – система должна проверять роль пользователя при совершении </w:t>
       </w:r>
@@ -2018,7 +1635,6 @@
         <w:rPr>
           <w:i/>
           <w:iCs/>
-          <w:lang w:val="ru-RU"/>
         </w:rPr>
         <w:t>дейсвтий</w:t>
       </w:r>
@@ -2027,18 +1643,11 @@
         <w:rPr>
           <w:i/>
           <w:iCs/>
-          <w:lang w:val="ru-RU"/>
         </w:rPr>
         <w:t xml:space="preserve"> доступных определенной роли</w:t>
       </w:r>
     </w:p>
-    <w:p>
-      <w:pPr>
-        <w:rPr>
-          <w:lang w:val="ru-RU"/>
-        </w:rPr>
-      </w:pPr>
-    </w:p>
+    <w:p/>
     <w:p>
       <w:pPr>
         <w:pStyle w:val="2"/>
@@ -2059,9 +1668,6 @@
         <w:t>lient</w:t>
       </w:r>
       <w:r>
-        <w:rPr>
-          <w:lang w:val="ru-RU"/>
-        </w:rPr>
         <w:t>-</w:t>
       </w:r>
       <w:r>
@@ -2074,9 +1680,6 @@
     <w:p>
       <w:pPr>
         <w:pStyle w:val="2"/>
-        <w:rPr>
-          <w:lang w:val="ru-RU"/>
-        </w:rPr>
       </w:pPr>
     </w:p>
     <w:p>
@@ -2085,7 +1688,6 @@
           <w:b/>
           <w:bCs/>
           <w:color w:val="000000" w:themeColor="text1"/>
-          <w:lang w:val="ru-RU"/>
         </w:rPr>
       </w:pPr>
       <w:r>
@@ -2093,7 +1695,6 @@
           <w:b/>
           <w:bCs/>
           <w:color w:val="000000" w:themeColor="text1"/>
-          <w:lang w:val="ru-RU"/>
         </w:rPr>
         <w:t>Профиль</w:t>
       </w:r>
@@ -2102,7 +1703,6 @@
           <w:b/>
           <w:bCs/>
           <w:color w:val="000000" w:themeColor="text1"/>
-          <w:lang w:val="ru-RU"/>
         </w:rPr>
         <w:br/>
       </w:r>
@@ -2116,13 +1716,11 @@
         </w:numPr>
         <w:rPr>
           <w:color w:val="000000" w:themeColor="text1"/>
-          <w:lang w:val="ru-RU"/>
         </w:rPr>
       </w:pPr>
       <w:r>
         <w:rPr>
           <w:color w:val="000000" w:themeColor="text1"/>
-          <w:lang w:val="ru-RU"/>
         </w:rPr>
         <w:t>Система должна предоставлять пользователю возможность просматривать данные своего профиля</w:t>
       </w:r>
@@ -2136,20 +1734,17 @@
         </w:numPr>
         <w:rPr>
           <w:color w:val="000000" w:themeColor="text1"/>
-          <w:lang w:val="ru-RU"/>
         </w:rPr>
       </w:pPr>
       <w:r>
         <w:rPr>
           <w:color w:val="000000" w:themeColor="text1"/>
-          <w:lang w:val="ru-RU"/>
         </w:rPr>
         <w:t xml:space="preserve">Система должна предоставлять возможность пользователю редактировать имя, фамилию, номер телефона и </w:t>
       </w:r>
       <w:r>
         <w:rPr>
           <w:color w:val="000000" w:themeColor="text1"/>
-          <w:lang w:val="ru-RU"/>
         </w:rPr>
         <w:t>пароль от аккаунта</w:t>
       </w:r>
@@ -2161,7 +1756,6 @@
           <w:i/>
           <w:iCs/>
           <w:color w:val="000000" w:themeColor="text1"/>
-          <w:lang w:val="ru-RU"/>
         </w:rPr>
       </w:pPr>
     </w:p>
@@ -2172,7 +1766,6 @@
           <w:i/>
           <w:iCs/>
           <w:color w:val="000000" w:themeColor="text1"/>
-          <w:lang w:val="ru-RU"/>
         </w:rPr>
       </w:pPr>
       <w:r>
@@ -2180,7 +1773,6 @@
           <w:i/>
           <w:iCs/>
           <w:color w:val="000000" w:themeColor="text1"/>
-          <w:lang w:val="ru-RU"/>
         </w:rPr>
         <w:t>ДОПОЛНИТЕЛЬНО</w:t>
       </w:r>
@@ -2194,27 +1786,23 @@
         </w:numPr>
         <w:rPr>
           <w:color w:val="000000" w:themeColor="text1"/>
-          <w:lang w:val="ru-RU"/>
         </w:rPr>
       </w:pPr>
       <w:r>
         <w:rPr>
           <w:color w:val="000000" w:themeColor="text1"/>
-          <w:lang w:val="ru-RU"/>
         </w:rPr>
         <w:t xml:space="preserve">Система должна предоставлять </w:t>
       </w:r>
       <w:r>
         <w:rPr>
           <w:color w:val="000000" w:themeColor="text1"/>
-          <w:lang w:val="ru-RU"/>
         </w:rPr>
         <w:t xml:space="preserve">рассчитываемую </w:t>
       </w:r>
       <w:r>
         <w:rPr>
           <w:color w:val="000000" w:themeColor="text1"/>
-          <w:lang w:val="ru-RU"/>
         </w:rPr>
         <w:t>информацию (о времени, прошедшем с момента регистрации на сайте; количество завершенных заказов)</w:t>
       </w:r>
@@ -2224,7 +1812,6 @@
         <w:ind w:left="360"/>
         <w:rPr>
           <w:color w:val="000000" w:themeColor="text1"/>
-          <w:lang w:val="ru-RU"/>
         </w:rPr>
       </w:pPr>
     </w:p>
@@ -2234,7 +1821,6 @@
           <w:b/>
           <w:bCs/>
           <w:color w:val="000000" w:themeColor="text1"/>
-          <w:lang w:val="ru-RU"/>
         </w:rPr>
       </w:pPr>
       <w:r>
@@ -2242,7 +1828,6 @@
           <w:b/>
           <w:bCs/>
           <w:color w:val="000000" w:themeColor="text1"/>
-          <w:lang w:val="ru-RU"/>
         </w:rPr>
         <w:t>Просмотр мастеров</w:t>
       </w:r>
@@ -2251,7 +1836,6 @@
           <w:b/>
           <w:bCs/>
           <w:color w:val="000000" w:themeColor="text1"/>
-          <w:lang w:val="ru-RU"/>
         </w:rPr>
         <w:br/>
       </w:r>
@@ -2261,13 +1845,11 @@
         <w:ind w:firstLine="720"/>
         <w:rPr>
           <w:color w:val="000000" w:themeColor="text1"/>
-          <w:lang w:val="ru-RU"/>
         </w:rPr>
       </w:pPr>
       <w:r>
         <w:rPr>
           <w:color w:val="000000" w:themeColor="text1"/>
-          <w:lang w:val="ru-RU"/>
         </w:rPr>
         <w:t xml:space="preserve">Ввиду того, что в нашей </w:t>
       </w:r>
@@ -2275,7 +1857,6 @@
       <w:r>
         <w:rPr>
           <w:color w:val="000000" w:themeColor="text1"/>
-          <w:lang w:val="ru-RU"/>
         </w:rPr>
         <w:t>бд</w:t>
       </w:r>
@@ -2283,7 +1864,6 @@
       <w:r>
         <w:rPr>
           <w:color w:val="000000" w:themeColor="text1"/>
-          <w:lang w:val="ru-RU"/>
         </w:rPr>
         <w:t xml:space="preserve"> не поддерживается логика </w:t>
       </w:r>
@@ -2297,7 +1877,6 @@
       <w:r>
         <w:rPr>
           <w:color w:val="000000" w:themeColor="text1"/>
-          <w:lang w:val="ru-RU"/>
         </w:rPr>
         <w:t>-</w:t>
       </w:r>
@@ -2311,84 +1890,72 @@
       <w:r>
         <w:rPr>
           <w:color w:val="000000" w:themeColor="text1"/>
-          <w:lang w:val="ru-RU"/>
         </w:rPr>
         <w:t xml:space="preserve"> </w:t>
       </w:r>
       <w:r>
         <w:rPr>
           <w:color w:val="000000" w:themeColor="text1"/>
-          <w:lang w:val="ru-RU"/>
         </w:rPr>
         <w:t>от клиента</w:t>
       </w:r>
       <w:r>
         <w:rPr>
           <w:color w:val="000000" w:themeColor="text1"/>
-          <w:lang w:val="ru-RU"/>
         </w:rPr>
         <w:t xml:space="preserve"> </w:t>
       </w:r>
       <w:r>
         <w:rPr>
           <w:color w:val="000000" w:themeColor="text1"/>
-          <w:lang w:val="ru-RU"/>
         </w:rPr>
         <w:t>к конкретному мастеру</w:t>
       </w:r>
       <w:r>
         <w:rPr>
           <w:color w:val="000000" w:themeColor="text1"/>
-          <w:lang w:val="ru-RU"/>
         </w:rPr>
         <w:t>,</w:t>
       </w:r>
       <w:r>
         <w:rPr>
           <w:color w:val="000000" w:themeColor="text1"/>
-          <w:lang w:val="ru-RU"/>
         </w:rPr>
         <w:t xml:space="preserve"> и разработка всего</w:t>
       </w:r>
       <w:r>
         <w:rPr>
           <w:color w:val="000000" w:themeColor="text1"/>
-          <w:lang w:val="ru-RU"/>
         </w:rPr>
         <w:t>,</w:t>
       </w:r>
       <w:r>
         <w:rPr>
           <w:color w:val="000000" w:themeColor="text1"/>
-          <w:lang w:val="ru-RU"/>
         </w:rPr>
         <w:t xml:space="preserve"> прилагающегося к этому</w:t>
       </w:r>
       <w:r>
         <w:rPr>
           <w:color w:val="000000" w:themeColor="text1"/>
-          <w:lang w:val="ru-RU"/>
         </w:rPr>
         <w:t>,</w:t>
       </w:r>
       <w:r>
         <w:rPr>
           <w:color w:val="000000" w:themeColor="text1"/>
-          <w:lang w:val="ru-RU"/>
         </w:rPr>
         <w:t xml:space="preserve"> функционала займет много времени, смысла делать вкладку просмотра мастеров</w:t>
       </w:r>
       <w:r>
         <w:rPr>
           <w:color w:val="000000" w:themeColor="text1"/>
-          <w:lang w:val="ru-RU"/>
         </w:rPr>
         <w:t>,</w:t>
       </w:r>
       <w:r>
         <w:rPr>
           <w:color w:val="000000" w:themeColor="text1"/>
-          <w:lang w:val="ru-RU"/>
         </w:rPr>
         <w:t xml:space="preserve"> как закрытую витрину без </w:t>
       </w:r>
@@ -2402,28 +1969,24 @@
       <w:r>
         <w:rPr>
           <w:color w:val="000000" w:themeColor="text1"/>
-          <w:lang w:val="ru-RU"/>
         </w:rPr>
         <w:t>-откликов</w:t>
       </w:r>
       <w:r>
         <w:rPr>
           <w:color w:val="000000" w:themeColor="text1"/>
-          <w:lang w:val="ru-RU"/>
         </w:rPr>
         <w:t xml:space="preserve">, </w:t>
       </w:r>
       <w:r>
         <w:rPr>
           <w:color w:val="000000" w:themeColor="text1"/>
-          <w:lang w:val="ru-RU"/>
         </w:rPr>
         <w:t>нет, хоть и выглядит эта часть как обязательная для такого продукта</w:t>
       </w:r>
       <w:r>
         <w:rPr>
           <w:color w:val="000000" w:themeColor="text1"/>
-          <w:lang w:val="ru-RU"/>
         </w:rPr>
         <w:t>.</w:t>
       </w:r>
@@ -2432,7 +1995,6 @@
       <w:pPr>
         <w:rPr>
           <w:color w:val="000000" w:themeColor="text1"/>
-          <w:lang w:val="ru-RU"/>
         </w:rPr>
       </w:pPr>
     </w:p>
@@ -2442,7 +2004,6 @@
           <w:b/>
           <w:bCs/>
           <w:color w:val="000000" w:themeColor="text1"/>
-          <w:lang w:val="ru-RU"/>
         </w:rPr>
       </w:pPr>
       <w:r>
@@ -2450,7 +2011,6 @@
           <w:b/>
           <w:bCs/>
           <w:color w:val="000000" w:themeColor="text1"/>
-          <w:lang w:val="ru-RU"/>
         </w:rPr>
         <w:t>Заявки пользователя</w:t>
       </w:r>
@@ -2459,7 +2019,6 @@
           <w:b/>
           <w:bCs/>
           <w:color w:val="000000" w:themeColor="text1"/>
-          <w:lang w:val="ru-RU"/>
         </w:rPr>
         <w:br/>
       </w:r>
@@ -2483,7 +2042,7 @@
       </w:r>
       <w:r>
         <w:rPr>
-          <w:lang w:val="ru-RU" w:eastAsia="en-GB"/>
+          <w:lang w:eastAsia="en-GB"/>
         </w:rPr>
         <w:t>получение</w:t>
       </w:r>
@@ -2567,7 +2126,7 @@
       </w:r>
       <w:r>
         <w:rPr>
-          <w:lang w:val="ru-RU" w:eastAsia="en-GB"/>
+          <w:lang w:eastAsia="en-GB"/>
         </w:rPr>
         <w:br/>
       </w:r>
@@ -2578,14 +2137,14 @@
         <w:rPr>
           <w:i/>
           <w:iCs/>
-          <w:lang w:val="ru-RU" w:eastAsia="en-GB"/>
+          <w:lang w:eastAsia="en-GB"/>
         </w:rPr>
       </w:pPr>
       <w:r>
         <w:rPr>
           <w:i/>
           <w:iCs/>
-          <w:lang w:val="ru-RU" w:eastAsia="en-GB"/>
+          <w:lang w:eastAsia="en-GB"/>
         </w:rPr>
         <w:t xml:space="preserve">Мы не будем предоставлять возможность редактирования </w:t>
       </w:r>
@@ -2594,7 +2153,7 @@
         <w:rPr>
           <w:i/>
           <w:iCs/>
-          <w:lang w:val="ru-RU" w:eastAsia="en-GB"/>
+          <w:lang w:eastAsia="en-GB"/>
         </w:rPr>
         <w:t>заявки потому что</w:t>
       </w:r>
@@ -2603,7 +2162,7 @@
         <w:rPr>
           <w:i/>
           <w:iCs/>
-          <w:lang w:val="ru-RU" w:eastAsia="en-GB"/>
+          <w:lang w:eastAsia="en-GB"/>
         </w:rPr>
         <w:t xml:space="preserve"> это тянет ряд вопросов за собой, например: что делать с существующими откликами, если заявка была изменена? И т.д.</w:t>
       </w:r>
@@ -2614,7 +2173,7 @@
         <w:rPr>
           <w:i/>
           <w:iCs/>
-          <w:lang w:val="ru-RU" w:eastAsia="en-GB"/>
+          <w:lang w:eastAsia="en-GB"/>
         </w:rPr>
       </w:pPr>
     </w:p>
@@ -2623,14 +2182,14 @@
         <w:rPr>
           <w:b/>
           <w:bCs/>
-          <w:lang w:val="ru-RU" w:eastAsia="en-GB"/>
+          <w:lang w:eastAsia="en-GB"/>
         </w:rPr>
       </w:pPr>
       <w:r>
         <w:rPr>
           <w:b/>
           <w:bCs/>
-          <w:lang w:val="ru-RU" w:eastAsia="en-GB"/>
+          <w:lang w:eastAsia="en-GB"/>
         </w:rPr>
         <w:t>Отклики на заявки</w:t>
       </w:r>
@@ -2641,7 +2200,6 @@
           <w:b/>
           <w:bCs/>
           <w:color w:val="000000" w:themeColor="text1"/>
-          <w:lang w:val="ru-RU"/>
         </w:rPr>
       </w:pPr>
     </w:p>
@@ -2705,7 +2263,7 @@
       <w:pPr>
         <w:rPr>
           <w:rFonts w:eastAsia="Times New Roman" w:cs="Times New Roman"/>
-          <w:lang w:val="ru-RU" w:eastAsia="en-GB"/>
+          <w:lang w:eastAsia="en-GB"/>
         </w:rPr>
       </w:pPr>
     </w:p>
@@ -2715,7 +2273,7 @@
           <w:rFonts w:eastAsia="Times New Roman" w:cs="Times New Roman"/>
           <w:i/>
           <w:iCs/>
-          <w:lang w:val="ru-RU" w:eastAsia="en-GB"/>
+          <w:lang w:eastAsia="en-GB"/>
         </w:rPr>
       </w:pPr>
       <w:r>
@@ -2723,71 +2281,60 @@
           <w:rFonts w:eastAsia="Times New Roman" w:cs="Times New Roman"/>
           <w:i/>
           <w:iCs/>
-          <w:lang w:val="ru-RU" w:eastAsia="en-GB"/>
-        </w:rPr>
-        <w:t xml:space="preserve">Триггер - </w:t>
-      </w:r>
-      <w:r>
+          <w:lang w:eastAsia="en-GB"/>
+        </w:rPr>
+        <w:t>Триггер - Система должна инициировать создание заказа на основе принятого отклика</w:t>
+      </w:r>
+    </w:p>
+    <w:p>
+      <w:pPr>
         <w:rPr>
           <w:rFonts w:eastAsia="Times New Roman" w:cs="Times New Roman"/>
           <w:i/>
           <w:iCs/>
           <w:lang w:eastAsia="en-GB"/>
         </w:rPr>
-        <w:t>Система должна инициировать создание заказа на основе принятого отклика</w:t>
-      </w:r>
-    </w:p>
-    <w:p>
-      <w:pPr>
+      </w:pPr>
+    </w:p>
+    <w:p>
+      <w:pPr>
+        <w:rPr>
+          <w:i/>
+          <w:iCs/>
+        </w:rPr>
+      </w:pPr>
+      <w:r>
         <w:rPr>
           <w:rFonts w:eastAsia="Times New Roman" w:cs="Times New Roman"/>
           <w:i/>
           <w:iCs/>
-          <w:lang w:val="ru-RU" w:eastAsia="en-GB"/>
-        </w:rPr>
-      </w:pPr>
-    </w:p>
-    <w:p>
-      <w:pPr>
+          <w:lang w:eastAsia="en-GB"/>
+        </w:rPr>
+        <w:t xml:space="preserve">Триггер - </w:t>
+      </w:r>
+      <w:r>
         <w:rPr>
           <w:i/>
           <w:iCs/>
-          <w:lang w:val="ru-RU"/>
-        </w:rPr>
-      </w:pPr>
-      <w:r>
+        </w:rPr>
+        <w:t xml:space="preserve">При выборе одного отклика на заявку, все остальные отклики должны получить статус </w:t>
+      </w:r>
+      <w:r>
+        <w:rPr>
+          <w:i/>
+          <w:iCs/>
+          <w:lang w:val="en-GB"/>
+        </w:rPr>
+        <w:t>rejected</w:t>
+      </w:r>
+    </w:p>
+    <w:p>
+      <w:pPr>
         <w:rPr>
           <w:rFonts w:eastAsia="Times New Roman" w:cs="Times New Roman"/>
           <w:i/>
           <w:iCs/>
-          <w:lang w:val="ru-RU" w:eastAsia="en-GB"/>
-        </w:rPr>
-        <w:t xml:space="preserve">Триггер - </w:t>
-      </w:r>
-      <w:r>
-        <w:rPr>
-          <w:i/>
-          <w:iCs/>
-          <w:lang w:val="ru-RU"/>
-        </w:rPr>
-        <w:t xml:space="preserve">При выборе одного отклика на заявку, все остальные отклики должны получить статус </w:t>
-      </w:r>
-      <w:r>
-        <w:rPr>
-          <w:i/>
-          <w:iCs/>
-          <w:lang w:val="en-GB"/>
-        </w:rPr>
-        <w:t>rejected</w:t>
-      </w:r>
-    </w:p>
-    <w:p>
-      <w:pPr>
-        <w:rPr>
-          <w:rFonts w:eastAsia="Times New Roman" w:cs="Times New Roman"/>
-          <w:i/>
-          <w:iCs/>
-          <w:lang w:val="ru-RU" w:eastAsia="en-GB"/>
+          <w:lang w:eastAsia="en-GB"/>
         </w:rPr>
       </w:pPr>
     </w:p>
@@ -2797,7 +2344,7 @@
           <w:rFonts w:eastAsia="Times New Roman" w:cs="Times New Roman"/>
           <w:b/>
           <w:bCs/>
-          <w:lang w:val="ru-RU" w:eastAsia="en-GB"/>
+          <w:lang w:eastAsia="en-GB"/>
         </w:rPr>
       </w:pPr>
       <w:r>
@@ -2805,7 +2352,7 @@
           <w:rFonts w:eastAsia="Times New Roman" w:cs="Times New Roman"/>
           <w:b/>
           <w:bCs/>
-          <w:lang w:val="ru-RU" w:eastAsia="en-GB"/>
+          <w:lang w:eastAsia="en-GB"/>
         </w:rPr>
         <w:t>Завершенные заказы</w:t>
       </w:r>
@@ -2839,20 +2386,20 @@
           <w:rFonts w:eastAsia="Times New Roman" w:cs="Times New Roman"/>
           <w:b/>
           <w:bCs/>
-          <w:lang w:val="ru-RU" w:eastAsia="en-GB"/>
+          <w:lang w:eastAsia="en-GB"/>
         </w:rPr>
       </w:pPr>
       <w:r>
         <w:rPr>
           <w:rFonts w:eastAsia="Times New Roman" w:cs="Times New Roman"/>
-          <w:lang w:val="ru-RU" w:eastAsia="en-GB"/>
+          <w:lang w:eastAsia="en-GB"/>
         </w:rPr>
         <w:t>Система должна отображать в карточке завершенного заказа информацию о нем</w:t>
       </w:r>
       <w:r>
         <w:rPr>
           <w:rFonts w:eastAsia="Times New Roman" w:cs="Times New Roman"/>
-          <w:lang w:val="ru-RU" w:eastAsia="en-GB"/>
+          <w:lang w:eastAsia="en-GB"/>
         </w:rPr>
         <w:t xml:space="preserve"> (из </w:t>
       </w:r>
@@ -2866,7 +2413,7 @@
       <w:r>
         <w:rPr>
           <w:rFonts w:eastAsia="Times New Roman" w:cs="Times New Roman"/>
-          <w:lang w:val="ru-RU" w:eastAsia="en-GB"/>
+          <w:lang w:eastAsia="en-GB"/>
         </w:rPr>
         <w:t xml:space="preserve">, </w:t>
       </w:r>
@@ -2880,7 +2427,7 @@
       <w:r>
         <w:rPr>
           <w:rFonts w:eastAsia="Times New Roman" w:cs="Times New Roman"/>
-          <w:lang w:val="ru-RU" w:eastAsia="en-GB"/>
+          <w:lang w:eastAsia="en-GB"/>
         </w:rPr>
         <w:t xml:space="preserve">, </w:t>
       </w:r>
@@ -2894,7 +2441,7 @@
       <w:r>
         <w:rPr>
           <w:rFonts w:eastAsia="Times New Roman" w:cs="Times New Roman"/>
-          <w:lang w:val="ru-RU" w:eastAsia="en-GB"/>
+          <w:lang w:eastAsia="en-GB"/>
         </w:rPr>
         <w:t>)</w:t>
       </w:r>
@@ -2939,7 +2486,7 @@
     <w:p>
       <w:pPr>
         <w:rPr>
-          <w:lang w:val="ru-RU" w:eastAsia="en-GB"/>
+          <w:lang w:eastAsia="en-GB"/>
         </w:rPr>
       </w:pPr>
     </w:p>
@@ -2948,14 +2495,14 @@
         <w:rPr>
           <w:b/>
           <w:bCs/>
-          <w:lang w:val="ru-RU" w:eastAsia="en-GB"/>
+          <w:lang w:eastAsia="en-GB"/>
         </w:rPr>
       </w:pPr>
       <w:r>
         <w:rPr>
           <w:b/>
           <w:bCs/>
-          <w:lang w:val="ru-RU" w:eastAsia="en-GB"/>
+          <w:lang w:eastAsia="en-GB"/>
         </w:rPr>
         <w:t>Отзывы</w:t>
       </w:r>
@@ -2970,12 +2517,12 @@
         <w:rPr>
           <w:b/>
           <w:bCs/>
-          <w:lang w:val="ru-RU" w:eastAsia="en-GB"/>
-        </w:rPr>
-      </w:pPr>
-      <w:r>
-        <w:rPr>
-          <w:lang w:val="ru-RU" w:eastAsia="en-GB"/>
+          <w:lang w:eastAsia="en-GB"/>
+        </w:rPr>
+      </w:pPr>
+      <w:r>
+        <w:rPr>
+          <w:lang w:eastAsia="en-GB"/>
         </w:rPr>
         <w:t>Система должна предоставлять пользователю возможность оставить отзыв по завершенному заказу</w:t>
       </w:r>
@@ -2990,12 +2537,12 @@
         <w:rPr>
           <w:b/>
           <w:bCs/>
-          <w:lang w:val="ru-RU" w:eastAsia="en-GB"/>
-        </w:rPr>
-      </w:pPr>
-      <w:r>
-        <w:rPr>
-          <w:lang w:val="ru-RU" w:eastAsia="en-GB"/>
+          <w:lang w:eastAsia="en-GB"/>
+        </w:rPr>
+      </w:pPr>
+      <w:r>
+        <w:rPr>
+          <w:lang w:eastAsia="en-GB"/>
         </w:rPr>
         <w:t>Система должна запрашивать при создании отзыва оценку и опциональный текстовый комментарий</w:t>
       </w:r>
@@ -3010,12 +2557,12 @@
         <w:rPr>
           <w:b/>
           <w:bCs/>
-          <w:lang w:val="ru-RU" w:eastAsia="en-GB"/>
-        </w:rPr>
-      </w:pPr>
-      <w:r>
-        <w:rPr>
-          <w:lang w:val="ru-RU" w:eastAsia="en-GB"/>
+          <w:lang w:eastAsia="en-GB"/>
+        </w:rPr>
+      </w:pPr>
+      <w:r>
+        <w:rPr>
+          <w:lang w:eastAsia="en-GB"/>
         </w:rPr>
         <w:t>Система должна сохранять отзыв в базе данных</w:t>
       </w:r>
@@ -3025,7 +2572,7 @@
         <w:rPr>
           <w:b/>
           <w:bCs/>
-          <w:lang w:val="ru-RU" w:eastAsia="en-GB"/>
+          <w:lang w:eastAsia="en-GB"/>
         </w:rPr>
       </w:pPr>
     </w:p>
@@ -3037,7 +2584,6 @@
           <w:bCs/>
           <w:i/>
           <w:iCs/>
-          <w:lang w:val="ru-RU"/>
         </w:rPr>
       </w:pPr>
       <w:r>
@@ -3055,7 +2601,6 @@
           <w:bCs/>
           <w:i/>
           <w:iCs/>
-          <w:lang w:val="ru-RU"/>
         </w:rPr>
         <w:t xml:space="preserve"> отзывов</w:t>
       </w:r>
@@ -3069,42 +2614,25 @@
       </w:r>
     </w:p>
     <w:p>
-      <w:pPr>
-        <w:rPr>
-          <w:lang w:val="ru-RU"/>
-        </w:rPr>
-      </w:pPr>
       <w:r>
         <w:t>Для отображения отзыва система должна определять мастера и категорию услуги через связанные сущности заказа, отклика и заявки.</w:t>
       </w:r>
     </w:p>
-    <w:p>
-      <w:pPr>
-        <w:rPr>
-          <w:lang w:val="ru-RU"/>
-        </w:rPr>
-      </w:pPr>
-    </w:p>
-    <w:p>
-      <w:pPr>
-        <w:rPr>
-          <w:lang w:val="ru-RU"/>
-        </w:rPr>
-      </w:pPr>
-    </w:p>
+    <w:p/>
+    <w:p/>
     <w:p>
       <w:pPr>
         <w:rPr>
           <w:b/>
           <w:bCs/>
-          <w:lang w:val="ru-RU" w:eastAsia="en-GB"/>
+          <w:lang w:eastAsia="en-GB"/>
         </w:rPr>
       </w:pPr>
       <w:r>
         <w:rPr>
           <w:b/>
           <w:bCs/>
-          <w:lang w:val="ru-RU" w:eastAsia="en-GB"/>
+          <w:lang w:eastAsia="en-GB"/>
         </w:rPr>
         <w:t>---</w:t>
       </w:r>
@@ -3114,16 +2642,13 @@
         <w:rPr>
           <w:b/>
           <w:bCs/>
-          <w:lang w:val="ru-RU" w:eastAsia="en-GB"/>
+          <w:lang w:eastAsia="en-GB"/>
         </w:rPr>
       </w:pPr>
     </w:p>
     <w:p>
       <w:pPr>
         <w:pStyle w:val="2"/>
-        <w:rPr>
-          <w:lang w:val="ru-RU"/>
-        </w:rPr>
       </w:pPr>
       <w:r>
         <w:rPr>
@@ -3132,9 +2657,6 @@
         <w:t>Master</w:t>
       </w:r>
       <w:r>
-        <w:rPr>
-          <w:lang w:val="ru-RU"/>
-        </w:rPr>
         <w:t>-</w:t>
       </w:r>
       <w:r>
@@ -3150,7 +2672,6 @@
           <w:b/>
           <w:bCs/>
           <w:color w:val="000000" w:themeColor="text1"/>
-          <w:lang w:val="ru-RU"/>
         </w:rPr>
       </w:pPr>
       <w:r>
@@ -3158,86 +2679,32 @@
           <w:b/>
           <w:bCs/>
           <w:color w:val="000000" w:themeColor="text1"/>
-          <w:lang w:val="ru-RU"/>
         </w:rPr>
         <w:t>Профиль мастера</w:t>
       </w:r>
     </w:p>
-    <w:p>
-      <w:pPr>
-        <w:rPr>
-          <w:lang w:val="ru-RU"/>
-        </w:rPr>
-      </w:pPr>
-    </w:p>
-    <w:p>
-      <w:pPr>
-        <w:rPr>
-          <w:lang w:val="ru-RU"/>
-        </w:rPr>
-      </w:pPr>
+    <w:p/>
+    <w:p>
       <w:r>
         <w:t>Система должна предоставлять мастеру возможность просматривать данные своего аккаунта</w:t>
       </w:r>
     </w:p>
-    <w:p>
-      <w:pPr>
-        <w:rPr>
-          <w:lang w:val="ru-RU"/>
-        </w:rPr>
-      </w:pPr>
-    </w:p>
-    <w:p>
-      <w:pPr>
-        <w:rPr>
-          <w:lang w:val="ru-RU"/>
-        </w:rPr>
-      </w:pPr>
+    <w:p/>
+    <w:p>
       <w:r>
         <w:t>Система должна предоставлять мастеру возможность редактировать имя, фамилию, номер телефона и пароль от аккаунта</w:t>
       </w:r>
     </w:p>
-    <w:p>
-      <w:pPr>
-        <w:rPr>
-          <w:lang w:val="ru-RU"/>
-        </w:rPr>
-      </w:pPr>
-    </w:p>
-    <w:p>
-      <w:pPr>
-        <w:rPr>
-          <w:lang w:val="ru-RU"/>
-        </w:rPr>
-      </w:pPr>
+    <w:p/>
+    <w:p>
       <w:r>
         <w:t>Система должна предоставлять мастеру возможность просматривать данные своего профессионального профиля</w:t>
       </w:r>
     </w:p>
-    <w:p>
-      <w:pPr>
-        <w:rPr>
-          <w:lang w:val="ru-RU"/>
-        </w:rPr>
-      </w:pPr>
-    </w:p>
-    <w:p>
-      <w:pPr>
-        <w:rPr>
-          <w:lang w:val="ru-RU"/>
-        </w:rPr>
-      </w:pPr>
-      <w:r>
-        <w:t xml:space="preserve">Система должна предоставлять мастеру возможность </w:t>
-      </w:r>
-      <w:r>
-        <w:rPr>
-          <w:lang w:val="ru-RU"/>
-        </w:rPr>
-        <w:t>редактировать</w:t>
-      </w:r>
-      <w:r>
-        <w:t xml:space="preserve"> данные своего профессионального профиля</w:t>
+    <w:p/>
+    <w:p>
+      <w:r>
+        <w:t>Система должна предоставлять мастеру возможность редактировать данные своего профессионального профиля</w:t>
       </w:r>
     </w:p>
     <w:p>
@@ -3280,26 +2747,13 @@
         <w:t>специализации</w:t>
       </w:r>
     </w:p>
-    <w:p>
-      <w:pPr>
-        <w:rPr>
-          <w:lang w:val="ru-RU"/>
-        </w:rPr>
-      </w:pPr>
-    </w:p>
-    <w:p>
-      <w:pPr>
-        <w:rPr>
-          <w:lang w:val="ru-RU"/>
-        </w:rPr>
-      </w:pPr>
-    </w:p>
+    <w:p/>
+    <w:p/>
     <w:p>
       <w:pPr>
         <w:rPr>
           <w:b/>
           <w:bCs/>
-          <w:lang w:val="ru-RU"/>
         </w:rPr>
       </w:pPr>
       <w:r>
@@ -3315,16 +2769,10 @@
         <w:rPr>
           <w:b/>
           <w:bCs/>
-          <w:lang w:val="ru-RU"/>
-        </w:rPr>
-      </w:pPr>
-    </w:p>
-    <w:p>
-      <w:pPr>
-        <w:rPr>
-          <w:lang w:val="ru-RU"/>
-        </w:rPr>
-      </w:pPr>
+        </w:rPr>
+      </w:pPr>
+    </w:p>
+    <w:p>
       <w:r>
         <w:t>Система должна предоставлять мастеру возможность просматривать список открытых заявок клиентов</w:t>
       </w:r>
@@ -3332,82 +2780,36 @@
         <w:t>, которые соответствуют его специализациям</w:t>
       </w:r>
     </w:p>
-    <w:p>
-      <w:pPr>
-        <w:rPr>
-          <w:lang w:val="ru-RU"/>
-        </w:rPr>
-      </w:pPr>
-    </w:p>
-    <w:p>
-      <w:pPr>
-        <w:rPr>
-          <w:lang w:val="ru-RU"/>
-        </w:rPr>
-      </w:pPr>
+    <w:p/>
+    <w:p>
       <w:r>
         <w:t>Система должна отображать по каждой заявке основную информацию: категорию услуги, заголовок, описание, адрес, желаемую дату выполнения, дату создания заявки и её статус</w:t>
       </w:r>
     </w:p>
-    <w:p>
-      <w:pPr>
-        <w:rPr>
-          <w:lang w:val="ru-RU"/>
-        </w:rPr>
-      </w:pPr>
-    </w:p>
-    <w:p>
-      <w:pPr>
-        <w:rPr>
-          <w:lang w:val="ru-RU"/>
-        </w:rPr>
-      </w:pPr>
+    <w:p/>
+    <w:p>
       <w:r>
         <w:t>Система должна скрывать или помечать заявки, на которые мастер уже откликнулся</w:t>
       </w:r>
     </w:p>
-    <w:p>
-      <w:pPr>
-        <w:rPr>
-          <w:lang w:val="ru-RU"/>
-        </w:rPr>
-      </w:pPr>
-    </w:p>
-    <w:p>
-      <w:pPr>
-        <w:rPr>
-          <w:lang w:val="ru-RU"/>
-        </w:rPr>
-      </w:pPr>
+    <w:p/>
+    <w:p>
       <w:r>
         <w:t xml:space="preserve">Система должна предоставлять мастеру возможность фильтровать </w:t>
       </w:r>
       <w:r>
-        <w:rPr>
-          <w:lang w:val="ru-RU"/>
-        </w:rPr>
-        <w:t xml:space="preserve">и </w:t>
-      </w:r>
-      <w:r>
-        <w:t xml:space="preserve">сортировать </w:t>
+        <w:t xml:space="preserve">и сортировать </w:t>
       </w:r>
       <w:r>
         <w:t>заявки</w:t>
       </w:r>
     </w:p>
-    <w:p>
-      <w:pPr>
-        <w:rPr>
-          <w:lang w:val="ru-RU"/>
-        </w:rPr>
-      </w:pPr>
-    </w:p>
+    <w:p/>
     <w:p>
       <w:pPr>
         <w:rPr>
           <w:b/>
           <w:bCs/>
-          <w:lang w:val="ru-RU"/>
         </w:rPr>
       </w:pPr>
       <w:r>
@@ -3423,84 +2825,34 @@
         <w:rPr>
           <w:b/>
           <w:bCs/>
-          <w:lang w:val="ru-RU"/>
-        </w:rPr>
-      </w:pPr>
-    </w:p>
-    <w:p>
-      <w:pPr>
-        <w:rPr>
-          <w:lang w:val="ru-RU"/>
-        </w:rPr>
-      </w:pPr>
+        </w:rPr>
+      </w:pPr>
+    </w:p>
+    <w:p>
       <w:r>
         <w:t>Система должна предоставлять мастеру возможность оставить отклик на заявку клиента</w:t>
       </w:r>
     </w:p>
-    <w:p>
-      <w:pPr>
-        <w:rPr>
-          <w:lang w:val="ru-RU"/>
-        </w:rPr>
-      </w:pPr>
-    </w:p>
-    <w:p>
-      <w:pPr>
-        <w:rPr>
-          <w:lang w:val="ru-RU"/>
-        </w:rPr>
-      </w:pPr>
+    <w:p/>
+    <w:p>
       <w:r>
         <w:t>Система должна запрашивать при создании отклика предлагаемую цену и опциональный комментарий</w:t>
       </w:r>
     </w:p>
-    <w:p>
-      <w:pPr>
-        <w:rPr>
-          <w:lang w:val="ru-RU"/>
-        </w:rPr>
-      </w:pPr>
-    </w:p>
-    <w:p>
-      <w:pPr>
-        <w:rPr>
-          <w:lang w:val="ru-RU"/>
-        </w:rPr>
-      </w:pPr>
+    <w:p/>
+    <w:p>
       <w:r>
         <w:t>Система должна запрещать мастеру откликаться на заявку, которая находится в неактуальном статусе, например отменена, закрыта или уже переведена в заказ</w:t>
       </w:r>
     </w:p>
-    <w:p>
-      <w:pPr>
-        <w:rPr>
-          <w:lang w:val="ru-RU"/>
-        </w:rPr>
-      </w:pPr>
-    </w:p>
-    <w:p>
-      <w:pPr>
-        <w:rPr>
-          <w:lang w:val="ru-RU"/>
-        </w:rPr>
-      </w:pPr>
+    <w:p/>
+    <w:p>
       <w:r>
         <w:t>Система должна предоставлять мастеру возможность просматривать список своих откликов</w:t>
       </w:r>
     </w:p>
-    <w:p>
-      <w:pPr>
-        <w:rPr>
-          <w:lang w:val="ru-RU"/>
-        </w:rPr>
-      </w:pPr>
-    </w:p>
-    <w:p>
-      <w:pPr>
-        <w:rPr>
-          <w:lang w:val="ru-RU"/>
-        </w:rPr>
-      </w:pPr>
+    <w:p/>
+    <w:p>
       <w:r>
         <w:t>Система должна предоставлять мастеру возможность отозвать свой отклик, пока клиент не выбрал исполнителя</w:t>
       </w:r>
@@ -3698,7 +3050,7 @@
       <w:pPr>
         <w:rPr>
           <w:rFonts w:eastAsia="Times New Roman" w:cs="Times New Roman"/>
-          <w:lang w:val="ru-RU" w:eastAsia="ru-RU"/>
+          <w:lang w:eastAsia="ru-RU"/>
         </w:rPr>
       </w:pPr>
       <w:r>
@@ -3710,13 +3062,13 @@
         <w:pStyle w:val="1"/>
         <w:rPr>
           <w:rFonts w:eastAsia="Times New Roman"/>
-          <w:lang w:val="ru-RU" w:eastAsia="en-GB"/>
+          <w:lang w:eastAsia="en-GB"/>
         </w:rPr>
       </w:pPr>
       <w:r>
         <w:rPr>
           <w:rFonts w:eastAsia="Times New Roman"/>
-          <w:lang w:val="ru-RU" w:eastAsia="en-GB"/>
+          <w:lang w:eastAsia="en-GB"/>
         </w:rPr>
         <w:lastRenderedPageBreak/>
         <w:t xml:space="preserve">Проектирование </w:t>
@@ -3731,21 +3083,13 @@
       <w:r>
         <w:rPr>
           <w:rFonts w:eastAsia="Times New Roman"/>
-          <w:lang w:val="ru-RU" w:eastAsia="en-GB"/>
+          <w:lang w:eastAsia="en-GB"/>
         </w:rPr>
         <w:br/>
       </w:r>
     </w:p>
     <w:p>
-      <w:pPr>
-        <w:rPr>
-          <w:lang w:val="ru-RU"/>
-        </w:rPr>
-      </w:pPr>
-      <w:r>
-        <w:rPr>
-          <w:lang w:val="ru-RU"/>
-        </w:rPr>
+      <w:r>
         <w:t xml:space="preserve">За основу </w:t>
       </w:r>
       <w:r>
@@ -3755,15 +3099,9 @@
         <w:t>API</w:t>
       </w:r>
       <w:r>
-        <w:rPr>
-          <w:lang w:val="ru-RU"/>
-        </w:rPr>
         <w:t xml:space="preserve"> </w:t>
       </w:r>
       <w:r>
-        <w:rPr>
-          <w:lang w:val="ru-RU"/>
-        </w:rPr>
         <w:t xml:space="preserve">взят </w:t>
       </w:r>
       <w:r>
@@ -3773,9 +3111,6 @@
         <w:t>REST</w:t>
       </w:r>
       <w:r>
-        <w:rPr>
-          <w:lang w:val="ru-RU"/>
-        </w:rPr>
         <w:t xml:space="preserve"> </w:t>
       </w:r>
       <w:r>
@@ -3785,18 +3120,10 @@
         <w:t>API</w:t>
       </w:r>
       <w:r>
-        <w:rPr>
-          <w:lang w:val="ru-RU"/>
-        </w:rPr>
         <w:t>.</w:t>
       </w:r>
     </w:p>
     <w:p>
-      <w:pPr>
-        <w:rPr>
-          <w:lang w:val="ru-RU"/>
-        </w:rPr>
-      </w:pPr>
       <w:r>
         <w:rPr>
           <w:lang w:val="en-US"/>
@@ -3804,36 +3131,19 @@
         <w:t>API</w:t>
       </w:r>
       <w:r>
-        <w:rPr>
-          <w:lang w:val="ru-RU"/>
-        </w:rPr>
         <w:t xml:space="preserve"> </w:t>
       </w:r>
       <w:r>
-        <w:rPr>
-          <w:lang w:val="ru-RU"/>
-        </w:rPr>
         <w:t>будет строиться вокруг ресурсов нашего проекта.</w:t>
       </w:r>
     </w:p>
     <w:p>
-      <w:pPr>
-        <w:rPr>
-          <w:lang w:val="ru-RU"/>
-        </w:rPr>
-      </w:pPr>
       <w:proofErr w:type="gramStart"/>
       <w:r>
-        <w:rPr>
-          <w:lang w:val="ru-RU"/>
-        </w:rPr>
         <w:t>Ресурсы это</w:t>
       </w:r>
       <w:proofErr w:type="gramEnd"/>
       <w:r>
-        <w:rPr>
-          <w:lang w:val="ru-RU"/>
-        </w:rPr>
         <w:t xml:space="preserve"> объекты или коллекции объектов, с которыми клиент работает через </w:t>
       </w:r>
       <w:r>
@@ -3843,35 +3153,16 @@
         <w:t>API</w:t>
       </w:r>
       <w:r>
-        <w:rPr>
-          <w:lang w:val="ru-RU"/>
-        </w:rPr>
         <w:t>. Не все таблицы БД являются ресурсами, так как не со всеми из них фронтенд работает напрямую.</w:t>
       </w:r>
     </w:p>
     <w:p>
-      <w:pPr>
-        <w:rPr>
-          <w:lang w:val="ru-RU"/>
-        </w:rPr>
-      </w:pPr>
-      <w:r>
-        <w:rPr>
-          <w:lang w:val="ru-RU"/>
-        </w:rPr>
+      <w:r>
         <w:t>Не все таблицы БД – ресурсы И не все ресурсы – таблицы БД</w:t>
       </w:r>
     </w:p>
     <w:p>
-      <w:pPr>
-        <w:rPr>
-          <w:lang w:val="ru-RU"/>
-        </w:rPr>
-      </w:pPr>
-      <w:r>
-        <w:rPr>
-          <w:lang w:val="ru-RU"/>
-        </w:rPr>
+      <w:r>
         <w:t>---</w:t>
       </w:r>
     </w:p>
@@ -3884,7 +3175,6 @@
           <w:iCs/>
           <w:sz w:val="20"/>
           <w:szCs w:val="20"/>
-          <w:lang w:val="ru-RU"/>
         </w:rPr>
       </w:pPr>
       <w:r>
@@ -3928,10 +3218,19 @@
           <w:iCs/>
           <w:sz w:val="20"/>
           <w:szCs w:val="20"/>
-          <w:lang w:val="ru-RU"/>
         </w:rPr>
         <w:br/>
-      </w:r>
+        <w:t>Если они приходят внутри другого ответа — это не отдельный API-ресурс</w:t>
+      </w:r>
+    </w:p>
+    <w:p>
+      <w:pPr>
+        <w:rPr>
+          <w:color w:val="000000"/>
+          <w:sz w:val="20"/>
+          <w:szCs w:val="20"/>
+        </w:rPr>
+      </w:pPr>
       <w:r>
         <w:rPr>
           <w:rStyle w:val="s1"/>
@@ -3941,28 +3240,6 @@
           <w:sz w:val="20"/>
           <w:szCs w:val="20"/>
         </w:rPr>
-        <w:t>Если они приходят внутри другого ответа — это не отдельный API-ресурс</w:t>
-      </w:r>
-    </w:p>
-    <w:p>
-      <w:pPr>
-        <w:rPr>
-          <w:color w:val="000000"/>
-          <w:sz w:val="20"/>
-          <w:szCs w:val="20"/>
-          <w:lang w:val="ru-RU"/>
-        </w:rPr>
-      </w:pPr>
-      <w:r>
-        <w:rPr>
-          <w:rStyle w:val="s1"/>
-          <w:rFonts w:ascii="Andale Mono" w:hAnsi="Andale Mono"/>
-          <w:i/>
-          <w:iCs/>
-          <w:sz w:val="20"/>
-          <w:szCs w:val="20"/>
-          <w:lang w:val="ru-RU"/>
-        </w:rPr>
         <w:t>–</w:t>
       </w:r>
       <w:r>
@@ -3971,7 +3248,6 @@
           <w:rFonts w:ascii="Andale Mono" w:hAnsi="Andale Mono"/>
           <w:sz w:val="20"/>
           <w:szCs w:val="20"/>
-          <w:lang w:val="ru-RU"/>
         </w:rPr>
         <w:t>--</w:t>
       </w:r>
@@ -3980,14 +3256,14 @@
     <w:p>
       <w:pPr>
         <w:rPr>
-          <w:lang w:val="ru-RU" w:eastAsia="en-GB"/>
+          <w:lang w:eastAsia="en-GB"/>
         </w:rPr>
       </w:pPr>
       <w:r>
         <w:rPr>
           <w:b/>
           <w:bCs/>
-          <w:lang w:val="ru-RU" w:eastAsia="en-GB"/>
+          <w:lang w:eastAsia="en-GB"/>
         </w:rPr>
         <w:t>Список ресурсов:</w:t>
       </w:r>
@@ -4000,7 +3276,7 @@
           <w:numId w:val="9"/>
         </w:numPr>
         <w:rPr>
-          <w:lang w:val="ru-RU" w:eastAsia="en-GB"/>
+          <w:lang w:eastAsia="en-GB"/>
         </w:rPr>
       </w:pPr>
       <w:r>
@@ -4011,7 +3287,7 @@
       </w:r>
       <w:r>
         <w:rPr>
-          <w:lang w:val="ru-RU" w:eastAsia="en-GB"/>
+          <w:lang w:eastAsia="en-GB"/>
         </w:rPr>
         <w:t xml:space="preserve"> – вход/регистрация</w:t>
       </w:r>
@@ -4024,7 +3300,7 @@
           <w:numId w:val="9"/>
         </w:numPr>
         <w:rPr>
-          <w:lang w:val="ru-RU" w:eastAsia="en-GB"/>
+          <w:lang w:eastAsia="en-GB"/>
         </w:rPr>
       </w:pPr>
       <w:r>
@@ -4035,7 +3311,7 @@
       </w:r>
       <w:r>
         <w:rPr>
-          <w:lang w:val="ru-RU" w:eastAsia="en-GB"/>
+          <w:lang w:eastAsia="en-GB"/>
         </w:rPr>
         <w:t xml:space="preserve"> – получение и изменение данных профиля пользователя</w:t>
       </w:r>
@@ -4048,7 +3324,7 @@
           <w:numId w:val="9"/>
         </w:numPr>
         <w:rPr>
-          <w:lang w:val="ru-RU" w:eastAsia="en-GB"/>
+          <w:lang w:eastAsia="en-GB"/>
         </w:rPr>
       </w:pPr>
       <w:r>
@@ -4059,7 +3335,7 @@
       </w:r>
       <w:r>
         <w:rPr>
-          <w:lang w:val="ru-RU" w:eastAsia="en-GB"/>
+          <w:lang w:eastAsia="en-GB"/>
         </w:rPr>
         <w:t xml:space="preserve"> – получение и изменение данных мастера</w:t>
       </w:r>
@@ -4072,7 +3348,7 @@
           <w:numId w:val="9"/>
         </w:numPr>
         <w:rPr>
-          <w:lang w:val="ru-RU" w:eastAsia="en-GB"/>
+          <w:lang w:eastAsia="en-GB"/>
         </w:rPr>
       </w:pPr>
       <w:r>
@@ -4083,7 +3359,7 @@
       </w:r>
       <w:r>
         <w:rPr>
-          <w:lang w:val="ru-RU" w:eastAsia="en-GB"/>
+          <w:lang w:eastAsia="en-GB"/>
         </w:rPr>
         <w:t xml:space="preserve"> - создание/деактивация/просмотр</w:t>
       </w:r>
@@ -4096,7 +3372,7 @@
           <w:numId w:val="9"/>
         </w:numPr>
         <w:rPr>
-          <w:lang w:val="ru-RU" w:eastAsia="en-GB"/>
+          <w:lang w:eastAsia="en-GB"/>
         </w:rPr>
       </w:pPr>
       <w:r>
@@ -4107,25 +3383,25 @@
       </w:r>
       <w:r>
         <w:rPr>
-          <w:lang w:val="ru-RU" w:eastAsia="en-GB"/>
+          <w:lang w:eastAsia="en-GB"/>
         </w:rPr>
         <w:t xml:space="preserve"> </w:t>
       </w:r>
       <w:r>
         <w:rPr>
-          <w:lang w:val="ru-RU" w:eastAsia="en-GB"/>
+          <w:lang w:eastAsia="en-GB"/>
         </w:rPr>
         <w:t>– просмотр откликов на заявку пользователя/выбор отклика</w:t>
       </w:r>
       <w:r>
         <w:rPr>
-          <w:lang w:val="ru-RU" w:eastAsia="en-GB"/>
+          <w:lang w:eastAsia="en-GB"/>
         </w:rPr>
         <w:t>;</w:t>
       </w:r>
       <w:r>
         <w:rPr>
-          <w:lang w:val="ru-RU" w:eastAsia="en-GB"/>
+          <w:lang w:eastAsia="en-GB"/>
         </w:rPr>
         <w:t xml:space="preserve"> создание отклика на заявку/просмотр списка откликов мастера/отмена отклика</w:t>
       </w:r>
@@ -4138,7 +3414,7 @@
           <w:numId w:val="9"/>
         </w:numPr>
         <w:rPr>
-          <w:lang w:val="ru-RU" w:eastAsia="en-GB"/>
+          <w:lang w:eastAsia="en-GB"/>
         </w:rPr>
       </w:pPr>
       <w:r>
@@ -4149,13 +3425,13 @@
       </w:r>
       <w:r>
         <w:rPr>
-          <w:lang w:val="ru-RU" w:eastAsia="en-GB"/>
+          <w:lang w:eastAsia="en-GB"/>
         </w:rPr>
         <w:t xml:space="preserve"> –</w:t>
       </w:r>
       <w:r>
         <w:rPr>
-          <w:lang w:val="ru-RU" w:eastAsia="en-GB"/>
+          <w:lang w:eastAsia="en-GB"/>
         </w:rPr>
         <w:t xml:space="preserve"> просмотр одного и списка как клиента, так и мастера</w:t>
       </w:r>
@@ -4168,7 +3444,7 @@
           <w:numId w:val="9"/>
         </w:numPr>
         <w:rPr>
-          <w:lang w:val="ru-RU" w:eastAsia="en-GB"/>
+          <w:lang w:eastAsia="en-GB"/>
         </w:rPr>
       </w:pPr>
       <w:r>
@@ -4179,7 +3455,7 @@
       </w:r>
       <w:r>
         <w:rPr>
-          <w:lang w:val="ru-RU" w:eastAsia="en-GB"/>
+          <w:lang w:eastAsia="en-GB"/>
         </w:rPr>
         <w:t xml:space="preserve"> – публикация отзывов на завершенный заказ и просмотр отзывов мастера</w:t>
       </w:r>
@@ -4192,7 +3468,7 @@
           <w:numId w:val="9"/>
         </w:numPr>
         <w:rPr>
-          <w:lang w:val="ru-RU" w:eastAsia="en-GB"/>
+          <w:lang w:eastAsia="en-GB"/>
         </w:rPr>
       </w:pPr>
       <w:proofErr w:type="spellStart"/>
@@ -4217,7 +3493,7 @@
       <w:proofErr w:type="spellEnd"/>
       <w:r>
         <w:rPr>
-          <w:lang w:val="ru-RU" w:eastAsia="en-GB"/>
+          <w:lang w:eastAsia="en-GB"/>
         </w:rPr>
         <w:t xml:space="preserve"> – получение списка категорий услуг</w:t>
       </w:r>
@@ -4225,7 +3501,7 @@
     <w:p>
       <w:pPr>
         <w:rPr>
-          <w:lang w:val="ru-RU" w:eastAsia="en-GB"/>
+          <w:lang w:eastAsia="en-GB"/>
         </w:rPr>
       </w:pPr>
     </w:p>
@@ -4234,7 +3510,7 @@
         <w:rPr>
           <w:b/>
           <w:bCs/>
-          <w:lang w:val="ru-RU" w:eastAsia="en-GB"/>
+          <w:lang w:eastAsia="en-GB"/>
         </w:rPr>
       </w:pPr>
       <w:r>
@@ -4256,26 +3532,26 @@
         <w:rPr>
           <w:b/>
           <w:bCs/>
-          <w:lang w:val="ru-RU" w:eastAsia="en-GB"/>
-        </w:rPr>
-      </w:pPr>
-      <w:r>
-        <w:rPr>
-          <w:lang w:val="ru-RU" w:eastAsia="en-GB"/>
+          <w:lang w:eastAsia="en-GB"/>
+        </w:rPr>
+      </w:pPr>
+      <w:r>
+        <w:rPr>
+          <w:lang w:eastAsia="en-GB"/>
         </w:rPr>
         <w:t xml:space="preserve">Все </w:t>
       </w:r>
       <w:proofErr w:type="spellStart"/>
       <w:r>
         <w:rPr>
-          <w:lang w:val="ru-RU" w:eastAsia="en-GB"/>
+          <w:lang w:eastAsia="en-GB"/>
         </w:rPr>
         <w:t>эндпоинты</w:t>
       </w:r>
       <w:proofErr w:type="spellEnd"/>
       <w:r>
         <w:rPr>
-          <w:lang w:val="ru-RU" w:eastAsia="en-GB"/>
+          <w:lang w:eastAsia="en-GB"/>
         </w:rPr>
         <w:t xml:space="preserve"> начинаются с </w:t>
       </w:r>
@@ -4304,12 +3580,12 @@
         <w:rPr>
           <w:b/>
           <w:bCs/>
-          <w:lang w:val="ru-RU" w:eastAsia="en-GB"/>
-        </w:rPr>
-      </w:pPr>
-      <w:r>
-        <w:rPr>
-          <w:lang w:val="ru-RU" w:eastAsia="en-GB"/>
+          <w:lang w:eastAsia="en-GB"/>
+        </w:rPr>
+      </w:pPr>
+      <w:r>
+        <w:rPr>
+          <w:lang w:eastAsia="en-GB"/>
         </w:rPr>
         <w:t>Имена ресурсов пишутся во множественном числе</w:t>
       </w:r>
@@ -4324,12 +3600,12 @@
         <w:rPr>
           <w:b/>
           <w:bCs/>
-          <w:lang w:val="ru-RU" w:eastAsia="en-GB"/>
-        </w:rPr>
-      </w:pPr>
-      <w:r>
-        <w:rPr>
-          <w:lang w:val="ru-RU" w:eastAsia="en-GB"/>
+          <w:lang w:eastAsia="en-GB"/>
+        </w:rPr>
+      </w:pPr>
+      <w:r>
+        <w:rPr>
+          <w:lang w:eastAsia="en-GB"/>
         </w:rPr>
         <w:t xml:space="preserve">В названиях, где больше одного слова, используем </w:t>
       </w:r>
@@ -4341,7 +3617,7 @@
       </w:r>
       <w:r>
         <w:rPr>
-          <w:lang w:val="ru-RU" w:eastAsia="en-GB"/>
+          <w:lang w:eastAsia="en-GB"/>
         </w:rPr>
         <w:t>-</w:t>
       </w:r>
@@ -4353,13 +3629,13 @@
       </w:r>
       <w:r>
         <w:rPr>
-          <w:lang w:val="ru-RU" w:eastAsia="en-GB"/>
+          <w:lang w:eastAsia="en-GB"/>
         </w:rPr>
         <w:t xml:space="preserve"> (Пример: </w:t>
       </w:r>
       <w:r>
         <w:rPr>
-          <w:lang w:val="ru-RU" w:eastAsia="en-GB"/>
+          <w:lang w:eastAsia="en-GB"/>
         </w:rPr>
         <w:t>/</w:t>
       </w:r>
@@ -4373,7 +3649,7 @@
       <w:proofErr w:type="spellEnd"/>
       <w:r>
         <w:rPr>
-          <w:lang w:val="ru-RU" w:eastAsia="en-GB"/>
+          <w:lang w:eastAsia="en-GB"/>
         </w:rPr>
         <w:t>/</w:t>
       </w:r>
@@ -4385,7 +3661,7 @@
       </w:r>
       <w:r>
         <w:rPr>
-          <w:lang w:val="ru-RU" w:eastAsia="en-GB"/>
+          <w:lang w:eastAsia="en-GB"/>
         </w:rPr>
         <w:t>-</w:t>
       </w:r>
@@ -4397,13 +3673,13 @@
       </w:r>
       <w:r>
         <w:rPr>
-          <w:lang w:val="ru-RU" w:eastAsia="en-GB"/>
+          <w:lang w:eastAsia="en-GB"/>
         </w:rPr>
         <w:t>)</w:t>
       </w:r>
       <w:r>
         <w:rPr>
-          <w:lang w:val="ru-RU" w:eastAsia="en-GB"/>
+          <w:lang w:eastAsia="en-GB"/>
         </w:rPr>
         <w:br/>
       </w:r>
@@ -4414,7 +3690,7 @@
         <w:rPr>
           <w:b/>
           <w:bCs/>
-          <w:lang w:val="ru-RU" w:eastAsia="en-GB"/>
+          <w:lang w:eastAsia="en-GB"/>
         </w:rPr>
       </w:pPr>
       <w:r>
@@ -4429,7 +3705,7 @@
         <w:rPr>
           <w:b/>
           <w:bCs/>
-          <w:lang w:val="ru-RU" w:eastAsia="en-GB"/>
+          <w:lang w:eastAsia="en-GB"/>
         </w:rPr>
         <w:br/>
       </w:r>
@@ -4444,7 +3720,7 @@
         <w:rPr>
           <w:b/>
           <w:bCs/>
-          <w:lang w:val="ru-RU" w:eastAsia="en-GB"/>
+          <w:lang w:eastAsia="en-GB"/>
         </w:rPr>
       </w:pPr>
       <w:r>
@@ -4455,7 +3731,7 @@
       </w:r>
       <w:r>
         <w:rPr>
-          <w:lang w:val="ru-RU" w:eastAsia="en-GB"/>
+          <w:lang w:eastAsia="en-GB"/>
         </w:rPr>
         <w:t>получение данных</w:t>
       </w:r>
@@ -4470,7 +3746,7 @@
         <w:rPr>
           <w:b/>
           <w:bCs/>
-          <w:lang w:val="ru-RU" w:eastAsia="en-GB"/>
+          <w:lang w:eastAsia="en-GB"/>
         </w:rPr>
       </w:pPr>
       <w:r>
@@ -4481,7 +3757,7 @@
       </w:r>
       <w:r>
         <w:rPr>
-          <w:lang w:val="ru-RU" w:eastAsia="en-GB"/>
+          <w:lang w:eastAsia="en-GB"/>
         </w:rPr>
         <w:t xml:space="preserve"> – создание сущности или выполнение бизнес действия</w:t>
       </w:r>
@@ -4496,7 +3772,7 @@
         <w:rPr>
           <w:b/>
           <w:bCs/>
-          <w:lang w:val="ru-RU" w:eastAsia="en-GB"/>
+          <w:lang w:eastAsia="en-GB"/>
         </w:rPr>
       </w:pPr>
       <w:r>
@@ -4507,7 +3783,7 @@
       </w:r>
       <w:r>
         <w:rPr>
-          <w:lang w:val="ru-RU" w:eastAsia="en-GB"/>
+          <w:lang w:eastAsia="en-GB"/>
         </w:rPr>
         <w:t xml:space="preserve"> – изменение части существующих данных</w:t>
       </w:r>
@@ -4522,7 +3798,7 @@
         <w:rPr>
           <w:b/>
           <w:bCs/>
-          <w:lang w:val="ru-RU" w:eastAsia="en-GB"/>
+          <w:lang w:eastAsia="en-GB"/>
         </w:rPr>
       </w:pPr>
       <w:r>
@@ -4533,7 +3809,7 @@
       </w:r>
       <w:r>
         <w:rPr>
-          <w:lang w:val="ru-RU" w:eastAsia="en-GB"/>
+          <w:lang w:eastAsia="en-GB"/>
         </w:rPr>
         <w:t xml:space="preserve"> – удаление/отмена данных</w:t>
       </w:r>
@@ -4559,18 +3835,18 @@
     <w:p>
       <w:pPr>
         <w:rPr>
-          <w:lang w:val="ru-RU" w:eastAsia="en-GB"/>
-        </w:rPr>
-      </w:pPr>
-      <w:r>
-        <w:rPr>
-          <w:lang w:val="ru-RU" w:eastAsia="en-GB"/>
+          <w:lang w:eastAsia="en-GB"/>
+        </w:rPr>
+      </w:pPr>
+      <w:r>
+        <w:rPr>
+          <w:lang w:eastAsia="en-GB"/>
         </w:rPr>
         <w:t>/</w:t>
       </w:r>
       <w:r>
         <w:rPr>
-          <w:lang w:val="ru-RU" w:eastAsia="en-GB"/>
+          <w:lang w:eastAsia="en-GB"/>
         </w:rPr>
         <w:tab/>
       </w:r>
@@ -4582,57 +3858,57 @@
       </w:r>
       <w:r>
         <w:rPr>
-          <w:lang w:val="ru-RU" w:eastAsia="en-GB"/>
+          <w:lang w:eastAsia="en-GB"/>
         </w:rPr>
         <w:t xml:space="preserve"> – </w:t>
       </w:r>
       <w:r>
         <w:rPr>
-          <w:lang w:val="ru-RU" w:eastAsia="en-GB"/>
+          <w:lang w:eastAsia="en-GB"/>
         </w:rPr>
         <w:t>объект</w:t>
       </w:r>
       <w:r>
         <w:rPr>
-          <w:lang w:val="ru-RU" w:eastAsia="en-GB"/>
+          <w:lang w:eastAsia="en-GB"/>
         </w:rPr>
         <w:t xml:space="preserve"> </w:t>
       </w:r>
       <w:proofErr w:type="gramStart"/>
       <w:r>
         <w:rPr>
-          <w:lang w:val="ru-RU" w:eastAsia="en-GB"/>
+          <w:lang w:eastAsia="en-GB"/>
         </w:rPr>
         <w:t>для</w:t>
       </w:r>
       <w:r>
         <w:rPr>
-          <w:lang w:val="ru-RU" w:eastAsia="en-GB"/>
+          <w:lang w:eastAsia="en-GB"/>
         </w:rPr>
         <w:t xml:space="preserve"> </w:t>
       </w:r>
       <w:r>
         <w:rPr>
-          <w:lang w:val="ru-RU" w:eastAsia="en-GB"/>
+          <w:lang w:eastAsia="en-GB"/>
         </w:rPr>
         <w:t>передаче</w:t>
       </w:r>
       <w:proofErr w:type="gramEnd"/>
       <w:r>
         <w:rPr>
-          <w:lang w:val="ru-RU" w:eastAsia="en-GB"/>
+          <w:lang w:eastAsia="en-GB"/>
         </w:rPr>
         <w:t xml:space="preserve"> </w:t>
       </w:r>
       <w:r>
         <w:rPr>
-          <w:lang w:val="ru-RU" w:eastAsia="en-GB"/>
+          <w:lang w:eastAsia="en-GB"/>
         </w:rPr>
         <w:t>через</w:t>
       </w:r>
       <w:r>
         <w:rPr>
-          <w:lang w:val="ru-RU" w:eastAsia="en-GB"/>
+          <w:lang w:eastAsia="en-GB"/>
         </w:rPr>
         <w:t xml:space="preserve"> </w:t>
       </w:r>
@@ -4644,7 +3920,7 @@
       </w:r>
       <w:r>
         <w:rPr>
-          <w:lang w:val="ru-RU" w:eastAsia="en-GB"/>
+          <w:lang w:eastAsia="en-GB"/>
         </w:rPr>
         <w:t xml:space="preserve"> (</w:t>
       </w:r>
@@ -4656,7 +3932,7 @@
       </w:r>
       <w:r>
         <w:rPr>
-          <w:lang w:val="ru-RU" w:eastAsia="en-GB"/>
+          <w:lang w:eastAsia="en-GB"/>
         </w:rPr>
         <w:t xml:space="preserve"> </w:t>
       </w:r>
@@ -4668,7 +3944,7 @@
       </w:r>
       <w:r>
         <w:rPr>
-          <w:lang w:val="ru-RU" w:eastAsia="en-GB"/>
+          <w:lang w:eastAsia="en-GB"/>
         </w:rPr>
         <w:t xml:space="preserve"> </w:t>
       </w:r>
@@ -4680,13 +3956,13 @@
       </w:r>
       <w:r>
         <w:rPr>
-          <w:lang w:val="ru-RU" w:eastAsia="en-GB"/>
+          <w:lang w:eastAsia="en-GB"/>
         </w:rPr>
         <w:t>)</w:t>
       </w:r>
       <w:r>
         <w:rPr>
-          <w:lang w:val="ru-RU" w:eastAsia="en-GB"/>
+          <w:lang w:eastAsia="en-GB"/>
         </w:rPr>
         <w:t>. Благодаря им мы можем выбирать, какие данные отдаем, какие принимаем.</w:t>
       </w:r>
@@ -4694,7 +3970,7 @@
     <w:p>
       <w:pPr>
         <w:rPr>
-          <w:lang w:val="ru-RU" w:eastAsia="en-GB"/>
+          <w:lang w:eastAsia="en-GB"/>
         </w:rPr>
       </w:pPr>
       <w:r>
@@ -4705,7 +3981,7 @@
       </w:r>
       <w:r>
         <w:rPr>
-          <w:lang w:val="ru-RU" w:eastAsia="en-GB"/>
+          <w:lang w:eastAsia="en-GB"/>
         </w:rPr>
         <w:t xml:space="preserve"> </w:t>
       </w:r>
@@ -4717,7 +3993,7 @@
       </w:r>
       <w:r>
         <w:rPr>
-          <w:lang w:val="ru-RU" w:eastAsia="en-GB"/>
+          <w:lang w:eastAsia="en-GB"/>
         </w:rPr>
         <w:t xml:space="preserve"> – то, что отправляет клиент в бэкенд</w:t>
       </w:r>
@@ -4725,7 +4001,7 @@
     <w:p>
       <w:pPr>
         <w:rPr>
-          <w:lang w:val="ru-RU" w:eastAsia="en-GB"/>
+          <w:lang w:eastAsia="en-GB"/>
         </w:rPr>
       </w:pPr>
       <w:r>
@@ -4736,7 +4012,7 @@
       </w:r>
       <w:r>
         <w:rPr>
-          <w:lang w:val="ru-RU" w:eastAsia="en-GB"/>
+          <w:lang w:eastAsia="en-GB"/>
         </w:rPr>
         <w:t xml:space="preserve"> </w:t>
       </w:r>
@@ -4748,13 +4024,13 @@
       </w:r>
       <w:r>
         <w:rPr>
-          <w:lang w:val="ru-RU" w:eastAsia="en-GB"/>
+          <w:lang w:eastAsia="en-GB"/>
         </w:rPr>
         <w:t xml:space="preserve"> – то, что отправляет бэкенд клиенту</w:t>
       </w:r>
       <w:r>
         <w:rPr>
-          <w:lang w:val="ru-RU" w:eastAsia="en-GB"/>
+          <w:lang w:eastAsia="en-GB"/>
         </w:rPr>
         <w:tab/>
         <w:t>/</w:t>
@@ -4763,7 +4039,7 @@
     <w:p>
       <w:pPr>
         <w:rPr>
-          <w:lang w:val="ru-RU" w:eastAsia="en-GB"/>
+          <w:lang w:eastAsia="en-GB"/>
         </w:rPr>
       </w:pPr>
     </w:p>
@@ -4775,7 +4051,7 @@
           <w:numId w:val="11"/>
         </w:numPr>
         <w:rPr>
-          <w:lang w:val="ru-RU" w:eastAsia="en-GB"/>
+          <w:lang w:eastAsia="en-GB"/>
         </w:rPr>
       </w:pPr>
       <w:r>
@@ -4786,7 +4062,7 @@
       </w:r>
       <w:r>
         <w:rPr>
-          <w:lang w:val="ru-RU" w:eastAsia="en-GB"/>
+          <w:lang w:eastAsia="en-GB"/>
         </w:rPr>
         <w:t xml:space="preserve">, принимающие данные от клиента, заканчиваются на </w:t>
       </w:r>
@@ -4805,7 +4081,7 @@
           <w:numId w:val="11"/>
         </w:numPr>
         <w:rPr>
-          <w:lang w:val="ru-RU" w:eastAsia="en-GB"/>
+          <w:lang w:eastAsia="en-GB"/>
         </w:rPr>
       </w:pPr>
       <w:r>
@@ -4816,7 +4092,7 @@
       </w:r>
       <w:r>
         <w:rPr>
-          <w:lang w:val="ru-RU" w:eastAsia="en-GB"/>
+          <w:lang w:eastAsia="en-GB"/>
         </w:rPr>
         <w:t xml:space="preserve">, отдающие данные от бэкенда (к клиенту), заканчиваются на </w:t>
       </w:r>
@@ -4835,7 +4111,7 @@
           <w:numId w:val="11"/>
         </w:numPr>
         <w:rPr>
-          <w:lang w:val="ru-RU" w:eastAsia="en-GB"/>
+          <w:lang w:eastAsia="en-GB"/>
         </w:rPr>
       </w:pPr>
       <w:r>
@@ -4847,7 +4123,7 @@
       </w:r>
       <w:r>
         <w:rPr>
-          <w:lang w:val="ru-RU" w:eastAsia="en-GB"/>
+          <w:lang w:eastAsia="en-GB"/>
         </w:rPr>
         <w:t xml:space="preserve"> </w:t>
       </w:r>
@@ -4859,7 +4135,7 @@
       </w:r>
       <w:r>
         <w:rPr>
-          <w:lang w:val="ru-RU" w:eastAsia="en-GB"/>
+          <w:lang w:eastAsia="en-GB"/>
         </w:rPr>
         <w:t xml:space="preserve"> называются по действию</w:t>
       </w:r>
@@ -4872,7 +4148,7 @@
           <w:numId w:val="11"/>
         </w:numPr>
         <w:rPr>
-          <w:lang w:val="ru-RU" w:eastAsia="en-GB"/>
+          <w:lang w:eastAsia="en-GB"/>
         </w:rPr>
       </w:pPr>
       <w:proofErr w:type="spellStart"/>
@@ -4892,7 +4168,7 @@
           <w:numId w:val="11"/>
         </w:numPr>
         <w:rPr>
-          <w:lang w:val="ru-RU" w:eastAsia="en-GB"/>
+          <w:lang w:eastAsia="en-GB"/>
         </w:rPr>
       </w:pPr>
       <w:proofErr w:type="spellStart"/>
@@ -4912,7 +4188,7 @@
           <w:numId w:val="11"/>
         </w:numPr>
         <w:rPr>
-          <w:lang w:val="ru-RU" w:eastAsia="en-GB"/>
+          <w:lang w:eastAsia="en-GB"/>
         </w:rPr>
       </w:pPr>
       <w:proofErr w:type="spellStart"/>
@@ -4929,12 +4205,12 @@
         <w:pStyle w:val="a3"/>
         <w:ind w:left="1440"/>
         <w:rPr>
-          <w:lang w:val="ru-RU" w:eastAsia="en-GB"/>
-        </w:rPr>
-      </w:pPr>
-      <w:r>
-        <w:rPr>
-          <w:lang w:val="ru-RU" w:eastAsia="en-GB"/>
+          <w:lang w:eastAsia="en-GB"/>
+        </w:rPr>
+      </w:pPr>
+      <w:r>
+        <w:rPr>
+          <w:lang w:eastAsia="en-GB"/>
         </w:rPr>
         <w:t>И так далее</w:t>
       </w:r>
@@ -4947,7 +4223,7 @@
           <w:numId w:val="12"/>
         </w:numPr>
         <w:rPr>
-          <w:lang w:val="ru-RU" w:eastAsia="en-GB"/>
+          <w:lang w:eastAsia="en-GB"/>
         </w:rPr>
       </w:pPr>
       <w:r>
@@ -4958,7 +4234,7 @@
       </w:r>
       <w:r>
         <w:rPr>
-          <w:lang w:val="ru-RU" w:eastAsia="en-GB"/>
+          <w:lang w:eastAsia="en-GB"/>
         </w:rPr>
         <w:t xml:space="preserve"> </w:t>
       </w:r>
@@ -4970,13 +4246,13 @@
       </w:r>
       <w:r>
         <w:rPr>
-          <w:lang w:val="ru-RU" w:eastAsia="en-GB"/>
+          <w:lang w:eastAsia="en-GB"/>
         </w:rPr>
         <w:t xml:space="preserve"> </w:t>
       </w:r>
       <w:r>
         <w:rPr>
-          <w:lang w:val="ru-RU" w:eastAsia="en-GB"/>
+          <w:lang w:eastAsia="en-GB"/>
         </w:rPr>
         <w:t>называются по возвращаемому ресурсу</w:t>
       </w:r>
@@ -4989,7 +4265,7 @@
           <w:numId w:val="12"/>
         </w:numPr>
         <w:rPr>
-          <w:lang w:val="ru-RU" w:eastAsia="en-GB"/>
+          <w:lang w:eastAsia="en-GB"/>
         </w:rPr>
       </w:pPr>
       <w:proofErr w:type="spellStart"/>
@@ -5009,7 +4285,7 @@
           <w:numId w:val="12"/>
         </w:numPr>
         <w:rPr>
-          <w:lang w:val="ru-RU" w:eastAsia="en-GB"/>
+          <w:lang w:eastAsia="en-GB"/>
         </w:rPr>
       </w:pPr>
       <w:proofErr w:type="spellStart"/>
@@ -5029,7 +4305,7 @@
           <w:numId w:val="12"/>
         </w:numPr>
         <w:rPr>
-          <w:lang w:val="ru-RU" w:eastAsia="en-GB"/>
+          <w:lang w:eastAsia="en-GB"/>
         </w:rPr>
       </w:pPr>
       <w:proofErr w:type="spellStart"/>
@@ -5049,7 +4325,7 @@
           <w:numId w:val="12"/>
         </w:numPr>
         <w:rPr>
-          <w:lang w:val="ru-RU" w:eastAsia="en-GB"/>
+          <w:lang w:eastAsia="en-GB"/>
         </w:rPr>
       </w:pPr>
       <w:proofErr w:type="spellStart"/>
@@ -5072,14 +4348,8 @@
     <w:p>
       <w:pPr>
         <w:pStyle w:val="2"/>
-        <w:rPr>
-          <w:lang w:val="ru-RU"/>
-        </w:rPr>
-      </w:pPr>
-      <w:r>
-        <w:rPr>
-          <w:lang w:val="ru-RU"/>
-        </w:rPr>
+      </w:pPr>
+      <w:r>
         <w:t xml:space="preserve">Проектирование </w:t>
       </w:r>
       <w:r>
@@ -5089,9 +4359,6 @@
         <w:t>API</w:t>
       </w:r>
       <w:r>
-        <w:rPr>
-          <w:lang w:val="ru-RU"/>
-        </w:rPr>
         <w:t xml:space="preserve"> + </w:t>
       </w:r>
       <w:r>
@@ -5101,15 +4368,9 @@
         <w:t>DTO</w:t>
       </w:r>
       <w:r>
-        <w:rPr>
-          <w:lang w:val="ru-RU"/>
-        </w:rPr>
         <w:t xml:space="preserve"> </w:t>
       </w:r>
       <w:r>
-        <w:rPr>
-          <w:lang w:val="ru-RU"/>
-        </w:rPr>
         <w:t>по ресурсам</w:t>
       </w:r>
     </w:p>
@@ -5133,7 +4394,6 @@
         <w:rPr>
           <w:b/>
           <w:bCs/>
-          <w:lang w:val="ru-RU"/>
         </w:rPr>
         <w:t xml:space="preserve"> </w:t>
       </w:r>
@@ -5158,9 +4418,6 @@
           <w:ilvl w:val="0"/>
           <w:numId w:val="13"/>
         </w:numPr>
-        <w:rPr>
-          <w:lang w:val="ru-RU"/>
-        </w:rPr>
       </w:pPr>
       <w:r>
         <w:rPr>
@@ -5169,9 +4426,6 @@
         <w:t>POST</w:t>
       </w:r>
       <w:r>
-        <w:rPr>
-          <w:lang w:val="ru-RU"/>
-        </w:rPr>
         <w:t xml:space="preserve"> /</w:t>
       </w:r>
       <w:proofErr w:type="spellStart"/>
@@ -5183,9 +4437,6 @@
       </w:r>
       <w:proofErr w:type="spellEnd"/>
       <w:r>
-        <w:rPr>
-          <w:lang w:val="ru-RU"/>
-        </w:rPr>
         <w:t>/</w:t>
       </w:r>
       <w:r>
@@ -5195,9 +4446,6 @@
         <w:t>auth</w:t>
       </w:r>
       <w:r>
-        <w:rPr>
-          <w:lang w:val="ru-RU"/>
-        </w:rPr>
         <w:t>/</w:t>
       </w:r>
       <w:r>
@@ -5207,29 +4455,17 @@
         <w:t>register</w:t>
       </w:r>
       <w:r>
-        <w:rPr>
-          <w:lang w:val="ru-RU"/>
-        </w:rPr>
         <w:t xml:space="preserve"> – регистрация пользователя</w:t>
       </w:r>
       <w:r>
-        <w:rPr>
-          <w:lang w:val="ru-RU"/>
-        </w:rPr>
         <w:t xml:space="preserve"> (в </w:t>
       </w:r>
       <w:proofErr w:type="spellStart"/>
       <w:r>
-        <w:rPr>
-          <w:lang w:val="ru-RU"/>
-        </w:rPr>
         <w:t>тч</w:t>
       </w:r>
       <w:proofErr w:type="spellEnd"/>
       <w:r>
-        <w:rPr>
-          <w:lang w:val="ru-RU"/>
-        </w:rPr>
         <w:t xml:space="preserve"> роль)</w:t>
       </w:r>
     </w:p>
@@ -5265,9 +4501,6 @@
         <w:t xml:space="preserve">/auth/login – </w:t>
       </w:r>
       <w:r>
-        <w:rPr>
-          <w:lang w:val="ru-RU"/>
-        </w:rPr>
         <w:t>вход</w:t>
       </w:r>
       <w:r>
@@ -5277,9 +4510,6 @@
         <w:t xml:space="preserve"> </w:t>
       </w:r>
       <w:r>
-        <w:rPr>
-          <w:lang w:val="ru-RU"/>
-        </w:rPr>
         <w:t>в</w:t>
       </w:r>
       <w:r>
@@ -5289,22 +4519,11 @@
         <w:t xml:space="preserve"> </w:t>
       </w:r>
       <w:r>
-        <w:rPr>
-          <w:lang w:val="ru-RU"/>
-        </w:rPr>
         <w:t>систему</w:t>
       </w:r>
     </w:p>
     <w:p>
-      <w:pPr>
-        <w:rPr>
-          <w:lang w:val="ru-RU"/>
-        </w:rPr>
-      </w:pPr>
-      <w:r>
-        <w:rPr>
-          <w:lang w:val="ru-RU"/>
-        </w:rPr>
+      <w:r>
         <w:t xml:space="preserve">Проверять уникальность </w:t>
       </w:r>
       <w:r>
@@ -5314,9 +4533,6 @@
         <w:t>login</w:t>
       </w:r>
       <w:r>
-        <w:rPr>
-          <w:lang w:val="ru-RU"/>
-        </w:rPr>
         <w:t xml:space="preserve"> при регистрации</w:t>
       </w:r>
     </w:p>
@@ -5649,44 +4865,23 @@
     <w:p>
       <w:pPr>
         <w:pStyle w:val="a3"/>
-        <w:rPr>
-          <w:lang w:val="ru-RU"/>
-        </w:rPr>
-      </w:pPr>
-      <w:r>
-        <w:rPr>
-          <w:lang w:val="ru-RU"/>
-        </w:rPr>
+      </w:pPr>
+      <w:r>
         <w:t>(</w:t>
       </w:r>
       <w:proofErr w:type="spellStart"/>
       <w:r>
-        <w:rPr>
-          <w:lang w:val="ru-RU"/>
-        </w:rPr>
         <w:t>AuthResponse</w:t>
       </w:r>
       <w:proofErr w:type="spellEnd"/>
       <w:r>
-        <w:rPr>
-          <w:lang w:val="ru-RU"/>
-        </w:rPr>
         <w:t xml:space="preserve"> используется и при регистрации, и при логине</w:t>
       </w:r>
       <w:r>
-        <w:rPr>
-          <w:lang w:val="ru-RU"/>
-        </w:rPr>
         <w:t>)</w:t>
       </w:r>
     </w:p>
-    <w:p>
-      <w:pPr>
-        <w:rPr>
-          <w:lang w:val="ru-RU"/>
-        </w:rPr>
-      </w:pPr>
-    </w:p>
+    <w:p/>
     <w:p>
       <w:pPr>
         <w:rPr>
@@ -5724,9 +4919,6 @@
           <w:ilvl w:val="0"/>
           <w:numId w:val="17"/>
         </w:numPr>
-        <w:rPr>
-          <w:lang w:val="ru-RU"/>
-        </w:rPr>
       </w:pPr>
       <w:r>
         <w:rPr>
@@ -5735,9 +4927,6 @@
         <w:t>GET</w:t>
       </w:r>
       <w:r>
-        <w:rPr>
-          <w:lang w:val="ru-RU"/>
-        </w:rPr>
         <w:t xml:space="preserve"> /</w:t>
       </w:r>
       <w:proofErr w:type="spellStart"/>
@@ -5749,9 +4938,6 @@
       </w:r>
       <w:proofErr w:type="spellEnd"/>
       <w:r>
-        <w:rPr>
-          <w:lang w:val="ru-RU"/>
-        </w:rPr>
         <w:t>/</w:t>
       </w:r>
       <w:r>
@@ -5761,9 +4947,6 @@
         <w:t>users</w:t>
       </w:r>
       <w:r>
-        <w:rPr>
-          <w:lang w:val="ru-RU"/>
-        </w:rPr>
         <w:t>/</w:t>
       </w:r>
       <w:r>
@@ -5773,9 +4956,6 @@
         <w:t>me</w:t>
       </w:r>
       <w:r>
-        <w:rPr>
-          <w:lang w:val="ru-RU"/>
-        </w:rPr>
         <w:t xml:space="preserve"> - получение данных текущего пользователя</w:t>
       </w:r>
     </w:p>
@@ -5786,9 +4966,6 @@
           <w:ilvl w:val="0"/>
           <w:numId w:val="17"/>
         </w:numPr>
-        <w:rPr>
-          <w:lang w:val="ru-RU"/>
-        </w:rPr>
       </w:pPr>
       <w:r>
         <w:rPr>
@@ -5797,9 +4974,6 @@
         <w:t>PATCH</w:t>
       </w:r>
       <w:r>
-        <w:rPr>
-          <w:lang w:val="ru-RU"/>
-        </w:rPr>
         <w:t xml:space="preserve"> /</w:t>
       </w:r>
       <w:proofErr w:type="spellStart"/>
@@ -5811,9 +4985,6 @@
       </w:r>
       <w:proofErr w:type="spellEnd"/>
       <w:r>
-        <w:rPr>
-          <w:lang w:val="ru-RU"/>
-        </w:rPr>
         <w:t>/</w:t>
       </w:r>
       <w:r>
@@ -5823,9 +4994,6 @@
         <w:t>users</w:t>
       </w:r>
       <w:r>
-        <w:rPr>
-          <w:lang w:val="ru-RU"/>
-        </w:rPr>
         <w:t>/</w:t>
       </w:r>
       <w:r>
@@ -5835,15 +5003,9 @@
         <w:t>me</w:t>
       </w:r>
       <w:r>
-        <w:rPr>
-          <w:lang w:val="ru-RU"/>
-        </w:rPr>
         <w:t xml:space="preserve"> – </w:t>
       </w:r>
       <w:r>
-        <w:rPr>
-          <w:lang w:val="ru-RU"/>
-        </w:rPr>
         <w:t>изменение данных профиля пользователя</w:t>
       </w:r>
     </w:p>
@@ -5854,9 +5016,6 @@
           <w:ilvl w:val="0"/>
           <w:numId w:val="17"/>
         </w:numPr>
-        <w:rPr>
-          <w:lang w:val="ru-RU"/>
-        </w:rPr>
       </w:pPr>
       <w:r>
         <w:rPr>
@@ -5865,9 +5024,6 @@
         <w:t>PATCH</w:t>
       </w:r>
       <w:r>
-        <w:rPr>
-          <w:lang w:val="ru-RU"/>
-        </w:rPr>
         <w:t xml:space="preserve"> /</w:t>
       </w:r>
       <w:proofErr w:type="spellStart"/>
@@ -5879,9 +5035,6 @@
       </w:r>
       <w:proofErr w:type="spellEnd"/>
       <w:r>
-        <w:rPr>
-          <w:lang w:val="ru-RU"/>
-        </w:rPr>
         <w:t>/</w:t>
       </w:r>
       <w:r>
@@ -5891,9 +5044,6 @@
         <w:t>users</w:t>
       </w:r>
       <w:r>
-        <w:rPr>
-          <w:lang w:val="ru-RU"/>
-        </w:rPr>
         <w:t>/</w:t>
       </w:r>
       <w:r>
@@ -5903,9 +5053,6 @@
         <w:t>me</w:t>
       </w:r>
       <w:r>
-        <w:rPr>
-          <w:lang w:val="ru-RU"/>
-        </w:rPr>
         <w:t>/</w:t>
       </w:r>
       <w:r>
@@ -5915,41 +5062,23 @@
         <w:t>password</w:t>
       </w:r>
       <w:r>
-        <w:rPr>
-          <w:lang w:val="ru-RU"/>
-        </w:rPr>
         <w:t xml:space="preserve"> – </w:t>
       </w:r>
       <w:r>
-        <w:rPr>
-          <w:lang w:val="ru-RU"/>
-        </w:rPr>
         <w:t>изменение</w:t>
       </w:r>
       <w:r>
-        <w:rPr>
-          <w:lang w:val="ru-RU"/>
-        </w:rPr>
         <w:t xml:space="preserve"> </w:t>
       </w:r>
       <w:r>
-        <w:rPr>
-          <w:lang w:val="ru-RU"/>
-        </w:rPr>
         <w:t>пароля пользователя</w:t>
       </w:r>
     </w:p>
     <w:p>
       <w:pPr>
         <w:pStyle w:val="a3"/>
-        <w:rPr>
-          <w:lang w:val="ru-RU"/>
-        </w:rPr>
-      </w:pPr>
-      <w:r>
-        <w:rPr>
-          <w:lang w:val="ru-RU"/>
-        </w:rPr>
+      </w:pPr>
+      <w:r>
         <w:t>(не возвращает ничего, просто подтверждает успешное изменение пароля)</w:t>
       </w:r>
     </w:p>
@@ -6138,9 +5267,6 @@
       </w:r>
       <w:proofErr w:type="spellEnd"/>
       <w:r>
-        <w:rPr>
-          <w:lang w:val="ru-RU"/>
-        </w:rPr>
         <w:t xml:space="preserve"> (рассчитывается)</w:t>
       </w:r>
     </w:p>
@@ -6164,9 +5290,6 @@
       </w:r>
       <w:proofErr w:type="spellEnd"/>
       <w:r>
-        <w:rPr>
-          <w:lang w:val="ru-RU"/>
-        </w:rPr>
         <w:t xml:space="preserve"> (рассчитывается)</w:t>
       </w:r>
     </w:p>
@@ -6259,9 +5382,6 @@
         <w:t>(</w:t>
       </w:r>
       <w:r>
-        <w:rPr>
-          <w:lang w:val="ru-RU"/>
-        </w:rPr>
         <w:t>все поля опциональны)</w:t>
       </w:r>
     </w:p>
@@ -6325,7 +5445,6 @@
         <w:rPr>
           <w:b/>
           <w:bCs/>
-          <w:lang w:val="ru-RU"/>
         </w:rPr>
       </w:pPr>
     </w:p>
@@ -6366,9 +5485,6 @@
           <w:ilvl w:val="0"/>
           <w:numId w:val="21"/>
         </w:numPr>
-        <w:rPr>
-          <w:lang w:val="ru-RU"/>
-        </w:rPr>
       </w:pPr>
       <w:r>
         <w:rPr>
@@ -6377,9 +5493,6 @@
         <w:t>GET</w:t>
       </w:r>
       <w:r>
-        <w:rPr>
-          <w:lang w:val="ru-RU"/>
-        </w:rPr>
         <w:t xml:space="preserve"> /</w:t>
       </w:r>
       <w:proofErr w:type="spellStart"/>
@@ -6391,9 +5504,6 @@
       </w:r>
       <w:proofErr w:type="spellEnd"/>
       <w:r>
-        <w:rPr>
-          <w:lang w:val="ru-RU"/>
-        </w:rPr>
         <w:t>/</w:t>
       </w:r>
       <w:r>
@@ -6403,9 +5513,6 @@
         <w:t>masters</w:t>
       </w:r>
       <w:r>
-        <w:rPr>
-          <w:lang w:val="ru-RU"/>
-        </w:rPr>
         <w:t>/</w:t>
       </w:r>
       <w:r>
@@ -6415,39 +5522,21 @@
         <w:t>me</w:t>
       </w:r>
       <w:r>
-        <w:rPr>
-          <w:lang w:val="ru-RU"/>
-        </w:rPr>
         <w:t xml:space="preserve"> – </w:t>
       </w:r>
       <w:r>
-        <w:rPr>
-          <w:lang w:val="ru-RU"/>
-        </w:rPr>
         <w:t>получение</w:t>
       </w:r>
       <w:r>
-        <w:rPr>
-          <w:lang w:val="ru-RU"/>
-        </w:rPr>
         <w:t xml:space="preserve"> </w:t>
       </w:r>
       <w:r>
-        <w:rPr>
-          <w:lang w:val="ru-RU"/>
-        </w:rPr>
         <w:t>данных</w:t>
       </w:r>
       <w:r>
-        <w:rPr>
-          <w:lang w:val="ru-RU"/>
-        </w:rPr>
         <w:t xml:space="preserve"> </w:t>
       </w:r>
       <w:r>
-        <w:rPr>
-          <w:lang w:val="ru-RU"/>
-        </w:rPr>
         <w:t>текущего пользователя + уникальные данные для роли мастер</w:t>
       </w:r>
     </w:p>
@@ -6458,9 +5547,6 @@
           <w:ilvl w:val="0"/>
           <w:numId w:val="21"/>
         </w:numPr>
-        <w:rPr>
-          <w:lang w:val="ru-RU"/>
-        </w:rPr>
       </w:pPr>
       <w:r>
         <w:rPr>
@@ -6469,9 +5555,6 @@
         <w:t>PATCH</w:t>
       </w:r>
       <w:r>
-        <w:rPr>
-          <w:lang w:val="ru-RU"/>
-        </w:rPr>
         <w:t xml:space="preserve"> /</w:t>
       </w:r>
       <w:proofErr w:type="spellStart"/>
@@ -6483,9 +5566,6 @@
       </w:r>
       <w:proofErr w:type="spellEnd"/>
       <w:r>
-        <w:rPr>
-          <w:lang w:val="ru-RU"/>
-        </w:rPr>
         <w:t>/</w:t>
       </w:r>
       <w:r>
@@ -6495,9 +5575,6 @@
         <w:t>masters</w:t>
       </w:r>
       <w:r>
-        <w:rPr>
-          <w:lang w:val="ru-RU"/>
-        </w:rPr>
         <w:t>/</w:t>
       </w:r>
       <w:r>
@@ -6507,27 +5584,15 @@
         <w:t>me</w:t>
       </w:r>
       <w:r>
-        <w:rPr>
-          <w:lang w:val="ru-RU"/>
-        </w:rPr>
         <w:t xml:space="preserve"> – </w:t>
       </w:r>
       <w:r>
-        <w:rPr>
-          <w:lang w:val="ru-RU"/>
-        </w:rPr>
         <w:t>изменение</w:t>
       </w:r>
       <w:r>
-        <w:rPr>
-          <w:lang w:val="ru-RU"/>
-        </w:rPr>
         <w:t xml:space="preserve"> </w:t>
       </w:r>
       <w:r>
-        <w:rPr>
-          <w:lang w:val="ru-RU"/>
-        </w:rPr>
         <w:t>описания и опыта работы</w:t>
       </w:r>
     </w:p>
@@ -6538,9 +5603,6 @@
           <w:ilvl w:val="0"/>
           <w:numId w:val="21"/>
         </w:numPr>
-        <w:rPr>
-          <w:lang w:val="ru-RU"/>
-        </w:rPr>
       </w:pPr>
       <w:r>
         <w:rPr>
@@ -6549,9 +5611,6 @@
         <w:t>GET</w:t>
       </w:r>
       <w:r>
-        <w:rPr>
-          <w:lang w:val="ru-RU"/>
-        </w:rPr>
         <w:t xml:space="preserve"> /</w:t>
       </w:r>
       <w:proofErr w:type="spellStart"/>
@@ -6563,9 +5622,6 @@
       </w:r>
       <w:proofErr w:type="spellEnd"/>
       <w:r>
-        <w:rPr>
-          <w:lang w:val="ru-RU"/>
-        </w:rPr>
         <w:t>/</w:t>
       </w:r>
       <w:r>
@@ -6575,9 +5631,6 @@
         <w:t>masters</w:t>
       </w:r>
       <w:r>
-        <w:rPr>
-          <w:lang w:val="ru-RU"/>
-        </w:rPr>
         <w:t>/</w:t>
       </w:r>
       <w:r>
@@ -6587,9 +5640,6 @@
         <w:t>me</w:t>
       </w:r>
       <w:r>
-        <w:rPr>
-          <w:lang w:val="ru-RU"/>
-        </w:rPr>
         <w:t>/</w:t>
       </w:r>
       <w:r>
@@ -6599,57 +5649,30 @@
         <w:t>categories</w:t>
       </w:r>
       <w:r>
-        <w:rPr>
-          <w:lang w:val="ru-RU"/>
-        </w:rPr>
         <w:t xml:space="preserve"> – </w:t>
       </w:r>
       <w:r>
-        <w:rPr>
-          <w:lang w:val="ru-RU"/>
-        </w:rPr>
         <w:t>получение</w:t>
       </w:r>
       <w:r>
-        <w:rPr>
-          <w:lang w:val="ru-RU"/>
-        </w:rPr>
         <w:t xml:space="preserve"> </w:t>
       </w:r>
       <w:r>
-        <w:rPr>
-          <w:lang w:val="ru-RU"/>
-        </w:rPr>
         <w:t>списка</w:t>
       </w:r>
       <w:r>
-        <w:rPr>
-          <w:lang w:val="ru-RU"/>
-        </w:rPr>
         <w:t xml:space="preserve"> </w:t>
       </w:r>
       <w:r>
-        <w:rPr>
-          <w:lang w:val="ru-RU"/>
-        </w:rPr>
         <w:t>категорий мастера</w:t>
       </w:r>
       <w:r>
-        <w:rPr>
-          <w:lang w:val="ru-RU"/>
-        </w:rPr>
         <w:t xml:space="preserve"> (</w:t>
       </w:r>
       <w:r>
-        <w:rPr>
-          <w:lang w:val="ru-RU"/>
-        </w:rPr>
         <w:t xml:space="preserve">возвращается в формате списка из составных объектов </w:t>
       </w:r>
       <w:r>
-        <w:rPr>
-          <w:lang w:val="ru-RU"/>
-        </w:rPr>
         <w:t>[(</w:t>
       </w:r>
       <w:proofErr w:type="spellStart"/>
@@ -6661,9 +5684,6 @@
       </w:r>
       <w:proofErr w:type="spellEnd"/>
       <w:r>
-        <w:rPr>
-          <w:lang w:val="ru-RU"/>
-        </w:rPr>
         <w:t xml:space="preserve">, </w:t>
       </w:r>
       <w:r>
@@ -6673,9 +5693,6 @@
         <w:t>name</w:t>
       </w:r>
       <w:r>
-        <w:rPr>
-          <w:lang w:val="ru-RU"/>
-        </w:rPr>
         <w:t>), (…)]</w:t>
       </w:r>
     </w:p>
@@ -6686,9 +5703,6 @@
           <w:ilvl w:val="0"/>
           <w:numId w:val="21"/>
         </w:numPr>
-        <w:rPr>
-          <w:lang w:val="ru-RU"/>
-        </w:rPr>
       </w:pPr>
       <w:r>
         <w:rPr>
@@ -6697,9 +5711,6 @@
         <w:t>PUT</w:t>
       </w:r>
       <w:r>
-        <w:rPr>
-          <w:lang w:val="ru-RU"/>
-        </w:rPr>
         <w:t xml:space="preserve"> /</w:t>
       </w:r>
       <w:proofErr w:type="spellStart"/>
@@ -6711,9 +5722,6 @@
       </w:r>
       <w:proofErr w:type="spellEnd"/>
       <w:r>
-        <w:rPr>
-          <w:lang w:val="ru-RU"/>
-        </w:rPr>
         <w:t>/</w:t>
       </w:r>
       <w:r>
@@ -6723,9 +5731,6 @@
         <w:t>masters</w:t>
       </w:r>
       <w:r>
-        <w:rPr>
-          <w:lang w:val="ru-RU"/>
-        </w:rPr>
         <w:t>/</w:t>
       </w:r>
       <w:r>
@@ -6735,9 +5740,6 @@
         <w:t>me</w:t>
       </w:r>
       <w:r>
-        <w:rPr>
-          <w:lang w:val="ru-RU"/>
-        </w:rPr>
         <w:t>/</w:t>
       </w:r>
       <w:r>
@@ -6747,51 +5749,27 @@
         <w:t>categories</w:t>
       </w:r>
       <w:r>
-        <w:rPr>
-          <w:lang w:val="ru-RU"/>
-        </w:rPr>
         <w:t xml:space="preserve"> – </w:t>
       </w:r>
       <w:r>
-        <w:rPr>
-          <w:lang w:val="ru-RU"/>
-        </w:rPr>
         <w:t>изменение</w:t>
       </w:r>
       <w:r>
-        <w:rPr>
-          <w:lang w:val="ru-RU"/>
-        </w:rPr>
         <w:t xml:space="preserve"> </w:t>
       </w:r>
       <w:r>
-        <w:rPr>
-          <w:lang w:val="ru-RU"/>
-        </w:rPr>
         <w:t>списка</w:t>
       </w:r>
       <w:r>
-        <w:rPr>
-          <w:lang w:val="ru-RU"/>
-        </w:rPr>
         <w:t xml:space="preserve"> </w:t>
       </w:r>
       <w:r>
-        <w:rPr>
-          <w:lang w:val="ru-RU"/>
-        </w:rPr>
         <w:t>собственных специализаций мастера</w:t>
       </w:r>
       <w:r>
-        <w:rPr>
-          <w:lang w:val="ru-RU"/>
-        </w:rPr>
         <w:t xml:space="preserve"> (</w:t>
       </w:r>
       <w:r>
-        <w:rPr>
-          <w:lang w:val="ru-RU"/>
-        </w:rPr>
         <w:t>заменяет весь список на новый)</w:t>
       </w:r>
     </w:p>
@@ -6802,9 +5780,6 @@
         </w:rPr>
       </w:pPr>
       <w:r>
-        <w:rPr>
-          <w:lang w:val="ru-RU"/>
-        </w:rPr>
         <w:br/>
       </w:r>
       <w:r>
@@ -7182,9 +6157,6 @@
           <w:ilvl w:val="0"/>
           <w:numId w:val="22"/>
         </w:numPr>
-        <w:rPr>
-          <w:lang w:val="ru-RU"/>
-        </w:rPr>
       </w:pPr>
       <w:r>
         <w:rPr>
@@ -7194,9 +6166,6 @@
         <w:t>GET</w:t>
       </w:r>
       <w:r>
-        <w:rPr>
-          <w:lang w:val="ru-RU"/>
-        </w:rPr>
         <w:t xml:space="preserve"> /</w:t>
       </w:r>
       <w:proofErr w:type="spellStart"/>
@@ -7208,9 +6177,6 @@
       </w:r>
       <w:proofErr w:type="spellEnd"/>
       <w:r>
-        <w:rPr>
-          <w:lang w:val="ru-RU"/>
-        </w:rPr>
         <w:t>/</w:t>
       </w:r>
       <w:r>
@@ -7220,9 +6186,6 @@
         <w:t>service</w:t>
       </w:r>
       <w:r>
-        <w:rPr>
-          <w:lang w:val="ru-RU"/>
-        </w:rPr>
         <w:t>-</w:t>
       </w:r>
       <w:r>
@@ -7232,27 +6195,15 @@
         <w:t>categories</w:t>
       </w:r>
       <w:r>
-        <w:rPr>
-          <w:lang w:val="ru-RU"/>
-        </w:rPr>
         <w:t xml:space="preserve"> – </w:t>
       </w:r>
       <w:r>
-        <w:rPr>
-          <w:lang w:val="ru-RU"/>
-        </w:rPr>
         <w:t>получение</w:t>
       </w:r>
       <w:r>
-        <w:rPr>
-          <w:lang w:val="ru-RU"/>
-        </w:rPr>
         <w:t xml:space="preserve"> </w:t>
       </w:r>
       <w:r>
-        <w:rPr>
-          <w:lang w:val="ru-RU"/>
-        </w:rPr>
         <w:t xml:space="preserve">существующего списка категорий, который может быть использован пользователями с любой ролью. Возвращается в формате списка из составных объектов </w:t>
       </w:r>
       <w:r>
@@ -7277,11 +6228,6 @@
       </w:r>
     </w:p>
     <w:p>
-      <w:pPr>
-        <w:rPr>
-          <w:lang w:val="ru-RU"/>
-        </w:rPr>
-      </w:pPr>
       <w:r>
         <w:rPr>
           <w:lang w:val="en-US"/>
@@ -7290,11 +6236,6 @@
       </w:r>
     </w:p>
     <w:p>
-      <w:pPr>
-        <w:rPr>
-          <w:lang w:val="ru-RU"/>
-        </w:rPr>
-      </w:pPr>
       <w:proofErr w:type="spellStart"/>
       <w:r>
         <w:rPr>
@@ -7304,15 +6245,9 @@
       </w:r>
       <w:proofErr w:type="spellEnd"/>
       <w:r>
-        <w:rPr>
-          <w:lang w:val="ru-RU"/>
-        </w:rPr>
         <w:t xml:space="preserve"> (в том числе и для получения категорий конкретного мастера)</w:t>
       </w:r>
       <w:r>
-        <w:rPr>
-          <w:lang w:val="ru-RU"/>
-        </w:rPr>
         <w:t>:</w:t>
       </w:r>
     </w:p>
@@ -7354,33 +6289,14 @@
         <w:t>name</w:t>
       </w:r>
     </w:p>
-    <w:p>
-      <w:pPr>
-        <w:rPr>
-          <w:lang w:val="ru-RU"/>
-        </w:rPr>
-      </w:pPr>
-    </w:p>
-    <w:p>
-      <w:pPr>
-        <w:rPr>
-          <w:lang w:val="ru-RU"/>
-        </w:rPr>
-      </w:pPr>
-    </w:p>
-    <w:p>
-      <w:pPr>
-        <w:rPr>
-          <w:lang w:val="ru-RU"/>
-        </w:rPr>
-      </w:pPr>
-    </w:p>
+    <w:p/>
+    <w:p/>
+    <w:p/>
     <w:p>
       <w:pPr>
         <w:rPr>
           <w:b/>
           <w:bCs/>
-          <w:lang w:val="ru-RU"/>
         </w:rPr>
       </w:pPr>
       <w:proofErr w:type="spellStart"/>
@@ -7388,269 +6304,134 @@
         <w:rPr>
           <w:b/>
           <w:bCs/>
-          <w:lang w:val="ru-RU"/>
         </w:rPr>
         <w:t>Orders</w:t>
       </w:r>
       <w:proofErr w:type="spellEnd"/>
     </w:p>
-    <w:p>
-      <w:pPr>
-        <w:rPr>
-          <w:lang w:val="ru-RU"/>
-        </w:rPr>
-      </w:pPr>
-    </w:p>
-    <w:p>
-      <w:pPr>
-        <w:rPr>
-          <w:lang w:val="ru-RU"/>
-        </w:rPr>
-      </w:pPr>
-      <w:r>
-        <w:rPr>
-          <w:lang w:val="ru-RU"/>
-        </w:rPr>
+    <w:p/>
+    <w:p>
+      <w:r>
         <w:t xml:space="preserve">API </w:t>
       </w:r>
       <w:proofErr w:type="spellStart"/>
       <w:r>
-        <w:rPr>
-          <w:lang w:val="ru-RU"/>
-        </w:rPr>
         <w:t>contracts</w:t>
       </w:r>
       <w:proofErr w:type="spellEnd"/>
     </w:p>
-    <w:p>
-      <w:pPr>
-        <w:rPr>
-          <w:lang w:val="ru-RU"/>
-        </w:rPr>
-      </w:pPr>
-    </w:p>
-    <w:p>
-      <w:pPr>
-        <w:rPr>
-          <w:lang w:val="ru-RU"/>
-        </w:rPr>
-      </w:pPr>
-      <w:r>
-        <w:rPr>
-          <w:lang w:val="ru-RU"/>
-        </w:rPr>
+    <w:p/>
+    <w:p>
+      <w:r>
         <w:t>GET /</w:t>
       </w:r>
       <w:proofErr w:type="spellStart"/>
       <w:r>
-        <w:rPr>
-          <w:lang w:val="ru-RU"/>
-        </w:rPr>
         <w:t>api</w:t>
       </w:r>
       <w:proofErr w:type="spellEnd"/>
       <w:r>
-        <w:rPr>
-          <w:lang w:val="ru-RU"/>
-        </w:rPr>
         <w:t>/</w:t>
       </w:r>
       <w:proofErr w:type="spellStart"/>
       <w:r>
-        <w:rPr>
-          <w:lang w:val="ru-RU"/>
-        </w:rPr>
         <w:t>orders</w:t>
       </w:r>
       <w:proofErr w:type="spellEnd"/>
       <w:r>
-        <w:rPr>
-          <w:lang w:val="ru-RU"/>
-        </w:rPr>
         <w:t>/{</w:t>
       </w:r>
       <w:proofErr w:type="spellStart"/>
       <w:r>
-        <w:rPr>
-          <w:lang w:val="ru-RU"/>
-        </w:rPr>
         <w:t>orderId</w:t>
       </w:r>
       <w:proofErr w:type="spellEnd"/>
       <w:r>
-        <w:rPr>
-          <w:lang w:val="ru-RU"/>
-        </w:rPr>
         <w:t xml:space="preserve">} – получение одного заказа по </w:t>
       </w:r>
       <w:proofErr w:type="spellStart"/>
       <w:r>
-        <w:rPr>
-          <w:lang w:val="ru-RU"/>
-        </w:rPr>
         <w:t>id</w:t>
       </w:r>
       <w:proofErr w:type="spellEnd"/>
     </w:p>
-    <w:p>
-      <w:pPr>
-        <w:rPr>
-          <w:lang w:val="ru-RU"/>
-        </w:rPr>
-      </w:pPr>
-    </w:p>
-    <w:p>
-      <w:pPr>
-        <w:rPr>
-          <w:lang w:val="ru-RU"/>
-        </w:rPr>
-      </w:pPr>
-      <w:r>
-        <w:rPr>
-          <w:lang w:val="ru-RU"/>
-        </w:rPr>
+    <w:p/>
+    <w:p>
+      <w:r>
         <w:t>GET /</w:t>
       </w:r>
       <w:proofErr w:type="spellStart"/>
       <w:r>
-        <w:rPr>
-          <w:lang w:val="ru-RU"/>
-        </w:rPr>
         <w:t>api</w:t>
       </w:r>
       <w:proofErr w:type="spellEnd"/>
       <w:r>
-        <w:rPr>
-          <w:lang w:val="ru-RU"/>
-        </w:rPr>
         <w:t>/</w:t>
       </w:r>
       <w:proofErr w:type="spellStart"/>
       <w:r>
-        <w:rPr>
-          <w:lang w:val="ru-RU"/>
-        </w:rPr>
         <w:t>users</w:t>
       </w:r>
       <w:proofErr w:type="spellEnd"/>
       <w:r>
-        <w:rPr>
-          <w:lang w:val="ru-RU"/>
-        </w:rPr>
         <w:t>/</w:t>
       </w:r>
       <w:proofErr w:type="spellStart"/>
       <w:r>
-        <w:rPr>
-          <w:lang w:val="ru-RU"/>
-        </w:rPr>
         <w:t>me</w:t>
       </w:r>
       <w:proofErr w:type="spellEnd"/>
       <w:r>
-        <w:rPr>
-          <w:lang w:val="ru-RU"/>
-        </w:rPr>
         <w:t>/</w:t>
       </w:r>
       <w:proofErr w:type="spellStart"/>
       <w:r>
-        <w:rPr>
-          <w:lang w:val="ru-RU"/>
-        </w:rPr>
         <w:t>orders</w:t>
       </w:r>
       <w:proofErr w:type="spellEnd"/>
       <w:r>
-        <w:rPr>
-          <w:lang w:val="ru-RU"/>
-        </w:rPr>
         <w:t xml:space="preserve"> – получение списка заказов текущего пользователя-клиента</w:t>
       </w:r>
     </w:p>
-    <w:p>
-      <w:pPr>
-        <w:rPr>
-          <w:lang w:val="ru-RU"/>
-        </w:rPr>
-      </w:pPr>
-    </w:p>
-    <w:p>
-      <w:pPr>
-        <w:rPr>
-          <w:lang w:val="ru-RU"/>
-        </w:rPr>
-      </w:pPr>
-      <w:r>
-        <w:rPr>
-          <w:lang w:val="ru-RU"/>
-        </w:rPr>
+    <w:p/>
+    <w:p>
+      <w:r>
         <w:t>GET /</w:t>
       </w:r>
       <w:proofErr w:type="spellStart"/>
       <w:r>
-        <w:rPr>
-          <w:lang w:val="ru-RU"/>
-        </w:rPr>
         <w:t>api</w:t>
       </w:r>
       <w:proofErr w:type="spellEnd"/>
       <w:r>
-        <w:rPr>
-          <w:lang w:val="ru-RU"/>
-        </w:rPr>
         <w:t>/</w:t>
       </w:r>
       <w:proofErr w:type="spellStart"/>
       <w:r>
-        <w:rPr>
-          <w:lang w:val="ru-RU"/>
-        </w:rPr>
         <w:t>masters</w:t>
       </w:r>
       <w:proofErr w:type="spellEnd"/>
       <w:r>
-        <w:rPr>
-          <w:lang w:val="ru-RU"/>
-        </w:rPr>
         <w:t>/</w:t>
       </w:r>
       <w:proofErr w:type="spellStart"/>
       <w:r>
-        <w:rPr>
-          <w:lang w:val="ru-RU"/>
-        </w:rPr>
         <w:t>me</w:t>
       </w:r>
       <w:proofErr w:type="spellEnd"/>
       <w:r>
-        <w:rPr>
-          <w:lang w:val="ru-RU"/>
-        </w:rPr>
         <w:t>/</w:t>
       </w:r>
       <w:proofErr w:type="spellStart"/>
       <w:r>
-        <w:rPr>
-          <w:lang w:val="ru-RU"/>
-        </w:rPr>
         <w:t>orders</w:t>
       </w:r>
       <w:proofErr w:type="spellEnd"/>
       <w:r>
-        <w:rPr>
-          <w:lang w:val="ru-RU"/>
-        </w:rPr>
         <w:t xml:space="preserve"> – получение списка заказов текущего мастера</w:t>
       </w:r>
     </w:p>
-    <w:p>
-      <w:pPr>
-        <w:rPr>
-          <w:lang w:val="ru-RU"/>
-        </w:rPr>
-      </w:pPr>
-    </w:p>
+    <w:p/>
     <w:p>
       <w:pPr>
         <w:rPr>
@@ -8644,15 +7425,9 @@
           <w:ilvl w:val="0"/>
           <w:numId w:val="28"/>
         </w:numPr>
-        <w:rPr>
-          <w:lang w:val="ru-RU"/>
-        </w:rPr>
-      </w:pPr>
-      <w:proofErr w:type="spellStart"/>
-      <w:r>
-        <w:rPr>
-          <w:lang w:val="ru-RU"/>
-        </w:rPr>
+      </w:pPr>
+      <w:proofErr w:type="spellStart"/>
+      <w:r>
         <w:t>clientLastName</w:t>
       </w:r>
       <w:proofErr w:type="spellEnd"/>
@@ -8667,14 +7442,11 @@
         <w:rPr>
           <w:b/>
           <w:bCs/>
-          <w:lang w:val="ru-RU" w:eastAsia="en-GB"/>
-        </w:rPr>
-      </w:pPr>
-      <w:proofErr w:type="spellStart"/>
-      <w:r>
-        <w:rPr>
-          <w:lang w:val="ru-RU"/>
-        </w:rPr>
+          <w:lang w:eastAsia="en-GB"/>
+        </w:rPr>
+      </w:pPr>
+      <w:proofErr w:type="spellStart"/>
+      <w:r>
         <w:t>clientPhone</w:t>
       </w:r>
       <w:proofErr w:type="spellEnd"/>
@@ -8684,7 +7456,7 @@
         <w:rPr>
           <w:b/>
           <w:bCs/>
-          <w:lang w:val="ru-RU" w:eastAsia="en-GB"/>
+          <w:lang w:eastAsia="en-GB"/>
         </w:rPr>
       </w:pPr>
     </w:p>
@@ -8843,7 +7615,7 @@
     <w:p>
       <w:pPr>
         <w:rPr>
-          <w:lang w:val="ru-RU" w:eastAsia="en-GB"/>
+          <w:lang w:eastAsia="en-GB"/>
         </w:rPr>
       </w:pPr>
       <w:r>
@@ -8854,7 +7626,7 @@
       </w:r>
       <w:r>
         <w:rPr>
-          <w:lang w:val="ru-RU" w:eastAsia="en-GB"/>
+          <w:lang w:eastAsia="en-GB"/>
         </w:rPr>
         <w:t xml:space="preserve"> /</w:t>
       </w:r>
@@ -8868,7 +7640,7 @@
       <w:proofErr w:type="spellEnd"/>
       <w:r>
         <w:rPr>
-          <w:lang w:val="ru-RU" w:eastAsia="en-GB"/>
+          <w:lang w:eastAsia="en-GB"/>
         </w:rPr>
         <w:t>/</w:t>
       </w:r>
@@ -8880,7 +7652,7 @@
       </w:r>
       <w:r>
         <w:rPr>
-          <w:lang w:val="ru-RU" w:eastAsia="en-GB"/>
+          <w:lang w:eastAsia="en-GB"/>
         </w:rPr>
         <w:t>/{</w:t>
       </w:r>
@@ -8894,7 +7666,7 @@
       <w:proofErr w:type="spellEnd"/>
       <w:r>
         <w:rPr>
-          <w:lang w:val="ru-RU" w:eastAsia="en-GB"/>
+          <w:lang w:eastAsia="en-GB"/>
         </w:rPr>
         <w:t>}/</w:t>
       </w:r>
@@ -8906,7 +7678,7 @@
       </w:r>
       <w:r>
         <w:rPr>
-          <w:lang w:val="ru-RU" w:eastAsia="en-GB"/>
+          <w:lang w:eastAsia="en-GB"/>
         </w:rPr>
         <w:t xml:space="preserve"> – получение списка отзывов, оставленных по заказам конкретного мастера</w:t>
       </w:r>
@@ -8914,19 +7686,19 @@
     <w:p>
       <w:pPr>
         <w:rPr>
-          <w:lang w:val="ru-RU" w:eastAsia="en-GB"/>
-        </w:rPr>
-      </w:pPr>
-    </w:p>
-    <w:p>
-      <w:pPr>
-        <w:rPr>
-          <w:lang w:val="ru-RU" w:eastAsia="en-GB"/>
-        </w:rPr>
-      </w:pPr>
-      <w:r>
-        <w:rPr>
-          <w:lang w:val="ru-RU" w:eastAsia="en-GB"/>
+          <w:lang w:eastAsia="en-GB"/>
+        </w:rPr>
+      </w:pPr>
+    </w:p>
+    <w:p>
+      <w:pPr>
+        <w:rPr>
+          <w:lang w:eastAsia="en-GB"/>
+        </w:rPr>
+      </w:pPr>
+      <w:r>
+        <w:rPr>
+          <w:lang w:eastAsia="en-GB"/>
         </w:rPr>
         <w:t>Один заказ может иметь только один отзыв.</w:t>
       </w:r>
@@ -8934,49 +7706,49 @@
     <w:p>
       <w:pPr>
         <w:rPr>
-          <w:lang w:val="ru-RU" w:eastAsia="en-GB"/>
-        </w:rPr>
-      </w:pPr>
-    </w:p>
-    <w:p>
-      <w:pPr>
-        <w:rPr>
-          <w:lang w:val="ru-RU" w:eastAsia="en-GB"/>
-        </w:rPr>
-      </w:pPr>
-    </w:p>
-    <w:p>
-      <w:pPr>
-        <w:rPr>
-          <w:lang w:val="ru-RU" w:eastAsia="en-GB"/>
-        </w:rPr>
-      </w:pPr>
-    </w:p>
-    <w:p>
-      <w:pPr>
-        <w:rPr>
-          <w:lang w:val="ru-RU" w:eastAsia="en-GB"/>
-        </w:rPr>
-      </w:pPr>
-    </w:p>
-    <w:p>
-      <w:pPr>
-        <w:rPr>
-          <w:lang w:val="ru-RU" w:eastAsia="en-GB"/>
-        </w:rPr>
-      </w:pPr>
-    </w:p>
-    <w:p>
-      <w:pPr>
-        <w:rPr>
-          <w:lang w:val="ru-RU" w:eastAsia="en-GB"/>
-        </w:rPr>
-      </w:pPr>
-    </w:p>
-    <w:p>
-      <w:pPr>
-        <w:rPr>
-          <w:lang w:val="ru-RU" w:eastAsia="en-GB"/>
+          <w:lang w:eastAsia="en-GB"/>
+        </w:rPr>
+      </w:pPr>
+    </w:p>
+    <w:p>
+      <w:pPr>
+        <w:rPr>
+          <w:lang w:eastAsia="en-GB"/>
+        </w:rPr>
+      </w:pPr>
+    </w:p>
+    <w:p>
+      <w:pPr>
+        <w:rPr>
+          <w:lang w:eastAsia="en-GB"/>
+        </w:rPr>
+      </w:pPr>
+    </w:p>
+    <w:p>
+      <w:pPr>
+        <w:rPr>
+          <w:lang w:eastAsia="en-GB"/>
+        </w:rPr>
+      </w:pPr>
+    </w:p>
+    <w:p>
+      <w:pPr>
+        <w:rPr>
+          <w:lang w:eastAsia="en-GB"/>
+        </w:rPr>
+      </w:pPr>
+    </w:p>
+    <w:p>
+      <w:pPr>
+        <w:rPr>
+          <w:lang w:eastAsia="en-GB"/>
+        </w:rPr>
+      </w:pPr>
+    </w:p>
+    <w:p>
+      <w:pPr>
+        <w:rPr>
+          <w:lang w:eastAsia="en-GB"/>
         </w:rPr>
       </w:pPr>
     </w:p>
@@ -9273,6 +8045,2251 @@
           <w:lang w:val="en-US" w:eastAsia="en-GB"/>
         </w:rPr>
         <w:t>categoryName</w:t>
+      </w:r>
+      <w:proofErr w:type="spellEnd"/>
+    </w:p>
+    <w:p>
+      <w:pPr>
+        <w:rPr>
+          <w:lang w:eastAsia="en-GB"/>
+        </w:rPr>
+      </w:pPr>
+    </w:p>
+    <w:p>
+      <w:pPr>
+        <w:rPr>
+          <w:lang w:eastAsia="en-GB"/>
+        </w:rPr>
+      </w:pPr>
+    </w:p>
+    <w:p>
+      <w:pPr>
+        <w:rPr>
+          <w:b/>
+          <w:bCs/>
+          <w:lang w:eastAsia="en-GB"/>
+        </w:rPr>
+      </w:pPr>
+      <w:proofErr w:type="spellStart"/>
+      <w:r>
+        <w:rPr>
+          <w:b/>
+          <w:bCs/>
+          <w:lang w:eastAsia="en-GB"/>
+        </w:rPr>
+        <w:t>Requests</w:t>
+      </w:r>
+      <w:proofErr w:type="spellEnd"/>
+    </w:p>
+    <w:p>
+      <w:pPr>
+        <w:rPr>
+          <w:lang w:eastAsia="en-GB"/>
+        </w:rPr>
+      </w:pPr>
+    </w:p>
+    <w:p>
+      <w:pPr>
+        <w:rPr>
+          <w:lang w:eastAsia="en-GB"/>
+        </w:rPr>
+      </w:pPr>
+      <w:r>
+        <w:rPr>
+          <w:lang w:eastAsia="en-GB"/>
+        </w:rPr>
+        <w:t xml:space="preserve">API </w:t>
+      </w:r>
+      <w:proofErr w:type="spellStart"/>
+      <w:r>
+        <w:rPr>
+          <w:lang w:eastAsia="en-GB"/>
+        </w:rPr>
+        <w:t>contracts</w:t>
+      </w:r>
+      <w:proofErr w:type="spellEnd"/>
+    </w:p>
+    <w:p>
+      <w:pPr>
+        <w:rPr>
+          <w:lang w:eastAsia="en-GB"/>
+        </w:rPr>
+      </w:pPr>
+    </w:p>
+    <w:p>
+      <w:pPr>
+        <w:rPr>
+          <w:lang w:eastAsia="en-GB"/>
+        </w:rPr>
+      </w:pPr>
+      <w:r>
+        <w:rPr>
+          <w:lang w:eastAsia="en-GB"/>
+        </w:rPr>
+        <w:t>POST /</w:t>
+      </w:r>
+      <w:proofErr w:type="spellStart"/>
+      <w:r>
+        <w:rPr>
+          <w:lang w:eastAsia="en-GB"/>
+        </w:rPr>
+        <w:t>api</w:t>
+      </w:r>
+      <w:proofErr w:type="spellEnd"/>
+      <w:r>
+        <w:rPr>
+          <w:lang w:eastAsia="en-GB"/>
+        </w:rPr>
+        <w:t>/</w:t>
+      </w:r>
+      <w:proofErr w:type="spellStart"/>
+      <w:r>
+        <w:rPr>
+          <w:lang w:eastAsia="en-GB"/>
+        </w:rPr>
+        <w:t>requests</w:t>
+      </w:r>
+      <w:proofErr w:type="spellEnd"/>
+      <w:r>
+        <w:rPr>
+          <w:lang w:eastAsia="en-GB"/>
+        </w:rPr>
+        <w:t xml:space="preserve"> – создание новой заявки пользователем-клиентом</w:t>
+      </w:r>
+    </w:p>
+    <w:p>
+      <w:pPr>
+        <w:rPr>
+          <w:lang w:eastAsia="en-GB"/>
+        </w:rPr>
+      </w:pPr>
+    </w:p>
+    <w:p>
+      <w:pPr>
+        <w:rPr>
+          <w:lang w:eastAsia="en-GB"/>
+        </w:rPr>
+      </w:pPr>
+      <w:r>
+        <w:rPr>
+          <w:lang w:eastAsia="en-GB"/>
+        </w:rPr>
+        <w:t>GET /</w:t>
+      </w:r>
+      <w:proofErr w:type="spellStart"/>
+      <w:r>
+        <w:rPr>
+          <w:lang w:eastAsia="en-GB"/>
+        </w:rPr>
+        <w:t>api</w:t>
+      </w:r>
+      <w:proofErr w:type="spellEnd"/>
+      <w:r>
+        <w:rPr>
+          <w:lang w:eastAsia="en-GB"/>
+        </w:rPr>
+        <w:t>/</w:t>
+      </w:r>
+      <w:proofErr w:type="spellStart"/>
+      <w:r>
+        <w:rPr>
+          <w:lang w:eastAsia="en-GB"/>
+        </w:rPr>
+        <w:t>requests</w:t>
+      </w:r>
+      <w:proofErr w:type="spellEnd"/>
+      <w:r>
+        <w:rPr>
+          <w:lang w:eastAsia="en-GB"/>
+        </w:rPr>
+        <w:t>/{</w:t>
+      </w:r>
+      <w:proofErr w:type="spellStart"/>
+      <w:r>
+        <w:rPr>
+          <w:lang w:eastAsia="en-GB"/>
+        </w:rPr>
+        <w:t>requestId</w:t>
+      </w:r>
+      <w:proofErr w:type="spellEnd"/>
+      <w:r>
+        <w:rPr>
+          <w:lang w:eastAsia="en-GB"/>
+        </w:rPr>
+        <w:t xml:space="preserve">} – получение одной заявки по </w:t>
+      </w:r>
+      <w:proofErr w:type="spellStart"/>
+      <w:r>
+        <w:rPr>
+          <w:lang w:eastAsia="en-GB"/>
+        </w:rPr>
+        <w:t>id</w:t>
+      </w:r>
+      <w:proofErr w:type="spellEnd"/>
+    </w:p>
+    <w:p>
+      <w:pPr>
+        <w:rPr>
+          <w:lang w:eastAsia="en-GB"/>
+        </w:rPr>
+      </w:pPr>
+    </w:p>
+    <w:p>
+      <w:pPr>
+        <w:rPr>
+          <w:lang w:eastAsia="en-GB"/>
+        </w:rPr>
+      </w:pPr>
+      <w:r>
+        <w:rPr>
+          <w:lang w:eastAsia="en-GB"/>
+        </w:rPr>
+        <w:t>GET /</w:t>
+      </w:r>
+      <w:proofErr w:type="spellStart"/>
+      <w:r>
+        <w:rPr>
+          <w:lang w:eastAsia="en-GB"/>
+        </w:rPr>
+        <w:t>api</w:t>
+      </w:r>
+      <w:proofErr w:type="spellEnd"/>
+      <w:r>
+        <w:rPr>
+          <w:lang w:eastAsia="en-GB"/>
+        </w:rPr>
+        <w:t>/</w:t>
+      </w:r>
+      <w:proofErr w:type="spellStart"/>
+      <w:r>
+        <w:rPr>
+          <w:lang w:eastAsia="en-GB"/>
+        </w:rPr>
+        <w:t>users</w:t>
+      </w:r>
+      <w:proofErr w:type="spellEnd"/>
+      <w:r>
+        <w:rPr>
+          <w:lang w:eastAsia="en-GB"/>
+        </w:rPr>
+        <w:t>/</w:t>
+      </w:r>
+      <w:proofErr w:type="spellStart"/>
+      <w:r>
+        <w:rPr>
+          <w:lang w:eastAsia="en-GB"/>
+        </w:rPr>
+        <w:t>me</w:t>
+      </w:r>
+      <w:proofErr w:type="spellEnd"/>
+      <w:r>
+        <w:rPr>
+          <w:lang w:eastAsia="en-GB"/>
+        </w:rPr>
+        <w:t>/</w:t>
+      </w:r>
+      <w:proofErr w:type="spellStart"/>
+      <w:r>
+        <w:rPr>
+          <w:lang w:eastAsia="en-GB"/>
+        </w:rPr>
+        <w:t>requests</w:t>
+      </w:r>
+      <w:proofErr w:type="spellEnd"/>
+      <w:r>
+        <w:rPr>
+          <w:lang w:eastAsia="en-GB"/>
+        </w:rPr>
+        <w:t xml:space="preserve"> – получение списка заявок текущего пользователя-клиента</w:t>
+      </w:r>
+    </w:p>
+    <w:p>
+      <w:pPr>
+        <w:rPr>
+          <w:lang w:eastAsia="en-GB"/>
+        </w:rPr>
+      </w:pPr>
+    </w:p>
+    <w:p>
+      <w:pPr>
+        <w:rPr>
+          <w:lang w:eastAsia="en-GB"/>
+        </w:rPr>
+      </w:pPr>
+      <w:r>
+        <w:rPr>
+          <w:lang w:eastAsia="en-GB"/>
+        </w:rPr>
+        <w:t>GET /</w:t>
+      </w:r>
+      <w:proofErr w:type="spellStart"/>
+      <w:r>
+        <w:rPr>
+          <w:lang w:eastAsia="en-GB"/>
+        </w:rPr>
+        <w:t>api</w:t>
+      </w:r>
+      <w:proofErr w:type="spellEnd"/>
+      <w:r>
+        <w:rPr>
+          <w:lang w:eastAsia="en-GB"/>
+        </w:rPr>
+        <w:t>/</w:t>
+      </w:r>
+      <w:proofErr w:type="spellStart"/>
+      <w:r>
+        <w:rPr>
+          <w:lang w:eastAsia="en-GB"/>
+        </w:rPr>
+        <w:t>requests</w:t>
+      </w:r>
+      <w:proofErr w:type="spellEnd"/>
+      <w:r>
+        <w:rPr>
+          <w:lang w:eastAsia="en-GB"/>
+        </w:rPr>
+        <w:t xml:space="preserve"> – получение списка открытых заявок для мастера</w:t>
+      </w:r>
+    </w:p>
+    <w:p>
+      <w:pPr>
+        <w:rPr>
+          <w:lang w:val="en-US" w:eastAsia="en-GB"/>
+        </w:rPr>
+      </w:pPr>
+    </w:p>
+    <w:p>
+      <w:pPr>
+        <w:rPr>
+          <w:lang w:eastAsia="en-GB"/>
+        </w:rPr>
+      </w:pPr>
+      <w:r>
+        <w:rPr>
+          <w:lang w:eastAsia="en-GB"/>
+        </w:rPr>
+        <w:t xml:space="preserve">Заявку создаёт только пользователь с ролью </w:t>
+      </w:r>
+      <w:proofErr w:type="spellStart"/>
+      <w:r>
+        <w:rPr>
+          <w:lang w:eastAsia="en-GB"/>
+        </w:rPr>
+        <w:t>client</w:t>
+      </w:r>
+      <w:proofErr w:type="spellEnd"/>
+      <w:r>
+        <w:rPr>
+          <w:lang w:eastAsia="en-GB"/>
+        </w:rPr>
+        <w:t>.</w:t>
+      </w:r>
+    </w:p>
+    <w:p>
+      <w:pPr>
+        <w:rPr>
+          <w:lang w:eastAsia="en-GB"/>
+        </w:rPr>
+      </w:pPr>
+      <w:r>
+        <w:rPr>
+          <w:lang w:eastAsia="en-GB"/>
+        </w:rPr>
+        <w:t>Список /</w:t>
+      </w:r>
+      <w:proofErr w:type="spellStart"/>
+      <w:r>
+        <w:rPr>
+          <w:lang w:eastAsia="en-GB"/>
+        </w:rPr>
+        <w:t>api</w:t>
+      </w:r>
+      <w:proofErr w:type="spellEnd"/>
+      <w:r>
+        <w:rPr>
+          <w:lang w:eastAsia="en-GB"/>
+        </w:rPr>
+        <w:t>/</w:t>
+      </w:r>
+      <w:proofErr w:type="spellStart"/>
+      <w:r>
+        <w:rPr>
+          <w:lang w:eastAsia="en-GB"/>
+        </w:rPr>
+        <w:t>users</w:t>
+      </w:r>
+      <w:proofErr w:type="spellEnd"/>
+      <w:r>
+        <w:rPr>
+          <w:lang w:eastAsia="en-GB"/>
+        </w:rPr>
+        <w:t>/</w:t>
+      </w:r>
+      <w:proofErr w:type="spellStart"/>
+      <w:r>
+        <w:rPr>
+          <w:lang w:eastAsia="en-GB"/>
+        </w:rPr>
+        <w:t>me</w:t>
+      </w:r>
+      <w:proofErr w:type="spellEnd"/>
+      <w:r>
+        <w:rPr>
+          <w:lang w:eastAsia="en-GB"/>
+        </w:rPr>
+        <w:t>/</w:t>
+      </w:r>
+      <w:proofErr w:type="spellStart"/>
+      <w:r>
+        <w:rPr>
+          <w:lang w:eastAsia="en-GB"/>
+        </w:rPr>
+        <w:t>requests</w:t>
+      </w:r>
+      <w:proofErr w:type="spellEnd"/>
+      <w:r>
+        <w:rPr>
+          <w:lang w:eastAsia="en-GB"/>
+        </w:rPr>
+        <w:t xml:space="preserve"> нужен клиенту для просмотра своих заявок.</w:t>
+      </w:r>
+    </w:p>
+    <w:p>
+      <w:pPr>
+        <w:rPr>
+          <w:lang w:eastAsia="en-GB"/>
+        </w:rPr>
+      </w:pPr>
+      <w:r>
+        <w:rPr>
+          <w:lang w:eastAsia="en-GB"/>
+        </w:rPr>
+        <w:t>Список /</w:t>
+      </w:r>
+      <w:proofErr w:type="spellStart"/>
+      <w:r>
+        <w:rPr>
+          <w:lang w:eastAsia="en-GB"/>
+        </w:rPr>
+        <w:t>api</w:t>
+      </w:r>
+      <w:proofErr w:type="spellEnd"/>
+      <w:r>
+        <w:rPr>
+          <w:lang w:eastAsia="en-GB"/>
+        </w:rPr>
+        <w:t>/</w:t>
+      </w:r>
+      <w:proofErr w:type="spellStart"/>
+      <w:r>
+        <w:rPr>
+          <w:lang w:eastAsia="en-GB"/>
+        </w:rPr>
+        <w:t>requests</w:t>
+      </w:r>
+      <w:proofErr w:type="spellEnd"/>
+      <w:r>
+        <w:rPr>
+          <w:lang w:eastAsia="en-GB"/>
+        </w:rPr>
+        <w:t xml:space="preserve"> нужен мастеру для просмотра доступных открытых заявок.</w:t>
+      </w:r>
+    </w:p>
+    <w:p>
+      <w:pPr>
+        <w:rPr>
+          <w:lang w:eastAsia="en-GB"/>
+        </w:rPr>
+      </w:pPr>
+    </w:p>
+    <w:p>
+      <w:pPr>
+        <w:rPr>
+          <w:lang w:val="en-US" w:eastAsia="en-GB"/>
+        </w:rPr>
+      </w:pPr>
+      <w:r>
+        <w:rPr>
+          <w:lang w:val="en-US" w:eastAsia="en-GB"/>
+        </w:rPr>
+        <w:t>DTO</w:t>
+      </w:r>
+    </w:p>
+    <w:p>
+      <w:pPr>
+        <w:rPr>
+          <w:lang w:val="en-US" w:eastAsia="en-GB"/>
+        </w:rPr>
+      </w:pPr>
+    </w:p>
+    <w:p>
+      <w:pPr>
+        <w:rPr>
+          <w:lang w:val="en-US" w:eastAsia="en-GB"/>
+        </w:rPr>
+      </w:pPr>
+      <w:proofErr w:type="spellStart"/>
+      <w:r>
+        <w:rPr>
+          <w:lang w:val="en-US" w:eastAsia="en-GB"/>
+        </w:rPr>
+        <w:t>CreateRequestRequest</w:t>
+      </w:r>
+      <w:proofErr w:type="spellEnd"/>
+      <w:r>
+        <w:rPr>
+          <w:lang w:val="en-US" w:eastAsia="en-GB"/>
+        </w:rPr>
+        <w:t>:</w:t>
+      </w:r>
+    </w:p>
+    <w:p>
+      <w:pPr>
+        <w:pStyle w:val="a3"/>
+        <w:numPr>
+          <w:ilvl w:val="0"/>
+          <w:numId w:val="32"/>
+        </w:numPr>
+        <w:rPr>
+          <w:lang w:val="en-US" w:eastAsia="en-GB"/>
+        </w:rPr>
+      </w:pPr>
+      <w:proofErr w:type="spellStart"/>
+      <w:r>
+        <w:rPr>
+          <w:lang w:val="en-US" w:eastAsia="en-GB"/>
+        </w:rPr>
+        <w:t>categoryId</w:t>
+      </w:r>
+      <w:proofErr w:type="spellEnd"/>
+    </w:p>
+    <w:p>
+      <w:pPr>
+        <w:pStyle w:val="a3"/>
+        <w:numPr>
+          <w:ilvl w:val="0"/>
+          <w:numId w:val="32"/>
+        </w:numPr>
+        <w:rPr>
+          <w:lang w:val="en-US" w:eastAsia="en-GB"/>
+        </w:rPr>
+      </w:pPr>
+      <w:r>
+        <w:rPr>
+          <w:lang w:val="en-US" w:eastAsia="en-GB"/>
+        </w:rPr>
+        <w:t>title</w:t>
+      </w:r>
+    </w:p>
+    <w:p>
+      <w:pPr>
+        <w:pStyle w:val="a3"/>
+        <w:numPr>
+          <w:ilvl w:val="0"/>
+          <w:numId w:val="32"/>
+        </w:numPr>
+        <w:rPr>
+          <w:lang w:val="en-US" w:eastAsia="en-GB"/>
+        </w:rPr>
+      </w:pPr>
+      <w:proofErr w:type="gramStart"/>
+      <w:r>
+        <w:rPr>
+          <w:lang w:val="en-US" w:eastAsia="en-GB"/>
+        </w:rPr>
+        <w:t>description</w:t>
+      </w:r>
+      <w:proofErr w:type="gramEnd"/>
+    </w:p>
+    <w:p>
+      <w:pPr>
+        <w:pStyle w:val="a3"/>
+        <w:numPr>
+          <w:ilvl w:val="0"/>
+          <w:numId w:val="32"/>
+        </w:numPr>
+        <w:rPr>
+          <w:lang w:val="en-US" w:eastAsia="en-GB"/>
+        </w:rPr>
+      </w:pPr>
+      <w:r>
+        <w:rPr>
+          <w:lang w:val="en-US" w:eastAsia="en-GB"/>
+        </w:rPr>
+        <w:t>address</w:t>
+      </w:r>
+    </w:p>
+    <w:p>
+      <w:pPr>
+        <w:pStyle w:val="a3"/>
+        <w:numPr>
+          <w:ilvl w:val="0"/>
+          <w:numId w:val="32"/>
+        </w:numPr>
+        <w:rPr>
+          <w:lang w:val="en-US" w:eastAsia="en-GB"/>
+        </w:rPr>
+      </w:pPr>
+      <w:proofErr w:type="spellStart"/>
+      <w:r>
+        <w:rPr>
+          <w:lang w:val="en-US" w:eastAsia="en-GB"/>
+        </w:rPr>
+        <w:t>desiredDate</w:t>
+      </w:r>
+      <w:proofErr w:type="spellEnd"/>
+    </w:p>
+    <w:p>
+      <w:pPr>
+        <w:rPr>
+          <w:lang w:val="en-US" w:eastAsia="en-GB"/>
+        </w:rPr>
+      </w:pPr>
+    </w:p>
+    <w:p>
+      <w:pPr>
+        <w:rPr>
+          <w:lang w:eastAsia="en-GB"/>
+        </w:rPr>
+      </w:pPr>
+    </w:p>
+    <w:p>
+      <w:pPr>
+        <w:rPr>
+          <w:lang w:eastAsia="en-GB"/>
+        </w:rPr>
+      </w:pPr>
+    </w:p>
+    <w:p>
+      <w:pPr>
+        <w:rPr>
+          <w:lang w:val="en-US" w:eastAsia="en-GB"/>
+        </w:rPr>
+      </w:pPr>
+      <w:proofErr w:type="spellStart"/>
+      <w:r>
+        <w:rPr>
+          <w:lang w:val="en-US" w:eastAsia="en-GB"/>
+        </w:rPr>
+        <w:lastRenderedPageBreak/>
+        <w:t>RequestResponse</w:t>
+      </w:r>
+      <w:proofErr w:type="spellEnd"/>
+      <w:r>
+        <w:rPr>
+          <w:lang w:val="en-US" w:eastAsia="en-GB"/>
+        </w:rPr>
+        <w:t>:</w:t>
+      </w:r>
+    </w:p>
+    <w:p>
+      <w:pPr>
+        <w:pStyle w:val="a3"/>
+        <w:numPr>
+          <w:ilvl w:val="0"/>
+          <w:numId w:val="33"/>
+        </w:numPr>
+        <w:rPr>
+          <w:lang w:val="en-US" w:eastAsia="en-GB"/>
+        </w:rPr>
+      </w:pPr>
+      <w:proofErr w:type="spellStart"/>
+      <w:r>
+        <w:rPr>
+          <w:lang w:val="en-US" w:eastAsia="en-GB"/>
+        </w:rPr>
+        <w:t>requestId</w:t>
+      </w:r>
+      <w:proofErr w:type="spellEnd"/>
+    </w:p>
+    <w:p>
+      <w:pPr>
+        <w:pStyle w:val="a3"/>
+        <w:numPr>
+          <w:ilvl w:val="0"/>
+          <w:numId w:val="33"/>
+        </w:numPr>
+        <w:rPr>
+          <w:lang w:val="en-US" w:eastAsia="en-GB"/>
+        </w:rPr>
+      </w:pPr>
+      <w:proofErr w:type="spellStart"/>
+      <w:r>
+        <w:rPr>
+          <w:lang w:val="en-US" w:eastAsia="en-GB"/>
+        </w:rPr>
+        <w:t>clientId</w:t>
+      </w:r>
+      <w:proofErr w:type="spellEnd"/>
+    </w:p>
+    <w:p>
+      <w:pPr>
+        <w:pStyle w:val="a3"/>
+        <w:numPr>
+          <w:ilvl w:val="0"/>
+          <w:numId w:val="33"/>
+        </w:numPr>
+        <w:rPr>
+          <w:lang w:val="en-US" w:eastAsia="en-GB"/>
+        </w:rPr>
+      </w:pPr>
+      <w:proofErr w:type="spellStart"/>
+      <w:r>
+        <w:rPr>
+          <w:lang w:val="en-US" w:eastAsia="en-GB"/>
+        </w:rPr>
+        <w:t>clientFirstName</w:t>
+      </w:r>
+      <w:proofErr w:type="spellEnd"/>
+    </w:p>
+    <w:p>
+      <w:pPr>
+        <w:pStyle w:val="a3"/>
+        <w:numPr>
+          <w:ilvl w:val="0"/>
+          <w:numId w:val="33"/>
+        </w:numPr>
+        <w:rPr>
+          <w:lang w:val="en-US" w:eastAsia="en-GB"/>
+        </w:rPr>
+      </w:pPr>
+      <w:proofErr w:type="spellStart"/>
+      <w:r>
+        <w:rPr>
+          <w:lang w:val="en-US" w:eastAsia="en-GB"/>
+        </w:rPr>
+        <w:t>clientLastName</w:t>
+      </w:r>
+      <w:proofErr w:type="spellEnd"/>
+    </w:p>
+    <w:p>
+      <w:pPr>
+        <w:pStyle w:val="a3"/>
+        <w:numPr>
+          <w:ilvl w:val="0"/>
+          <w:numId w:val="33"/>
+        </w:numPr>
+        <w:rPr>
+          <w:lang w:val="en-US" w:eastAsia="en-GB"/>
+        </w:rPr>
+      </w:pPr>
+      <w:proofErr w:type="spellStart"/>
+      <w:r>
+        <w:rPr>
+          <w:lang w:val="en-US" w:eastAsia="en-GB"/>
+        </w:rPr>
+        <w:t>categoryId</w:t>
+      </w:r>
+      <w:proofErr w:type="spellEnd"/>
+    </w:p>
+    <w:p>
+      <w:pPr>
+        <w:pStyle w:val="a3"/>
+        <w:numPr>
+          <w:ilvl w:val="0"/>
+          <w:numId w:val="33"/>
+        </w:numPr>
+        <w:rPr>
+          <w:lang w:val="en-US" w:eastAsia="en-GB"/>
+        </w:rPr>
+      </w:pPr>
+      <w:proofErr w:type="spellStart"/>
+      <w:r>
+        <w:rPr>
+          <w:lang w:val="en-US" w:eastAsia="en-GB"/>
+        </w:rPr>
+        <w:t>categoryName</w:t>
+      </w:r>
+      <w:proofErr w:type="spellEnd"/>
+    </w:p>
+    <w:p>
+      <w:pPr>
+        <w:pStyle w:val="a3"/>
+        <w:numPr>
+          <w:ilvl w:val="0"/>
+          <w:numId w:val="33"/>
+        </w:numPr>
+        <w:rPr>
+          <w:lang w:val="en-US" w:eastAsia="en-GB"/>
+        </w:rPr>
+      </w:pPr>
+      <w:r>
+        <w:rPr>
+          <w:lang w:val="en-US" w:eastAsia="en-GB"/>
+        </w:rPr>
+        <w:t>status</w:t>
+      </w:r>
+    </w:p>
+    <w:p>
+      <w:pPr>
+        <w:pStyle w:val="a3"/>
+        <w:numPr>
+          <w:ilvl w:val="0"/>
+          <w:numId w:val="33"/>
+        </w:numPr>
+        <w:rPr>
+          <w:lang w:val="en-US" w:eastAsia="en-GB"/>
+        </w:rPr>
+      </w:pPr>
+      <w:r>
+        <w:rPr>
+          <w:lang w:val="en-US" w:eastAsia="en-GB"/>
+        </w:rPr>
+        <w:t>title</w:t>
+      </w:r>
+    </w:p>
+    <w:p>
+      <w:pPr>
+        <w:pStyle w:val="a3"/>
+        <w:numPr>
+          <w:ilvl w:val="0"/>
+          <w:numId w:val="33"/>
+        </w:numPr>
+        <w:rPr>
+          <w:lang w:val="en-US" w:eastAsia="en-GB"/>
+        </w:rPr>
+      </w:pPr>
+      <w:proofErr w:type="gramStart"/>
+      <w:r>
+        <w:rPr>
+          <w:lang w:val="en-US" w:eastAsia="en-GB"/>
+        </w:rPr>
+        <w:t>description</w:t>
+      </w:r>
+      <w:proofErr w:type="gramEnd"/>
+    </w:p>
+    <w:p>
+      <w:pPr>
+        <w:pStyle w:val="a3"/>
+        <w:numPr>
+          <w:ilvl w:val="0"/>
+          <w:numId w:val="33"/>
+        </w:numPr>
+        <w:rPr>
+          <w:lang w:val="en-US" w:eastAsia="en-GB"/>
+        </w:rPr>
+      </w:pPr>
+      <w:r>
+        <w:rPr>
+          <w:lang w:val="en-US" w:eastAsia="en-GB"/>
+        </w:rPr>
+        <w:t>address</w:t>
+      </w:r>
+    </w:p>
+    <w:p>
+      <w:pPr>
+        <w:pStyle w:val="a3"/>
+        <w:numPr>
+          <w:ilvl w:val="0"/>
+          <w:numId w:val="33"/>
+        </w:numPr>
+        <w:rPr>
+          <w:lang w:val="en-US" w:eastAsia="en-GB"/>
+        </w:rPr>
+      </w:pPr>
+      <w:proofErr w:type="spellStart"/>
+      <w:r>
+        <w:rPr>
+          <w:lang w:val="en-US" w:eastAsia="en-GB"/>
+        </w:rPr>
+        <w:t>desiredDate</w:t>
+      </w:r>
+      <w:proofErr w:type="spellEnd"/>
+    </w:p>
+    <w:p>
+      <w:pPr>
+        <w:pStyle w:val="a3"/>
+        <w:numPr>
+          <w:ilvl w:val="0"/>
+          <w:numId w:val="33"/>
+        </w:numPr>
+        <w:rPr>
+          <w:lang w:val="en-US" w:eastAsia="en-GB"/>
+        </w:rPr>
+      </w:pPr>
+      <w:proofErr w:type="spellStart"/>
+      <w:r>
+        <w:rPr>
+          <w:lang w:val="en-US" w:eastAsia="en-GB"/>
+        </w:rPr>
+        <w:t>createdAt</w:t>
+      </w:r>
+      <w:proofErr w:type="spellEnd"/>
+    </w:p>
+    <w:p>
+      <w:pPr>
+        <w:rPr>
+          <w:lang w:val="en-US" w:eastAsia="en-GB"/>
+        </w:rPr>
+      </w:pPr>
+    </w:p>
+    <w:p>
+      <w:pPr>
+        <w:rPr>
+          <w:lang w:val="en-US" w:eastAsia="en-GB"/>
+        </w:rPr>
+      </w:pPr>
+      <w:proofErr w:type="spellStart"/>
+      <w:r>
+        <w:rPr>
+          <w:lang w:val="en-US" w:eastAsia="en-GB"/>
+        </w:rPr>
+        <w:t>UserRequestListItemResponse</w:t>
+      </w:r>
+      <w:proofErr w:type="spellEnd"/>
+      <w:r>
+        <w:rPr>
+          <w:lang w:val="en-US" w:eastAsia="en-GB"/>
+        </w:rPr>
+        <w:t>:</w:t>
+      </w:r>
+    </w:p>
+    <w:p>
+      <w:pPr>
+        <w:pStyle w:val="a3"/>
+        <w:numPr>
+          <w:ilvl w:val="0"/>
+          <w:numId w:val="34"/>
+        </w:numPr>
+        <w:rPr>
+          <w:lang w:val="en-US" w:eastAsia="en-GB"/>
+        </w:rPr>
+      </w:pPr>
+      <w:proofErr w:type="spellStart"/>
+      <w:r>
+        <w:rPr>
+          <w:lang w:val="en-US" w:eastAsia="en-GB"/>
+        </w:rPr>
+        <w:t>requestId</w:t>
+      </w:r>
+      <w:proofErr w:type="spellEnd"/>
+    </w:p>
+    <w:p>
+      <w:pPr>
+        <w:pStyle w:val="a3"/>
+        <w:numPr>
+          <w:ilvl w:val="0"/>
+          <w:numId w:val="34"/>
+        </w:numPr>
+        <w:rPr>
+          <w:lang w:val="en-US" w:eastAsia="en-GB"/>
+        </w:rPr>
+      </w:pPr>
+      <w:proofErr w:type="spellStart"/>
+      <w:r>
+        <w:rPr>
+          <w:lang w:val="en-US" w:eastAsia="en-GB"/>
+        </w:rPr>
+        <w:t>categoryId</w:t>
+      </w:r>
+      <w:proofErr w:type="spellEnd"/>
+    </w:p>
+    <w:p>
+      <w:pPr>
+        <w:pStyle w:val="a3"/>
+        <w:numPr>
+          <w:ilvl w:val="0"/>
+          <w:numId w:val="34"/>
+        </w:numPr>
+        <w:rPr>
+          <w:lang w:val="en-US" w:eastAsia="en-GB"/>
+        </w:rPr>
+      </w:pPr>
+      <w:proofErr w:type="spellStart"/>
+      <w:r>
+        <w:rPr>
+          <w:lang w:val="en-US" w:eastAsia="en-GB"/>
+        </w:rPr>
+        <w:t>categoryName</w:t>
+      </w:r>
+      <w:proofErr w:type="spellEnd"/>
+    </w:p>
+    <w:p>
+      <w:pPr>
+        <w:pStyle w:val="a3"/>
+        <w:numPr>
+          <w:ilvl w:val="0"/>
+          <w:numId w:val="34"/>
+        </w:numPr>
+        <w:rPr>
+          <w:lang w:val="en-US" w:eastAsia="en-GB"/>
+        </w:rPr>
+      </w:pPr>
+      <w:r>
+        <w:rPr>
+          <w:lang w:val="en-US" w:eastAsia="en-GB"/>
+        </w:rPr>
+        <w:t>status</w:t>
+      </w:r>
+    </w:p>
+    <w:p>
+      <w:pPr>
+        <w:pStyle w:val="a3"/>
+        <w:numPr>
+          <w:ilvl w:val="0"/>
+          <w:numId w:val="34"/>
+        </w:numPr>
+        <w:rPr>
+          <w:lang w:val="en-US" w:eastAsia="en-GB"/>
+        </w:rPr>
+      </w:pPr>
+      <w:r>
+        <w:rPr>
+          <w:lang w:val="en-US" w:eastAsia="en-GB"/>
+        </w:rPr>
+        <w:t>title</w:t>
+      </w:r>
+    </w:p>
+    <w:p>
+      <w:pPr>
+        <w:pStyle w:val="a3"/>
+        <w:numPr>
+          <w:ilvl w:val="0"/>
+          <w:numId w:val="34"/>
+        </w:numPr>
+        <w:rPr>
+          <w:lang w:val="en-US" w:eastAsia="en-GB"/>
+        </w:rPr>
+      </w:pPr>
+      <w:proofErr w:type="spellStart"/>
+      <w:r>
+        <w:rPr>
+          <w:lang w:val="en-US" w:eastAsia="en-GB"/>
+        </w:rPr>
+        <w:t>desiredDate</w:t>
+      </w:r>
+      <w:proofErr w:type="spellEnd"/>
+    </w:p>
+    <w:p>
+      <w:pPr>
+        <w:pStyle w:val="a3"/>
+        <w:numPr>
+          <w:ilvl w:val="0"/>
+          <w:numId w:val="34"/>
+        </w:numPr>
+        <w:rPr>
+          <w:lang w:val="en-US" w:eastAsia="en-GB"/>
+        </w:rPr>
+      </w:pPr>
+      <w:proofErr w:type="spellStart"/>
+      <w:r>
+        <w:rPr>
+          <w:lang w:val="en-US" w:eastAsia="en-GB"/>
+        </w:rPr>
+        <w:t>createdAt</w:t>
+      </w:r>
+      <w:proofErr w:type="spellEnd"/>
+    </w:p>
+    <w:p>
+      <w:pPr>
+        <w:pStyle w:val="a3"/>
+        <w:rPr>
+          <w:lang w:val="en-US" w:eastAsia="en-GB"/>
+        </w:rPr>
+      </w:pPr>
+    </w:p>
+    <w:p>
+      <w:pPr>
+        <w:rPr>
+          <w:lang w:val="en-US" w:eastAsia="en-GB"/>
+        </w:rPr>
+      </w:pPr>
+      <w:proofErr w:type="spellStart"/>
+      <w:r>
+        <w:rPr>
+          <w:lang w:val="en-US" w:eastAsia="en-GB"/>
+        </w:rPr>
+        <w:t>Available</w:t>
+      </w:r>
+      <w:r>
+        <w:rPr>
+          <w:lang w:val="en-US" w:eastAsia="en-GB"/>
+        </w:rPr>
+        <w:t>RequestListItemResponse</w:t>
+      </w:r>
+      <w:proofErr w:type="spellEnd"/>
+      <w:r>
+        <w:rPr>
+          <w:lang w:val="en-US" w:eastAsia="en-GB"/>
+        </w:rPr>
+        <w:t>:</w:t>
+      </w:r>
+    </w:p>
+    <w:p>
+      <w:pPr>
+        <w:pStyle w:val="a3"/>
+        <w:numPr>
+          <w:ilvl w:val="0"/>
+          <w:numId w:val="35"/>
+        </w:numPr>
+        <w:rPr>
+          <w:lang w:val="en-US" w:eastAsia="en-GB"/>
+        </w:rPr>
+      </w:pPr>
+      <w:proofErr w:type="spellStart"/>
+      <w:r>
+        <w:rPr>
+          <w:lang w:val="en-US" w:eastAsia="en-GB"/>
+        </w:rPr>
+        <w:t>requestId</w:t>
+      </w:r>
+      <w:proofErr w:type="spellEnd"/>
+    </w:p>
+    <w:p>
+      <w:pPr>
+        <w:pStyle w:val="a3"/>
+        <w:numPr>
+          <w:ilvl w:val="0"/>
+          <w:numId w:val="35"/>
+        </w:numPr>
+        <w:rPr>
+          <w:lang w:val="en-US" w:eastAsia="en-GB"/>
+        </w:rPr>
+      </w:pPr>
+      <w:proofErr w:type="spellStart"/>
+      <w:r>
+        <w:rPr>
+          <w:lang w:val="en-US" w:eastAsia="en-GB"/>
+        </w:rPr>
+        <w:t>clientId</w:t>
+      </w:r>
+      <w:proofErr w:type="spellEnd"/>
+    </w:p>
+    <w:p>
+      <w:pPr>
+        <w:pStyle w:val="a3"/>
+        <w:numPr>
+          <w:ilvl w:val="0"/>
+          <w:numId w:val="35"/>
+        </w:numPr>
+        <w:rPr>
+          <w:lang w:val="en-US" w:eastAsia="en-GB"/>
+        </w:rPr>
+      </w:pPr>
+      <w:proofErr w:type="spellStart"/>
+      <w:r>
+        <w:rPr>
+          <w:lang w:val="en-US" w:eastAsia="en-GB"/>
+        </w:rPr>
+        <w:t>clientFirstName</w:t>
+      </w:r>
+      <w:proofErr w:type="spellEnd"/>
+    </w:p>
+    <w:p>
+      <w:pPr>
+        <w:pStyle w:val="a3"/>
+        <w:numPr>
+          <w:ilvl w:val="0"/>
+          <w:numId w:val="35"/>
+        </w:numPr>
+        <w:rPr>
+          <w:lang w:val="en-US" w:eastAsia="en-GB"/>
+        </w:rPr>
+      </w:pPr>
+      <w:proofErr w:type="spellStart"/>
+      <w:r>
+        <w:rPr>
+          <w:lang w:val="en-US" w:eastAsia="en-GB"/>
+        </w:rPr>
+        <w:t>clientLastName</w:t>
+      </w:r>
+      <w:proofErr w:type="spellEnd"/>
+    </w:p>
+    <w:p>
+      <w:pPr>
+        <w:pStyle w:val="a3"/>
+        <w:numPr>
+          <w:ilvl w:val="0"/>
+          <w:numId w:val="35"/>
+        </w:numPr>
+        <w:rPr>
+          <w:lang w:val="en-US" w:eastAsia="en-GB"/>
+        </w:rPr>
+      </w:pPr>
+      <w:proofErr w:type="spellStart"/>
+      <w:r>
+        <w:rPr>
+          <w:lang w:val="en-US" w:eastAsia="en-GB"/>
+        </w:rPr>
+        <w:t>categoryId</w:t>
+      </w:r>
+      <w:proofErr w:type="spellEnd"/>
+    </w:p>
+    <w:p>
+      <w:pPr>
+        <w:pStyle w:val="a3"/>
+        <w:numPr>
+          <w:ilvl w:val="0"/>
+          <w:numId w:val="35"/>
+        </w:numPr>
+        <w:rPr>
+          <w:lang w:val="en-US" w:eastAsia="en-GB"/>
+        </w:rPr>
+      </w:pPr>
+      <w:proofErr w:type="spellStart"/>
+      <w:r>
+        <w:rPr>
+          <w:lang w:val="en-US" w:eastAsia="en-GB"/>
+        </w:rPr>
+        <w:t>categoryName</w:t>
+      </w:r>
+      <w:proofErr w:type="spellEnd"/>
+    </w:p>
+    <w:p>
+      <w:pPr>
+        <w:pStyle w:val="a3"/>
+        <w:numPr>
+          <w:ilvl w:val="0"/>
+          <w:numId w:val="35"/>
+        </w:numPr>
+        <w:rPr>
+          <w:lang w:val="en-US" w:eastAsia="en-GB"/>
+        </w:rPr>
+      </w:pPr>
+      <w:r>
+        <w:rPr>
+          <w:lang w:val="en-US" w:eastAsia="en-GB"/>
+        </w:rPr>
+        <w:t>status</w:t>
+      </w:r>
+    </w:p>
+    <w:p>
+      <w:pPr>
+        <w:pStyle w:val="a3"/>
+        <w:numPr>
+          <w:ilvl w:val="0"/>
+          <w:numId w:val="35"/>
+        </w:numPr>
+        <w:rPr>
+          <w:lang w:val="en-US" w:eastAsia="en-GB"/>
+        </w:rPr>
+      </w:pPr>
+      <w:r>
+        <w:rPr>
+          <w:lang w:val="en-US" w:eastAsia="en-GB"/>
+        </w:rPr>
+        <w:t>title</w:t>
+      </w:r>
+    </w:p>
+    <w:p>
+      <w:pPr>
+        <w:pStyle w:val="a3"/>
+        <w:numPr>
+          <w:ilvl w:val="0"/>
+          <w:numId w:val="35"/>
+        </w:numPr>
+        <w:rPr>
+          <w:lang w:val="en-US" w:eastAsia="en-GB"/>
+        </w:rPr>
+      </w:pPr>
+      <w:proofErr w:type="gramStart"/>
+      <w:r>
+        <w:rPr>
+          <w:lang w:val="en-US" w:eastAsia="en-GB"/>
+        </w:rPr>
+        <w:t>description</w:t>
+      </w:r>
+      <w:proofErr w:type="gramEnd"/>
+    </w:p>
+    <w:p>
+      <w:pPr>
+        <w:pStyle w:val="a3"/>
+        <w:numPr>
+          <w:ilvl w:val="0"/>
+          <w:numId w:val="35"/>
+        </w:numPr>
+        <w:rPr>
+          <w:lang w:val="en-US" w:eastAsia="en-GB"/>
+        </w:rPr>
+      </w:pPr>
+      <w:r>
+        <w:rPr>
+          <w:lang w:val="en-US" w:eastAsia="en-GB"/>
+        </w:rPr>
+        <w:t>address</w:t>
+      </w:r>
+    </w:p>
+    <w:p>
+      <w:pPr>
+        <w:pStyle w:val="a3"/>
+        <w:numPr>
+          <w:ilvl w:val="0"/>
+          <w:numId w:val="35"/>
+        </w:numPr>
+        <w:rPr>
+          <w:lang w:val="en-US" w:eastAsia="en-GB"/>
+        </w:rPr>
+      </w:pPr>
+      <w:proofErr w:type="spellStart"/>
+      <w:r>
+        <w:rPr>
+          <w:lang w:val="en-US" w:eastAsia="en-GB"/>
+        </w:rPr>
+        <w:t>desiredDate</w:t>
+      </w:r>
+      <w:proofErr w:type="spellEnd"/>
+    </w:p>
+    <w:p>
+      <w:pPr>
+        <w:pStyle w:val="a3"/>
+        <w:numPr>
+          <w:ilvl w:val="0"/>
+          <w:numId w:val="35"/>
+        </w:numPr>
+        <w:rPr>
+          <w:lang w:eastAsia="en-GB"/>
+        </w:rPr>
+      </w:pPr>
+      <w:proofErr w:type="spellStart"/>
+      <w:r>
+        <w:rPr>
+          <w:lang w:val="en-US" w:eastAsia="en-GB"/>
+        </w:rPr>
+        <w:t>createdAt</w:t>
+      </w:r>
+      <w:proofErr w:type="spellEnd"/>
+    </w:p>
+    <w:p>
+      <w:pPr>
+        <w:rPr>
+          <w:lang w:eastAsia="en-GB"/>
+        </w:rPr>
+      </w:pPr>
+    </w:p>
+    <w:p>
+      <w:pPr>
+        <w:rPr>
+          <w:lang w:eastAsia="en-GB"/>
+        </w:rPr>
+      </w:pPr>
+    </w:p>
+    <w:p>
+      <w:pPr>
+        <w:rPr>
+          <w:lang w:eastAsia="en-GB"/>
+        </w:rPr>
+      </w:pPr>
+    </w:p>
+    <w:p>
+      <w:pPr>
+        <w:rPr>
+          <w:lang w:eastAsia="en-GB"/>
+        </w:rPr>
+      </w:pPr>
+    </w:p>
+    <w:p>
+      <w:pPr>
+        <w:rPr>
+          <w:lang w:eastAsia="en-GB"/>
+        </w:rPr>
+      </w:pPr>
+    </w:p>
+    <w:p>
+      <w:pPr>
+        <w:rPr>
+          <w:lang w:eastAsia="en-GB"/>
+        </w:rPr>
+      </w:pPr>
+    </w:p>
+    <w:p>
+      <w:pPr>
+        <w:rPr>
+          <w:lang w:eastAsia="en-GB"/>
+        </w:rPr>
+      </w:pPr>
+    </w:p>
+    <w:p>
+      <w:pPr>
+        <w:rPr>
+          <w:lang w:eastAsia="en-GB"/>
+        </w:rPr>
+      </w:pPr>
+    </w:p>
+    <w:p>
+      <w:pPr>
+        <w:rPr>
+          <w:lang w:eastAsia="en-GB"/>
+        </w:rPr>
+      </w:pPr>
+    </w:p>
+    <w:p>
+      <w:pPr>
+        <w:rPr>
+          <w:lang w:eastAsia="en-GB"/>
+        </w:rPr>
+      </w:pPr>
+    </w:p>
+    <w:p>
+      <w:pPr>
+        <w:rPr>
+          <w:lang w:eastAsia="en-GB"/>
+        </w:rPr>
+      </w:pPr>
+    </w:p>
+    <w:p>
+      <w:pPr>
+        <w:rPr>
+          <w:b/>
+          <w:bCs/>
+          <w:lang w:val="en-US" w:eastAsia="en-GB"/>
+        </w:rPr>
+      </w:pPr>
+      <w:r>
+        <w:rPr>
+          <w:b/>
+          <w:bCs/>
+          <w:lang w:val="en-US" w:eastAsia="en-GB"/>
+        </w:rPr>
+        <w:lastRenderedPageBreak/>
+        <w:t>Responses</w:t>
+      </w:r>
+    </w:p>
+    <w:p>
+      <w:pPr>
+        <w:rPr>
+          <w:lang w:val="en-US" w:eastAsia="en-GB"/>
+        </w:rPr>
+      </w:pPr>
+    </w:p>
+    <w:p>
+      <w:pPr>
+        <w:rPr>
+          <w:lang w:val="en-US" w:eastAsia="en-GB"/>
+        </w:rPr>
+      </w:pPr>
+      <w:r>
+        <w:rPr>
+          <w:lang w:val="en-US" w:eastAsia="en-GB"/>
+        </w:rPr>
+        <w:t>API contracts</w:t>
+      </w:r>
+    </w:p>
+    <w:p>
+      <w:pPr>
+        <w:rPr>
+          <w:lang w:val="en-US" w:eastAsia="en-GB"/>
+        </w:rPr>
+      </w:pPr>
+    </w:p>
+    <w:p>
+      <w:pPr>
+        <w:rPr>
+          <w:lang w:val="en-US" w:eastAsia="en-GB"/>
+        </w:rPr>
+      </w:pPr>
+      <w:r>
+        <w:rPr>
+          <w:lang w:val="en-US" w:eastAsia="en-GB"/>
+        </w:rPr>
+        <w:t>POST /</w:t>
+      </w:r>
+      <w:proofErr w:type="spellStart"/>
+      <w:r>
+        <w:rPr>
+          <w:lang w:val="en-US" w:eastAsia="en-GB"/>
+        </w:rPr>
+        <w:t>api</w:t>
+      </w:r>
+      <w:proofErr w:type="spellEnd"/>
+      <w:r>
+        <w:rPr>
+          <w:lang w:val="en-US" w:eastAsia="en-GB"/>
+        </w:rPr>
+        <w:t>/requests/{</w:t>
+      </w:r>
+      <w:proofErr w:type="spellStart"/>
+      <w:r>
+        <w:rPr>
+          <w:lang w:val="en-US" w:eastAsia="en-GB"/>
+        </w:rPr>
+        <w:t>requestId</w:t>
+      </w:r>
+      <w:proofErr w:type="spellEnd"/>
+      <w:r>
+        <w:rPr>
+          <w:lang w:val="en-US" w:eastAsia="en-GB"/>
+        </w:rPr>
+        <w:t xml:space="preserve">}/responses – </w:t>
+      </w:r>
+      <w:r>
+        <w:rPr>
+          <w:lang w:eastAsia="en-GB"/>
+        </w:rPr>
+        <w:t>создание</w:t>
+      </w:r>
+      <w:r>
+        <w:rPr>
+          <w:lang w:val="en-US" w:eastAsia="en-GB"/>
+        </w:rPr>
+        <w:t xml:space="preserve"> </w:t>
+      </w:r>
+      <w:r>
+        <w:rPr>
+          <w:lang w:eastAsia="en-GB"/>
+        </w:rPr>
+        <w:t>отклика</w:t>
+      </w:r>
+      <w:r>
+        <w:rPr>
+          <w:lang w:val="en-US" w:eastAsia="en-GB"/>
+        </w:rPr>
+        <w:t xml:space="preserve"> </w:t>
+      </w:r>
+      <w:r>
+        <w:rPr>
+          <w:lang w:eastAsia="en-GB"/>
+        </w:rPr>
+        <w:t>мастером</w:t>
+      </w:r>
+      <w:r>
+        <w:rPr>
+          <w:lang w:val="en-US" w:eastAsia="en-GB"/>
+        </w:rPr>
+        <w:t xml:space="preserve"> </w:t>
+      </w:r>
+      <w:r>
+        <w:rPr>
+          <w:lang w:eastAsia="en-GB"/>
+        </w:rPr>
+        <w:t>на</w:t>
+      </w:r>
+      <w:r>
+        <w:rPr>
+          <w:lang w:val="en-US" w:eastAsia="en-GB"/>
+        </w:rPr>
+        <w:t xml:space="preserve"> </w:t>
+      </w:r>
+      <w:r>
+        <w:rPr>
+          <w:lang w:eastAsia="en-GB"/>
+        </w:rPr>
+        <w:t>заявку</w:t>
+      </w:r>
+      <w:r>
+        <w:rPr>
+          <w:lang w:val="en-US" w:eastAsia="en-GB"/>
+        </w:rPr>
+        <w:t xml:space="preserve"> </w:t>
+      </w:r>
+      <w:r>
+        <w:rPr>
+          <w:lang w:eastAsia="en-GB"/>
+        </w:rPr>
+        <w:t>клиента</w:t>
+      </w:r>
+    </w:p>
+    <w:p>
+      <w:pPr>
+        <w:rPr>
+          <w:lang w:val="en-US" w:eastAsia="en-GB"/>
+        </w:rPr>
+      </w:pPr>
+    </w:p>
+    <w:p>
+      <w:pPr>
+        <w:rPr>
+          <w:lang w:eastAsia="en-GB"/>
+        </w:rPr>
+      </w:pPr>
+      <w:r>
+        <w:rPr>
+          <w:lang w:eastAsia="en-GB"/>
+        </w:rPr>
+        <w:t>GET /</w:t>
+      </w:r>
+      <w:proofErr w:type="spellStart"/>
+      <w:r>
+        <w:rPr>
+          <w:lang w:eastAsia="en-GB"/>
+        </w:rPr>
+        <w:t>api</w:t>
+      </w:r>
+      <w:proofErr w:type="spellEnd"/>
+      <w:r>
+        <w:rPr>
+          <w:lang w:eastAsia="en-GB"/>
+        </w:rPr>
+        <w:t>/</w:t>
+      </w:r>
+      <w:proofErr w:type="spellStart"/>
+      <w:r>
+        <w:rPr>
+          <w:lang w:eastAsia="en-GB"/>
+        </w:rPr>
+        <w:t>requests</w:t>
+      </w:r>
+      <w:proofErr w:type="spellEnd"/>
+      <w:r>
+        <w:rPr>
+          <w:lang w:eastAsia="en-GB"/>
+        </w:rPr>
+        <w:t>/{</w:t>
+      </w:r>
+      <w:proofErr w:type="spellStart"/>
+      <w:r>
+        <w:rPr>
+          <w:lang w:eastAsia="en-GB"/>
+        </w:rPr>
+        <w:t>requestId</w:t>
+      </w:r>
+      <w:proofErr w:type="spellEnd"/>
+      <w:r>
+        <w:rPr>
+          <w:lang w:eastAsia="en-GB"/>
+        </w:rPr>
+        <w:t>}/</w:t>
+      </w:r>
+      <w:proofErr w:type="spellStart"/>
+      <w:r>
+        <w:rPr>
+          <w:lang w:eastAsia="en-GB"/>
+        </w:rPr>
+        <w:t>responses</w:t>
+      </w:r>
+      <w:proofErr w:type="spellEnd"/>
+      <w:r>
+        <w:rPr>
+          <w:lang w:eastAsia="en-GB"/>
+        </w:rPr>
+        <w:t xml:space="preserve"> – получение списка откликов по конкретной заявке клиента</w:t>
+      </w:r>
+    </w:p>
+    <w:p>
+      <w:pPr>
+        <w:rPr>
+          <w:lang w:eastAsia="en-GB"/>
+        </w:rPr>
+      </w:pPr>
+    </w:p>
+    <w:p>
+      <w:pPr>
+        <w:rPr>
+          <w:lang w:eastAsia="en-GB"/>
+        </w:rPr>
+      </w:pPr>
+      <w:r>
+        <w:rPr>
+          <w:lang w:eastAsia="en-GB"/>
+        </w:rPr>
+        <w:t>GET /</w:t>
+      </w:r>
+      <w:proofErr w:type="spellStart"/>
+      <w:r>
+        <w:rPr>
+          <w:lang w:eastAsia="en-GB"/>
+        </w:rPr>
+        <w:t>api</w:t>
+      </w:r>
+      <w:proofErr w:type="spellEnd"/>
+      <w:r>
+        <w:rPr>
+          <w:lang w:eastAsia="en-GB"/>
+        </w:rPr>
+        <w:t>/</w:t>
+      </w:r>
+      <w:proofErr w:type="spellStart"/>
+      <w:r>
+        <w:rPr>
+          <w:lang w:eastAsia="en-GB"/>
+        </w:rPr>
+        <w:t>masters</w:t>
+      </w:r>
+      <w:proofErr w:type="spellEnd"/>
+      <w:r>
+        <w:rPr>
+          <w:lang w:eastAsia="en-GB"/>
+        </w:rPr>
+        <w:t>/</w:t>
+      </w:r>
+      <w:proofErr w:type="spellStart"/>
+      <w:r>
+        <w:rPr>
+          <w:lang w:eastAsia="en-GB"/>
+        </w:rPr>
+        <w:t>me</w:t>
+      </w:r>
+      <w:proofErr w:type="spellEnd"/>
+      <w:r>
+        <w:rPr>
+          <w:lang w:eastAsia="en-GB"/>
+        </w:rPr>
+        <w:t>/</w:t>
+      </w:r>
+      <w:proofErr w:type="spellStart"/>
+      <w:r>
+        <w:rPr>
+          <w:lang w:eastAsia="en-GB"/>
+        </w:rPr>
+        <w:t>responses</w:t>
+      </w:r>
+      <w:proofErr w:type="spellEnd"/>
+      <w:r>
+        <w:rPr>
+          <w:lang w:eastAsia="en-GB"/>
+        </w:rPr>
+        <w:t xml:space="preserve"> – получение списка откликов текущего мастера</w:t>
+      </w:r>
+    </w:p>
+    <w:p>
+      <w:pPr>
+        <w:rPr>
+          <w:lang w:eastAsia="en-GB"/>
+        </w:rPr>
+      </w:pPr>
+    </w:p>
+    <w:p>
+      <w:pPr>
+        <w:rPr>
+          <w:lang w:eastAsia="en-GB"/>
+        </w:rPr>
+      </w:pPr>
+      <w:r>
+        <w:rPr>
+          <w:lang w:eastAsia="en-GB"/>
+        </w:rPr>
+        <w:t>При создании отклика система должна проверять, что заявка находится в активном статусе, а мастер еще не оставлял отклик на эту заявку.</w:t>
+      </w:r>
+    </w:p>
+    <w:p>
+      <w:pPr>
+        <w:rPr>
+          <w:lang w:eastAsia="en-GB"/>
+        </w:rPr>
+      </w:pPr>
+    </w:p>
+    <w:p>
+      <w:pPr>
+        <w:rPr>
+          <w:lang w:val="en-US" w:eastAsia="en-GB"/>
+        </w:rPr>
+      </w:pPr>
+      <w:r>
+        <w:rPr>
+          <w:lang w:val="en-US" w:eastAsia="en-GB"/>
+        </w:rPr>
+        <w:t>DTO</w:t>
+      </w:r>
+    </w:p>
+    <w:p>
+      <w:pPr>
+        <w:rPr>
+          <w:lang w:val="en-US" w:eastAsia="en-GB"/>
+        </w:rPr>
+      </w:pPr>
+    </w:p>
+    <w:p>
+      <w:pPr>
+        <w:rPr>
+          <w:lang w:val="en-US" w:eastAsia="en-GB"/>
+        </w:rPr>
+      </w:pPr>
+      <w:proofErr w:type="spellStart"/>
+      <w:r>
+        <w:rPr>
+          <w:lang w:val="en-US" w:eastAsia="en-GB"/>
+        </w:rPr>
+        <w:t>CreateResponseRequest</w:t>
+      </w:r>
+      <w:proofErr w:type="spellEnd"/>
+      <w:r>
+        <w:rPr>
+          <w:lang w:val="en-US" w:eastAsia="en-GB"/>
+        </w:rPr>
+        <w:t>:</w:t>
+      </w:r>
+    </w:p>
+    <w:p>
+      <w:pPr>
+        <w:pStyle w:val="a3"/>
+        <w:numPr>
+          <w:ilvl w:val="0"/>
+          <w:numId w:val="36"/>
+        </w:numPr>
+        <w:rPr>
+          <w:lang w:val="en-US" w:eastAsia="en-GB"/>
+        </w:rPr>
+      </w:pPr>
+      <w:proofErr w:type="spellStart"/>
+      <w:r>
+        <w:rPr>
+          <w:lang w:val="en-US" w:eastAsia="en-GB"/>
+        </w:rPr>
+        <w:t>proposedPrice</w:t>
+      </w:r>
+      <w:proofErr w:type="spellEnd"/>
+    </w:p>
+    <w:p>
+      <w:pPr>
+        <w:pStyle w:val="a3"/>
+        <w:numPr>
+          <w:ilvl w:val="0"/>
+          <w:numId w:val="36"/>
+        </w:numPr>
+        <w:rPr>
+          <w:lang w:val="en-US" w:eastAsia="en-GB"/>
+        </w:rPr>
+      </w:pPr>
+      <w:r>
+        <w:rPr>
+          <w:lang w:val="en-US" w:eastAsia="en-GB"/>
+        </w:rPr>
+        <w:t>comment</w:t>
+      </w:r>
+    </w:p>
+    <w:p>
+      <w:pPr>
+        <w:rPr>
+          <w:lang w:val="en-US" w:eastAsia="en-GB"/>
+        </w:rPr>
+      </w:pPr>
+    </w:p>
+    <w:p>
+      <w:pPr>
+        <w:rPr>
+          <w:lang w:val="en-US" w:eastAsia="en-GB"/>
+        </w:rPr>
+      </w:pPr>
+      <w:proofErr w:type="spellStart"/>
+      <w:r>
+        <w:rPr>
+          <w:lang w:val="en-US" w:eastAsia="en-GB"/>
+        </w:rPr>
+        <w:t>RequestResponseListItemResponse</w:t>
+      </w:r>
+      <w:proofErr w:type="spellEnd"/>
+      <w:r>
+        <w:rPr>
+          <w:lang w:val="en-US" w:eastAsia="en-GB"/>
+        </w:rPr>
+        <w:t>:</w:t>
+      </w:r>
+    </w:p>
+    <w:p>
+      <w:pPr>
+        <w:pStyle w:val="a3"/>
+        <w:numPr>
+          <w:ilvl w:val="0"/>
+          <w:numId w:val="38"/>
+        </w:numPr>
+        <w:rPr>
+          <w:lang w:val="en-US" w:eastAsia="en-GB"/>
+        </w:rPr>
+      </w:pPr>
+      <w:proofErr w:type="spellStart"/>
+      <w:r>
+        <w:rPr>
+          <w:lang w:val="en-US" w:eastAsia="en-GB"/>
+        </w:rPr>
+        <w:t>responseId</w:t>
+      </w:r>
+      <w:proofErr w:type="spellEnd"/>
+    </w:p>
+    <w:p>
+      <w:pPr>
+        <w:pStyle w:val="a3"/>
+        <w:numPr>
+          <w:ilvl w:val="0"/>
+          <w:numId w:val="38"/>
+        </w:numPr>
+        <w:rPr>
+          <w:lang w:val="en-US" w:eastAsia="en-GB"/>
+        </w:rPr>
+      </w:pPr>
+      <w:proofErr w:type="spellStart"/>
+      <w:r>
+        <w:rPr>
+          <w:lang w:val="en-US" w:eastAsia="en-GB"/>
+        </w:rPr>
+        <w:t>requestId</w:t>
+      </w:r>
+      <w:proofErr w:type="spellEnd"/>
+    </w:p>
+    <w:p>
+      <w:pPr>
+        <w:pStyle w:val="a3"/>
+        <w:numPr>
+          <w:ilvl w:val="0"/>
+          <w:numId w:val="38"/>
+        </w:numPr>
+        <w:rPr>
+          <w:lang w:val="en-US" w:eastAsia="en-GB"/>
+        </w:rPr>
+      </w:pPr>
+      <w:r>
+        <w:rPr>
+          <w:lang w:val="en-US" w:eastAsia="en-GB"/>
+        </w:rPr>
+        <w:t>status</w:t>
+      </w:r>
+    </w:p>
+    <w:p>
+      <w:pPr>
+        <w:pStyle w:val="a3"/>
+        <w:numPr>
+          <w:ilvl w:val="0"/>
+          <w:numId w:val="38"/>
+        </w:numPr>
+        <w:rPr>
+          <w:lang w:val="en-US" w:eastAsia="en-GB"/>
+        </w:rPr>
+      </w:pPr>
+      <w:proofErr w:type="spellStart"/>
+      <w:r>
+        <w:rPr>
+          <w:lang w:val="en-US" w:eastAsia="en-GB"/>
+        </w:rPr>
+        <w:t>proposedPrice</w:t>
+      </w:r>
+      <w:proofErr w:type="spellEnd"/>
+    </w:p>
+    <w:p>
+      <w:pPr>
+        <w:pStyle w:val="a3"/>
+        <w:numPr>
+          <w:ilvl w:val="0"/>
+          <w:numId w:val="38"/>
+        </w:numPr>
+        <w:rPr>
+          <w:lang w:val="en-US" w:eastAsia="en-GB"/>
+        </w:rPr>
+      </w:pPr>
+      <w:r>
+        <w:rPr>
+          <w:lang w:val="en-US" w:eastAsia="en-GB"/>
+        </w:rPr>
+        <w:t>comment</w:t>
+      </w:r>
+    </w:p>
+    <w:p>
+      <w:pPr>
+        <w:pStyle w:val="a3"/>
+        <w:numPr>
+          <w:ilvl w:val="0"/>
+          <w:numId w:val="38"/>
+        </w:numPr>
+        <w:rPr>
+          <w:lang w:val="en-US" w:eastAsia="en-GB"/>
+        </w:rPr>
+      </w:pPr>
+      <w:proofErr w:type="spellStart"/>
+      <w:r>
+        <w:rPr>
+          <w:lang w:val="en-US" w:eastAsia="en-GB"/>
+        </w:rPr>
+        <w:t>createdAt</w:t>
+      </w:r>
+      <w:proofErr w:type="spellEnd"/>
+    </w:p>
+    <w:p>
+      <w:pPr>
+        <w:rPr>
+          <w:lang w:val="en-US" w:eastAsia="en-GB"/>
+        </w:rPr>
+      </w:pPr>
+    </w:p>
+    <w:p>
+      <w:pPr>
+        <w:pStyle w:val="a3"/>
+        <w:numPr>
+          <w:ilvl w:val="0"/>
+          <w:numId w:val="38"/>
+        </w:numPr>
+        <w:rPr>
+          <w:lang w:val="en-US" w:eastAsia="en-GB"/>
+        </w:rPr>
+      </w:pPr>
+      <w:proofErr w:type="spellStart"/>
+      <w:r>
+        <w:rPr>
+          <w:lang w:val="en-US" w:eastAsia="en-GB"/>
+        </w:rPr>
+        <w:t>masterId</w:t>
+      </w:r>
+      <w:proofErr w:type="spellEnd"/>
+    </w:p>
+    <w:p>
+      <w:pPr>
+        <w:pStyle w:val="a3"/>
+        <w:numPr>
+          <w:ilvl w:val="0"/>
+          <w:numId w:val="38"/>
+        </w:numPr>
+        <w:rPr>
+          <w:lang w:val="en-US" w:eastAsia="en-GB"/>
+        </w:rPr>
+      </w:pPr>
+      <w:proofErr w:type="spellStart"/>
+      <w:r>
+        <w:rPr>
+          <w:lang w:val="en-US" w:eastAsia="en-GB"/>
+        </w:rPr>
+        <w:t>masterFirstName</w:t>
+      </w:r>
+      <w:proofErr w:type="spellEnd"/>
+    </w:p>
+    <w:p>
+      <w:pPr>
+        <w:pStyle w:val="a3"/>
+        <w:numPr>
+          <w:ilvl w:val="0"/>
+          <w:numId w:val="38"/>
+        </w:numPr>
+        <w:rPr>
+          <w:lang w:val="en-US" w:eastAsia="en-GB"/>
+        </w:rPr>
+      </w:pPr>
+      <w:proofErr w:type="spellStart"/>
+      <w:r>
+        <w:rPr>
+          <w:lang w:val="en-US" w:eastAsia="en-GB"/>
+        </w:rPr>
+        <w:t>masterLastName</w:t>
+      </w:r>
+      <w:proofErr w:type="spellEnd"/>
+    </w:p>
+    <w:p>
+      <w:pPr>
+        <w:pStyle w:val="a3"/>
+        <w:numPr>
+          <w:ilvl w:val="0"/>
+          <w:numId w:val="38"/>
+        </w:numPr>
+        <w:rPr>
+          <w:lang w:val="en-US" w:eastAsia="en-GB"/>
+        </w:rPr>
+      </w:pPr>
+      <w:proofErr w:type="spellStart"/>
+      <w:r>
+        <w:rPr>
+          <w:lang w:val="en-US" w:eastAsia="en-GB"/>
+        </w:rPr>
+        <w:t>masterPhone</w:t>
+      </w:r>
+      <w:proofErr w:type="spellEnd"/>
+    </w:p>
+    <w:p>
+      <w:pPr>
+        <w:pStyle w:val="a3"/>
+        <w:numPr>
+          <w:ilvl w:val="0"/>
+          <w:numId w:val="38"/>
+        </w:numPr>
+        <w:rPr>
+          <w:lang w:val="en-US" w:eastAsia="en-GB"/>
+        </w:rPr>
+      </w:pPr>
+      <w:proofErr w:type="spellStart"/>
+      <w:r>
+        <w:rPr>
+          <w:lang w:val="en-US" w:eastAsia="en-GB"/>
+        </w:rPr>
+        <w:t>masterDescription</w:t>
+      </w:r>
+      <w:proofErr w:type="spellEnd"/>
+    </w:p>
+    <w:p>
+      <w:pPr>
+        <w:pStyle w:val="a3"/>
+        <w:numPr>
+          <w:ilvl w:val="0"/>
+          <w:numId w:val="38"/>
+        </w:numPr>
+        <w:rPr>
+          <w:lang w:val="en-US" w:eastAsia="en-GB"/>
+        </w:rPr>
+      </w:pPr>
+      <w:proofErr w:type="spellStart"/>
+      <w:r>
+        <w:rPr>
+          <w:lang w:val="en-US" w:eastAsia="en-GB"/>
+        </w:rPr>
+        <w:t>masterExperienceYears</w:t>
+      </w:r>
+      <w:proofErr w:type="spellEnd"/>
+    </w:p>
+    <w:p>
+      <w:pPr>
+        <w:rPr>
+          <w:lang w:val="en-US" w:eastAsia="en-GB"/>
+        </w:rPr>
+      </w:pPr>
+    </w:p>
+    <w:p>
+      <w:pPr>
+        <w:rPr>
+          <w:lang w:val="en-US" w:eastAsia="en-GB"/>
+        </w:rPr>
+      </w:pPr>
+      <w:proofErr w:type="spellStart"/>
+      <w:r>
+        <w:rPr>
+          <w:lang w:val="en-US" w:eastAsia="en-GB"/>
+        </w:rPr>
+        <w:t>MasterResponseListItemResponse</w:t>
+      </w:r>
+      <w:proofErr w:type="spellEnd"/>
+      <w:r>
+        <w:rPr>
+          <w:lang w:val="en-US" w:eastAsia="en-GB"/>
+        </w:rPr>
+        <w:t>:</w:t>
+      </w:r>
+    </w:p>
+    <w:p>
+      <w:pPr>
+        <w:pStyle w:val="a3"/>
+        <w:numPr>
+          <w:ilvl w:val="0"/>
+          <w:numId w:val="39"/>
+        </w:numPr>
+        <w:rPr>
+          <w:lang w:val="en-US" w:eastAsia="en-GB"/>
+        </w:rPr>
+      </w:pPr>
+      <w:proofErr w:type="spellStart"/>
+      <w:r>
+        <w:rPr>
+          <w:lang w:val="en-US" w:eastAsia="en-GB"/>
+        </w:rPr>
+        <w:t>responseId</w:t>
+      </w:r>
+      <w:proofErr w:type="spellEnd"/>
+    </w:p>
+    <w:p>
+      <w:pPr>
+        <w:pStyle w:val="a3"/>
+        <w:numPr>
+          <w:ilvl w:val="0"/>
+          <w:numId w:val="39"/>
+        </w:numPr>
+        <w:rPr>
+          <w:lang w:val="en-US" w:eastAsia="en-GB"/>
+        </w:rPr>
+      </w:pPr>
+      <w:proofErr w:type="spellStart"/>
+      <w:r>
+        <w:rPr>
+          <w:lang w:val="en-US" w:eastAsia="en-GB"/>
+        </w:rPr>
+        <w:t>requestId</w:t>
+      </w:r>
+      <w:proofErr w:type="spellEnd"/>
+    </w:p>
+    <w:p>
+      <w:pPr>
+        <w:pStyle w:val="a3"/>
+        <w:numPr>
+          <w:ilvl w:val="0"/>
+          <w:numId w:val="39"/>
+        </w:numPr>
+        <w:rPr>
+          <w:lang w:val="en-US" w:eastAsia="en-GB"/>
+        </w:rPr>
+      </w:pPr>
+      <w:proofErr w:type="spellStart"/>
+      <w:r>
+        <w:rPr>
+          <w:lang w:val="en-US" w:eastAsia="en-GB"/>
+        </w:rPr>
+        <w:t>requestTitle</w:t>
+      </w:r>
+      <w:proofErr w:type="spellEnd"/>
+    </w:p>
+    <w:p>
+      <w:pPr>
+        <w:pStyle w:val="a3"/>
+        <w:numPr>
+          <w:ilvl w:val="0"/>
+          <w:numId w:val="39"/>
+        </w:numPr>
+        <w:rPr>
+          <w:lang w:val="en-US" w:eastAsia="en-GB"/>
+        </w:rPr>
+      </w:pPr>
+      <w:proofErr w:type="spellStart"/>
+      <w:r>
+        <w:rPr>
+          <w:lang w:val="en-US" w:eastAsia="en-GB"/>
+        </w:rPr>
+        <w:t>categoryName</w:t>
+      </w:r>
+      <w:proofErr w:type="spellEnd"/>
+    </w:p>
+    <w:p>
+      <w:pPr>
+        <w:pStyle w:val="a3"/>
+        <w:numPr>
+          <w:ilvl w:val="0"/>
+          <w:numId w:val="39"/>
+        </w:numPr>
+        <w:rPr>
+          <w:lang w:val="en-US" w:eastAsia="en-GB"/>
+        </w:rPr>
+      </w:pPr>
+      <w:r>
+        <w:rPr>
+          <w:lang w:val="en-US" w:eastAsia="en-GB"/>
+        </w:rPr>
+        <w:t>status</w:t>
+      </w:r>
+    </w:p>
+    <w:p>
+      <w:pPr>
+        <w:pStyle w:val="a3"/>
+        <w:numPr>
+          <w:ilvl w:val="0"/>
+          <w:numId w:val="39"/>
+        </w:numPr>
+        <w:rPr>
+          <w:lang w:eastAsia="en-GB"/>
+        </w:rPr>
+      </w:pPr>
+      <w:proofErr w:type="spellStart"/>
+      <w:r>
+        <w:rPr>
+          <w:lang w:eastAsia="en-GB"/>
+        </w:rPr>
+        <w:t>proposedPrice</w:t>
+      </w:r>
+      <w:proofErr w:type="spellEnd"/>
+    </w:p>
+    <w:p>
+      <w:pPr>
+        <w:pStyle w:val="a3"/>
+        <w:numPr>
+          <w:ilvl w:val="0"/>
+          <w:numId w:val="39"/>
+        </w:numPr>
+        <w:rPr>
+          <w:lang w:eastAsia="en-GB"/>
+        </w:rPr>
+      </w:pPr>
+      <w:proofErr w:type="spellStart"/>
+      <w:r>
+        <w:rPr>
+          <w:lang w:eastAsia="en-GB"/>
+        </w:rPr>
+        <w:t>comment</w:t>
+      </w:r>
+      <w:proofErr w:type="spellEnd"/>
+    </w:p>
+    <w:p>
+      <w:pPr>
+        <w:pStyle w:val="a3"/>
+        <w:numPr>
+          <w:ilvl w:val="0"/>
+          <w:numId w:val="39"/>
+        </w:numPr>
+        <w:rPr>
+          <w:lang w:eastAsia="en-GB"/>
+        </w:rPr>
+      </w:pPr>
+      <w:proofErr w:type="spellStart"/>
+      <w:r>
+        <w:rPr>
+          <w:lang w:eastAsia="en-GB"/>
+        </w:rPr>
+        <w:t>createdAt</w:t>
       </w:r>
       <w:proofErr w:type="spellEnd"/>
     </w:p>
@@ -9515,6 +10532,119 @@
     </w:lvl>
   </w:abstractNum>
   <w:abstractNum w:abstractNumId="2" w15:restartNumberingAfterBreak="0">
+    <w:nsid w:val="1873214C"/>
+    <w:multiLevelType w:val="hybridMultilevel"/>
+    <w:tmpl w:val="20141ACA"/>
+    <w:lvl w:ilvl="0" w:tplc="04190001">
+      <w:start w:val="1"/>
+      <w:numFmt w:val="bullet"/>
+      <w:lvlText w:val=""/>
+      <w:lvlJc w:val="left"/>
+      <w:pPr>
+        <w:ind w:left="720" w:hanging="360"/>
+      </w:pPr>
+      <w:rPr>
+        <w:rFonts w:ascii="Symbol" w:hAnsi="Symbol" w:hint="default"/>
+      </w:rPr>
+    </w:lvl>
+    <w:lvl w:ilvl="1" w:tplc="04190003" w:tentative="1">
+      <w:start w:val="1"/>
+      <w:numFmt w:val="bullet"/>
+      <w:lvlText w:val="o"/>
+      <w:lvlJc w:val="left"/>
+      <w:pPr>
+        <w:ind w:left="1440" w:hanging="360"/>
+      </w:pPr>
+      <w:rPr>
+        <w:rFonts w:ascii="Courier New" w:hAnsi="Courier New" w:cs="Courier New" w:hint="default"/>
+      </w:rPr>
+    </w:lvl>
+    <w:lvl w:ilvl="2" w:tplc="04190005" w:tentative="1">
+      <w:start w:val="1"/>
+      <w:numFmt w:val="bullet"/>
+      <w:lvlText w:val=""/>
+      <w:lvlJc w:val="left"/>
+      <w:pPr>
+        <w:ind w:left="2160" w:hanging="360"/>
+      </w:pPr>
+      <w:rPr>
+        <w:rFonts w:ascii="Wingdings" w:hAnsi="Wingdings" w:hint="default"/>
+      </w:rPr>
+    </w:lvl>
+    <w:lvl w:ilvl="3" w:tplc="04190001" w:tentative="1">
+      <w:start w:val="1"/>
+      <w:numFmt w:val="bullet"/>
+      <w:lvlText w:val=""/>
+      <w:lvlJc w:val="left"/>
+      <w:pPr>
+        <w:ind w:left="2880" w:hanging="360"/>
+      </w:pPr>
+      <w:rPr>
+        <w:rFonts w:ascii="Symbol" w:hAnsi="Symbol" w:hint="default"/>
+      </w:rPr>
+    </w:lvl>
+    <w:lvl w:ilvl="4" w:tplc="04190003" w:tentative="1">
+      <w:start w:val="1"/>
+      <w:numFmt w:val="bullet"/>
+      <w:lvlText w:val="o"/>
+      <w:lvlJc w:val="left"/>
+      <w:pPr>
+        <w:ind w:left="3600" w:hanging="360"/>
+      </w:pPr>
+      <w:rPr>
+        <w:rFonts w:ascii="Courier New" w:hAnsi="Courier New" w:cs="Courier New" w:hint="default"/>
+      </w:rPr>
+    </w:lvl>
+    <w:lvl w:ilvl="5" w:tplc="04190005" w:tentative="1">
+      <w:start w:val="1"/>
+      <w:numFmt w:val="bullet"/>
+      <w:lvlText w:val=""/>
+      <w:lvlJc w:val="left"/>
+      <w:pPr>
+        <w:ind w:left="4320" w:hanging="360"/>
+      </w:pPr>
+      <w:rPr>
+        <w:rFonts w:ascii="Wingdings" w:hAnsi="Wingdings" w:hint="default"/>
+      </w:rPr>
+    </w:lvl>
+    <w:lvl w:ilvl="6" w:tplc="04190001" w:tentative="1">
+      <w:start w:val="1"/>
+      <w:numFmt w:val="bullet"/>
+      <w:lvlText w:val=""/>
+      <w:lvlJc w:val="left"/>
+      <w:pPr>
+        <w:ind w:left="5040" w:hanging="360"/>
+      </w:pPr>
+      <w:rPr>
+        <w:rFonts w:ascii="Symbol" w:hAnsi="Symbol" w:hint="default"/>
+      </w:rPr>
+    </w:lvl>
+    <w:lvl w:ilvl="7" w:tplc="04190003" w:tentative="1">
+      <w:start w:val="1"/>
+      <w:numFmt w:val="bullet"/>
+      <w:lvlText w:val="o"/>
+      <w:lvlJc w:val="left"/>
+      <w:pPr>
+        <w:ind w:left="5760" w:hanging="360"/>
+      </w:pPr>
+      <w:rPr>
+        <w:rFonts w:ascii="Courier New" w:hAnsi="Courier New" w:cs="Courier New" w:hint="default"/>
+      </w:rPr>
+    </w:lvl>
+    <w:lvl w:ilvl="8" w:tplc="04190005" w:tentative="1">
+      <w:start w:val="1"/>
+      <w:numFmt w:val="bullet"/>
+      <w:lvlText w:val=""/>
+      <w:lvlJc w:val="left"/>
+      <w:pPr>
+        <w:ind w:left="6480" w:hanging="360"/>
+      </w:pPr>
+      <w:rPr>
+        <w:rFonts w:ascii="Wingdings" w:hAnsi="Wingdings" w:hint="default"/>
+      </w:rPr>
+    </w:lvl>
+  </w:abstractNum>
+  <w:abstractNum w:abstractNumId="3" w15:restartNumberingAfterBreak="0">
     <w:nsid w:val="187A2E4C"/>
     <w:multiLevelType w:val="hybridMultilevel"/>
     <w:tmpl w:val="B69042C6"/>
@@ -9627,7 +10757,7 @@
       </w:rPr>
     </w:lvl>
   </w:abstractNum>
-  <w:abstractNum w:abstractNumId="3" w15:restartNumberingAfterBreak="0">
+  <w:abstractNum w:abstractNumId="4" w15:restartNumberingAfterBreak="0">
     <w:nsid w:val="21405381"/>
     <w:multiLevelType w:val="hybridMultilevel"/>
     <w:tmpl w:val="8FA8AD64"/>
@@ -9740,7 +10870,7 @@
       </w:rPr>
     </w:lvl>
   </w:abstractNum>
-  <w:abstractNum w:abstractNumId="4" w15:restartNumberingAfterBreak="0">
+  <w:abstractNum w:abstractNumId="5" w15:restartNumberingAfterBreak="0">
     <w:nsid w:val="25001D72"/>
     <w:multiLevelType w:val="hybridMultilevel"/>
     <w:tmpl w:val="CD00209A"/>
@@ -9853,7 +10983,7 @@
       </w:rPr>
     </w:lvl>
   </w:abstractNum>
-  <w:abstractNum w:abstractNumId="5" w15:restartNumberingAfterBreak="0">
+  <w:abstractNum w:abstractNumId="6" w15:restartNumberingAfterBreak="0">
     <w:nsid w:val="265845F3"/>
     <w:multiLevelType w:val="hybridMultilevel"/>
     <w:tmpl w:val="63867D42"/>
@@ -9966,7 +11096,7 @@
       </w:rPr>
     </w:lvl>
   </w:abstractNum>
-  <w:abstractNum w:abstractNumId="6" w15:restartNumberingAfterBreak="0">
+  <w:abstractNum w:abstractNumId="7" w15:restartNumberingAfterBreak="0">
     <w:nsid w:val="27093C67"/>
     <w:multiLevelType w:val="hybridMultilevel"/>
     <w:tmpl w:val="E7FE879E"/>
@@ -10079,7 +11209,7 @@
       </w:rPr>
     </w:lvl>
   </w:abstractNum>
-  <w:abstractNum w:abstractNumId="7" w15:restartNumberingAfterBreak="0">
+  <w:abstractNum w:abstractNumId="8" w15:restartNumberingAfterBreak="0">
     <w:nsid w:val="28127B4C"/>
     <w:multiLevelType w:val="hybridMultilevel"/>
     <w:tmpl w:val="B052DCA8"/>
@@ -10192,7 +11322,120 @@
       </w:rPr>
     </w:lvl>
   </w:abstractNum>
-  <w:abstractNum w:abstractNumId="8" w15:restartNumberingAfterBreak="0">
+  <w:abstractNum w:abstractNumId="9" w15:restartNumberingAfterBreak="0">
+    <w:nsid w:val="2AAA05E5"/>
+    <w:multiLevelType w:val="hybridMultilevel"/>
+    <w:tmpl w:val="C8F057BC"/>
+    <w:lvl w:ilvl="0" w:tplc="04190003">
+      <w:start w:val="1"/>
+      <w:numFmt w:val="bullet"/>
+      <w:lvlText w:val="o"/>
+      <w:lvlJc w:val="left"/>
+      <w:pPr>
+        <w:ind w:left="720" w:hanging="360"/>
+      </w:pPr>
+      <w:rPr>
+        <w:rFonts w:ascii="Courier New" w:hAnsi="Courier New" w:cs="Courier New" w:hint="default"/>
+      </w:rPr>
+    </w:lvl>
+    <w:lvl w:ilvl="1" w:tplc="04190003" w:tentative="1">
+      <w:start w:val="1"/>
+      <w:numFmt w:val="bullet"/>
+      <w:lvlText w:val="o"/>
+      <w:lvlJc w:val="left"/>
+      <w:pPr>
+        <w:ind w:left="1440" w:hanging="360"/>
+      </w:pPr>
+      <w:rPr>
+        <w:rFonts w:ascii="Courier New" w:hAnsi="Courier New" w:cs="Courier New" w:hint="default"/>
+      </w:rPr>
+    </w:lvl>
+    <w:lvl w:ilvl="2" w:tplc="04190005" w:tentative="1">
+      <w:start w:val="1"/>
+      <w:numFmt w:val="bullet"/>
+      <w:lvlText w:val=""/>
+      <w:lvlJc w:val="left"/>
+      <w:pPr>
+        <w:ind w:left="2160" w:hanging="360"/>
+      </w:pPr>
+      <w:rPr>
+        <w:rFonts w:ascii="Wingdings" w:hAnsi="Wingdings" w:hint="default"/>
+      </w:rPr>
+    </w:lvl>
+    <w:lvl w:ilvl="3" w:tplc="04190001" w:tentative="1">
+      <w:start w:val="1"/>
+      <w:numFmt w:val="bullet"/>
+      <w:lvlText w:val=""/>
+      <w:lvlJc w:val="left"/>
+      <w:pPr>
+        <w:ind w:left="2880" w:hanging="360"/>
+      </w:pPr>
+      <w:rPr>
+        <w:rFonts w:ascii="Symbol" w:hAnsi="Symbol" w:hint="default"/>
+      </w:rPr>
+    </w:lvl>
+    <w:lvl w:ilvl="4" w:tplc="04190003" w:tentative="1">
+      <w:start w:val="1"/>
+      <w:numFmt w:val="bullet"/>
+      <w:lvlText w:val="o"/>
+      <w:lvlJc w:val="left"/>
+      <w:pPr>
+        <w:ind w:left="3600" w:hanging="360"/>
+      </w:pPr>
+      <w:rPr>
+        <w:rFonts w:ascii="Courier New" w:hAnsi="Courier New" w:cs="Courier New" w:hint="default"/>
+      </w:rPr>
+    </w:lvl>
+    <w:lvl w:ilvl="5" w:tplc="04190005" w:tentative="1">
+      <w:start w:val="1"/>
+      <w:numFmt w:val="bullet"/>
+      <w:lvlText w:val=""/>
+      <w:lvlJc w:val="left"/>
+      <w:pPr>
+        <w:ind w:left="4320" w:hanging="360"/>
+      </w:pPr>
+      <w:rPr>
+        <w:rFonts w:ascii="Wingdings" w:hAnsi="Wingdings" w:hint="default"/>
+      </w:rPr>
+    </w:lvl>
+    <w:lvl w:ilvl="6" w:tplc="04190001" w:tentative="1">
+      <w:start w:val="1"/>
+      <w:numFmt w:val="bullet"/>
+      <w:lvlText w:val=""/>
+      <w:lvlJc w:val="left"/>
+      <w:pPr>
+        <w:ind w:left="5040" w:hanging="360"/>
+      </w:pPr>
+      <w:rPr>
+        <w:rFonts w:ascii="Symbol" w:hAnsi="Symbol" w:hint="default"/>
+      </w:rPr>
+    </w:lvl>
+    <w:lvl w:ilvl="7" w:tplc="04190003" w:tentative="1">
+      <w:start w:val="1"/>
+      <w:numFmt w:val="bullet"/>
+      <w:lvlText w:val="o"/>
+      <w:lvlJc w:val="left"/>
+      <w:pPr>
+        <w:ind w:left="5760" w:hanging="360"/>
+      </w:pPr>
+      <w:rPr>
+        <w:rFonts w:ascii="Courier New" w:hAnsi="Courier New" w:cs="Courier New" w:hint="default"/>
+      </w:rPr>
+    </w:lvl>
+    <w:lvl w:ilvl="8" w:tplc="04190005" w:tentative="1">
+      <w:start w:val="1"/>
+      <w:numFmt w:val="bullet"/>
+      <w:lvlText w:val=""/>
+      <w:lvlJc w:val="left"/>
+      <w:pPr>
+        <w:ind w:left="6480" w:hanging="360"/>
+      </w:pPr>
+      <w:rPr>
+        <w:rFonts w:ascii="Wingdings" w:hAnsi="Wingdings" w:hint="default"/>
+      </w:rPr>
+    </w:lvl>
+  </w:abstractNum>
+  <w:abstractNum w:abstractNumId="10" w15:restartNumberingAfterBreak="0">
     <w:nsid w:val="2AFD5E72"/>
     <w:multiLevelType w:val="hybridMultilevel"/>
     <w:tmpl w:val="B9CECB16"/>
@@ -10305,7 +11548,7 @@
       </w:rPr>
     </w:lvl>
   </w:abstractNum>
-  <w:abstractNum w:abstractNumId="9" w15:restartNumberingAfterBreak="0">
+  <w:abstractNum w:abstractNumId="11" w15:restartNumberingAfterBreak="0">
     <w:nsid w:val="2D875852"/>
     <w:multiLevelType w:val="hybridMultilevel"/>
     <w:tmpl w:val="0C72B880"/>
@@ -10418,7 +11661,7 @@
       </w:rPr>
     </w:lvl>
   </w:abstractNum>
-  <w:abstractNum w:abstractNumId="10" w15:restartNumberingAfterBreak="0">
+  <w:abstractNum w:abstractNumId="12" w15:restartNumberingAfterBreak="0">
     <w:nsid w:val="2ED30147"/>
     <w:multiLevelType w:val="hybridMultilevel"/>
     <w:tmpl w:val="D272DE24"/>
@@ -10531,7 +11774,120 @@
       </w:rPr>
     </w:lvl>
   </w:abstractNum>
-  <w:abstractNum w:abstractNumId="11" w15:restartNumberingAfterBreak="0">
+  <w:abstractNum w:abstractNumId="13" w15:restartNumberingAfterBreak="0">
+    <w:nsid w:val="32AA6650"/>
+    <w:multiLevelType w:val="hybridMultilevel"/>
+    <w:tmpl w:val="CD76E4FA"/>
+    <w:lvl w:ilvl="0" w:tplc="04190003">
+      <w:start w:val="1"/>
+      <w:numFmt w:val="bullet"/>
+      <w:lvlText w:val="o"/>
+      <w:lvlJc w:val="left"/>
+      <w:pPr>
+        <w:ind w:left="720" w:hanging="360"/>
+      </w:pPr>
+      <w:rPr>
+        <w:rFonts w:ascii="Courier New" w:hAnsi="Courier New" w:cs="Courier New" w:hint="default"/>
+      </w:rPr>
+    </w:lvl>
+    <w:lvl w:ilvl="1" w:tplc="04190003" w:tentative="1">
+      <w:start w:val="1"/>
+      <w:numFmt w:val="bullet"/>
+      <w:lvlText w:val="o"/>
+      <w:lvlJc w:val="left"/>
+      <w:pPr>
+        <w:ind w:left="1440" w:hanging="360"/>
+      </w:pPr>
+      <w:rPr>
+        <w:rFonts w:ascii="Courier New" w:hAnsi="Courier New" w:cs="Courier New" w:hint="default"/>
+      </w:rPr>
+    </w:lvl>
+    <w:lvl w:ilvl="2" w:tplc="04190005" w:tentative="1">
+      <w:start w:val="1"/>
+      <w:numFmt w:val="bullet"/>
+      <w:lvlText w:val=""/>
+      <w:lvlJc w:val="left"/>
+      <w:pPr>
+        <w:ind w:left="2160" w:hanging="360"/>
+      </w:pPr>
+      <w:rPr>
+        <w:rFonts w:ascii="Wingdings" w:hAnsi="Wingdings" w:hint="default"/>
+      </w:rPr>
+    </w:lvl>
+    <w:lvl w:ilvl="3" w:tplc="04190001" w:tentative="1">
+      <w:start w:val="1"/>
+      <w:numFmt w:val="bullet"/>
+      <w:lvlText w:val=""/>
+      <w:lvlJc w:val="left"/>
+      <w:pPr>
+        <w:ind w:left="2880" w:hanging="360"/>
+      </w:pPr>
+      <w:rPr>
+        <w:rFonts w:ascii="Symbol" w:hAnsi="Symbol" w:hint="default"/>
+      </w:rPr>
+    </w:lvl>
+    <w:lvl w:ilvl="4" w:tplc="04190003" w:tentative="1">
+      <w:start w:val="1"/>
+      <w:numFmt w:val="bullet"/>
+      <w:lvlText w:val="o"/>
+      <w:lvlJc w:val="left"/>
+      <w:pPr>
+        <w:ind w:left="3600" w:hanging="360"/>
+      </w:pPr>
+      <w:rPr>
+        <w:rFonts w:ascii="Courier New" w:hAnsi="Courier New" w:cs="Courier New" w:hint="default"/>
+      </w:rPr>
+    </w:lvl>
+    <w:lvl w:ilvl="5" w:tplc="04190005" w:tentative="1">
+      <w:start w:val="1"/>
+      <w:numFmt w:val="bullet"/>
+      <w:lvlText w:val=""/>
+      <w:lvlJc w:val="left"/>
+      <w:pPr>
+        <w:ind w:left="4320" w:hanging="360"/>
+      </w:pPr>
+      <w:rPr>
+        <w:rFonts w:ascii="Wingdings" w:hAnsi="Wingdings" w:hint="default"/>
+      </w:rPr>
+    </w:lvl>
+    <w:lvl w:ilvl="6" w:tplc="04190001" w:tentative="1">
+      <w:start w:val="1"/>
+      <w:numFmt w:val="bullet"/>
+      <w:lvlText w:val=""/>
+      <w:lvlJc w:val="left"/>
+      <w:pPr>
+        <w:ind w:left="5040" w:hanging="360"/>
+      </w:pPr>
+      <w:rPr>
+        <w:rFonts w:ascii="Symbol" w:hAnsi="Symbol" w:hint="default"/>
+      </w:rPr>
+    </w:lvl>
+    <w:lvl w:ilvl="7" w:tplc="04190003" w:tentative="1">
+      <w:start w:val="1"/>
+      <w:numFmt w:val="bullet"/>
+      <w:lvlText w:val="o"/>
+      <w:lvlJc w:val="left"/>
+      <w:pPr>
+        <w:ind w:left="5760" w:hanging="360"/>
+      </w:pPr>
+      <w:rPr>
+        <w:rFonts w:ascii="Courier New" w:hAnsi="Courier New" w:cs="Courier New" w:hint="default"/>
+      </w:rPr>
+    </w:lvl>
+    <w:lvl w:ilvl="8" w:tplc="04190005" w:tentative="1">
+      <w:start w:val="1"/>
+      <w:numFmt w:val="bullet"/>
+      <w:lvlText w:val=""/>
+      <w:lvlJc w:val="left"/>
+      <w:pPr>
+        <w:ind w:left="6480" w:hanging="360"/>
+      </w:pPr>
+      <w:rPr>
+        <w:rFonts w:ascii="Wingdings" w:hAnsi="Wingdings" w:hint="default"/>
+      </w:rPr>
+    </w:lvl>
+  </w:abstractNum>
+  <w:abstractNum w:abstractNumId="14" w15:restartNumberingAfterBreak="0">
     <w:nsid w:val="33866317"/>
     <w:multiLevelType w:val="hybridMultilevel"/>
     <w:tmpl w:val="455431E6"/>
@@ -10644,7 +12000,7 @@
       </w:rPr>
     </w:lvl>
   </w:abstractNum>
-  <w:abstractNum w:abstractNumId="12" w15:restartNumberingAfterBreak="0">
+  <w:abstractNum w:abstractNumId="15" w15:restartNumberingAfterBreak="0">
     <w:nsid w:val="3CD90D6C"/>
     <w:multiLevelType w:val="hybridMultilevel"/>
     <w:tmpl w:val="D8444B4E"/>
@@ -10757,7 +12113,7 @@
       </w:rPr>
     </w:lvl>
   </w:abstractNum>
-  <w:abstractNum w:abstractNumId="13" w15:restartNumberingAfterBreak="0">
+  <w:abstractNum w:abstractNumId="16" w15:restartNumberingAfterBreak="0">
     <w:nsid w:val="3D04714E"/>
     <w:multiLevelType w:val="hybridMultilevel"/>
     <w:tmpl w:val="5F9C3DF4"/>
@@ -10870,7 +12226,7 @@
       </w:rPr>
     </w:lvl>
   </w:abstractNum>
-  <w:abstractNum w:abstractNumId="14" w15:restartNumberingAfterBreak="0">
+  <w:abstractNum w:abstractNumId="17" w15:restartNumberingAfterBreak="0">
     <w:nsid w:val="3F3479AD"/>
     <w:multiLevelType w:val="hybridMultilevel"/>
     <w:tmpl w:val="5524AF3A"/>
@@ -10983,7 +12339,7 @@
       </w:rPr>
     </w:lvl>
   </w:abstractNum>
-  <w:abstractNum w:abstractNumId="15" w15:restartNumberingAfterBreak="0">
+  <w:abstractNum w:abstractNumId="18" w15:restartNumberingAfterBreak="0">
     <w:nsid w:val="42156DA2"/>
     <w:multiLevelType w:val="hybridMultilevel"/>
     <w:tmpl w:val="55309BB6"/>
@@ -11096,7 +12452,7 @@
       </w:rPr>
     </w:lvl>
   </w:abstractNum>
-  <w:abstractNum w:abstractNumId="16" w15:restartNumberingAfterBreak="0">
+  <w:abstractNum w:abstractNumId="19" w15:restartNumberingAfterBreak="0">
     <w:nsid w:val="495F0919"/>
     <w:multiLevelType w:val="hybridMultilevel"/>
     <w:tmpl w:val="65725F00"/>
@@ -11182,7 +12538,7 @@
       </w:pPr>
     </w:lvl>
   </w:abstractNum>
-  <w:abstractNum w:abstractNumId="17" w15:restartNumberingAfterBreak="0">
+  <w:abstractNum w:abstractNumId="20" w15:restartNumberingAfterBreak="0">
     <w:nsid w:val="49F1780A"/>
     <w:multiLevelType w:val="hybridMultilevel"/>
     <w:tmpl w:val="2612D89A"/>
@@ -11295,7 +12651,233 @@
       </w:rPr>
     </w:lvl>
   </w:abstractNum>
-  <w:abstractNum w:abstractNumId="18" w15:restartNumberingAfterBreak="0">
+  <w:abstractNum w:abstractNumId="21" w15:restartNumberingAfterBreak="0">
+    <w:nsid w:val="4A3A4DDC"/>
+    <w:multiLevelType w:val="hybridMultilevel"/>
+    <w:tmpl w:val="89D656C8"/>
+    <w:lvl w:ilvl="0" w:tplc="04190003">
+      <w:start w:val="1"/>
+      <w:numFmt w:val="bullet"/>
+      <w:lvlText w:val="o"/>
+      <w:lvlJc w:val="left"/>
+      <w:pPr>
+        <w:ind w:left="720" w:hanging="360"/>
+      </w:pPr>
+      <w:rPr>
+        <w:rFonts w:ascii="Courier New" w:hAnsi="Courier New" w:cs="Courier New" w:hint="default"/>
+      </w:rPr>
+    </w:lvl>
+    <w:lvl w:ilvl="1" w:tplc="04190003" w:tentative="1">
+      <w:start w:val="1"/>
+      <w:numFmt w:val="bullet"/>
+      <w:lvlText w:val="o"/>
+      <w:lvlJc w:val="left"/>
+      <w:pPr>
+        <w:ind w:left="1440" w:hanging="360"/>
+      </w:pPr>
+      <w:rPr>
+        <w:rFonts w:ascii="Courier New" w:hAnsi="Courier New" w:cs="Courier New" w:hint="default"/>
+      </w:rPr>
+    </w:lvl>
+    <w:lvl w:ilvl="2" w:tplc="04190005" w:tentative="1">
+      <w:start w:val="1"/>
+      <w:numFmt w:val="bullet"/>
+      <w:lvlText w:val=""/>
+      <w:lvlJc w:val="left"/>
+      <w:pPr>
+        <w:ind w:left="2160" w:hanging="360"/>
+      </w:pPr>
+      <w:rPr>
+        <w:rFonts w:ascii="Wingdings" w:hAnsi="Wingdings" w:hint="default"/>
+      </w:rPr>
+    </w:lvl>
+    <w:lvl w:ilvl="3" w:tplc="04190001" w:tentative="1">
+      <w:start w:val="1"/>
+      <w:numFmt w:val="bullet"/>
+      <w:lvlText w:val=""/>
+      <w:lvlJc w:val="left"/>
+      <w:pPr>
+        <w:ind w:left="2880" w:hanging="360"/>
+      </w:pPr>
+      <w:rPr>
+        <w:rFonts w:ascii="Symbol" w:hAnsi="Symbol" w:hint="default"/>
+      </w:rPr>
+    </w:lvl>
+    <w:lvl w:ilvl="4" w:tplc="04190003" w:tentative="1">
+      <w:start w:val="1"/>
+      <w:numFmt w:val="bullet"/>
+      <w:lvlText w:val="o"/>
+      <w:lvlJc w:val="left"/>
+      <w:pPr>
+        <w:ind w:left="3600" w:hanging="360"/>
+      </w:pPr>
+      <w:rPr>
+        <w:rFonts w:ascii="Courier New" w:hAnsi="Courier New" w:cs="Courier New" w:hint="default"/>
+      </w:rPr>
+    </w:lvl>
+    <w:lvl w:ilvl="5" w:tplc="04190005" w:tentative="1">
+      <w:start w:val="1"/>
+      <w:numFmt w:val="bullet"/>
+      <w:lvlText w:val=""/>
+      <w:lvlJc w:val="left"/>
+      <w:pPr>
+        <w:ind w:left="4320" w:hanging="360"/>
+      </w:pPr>
+      <w:rPr>
+        <w:rFonts w:ascii="Wingdings" w:hAnsi="Wingdings" w:hint="default"/>
+      </w:rPr>
+    </w:lvl>
+    <w:lvl w:ilvl="6" w:tplc="04190001" w:tentative="1">
+      <w:start w:val="1"/>
+      <w:numFmt w:val="bullet"/>
+      <w:lvlText w:val=""/>
+      <w:lvlJc w:val="left"/>
+      <w:pPr>
+        <w:ind w:left="5040" w:hanging="360"/>
+      </w:pPr>
+      <w:rPr>
+        <w:rFonts w:ascii="Symbol" w:hAnsi="Symbol" w:hint="default"/>
+      </w:rPr>
+    </w:lvl>
+    <w:lvl w:ilvl="7" w:tplc="04190003" w:tentative="1">
+      <w:start w:val="1"/>
+      <w:numFmt w:val="bullet"/>
+      <w:lvlText w:val="o"/>
+      <w:lvlJc w:val="left"/>
+      <w:pPr>
+        <w:ind w:left="5760" w:hanging="360"/>
+      </w:pPr>
+      <w:rPr>
+        <w:rFonts w:ascii="Courier New" w:hAnsi="Courier New" w:cs="Courier New" w:hint="default"/>
+      </w:rPr>
+    </w:lvl>
+    <w:lvl w:ilvl="8" w:tplc="04190005" w:tentative="1">
+      <w:start w:val="1"/>
+      <w:numFmt w:val="bullet"/>
+      <w:lvlText w:val=""/>
+      <w:lvlJc w:val="left"/>
+      <w:pPr>
+        <w:ind w:left="6480" w:hanging="360"/>
+      </w:pPr>
+      <w:rPr>
+        <w:rFonts w:ascii="Wingdings" w:hAnsi="Wingdings" w:hint="default"/>
+      </w:rPr>
+    </w:lvl>
+  </w:abstractNum>
+  <w:abstractNum w:abstractNumId="22" w15:restartNumberingAfterBreak="0">
+    <w:nsid w:val="4D8E0364"/>
+    <w:multiLevelType w:val="hybridMultilevel"/>
+    <w:tmpl w:val="7130A090"/>
+    <w:lvl w:ilvl="0" w:tplc="04190003">
+      <w:start w:val="1"/>
+      <w:numFmt w:val="bullet"/>
+      <w:lvlText w:val="o"/>
+      <w:lvlJc w:val="left"/>
+      <w:pPr>
+        <w:ind w:left="720" w:hanging="360"/>
+      </w:pPr>
+      <w:rPr>
+        <w:rFonts w:ascii="Courier New" w:hAnsi="Courier New" w:cs="Courier New" w:hint="default"/>
+      </w:rPr>
+    </w:lvl>
+    <w:lvl w:ilvl="1" w:tplc="04190003" w:tentative="1">
+      <w:start w:val="1"/>
+      <w:numFmt w:val="bullet"/>
+      <w:lvlText w:val="o"/>
+      <w:lvlJc w:val="left"/>
+      <w:pPr>
+        <w:ind w:left="1440" w:hanging="360"/>
+      </w:pPr>
+      <w:rPr>
+        <w:rFonts w:ascii="Courier New" w:hAnsi="Courier New" w:cs="Courier New" w:hint="default"/>
+      </w:rPr>
+    </w:lvl>
+    <w:lvl w:ilvl="2" w:tplc="04190005" w:tentative="1">
+      <w:start w:val="1"/>
+      <w:numFmt w:val="bullet"/>
+      <w:lvlText w:val=""/>
+      <w:lvlJc w:val="left"/>
+      <w:pPr>
+        <w:ind w:left="2160" w:hanging="360"/>
+      </w:pPr>
+      <w:rPr>
+        <w:rFonts w:ascii="Wingdings" w:hAnsi="Wingdings" w:hint="default"/>
+      </w:rPr>
+    </w:lvl>
+    <w:lvl w:ilvl="3" w:tplc="04190001" w:tentative="1">
+      <w:start w:val="1"/>
+      <w:numFmt w:val="bullet"/>
+      <w:lvlText w:val=""/>
+      <w:lvlJc w:val="left"/>
+      <w:pPr>
+        <w:ind w:left="2880" w:hanging="360"/>
+      </w:pPr>
+      <w:rPr>
+        <w:rFonts w:ascii="Symbol" w:hAnsi="Symbol" w:hint="default"/>
+      </w:rPr>
+    </w:lvl>
+    <w:lvl w:ilvl="4" w:tplc="04190003" w:tentative="1">
+      <w:start w:val="1"/>
+      <w:numFmt w:val="bullet"/>
+      <w:lvlText w:val="o"/>
+      <w:lvlJc w:val="left"/>
+      <w:pPr>
+        <w:ind w:left="3600" w:hanging="360"/>
+      </w:pPr>
+      <w:rPr>
+        <w:rFonts w:ascii="Courier New" w:hAnsi="Courier New" w:cs="Courier New" w:hint="default"/>
+      </w:rPr>
+    </w:lvl>
+    <w:lvl w:ilvl="5" w:tplc="04190005" w:tentative="1">
+      <w:start w:val="1"/>
+      <w:numFmt w:val="bullet"/>
+      <w:lvlText w:val=""/>
+      <w:lvlJc w:val="left"/>
+      <w:pPr>
+        <w:ind w:left="4320" w:hanging="360"/>
+      </w:pPr>
+      <w:rPr>
+        <w:rFonts w:ascii="Wingdings" w:hAnsi="Wingdings" w:hint="default"/>
+      </w:rPr>
+    </w:lvl>
+    <w:lvl w:ilvl="6" w:tplc="04190001" w:tentative="1">
+      <w:start w:val="1"/>
+      <w:numFmt w:val="bullet"/>
+      <w:lvlText w:val=""/>
+      <w:lvlJc w:val="left"/>
+      <w:pPr>
+        <w:ind w:left="5040" w:hanging="360"/>
+      </w:pPr>
+      <w:rPr>
+        <w:rFonts w:ascii="Symbol" w:hAnsi="Symbol" w:hint="default"/>
+      </w:rPr>
+    </w:lvl>
+    <w:lvl w:ilvl="7" w:tplc="04190003" w:tentative="1">
+      <w:start w:val="1"/>
+      <w:numFmt w:val="bullet"/>
+      <w:lvlText w:val="o"/>
+      <w:lvlJc w:val="left"/>
+      <w:pPr>
+        <w:ind w:left="5760" w:hanging="360"/>
+      </w:pPr>
+      <w:rPr>
+        <w:rFonts w:ascii="Courier New" w:hAnsi="Courier New" w:cs="Courier New" w:hint="default"/>
+      </w:rPr>
+    </w:lvl>
+    <w:lvl w:ilvl="8" w:tplc="04190005" w:tentative="1">
+      <w:start w:val="1"/>
+      <w:numFmt w:val="bullet"/>
+      <w:lvlText w:val=""/>
+      <w:lvlJc w:val="left"/>
+      <w:pPr>
+        <w:ind w:left="6480" w:hanging="360"/>
+      </w:pPr>
+      <w:rPr>
+        <w:rFonts w:ascii="Wingdings" w:hAnsi="Wingdings" w:hint="default"/>
+      </w:rPr>
+    </w:lvl>
+  </w:abstractNum>
+  <w:abstractNum w:abstractNumId="23" w15:restartNumberingAfterBreak="0">
     <w:nsid w:val="546C7644"/>
     <w:multiLevelType w:val="hybridMultilevel"/>
     <w:tmpl w:val="9DC4FE98"/>
@@ -11408,7 +12990,7 @@
       </w:rPr>
     </w:lvl>
   </w:abstractNum>
-  <w:abstractNum w:abstractNumId="19" w15:restartNumberingAfterBreak="0">
+  <w:abstractNum w:abstractNumId="24" w15:restartNumberingAfterBreak="0">
     <w:nsid w:val="59500FEE"/>
     <w:multiLevelType w:val="hybridMultilevel"/>
     <w:tmpl w:val="8C7A99A2"/>
@@ -11521,7 +13103,7 @@
       </w:rPr>
     </w:lvl>
   </w:abstractNum>
-  <w:abstractNum w:abstractNumId="20" w15:restartNumberingAfterBreak="0">
+  <w:abstractNum w:abstractNumId="25" w15:restartNumberingAfterBreak="0">
     <w:nsid w:val="5D6D5C5A"/>
     <w:multiLevelType w:val="hybridMultilevel"/>
     <w:tmpl w:val="6EF2D338"/>
@@ -11634,7 +13216,7 @@
       </w:rPr>
     </w:lvl>
   </w:abstractNum>
-  <w:abstractNum w:abstractNumId="21" w15:restartNumberingAfterBreak="0">
+  <w:abstractNum w:abstractNumId="26" w15:restartNumberingAfterBreak="0">
     <w:nsid w:val="61345F1C"/>
     <w:multiLevelType w:val="hybridMultilevel"/>
     <w:tmpl w:val="1A64F046"/>
@@ -11747,7 +13329,7 @@
       </w:rPr>
     </w:lvl>
   </w:abstractNum>
-  <w:abstractNum w:abstractNumId="22" w15:restartNumberingAfterBreak="0">
+  <w:abstractNum w:abstractNumId="27" w15:restartNumberingAfterBreak="0">
     <w:nsid w:val="61D15A97"/>
     <w:multiLevelType w:val="hybridMultilevel"/>
     <w:tmpl w:val="14A2E350"/>
@@ -11860,7 +13442,7 @@
       </w:rPr>
     </w:lvl>
   </w:abstractNum>
-  <w:abstractNum w:abstractNumId="23" w15:restartNumberingAfterBreak="0">
+  <w:abstractNum w:abstractNumId="28" w15:restartNumberingAfterBreak="0">
     <w:nsid w:val="646A15EC"/>
     <w:multiLevelType w:val="hybridMultilevel"/>
     <w:tmpl w:val="4ECEA306"/>
@@ -11973,7 +13555,7 @@
       </w:rPr>
     </w:lvl>
   </w:abstractNum>
-  <w:abstractNum w:abstractNumId="24" w15:restartNumberingAfterBreak="0">
+  <w:abstractNum w:abstractNumId="29" w15:restartNumberingAfterBreak="0">
     <w:nsid w:val="65E142BE"/>
     <w:multiLevelType w:val="hybridMultilevel"/>
     <w:tmpl w:val="7B865F90"/>
@@ -12086,7 +13668,7 @@
       </w:rPr>
     </w:lvl>
   </w:abstractNum>
-  <w:abstractNum w:abstractNumId="25" w15:restartNumberingAfterBreak="0">
+  <w:abstractNum w:abstractNumId="30" w15:restartNumberingAfterBreak="0">
     <w:nsid w:val="6BFE35FA"/>
     <w:multiLevelType w:val="hybridMultilevel"/>
     <w:tmpl w:val="CFF8F62C"/>
@@ -12199,7 +13781,346 @@
       </w:rPr>
     </w:lvl>
   </w:abstractNum>
-  <w:abstractNum w:abstractNumId="26" w15:restartNumberingAfterBreak="0">
+  <w:abstractNum w:abstractNumId="31" w15:restartNumberingAfterBreak="0">
+    <w:nsid w:val="6EA20F3B"/>
+    <w:multiLevelType w:val="hybridMultilevel"/>
+    <w:tmpl w:val="1736EDC8"/>
+    <w:lvl w:ilvl="0" w:tplc="04190003">
+      <w:start w:val="1"/>
+      <w:numFmt w:val="bullet"/>
+      <w:lvlText w:val="o"/>
+      <w:lvlJc w:val="left"/>
+      <w:pPr>
+        <w:ind w:left="720" w:hanging="360"/>
+      </w:pPr>
+      <w:rPr>
+        <w:rFonts w:ascii="Courier New" w:hAnsi="Courier New" w:cs="Courier New" w:hint="default"/>
+      </w:rPr>
+    </w:lvl>
+    <w:lvl w:ilvl="1" w:tplc="04190003" w:tentative="1">
+      <w:start w:val="1"/>
+      <w:numFmt w:val="bullet"/>
+      <w:lvlText w:val="o"/>
+      <w:lvlJc w:val="left"/>
+      <w:pPr>
+        <w:ind w:left="1440" w:hanging="360"/>
+      </w:pPr>
+      <w:rPr>
+        <w:rFonts w:ascii="Courier New" w:hAnsi="Courier New" w:cs="Courier New" w:hint="default"/>
+      </w:rPr>
+    </w:lvl>
+    <w:lvl w:ilvl="2" w:tplc="04190005" w:tentative="1">
+      <w:start w:val="1"/>
+      <w:numFmt w:val="bullet"/>
+      <w:lvlText w:val=""/>
+      <w:lvlJc w:val="left"/>
+      <w:pPr>
+        <w:ind w:left="2160" w:hanging="360"/>
+      </w:pPr>
+      <w:rPr>
+        <w:rFonts w:ascii="Wingdings" w:hAnsi="Wingdings" w:hint="default"/>
+      </w:rPr>
+    </w:lvl>
+    <w:lvl w:ilvl="3" w:tplc="04190001" w:tentative="1">
+      <w:start w:val="1"/>
+      <w:numFmt w:val="bullet"/>
+      <w:lvlText w:val=""/>
+      <w:lvlJc w:val="left"/>
+      <w:pPr>
+        <w:ind w:left="2880" w:hanging="360"/>
+      </w:pPr>
+      <w:rPr>
+        <w:rFonts w:ascii="Symbol" w:hAnsi="Symbol" w:hint="default"/>
+      </w:rPr>
+    </w:lvl>
+    <w:lvl w:ilvl="4" w:tplc="04190003" w:tentative="1">
+      <w:start w:val="1"/>
+      <w:numFmt w:val="bullet"/>
+      <w:lvlText w:val="o"/>
+      <w:lvlJc w:val="left"/>
+      <w:pPr>
+        <w:ind w:left="3600" w:hanging="360"/>
+      </w:pPr>
+      <w:rPr>
+        <w:rFonts w:ascii="Courier New" w:hAnsi="Courier New" w:cs="Courier New" w:hint="default"/>
+      </w:rPr>
+    </w:lvl>
+    <w:lvl w:ilvl="5" w:tplc="04190005" w:tentative="1">
+      <w:start w:val="1"/>
+      <w:numFmt w:val="bullet"/>
+      <w:lvlText w:val=""/>
+      <w:lvlJc w:val="left"/>
+      <w:pPr>
+        <w:ind w:left="4320" w:hanging="360"/>
+      </w:pPr>
+      <w:rPr>
+        <w:rFonts w:ascii="Wingdings" w:hAnsi="Wingdings" w:hint="default"/>
+      </w:rPr>
+    </w:lvl>
+    <w:lvl w:ilvl="6" w:tplc="04190001" w:tentative="1">
+      <w:start w:val="1"/>
+      <w:numFmt w:val="bullet"/>
+      <w:lvlText w:val=""/>
+      <w:lvlJc w:val="left"/>
+      <w:pPr>
+        <w:ind w:left="5040" w:hanging="360"/>
+      </w:pPr>
+      <w:rPr>
+        <w:rFonts w:ascii="Symbol" w:hAnsi="Symbol" w:hint="default"/>
+      </w:rPr>
+    </w:lvl>
+    <w:lvl w:ilvl="7" w:tplc="04190003" w:tentative="1">
+      <w:start w:val="1"/>
+      <w:numFmt w:val="bullet"/>
+      <w:lvlText w:val="o"/>
+      <w:lvlJc w:val="left"/>
+      <w:pPr>
+        <w:ind w:left="5760" w:hanging="360"/>
+      </w:pPr>
+      <w:rPr>
+        <w:rFonts w:ascii="Courier New" w:hAnsi="Courier New" w:cs="Courier New" w:hint="default"/>
+      </w:rPr>
+    </w:lvl>
+    <w:lvl w:ilvl="8" w:tplc="04190005" w:tentative="1">
+      <w:start w:val="1"/>
+      <w:numFmt w:val="bullet"/>
+      <w:lvlText w:val=""/>
+      <w:lvlJc w:val="left"/>
+      <w:pPr>
+        <w:ind w:left="6480" w:hanging="360"/>
+      </w:pPr>
+      <w:rPr>
+        <w:rFonts w:ascii="Wingdings" w:hAnsi="Wingdings" w:hint="default"/>
+      </w:rPr>
+    </w:lvl>
+  </w:abstractNum>
+  <w:abstractNum w:abstractNumId="32" w15:restartNumberingAfterBreak="0">
+    <w:nsid w:val="71010D1F"/>
+    <w:multiLevelType w:val="hybridMultilevel"/>
+    <w:tmpl w:val="36165ED8"/>
+    <w:lvl w:ilvl="0" w:tplc="04190003">
+      <w:start w:val="1"/>
+      <w:numFmt w:val="bullet"/>
+      <w:lvlText w:val="o"/>
+      <w:lvlJc w:val="left"/>
+      <w:pPr>
+        <w:ind w:left="720" w:hanging="360"/>
+      </w:pPr>
+      <w:rPr>
+        <w:rFonts w:ascii="Courier New" w:hAnsi="Courier New" w:cs="Courier New" w:hint="default"/>
+      </w:rPr>
+    </w:lvl>
+    <w:lvl w:ilvl="1" w:tplc="04190003" w:tentative="1">
+      <w:start w:val="1"/>
+      <w:numFmt w:val="bullet"/>
+      <w:lvlText w:val="o"/>
+      <w:lvlJc w:val="left"/>
+      <w:pPr>
+        <w:ind w:left="1440" w:hanging="360"/>
+      </w:pPr>
+      <w:rPr>
+        <w:rFonts w:ascii="Courier New" w:hAnsi="Courier New" w:cs="Courier New" w:hint="default"/>
+      </w:rPr>
+    </w:lvl>
+    <w:lvl w:ilvl="2" w:tplc="04190005" w:tentative="1">
+      <w:start w:val="1"/>
+      <w:numFmt w:val="bullet"/>
+      <w:lvlText w:val=""/>
+      <w:lvlJc w:val="left"/>
+      <w:pPr>
+        <w:ind w:left="2160" w:hanging="360"/>
+      </w:pPr>
+      <w:rPr>
+        <w:rFonts w:ascii="Wingdings" w:hAnsi="Wingdings" w:hint="default"/>
+      </w:rPr>
+    </w:lvl>
+    <w:lvl w:ilvl="3" w:tplc="04190001" w:tentative="1">
+      <w:start w:val="1"/>
+      <w:numFmt w:val="bullet"/>
+      <w:lvlText w:val=""/>
+      <w:lvlJc w:val="left"/>
+      <w:pPr>
+        <w:ind w:left="2880" w:hanging="360"/>
+      </w:pPr>
+      <w:rPr>
+        <w:rFonts w:ascii="Symbol" w:hAnsi="Symbol" w:hint="default"/>
+      </w:rPr>
+    </w:lvl>
+    <w:lvl w:ilvl="4" w:tplc="04190003" w:tentative="1">
+      <w:start w:val="1"/>
+      <w:numFmt w:val="bullet"/>
+      <w:lvlText w:val="o"/>
+      <w:lvlJc w:val="left"/>
+      <w:pPr>
+        <w:ind w:left="3600" w:hanging="360"/>
+      </w:pPr>
+      <w:rPr>
+        <w:rFonts w:ascii="Courier New" w:hAnsi="Courier New" w:cs="Courier New" w:hint="default"/>
+      </w:rPr>
+    </w:lvl>
+    <w:lvl w:ilvl="5" w:tplc="04190005" w:tentative="1">
+      <w:start w:val="1"/>
+      <w:numFmt w:val="bullet"/>
+      <w:lvlText w:val=""/>
+      <w:lvlJc w:val="left"/>
+      <w:pPr>
+        <w:ind w:left="4320" w:hanging="360"/>
+      </w:pPr>
+      <w:rPr>
+        <w:rFonts w:ascii="Wingdings" w:hAnsi="Wingdings" w:hint="default"/>
+      </w:rPr>
+    </w:lvl>
+    <w:lvl w:ilvl="6" w:tplc="04190001" w:tentative="1">
+      <w:start w:val="1"/>
+      <w:numFmt w:val="bullet"/>
+      <w:lvlText w:val=""/>
+      <w:lvlJc w:val="left"/>
+      <w:pPr>
+        <w:ind w:left="5040" w:hanging="360"/>
+      </w:pPr>
+      <w:rPr>
+        <w:rFonts w:ascii="Symbol" w:hAnsi="Symbol" w:hint="default"/>
+      </w:rPr>
+    </w:lvl>
+    <w:lvl w:ilvl="7" w:tplc="04190003" w:tentative="1">
+      <w:start w:val="1"/>
+      <w:numFmt w:val="bullet"/>
+      <w:lvlText w:val="o"/>
+      <w:lvlJc w:val="left"/>
+      <w:pPr>
+        <w:ind w:left="5760" w:hanging="360"/>
+      </w:pPr>
+      <w:rPr>
+        <w:rFonts w:ascii="Courier New" w:hAnsi="Courier New" w:cs="Courier New" w:hint="default"/>
+      </w:rPr>
+    </w:lvl>
+    <w:lvl w:ilvl="8" w:tplc="04190005" w:tentative="1">
+      <w:start w:val="1"/>
+      <w:numFmt w:val="bullet"/>
+      <w:lvlText w:val=""/>
+      <w:lvlJc w:val="left"/>
+      <w:pPr>
+        <w:ind w:left="6480" w:hanging="360"/>
+      </w:pPr>
+      <w:rPr>
+        <w:rFonts w:ascii="Wingdings" w:hAnsi="Wingdings" w:hint="default"/>
+      </w:rPr>
+    </w:lvl>
+  </w:abstractNum>
+  <w:abstractNum w:abstractNumId="33" w15:restartNumberingAfterBreak="0">
+    <w:nsid w:val="714F2C06"/>
+    <w:multiLevelType w:val="hybridMultilevel"/>
+    <w:tmpl w:val="E3B64A1A"/>
+    <w:lvl w:ilvl="0" w:tplc="04190003">
+      <w:start w:val="1"/>
+      <w:numFmt w:val="bullet"/>
+      <w:lvlText w:val="o"/>
+      <w:lvlJc w:val="left"/>
+      <w:pPr>
+        <w:ind w:left="720" w:hanging="360"/>
+      </w:pPr>
+      <w:rPr>
+        <w:rFonts w:ascii="Courier New" w:hAnsi="Courier New" w:cs="Courier New" w:hint="default"/>
+      </w:rPr>
+    </w:lvl>
+    <w:lvl w:ilvl="1" w:tplc="FFFFFFFF" w:tentative="1">
+      <w:start w:val="1"/>
+      <w:numFmt w:val="bullet"/>
+      <w:lvlText w:val="o"/>
+      <w:lvlJc w:val="left"/>
+      <w:pPr>
+        <w:ind w:left="1440" w:hanging="360"/>
+      </w:pPr>
+      <w:rPr>
+        <w:rFonts w:ascii="Courier New" w:hAnsi="Courier New" w:cs="Courier New" w:hint="default"/>
+      </w:rPr>
+    </w:lvl>
+    <w:lvl w:ilvl="2" w:tplc="FFFFFFFF" w:tentative="1">
+      <w:start w:val="1"/>
+      <w:numFmt w:val="bullet"/>
+      <w:lvlText w:val=""/>
+      <w:lvlJc w:val="left"/>
+      <w:pPr>
+        <w:ind w:left="2160" w:hanging="360"/>
+      </w:pPr>
+      <w:rPr>
+        <w:rFonts w:ascii="Wingdings" w:hAnsi="Wingdings" w:hint="default"/>
+      </w:rPr>
+    </w:lvl>
+    <w:lvl w:ilvl="3" w:tplc="FFFFFFFF" w:tentative="1">
+      <w:start w:val="1"/>
+      <w:numFmt w:val="bullet"/>
+      <w:lvlText w:val=""/>
+      <w:lvlJc w:val="left"/>
+      <w:pPr>
+        <w:ind w:left="2880" w:hanging="360"/>
+      </w:pPr>
+      <w:rPr>
+        <w:rFonts w:ascii="Symbol" w:hAnsi="Symbol" w:hint="default"/>
+      </w:rPr>
+    </w:lvl>
+    <w:lvl w:ilvl="4" w:tplc="FFFFFFFF" w:tentative="1">
+      <w:start w:val="1"/>
+      <w:numFmt w:val="bullet"/>
+      <w:lvlText w:val="o"/>
+      <w:lvlJc w:val="left"/>
+      <w:pPr>
+        <w:ind w:left="3600" w:hanging="360"/>
+      </w:pPr>
+      <w:rPr>
+        <w:rFonts w:ascii="Courier New" w:hAnsi="Courier New" w:cs="Courier New" w:hint="default"/>
+      </w:rPr>
+    </w:lvl>
+    <w:lvl w:ilvl="5" w:tplc="FFFFFFFF" w:tentative="1">
+      <w:start w:val="1"/>
+      <w:numFmt w:val="bullet"/>
+      <w:lvlText w:val=""/>
+      <w:lvlJc w:val="left"/>
+      <w:pPr>
+        <w:ind w:left="4320" w:hanging="360"/>
+      </w:pPr>
+      <w:rPr>
+        <w:rFonts w:ascii="Wingdings" w:hAnsi="Wingdings" w:hint="default"/>
+      </w:rPr>
+    </w:lvl>
+    <w:lvl w:ilvl="6" w:tplc="FFFFFFFF" w:tentative="1">
+      <w:start w:val="1"/>
+      <w:numFmt w:val="bullet"/>
+      <w:lvlText w:val=""/>
+      <w:lvlJc w:val="left"/>
+      <w:pPr>
+        <w:ind w:left="5040" w:hanging="360"/>
+      </w:pPr>
+      <w:rPr>
+        <w:rFonts w:ascii="Symbol" w:hAnsi="Symbol" w:hint="default"/>
+      </w:rPr>
+    </w:lvl>
+    <w:lvl w:ilvl="7" w:tplc="FFFFFFFF" w:tentative="1">
+      <w:start w:val="1"/>
+      <w:numFmt w:val="bullet"/>
+      <w:lvlText w:val="o"/>
+      <w:lvlJc w:val="left"/>
+      <w:pPr>
+        <w:ind w:left="5760" w:hanging="360"/>
+      </w:pPr>
+      <w:rPr>
+        <w:rFonts w:ascii="Courier New" w:hAnsi="Courier New" w:cs="Courier New" w:hint="default"/>
+      </w:rPr>
+    </w:lvl>
+    <w:lvl w:ilvl="8" w:tplc="FFFFFFFF" w:tentative="1">
+      <w:start w:val="1"/>
+      <w:numFmt w:val="bullet"/>
+      <w:lvlText w:val=""/>
+      <w:lvlJc w:val="left"/>
+      <w:pPr>
+        <w:ind w:left="6480" w:hanging="360"/>
+      </w:pPr>
+      <w:rPr>
+        <w:rFonts w:ascii="Wingdings" w:hAnsi="Wingdings" w:hint="default"/>
+      </w:rPr>
+    </w:lvl>
+  </w:abstractNum>
+  <w:abstractNum w:abstractNumId="34" w15:restartNumberingAfterBreak="0">
     <w:nsid w:val="71D132C3"/>
     <w:multiLevelType w:val="hybridMultilevel"/>
     <w:tmpl w:val="21E0DE52"/>
@@ -12312,7 +14233,7 @@
       </w:rPr>
     </w:lvl>
   </w:abstractNum>
-  <w:abstractNum w:abstractNumId="27" w15:restartNumberingAfterBreak="0">
+  <w:abstractNum w:abstractNumId="35" w15:restartNumberingAfterBreak="0">
     <w:nsid w:val="726F6787"/>
     <w:multiLevelType w:val="hybridMultilevel"/>
     <w:tmpl w:val="C7B60C7A"/>
@@ -12425,7 +14346,7 @@
       </w:rPr>
     </w:lvl>
   </w:abstractNum>
-  <w:abstractNum w:abstractNumId="28" w15:restartNumberingAfterBreak="0">
+  <w:abstractNum w:abstractNumId="36" w15:restartNumberingAfterBreak="0">
     <w:nsid w:val="73677B48"/>
     <w:multiLevelType w:val="hybridMultilevel"/>
     <w:tmpl w:val="7D5A60BA"/>
@@ -12538,7 +14459,7 @@
       </w:rPr>
     </w:lvl>
   </w:abstractNum>
-  <w:abstractNum w:abstractNumId="29" w15:restartNumberingAfterBreak="0">
+  <w:abstractNum w:abstractNumId="37" w15:restartNumberingAfterBreak="0">
     <w:nsid w:val="76F566CB"/>
     <w:multiLevelType w:val="hybridMultilevel"/>
     <w:tmpl w:val="B3509B6E"/>
@@ -12651,95 +14572,235 @@
       </w:rPr>
     </w:lvl>
   </w:abstractNum>
+  <w:abstractNum w:abstractNumId="38" w15:restartNumberingAfterBreak="0">
+    <w:nsid w:val="7E8468BF"/>
+    <w:multiLevelType w:val="hybridMultilevel"/>
+    <w:tmpl w:val="8856C3A4"/>
+    <w:lvl w:ilvl="0" w:tplc="04190003">
+      <w:start w:val="1"/>
+      <w:numFmt w:val="bullet"/>
+      <w:lvlText w:val="o"/>
+      <w:lvlJc w:val="left"/>
+      <w:pPr>
+        <w:ind w:left="720" w:hanging="360"/>
+      </w:pPr>
+      <w:rPr>
+        <w:rFonts w:ascii="Courier New" w:hAnsi="Courier New" w:cs="Courier New" w:hint="default"/>
+      </w:rPr>
+    </w:lvl>
+    <w:lvl w:ilvl="1" w:tplc="04190003" w:tentative="1">
+      <w:start w:val="1"/>
+      <w:numFmt w:val="bullet"/>
+      <w:lvlText w:val="o"/>
+      <w:lvlJc w:val="left"/>
+      <w:pPr>
+        <w:ind w:left="1440" w:hanging="360"/>
+      </w:pPr>
+      <w:rPr>
+        <w:rFonts w:ascii="Courier New" w:hAnsi="Courier New" w:cs="Courier New" w:hint="default"/>
+      </w:rPr>
+    </w:lvl>
+    <w:lvl w:ilvl="2" w:tplc="04190005" w:tentative="1">
+      <w:start w:val="1"/>
+      <w:numFmt w:val="bullet"/>
+      <w:lvlText w:val=""/>
+      <w:lvlJc w:val="left"/>
+      <w:pPr>
+        <w:ind w:left="2160" w:hanging="360"/>
+      </w:pPr>
+      <w:rPr>
+        <w:rFonts w:ascii="Wingdings" w:hAnsi="Wingdings" w:hint="default"/>
+      </w:rPr>
+    </w:lvl>
+    <w:lvl w:ilvl="3" w:tplc="04190001" w:tentative="1">
+      <w:start w:val="1"/>
+      <w:numFmt w:val="bullet"/>
+      <w:lvlText w:val=""/>
+      <w:lvlJc w:val="left"/>
+      <w:pPr>
+        <w:ind w:left="2880" w:hanging="360"/>
+      </w:pPr>
+      <w:rPr>
+        <w:rFonts w:ascii="Symbol" w:hAnsi="Symbol" w:hint="default"/>
+      </w:rPr>
+    </w:lvl>
+    <w:lvl w:ilvl="4" w:tplc="04190003" w:tentative="1">
+      <w:start w:val="1"/>
+      <w:numFmt w:val="bullet"/>
+      <w:lvlText w:val="o"/>
+      <w:lvlJc w:val="left"/>
+      <w:pPr>
+        <w:ind w:left="3600" w:hanging="360"/>
+      </w:pPr>
+      <w:rPr>
+        <w:rFonts w:ascii="Courier New" w:hAnsi="Courier New" w:cs="Courier New" w:hint="default"/>
+      </w:rPr>
+    </w:lvl>
+    <w:lvl w:ilvl="5" w:tplc="04190005" w:tentative="1">
+      <w:start w:val="1"/>
+      <w:numFmt w:val="bullet"/>
+      <w:lvlText w:val=""/>
+      <w:lvlJc w:val="left"/>
+      <w:pPr>
+        <w:ind w:left="4320" w:hanging="360"/>
+      </w:pPr>
+      <w:rPr>
+        <w:rFonts w:ascii="Wingdings" w:hAnsi="Wingdings" w:hint="default"/>
+      </w:rPr>
+    </w:lvl>
+    <w:lvl w:ilvl="6" w:tplc="04190001" w:tentative="1">
+      <w:start w:val="1"/>
+      <w:numFmt w:val="bullet"/>
+      <w:lvlText w:val=""/>
+      <w:lvlJc w:val="left"/>
+      <w:pPr>
+        <w:ind w:left="5040" w:hanging="360"/>
+      </w:pPr>
+      <w:rPr>
+        <w:rFonts w:ascii="Symbol" w:hAnsi="Symbol" w:hint="default"/>
+      </w:rPr>
+    </w:lvl>
+    <w:lvl w:ilvl="7" w:tplc="04190003" w:tentative="1">
+      <w:start w:val="1"/>
+      <w:numFmt w:val="bullet"/>
+      <w:lvlText w:val="o"/>
+      <w:lvlJc w:val="left"/>
+      <w:pPr>
+        <w:ind w:left="5760" w:hanging="360"/>
+      </w:pPr>
+      <w:rPr>
+        <w:rFonts w:ascii="Courier New" w:hAnsi="Courier New" w:cs="Courier New" w:hint="default"/>
+      </w:rPr>
+    </w:lvl>
+    <w:lvl w:ilvl="8" w:tplc="04190005" w:tentative="1">
+      <w:start w:val="1"/>
+      <w:numFmt w:val="bullet"/>
+      <w:lvlText w:val=""/>
+      <w:lvlJc w:val="left"/>
+      <w:pPr>
+        <w:ind w:left="6480" w:hanging="360"/>
+      </w:pPr>
+      <w:rPr>
+        <w:rFonts w:ascii="Wingdings" w:hAnsi="Wingdings" w:hint="default"/>
+      </w:rPr>
+    </w:lvl>
+  </w:abstractNum>
   <w:num w:numId="1" w16cid:durableId="1340893428">
-    <w:abstractNumId w:val="16"/>
+    <w:abstractNumId w:val="19"/>
   </w:num>
   <w:num w:numId="2" w16cid:durableId="421608752">
+    <w:abstractNumId w:val="30"/>
+  </w:num>
+  <w:num w:numId="3" w16cid:durableId="1595282796">
     <w:abstractNumId w:val="25"/>
   </w:num>
-  <w:num w:numId="3" w16cid:durableId="1595282796">
-    <w:abstractNumId w:val="20"/>
-  </w:num>
   <w:num w:numId="4" w16cid:durableId="1287275393">
-    <w:abstractNumId w:val="8"/>
+    <w:abstractNumId w:val="10"/>
   </w:num>
   <w:num w:numId="5" w16cid:durableId="1624077405">
-    <w:abstractNumId w:val="22"/>
+    <w:abstractNumId w:val="27"/>
   </w:num>
   <w:num w:numId="6" w16cid:durableId="1713726611">
-    <w:abstractNumId w:val="18"/>
+    <w:abstractNumId w:val="23"/>
   </w:num>
   <w:num w:numId="7" w16cid:durableId="1300964125">
     <w:abstractNumId w:val="0"/>
   </w:num>
   <w:num w:numId="8" w16cid:durableId="1975401105">
-    <w:abstractNumId w:val="21"/>
+    <w:abstractNumId w:val="26"/>
   </w:num>
   <w:num w:numId="9" w16cid:durableId="1327513134">
-    <w:abstractNumId w:val="26"/>
+    <w:abstractNumId w:val="34"/>
   </w:num>
   <w:num w:numId="10" w16cid:durableId="1694259667">
+    <w:abstractNumId w:val="15"/>
+  </w:num>
+  <w:num w:numId="11" w16cid:durableId="484665926">
+    <w:abstractNumId w:val="16"/>
+  </w:num>
+  <w:num w:numId="12" w16cid:durableId="741298702">
     <w:abstractNumId w:val="12"/>
   </w:num>
-  <w:num w:numId="11" w16cid:durableId="484665926">
-    <w:abstractNumId w:val="13"/>
+  <w:num w:numId="13" w16cid:durableId="1008365382">
+    <w:abstractNumId w:val="5"/>
   </w:num>
-  <w:num w:numId="12" w16cid:durableId="741298702">
-    <w:abstractNumId w:val="10"/>
+  <w:num w:numId="14" w16cid:durableId="269899171">
+    <w:abstractNumId w:val="3"/>
   </w:num>
-  <w:num w:numId="13" w16cid:durableId="1008365382">
+  <w:num w:numId="15" w16cid:durableId="287009388">
+    <w:abstractNumId w:val="35"/>
+  </w:num>
+  <w:num w:numId="16" w16cid:durableId="952590794">
+    <w:abstractNumId w:val="17"/>
+  </w:num>
+  <w:num w:numId="17" w16cid:durableId="303899460">
+    <w:abstractNumId w:val="8"/>
+  </w:num>
+  <w:num w:numId="18" w16cid:durableId="581259033">
+    <w:abstractNumId w:val="11"/>
+  </w:num>
+  <w:num w:numId="19" w16cid:durableId="423187432">
     <w:abstractNumId w:val="4"/>
   </w:num>
-  <w:num w:numId="14" w16cid:durableId="269899171">
-    <w:abstractNumId w:val="2"/>
+  <w:num w:numId="20" w16cid:durableId="1849366319">
+    <w:abstractNumId w:val="7"/>
   </w:num>
-  <w:num w:numId="15" w16cid:durableId="287009388">
-    <w:abstractNumId w:val="27"/>
+  <w:num w:numId="21" w16cid:durableId="461463897">
+    <w:abstractNumId w:val="24"/>
   </w:num>
-  <w:num w:numId="16" w16cid:durableId="952590794">
+  <w:num w:numId="22" w16cid:durableId="794370098">
+    <w:abstractNumId w:val="20"/>
+  </w:num>
+  <w:num w:numId="23" w16cid:durableId="1458985455">
+    <w:abstractNumId w:val="36"/>
+  </w:num>
+  <w:num w:numId="24" w16cid:durableId="162163433">
+    <w:abstractNumId w:val="18"/>
+  </w:num>
+  <w:num w:numId="25" w16cid:durableId="1752777007">
+    <w:abstractNumId w:val="28"/>
+  </w:num>
+  <w:num w:numId="26" w16cid:durableId="192545055">
+    <w:abstractNumId w:val="6"/>
+  </w:num>
+  <w:num w:numId="27" w16cid:durableId="120154475">
+    <w:abstractNumId w:val="37"/>
+  </w:num>
+  <w:num w:numId="28" w16cid:durableId="2002156193">
     <w:abstractNumId w:val="14"/>
   </w:num>
-  <w:num w:numId="17" w16cid:durableId="303899460">
-    <w:abstractNumId w:val="7"/>
-  </w:num>
-  <w:num w:numId="18" w16cid:durableId="581259033">
-    <w:abstractNumId w:val="9"/>
-  </w:num>
-  <w:num w:numId="19" w16cid:durableId="423187432">
-    <w:abstractNumId w:val="3"/>
-  </w:num>
-  <w:num w:numId="20" w16cid:durableId="1849366319">
-    <w:abstractNumId w:val="6"/>
-  </w:num>
-  <w:num w:numId="21" w16cid:durableId="461463897">
-    <w:abstractNumId w:val="19"/>
-  </w:num>
-  <w:num w:numId="22" w16cid:durableId="794370098">
-    <w:abstractNumId w:val="17"/>
-  </w:num>
-  <w:num w:numId="23" w16cid:durableId="1458985455">
-    <w:abstractNumId w:val="28"/>
-  </w:num>
-  <w:num w:numId="24" w16cid:durableId="162163433">
-    <w:abstractNumId w:val="15"/>
-  </w:num>
-  <w:num w:numId="25" w16cid:durableId="1752777007">
-    <w:abstractNumId w:val="23"/>
-  </w:num>
-  <w:num w:numId="26" w16cid:durableId="192545055">
-    <w:abstractNumId w:val="5"/>
-  </w:num>
-  <w:num w:numId="27" w16cid:durableId="120154475">
+  <w:num w:numId="29" w16cid:durableId="230778555">
     <w:abstractNumId w:val="29"/>
-  </w:num>
-  <w:num w:numId="28" w16cid:durableId="2002156193">
-    <w:abstractNumId w:val="11"/>
-  </w:num>
-  <w:num w:numId="29" w16cid:durableId="230778555">
-    <w:abstractNumId w:val="24"/>
   </w:num>
   <w:num w:numId="30" w16cid:durableId="182943051">
     <w:abstractNumId w:val="1"/>
+  </w:num>
+  <w:num w:numId="31" w16cid:durableId="2012217841">
+    <w:abstractNumId w:val="2"/>
+  </w:num>
+  <w:num w:numId="32" w16cid:durableId="803233297">
+    <w:abstractNumId w:val="33"/>
+  </w:num>
+  <w:num w:numId="33" w16cid:durableId="867370957">
+    <w:abstractNumId w:val="31"/>
+  </w:num>
+  <w:num w:numId="34" w16cid:durableId="106462127">
+    <w:abstractNumId w:val="9"/>
+  </w:num>
+  <w:num w:numId="35" w16cid:durableId="664207540">
+    <w:abstractNumId w:val="13"/>
+  </w:num>
+  <w:num w:numId="36" w16cid:durableId="837693978">
+    <w:abstractNumId w:val="22"/>
+  </w:num>
+  <w:num w:numId="37" w16cid:durableId="1217164946">
+    <w:abstractNumId w:val="38"/>
+  </w:num>
+  <w:num w:numId="38" w16cid:durableId="2031027559">
+    <w:abstractNumId w:val="32"/>
+  </w:num>
+  <w:num w:numId="39" w16cid:durableId="482434682">
+    <w:abstractNumId w:val="21"/>
   </w:num>
   <w:numIdMacAtCleanup w:val="30"/>
 </w:numbering>
@@ -12753,7 +14814,7 @@
         <w:rFonts w:asciiTheme="minorHAnsi" w:eastAsiaTheme="minorHAnsi" w:hAnsiTheme="minorHAnsi" w:cstheme="minorBidi"/>
         <w:sz w:val="24"/>
         <w:szCs w:val="24"/>
-        <w:lang w:eastAsia="en-US" w:bidi="ar-SA"/>
+        <w:lang w:val="ru-RU" w:eastAsia="en-US" w:bidi="ar-SA"/>
       </w:rPr>
     </w:rPrDefault>
     <w:pPrDefault/>
@@ -13329,7 +15390,7 @@
     </w:pPr>
     <w:rPr>
       <w:rFonts w:ascii="Times New Roman" w:eastAsia="Times New Roman" w:hAnsi="Times New Roman" w:cs="Times New Roman"/>
-      <w:lang w:val="ru-RU" w:eastAsia="ru-RU"/>
+      <w:lang w:eastAsia="ru-RU"/>
     </w:rPr>
   </w:style>
   <w:style w:type="character" w:styleId="a5">

--- a/docs/ProjectDoc.docx
+++ b/docs/ProjectDoc.docx
@@ -8354,7 +8354,7 @@
     <w:p>
       <w:pPr>
         <w:rPr>
-          <w:lang w:val="en-US" w:eastAsia="en-GB"/>
+          <w:lang w:eastAsia="en-GB"/>
         </w:rPr>
       </w:pPr>
     </w:p>
@@ -9474,14 +9474,20 @@
     <w:p>
       <w:pPr>
         <w:rPr>
-          <w:lang w:val="en-US" w:eastAsia="en-GB"/>
-        </w:rPr>
-      </w:pPr>
-      <w:r>
-        <w:rPr>
-          <w:lang w:val="en-US" w:eastAsia="en-GB"/>
-        </w:rPr>
-        <w:t>POST /</w:t>
+          <w:lang w:eastAsia="en-GB"/>
+        </w:rPr>
+      </w:pPr>
+      <w:r>
+        <w:rPr>
+          <w:lang w:val="en-US" w:eastAsia="en-GB"/>
+        </w:rPr>
+        <w:t>POST</w:t>
+      </w:r>
+      <w:r>
+        <w:rPr>
+          <w:lang w:eastAsia="en-GB"/>
+        </w:rPr>
+        <w:t xml:space="preserve"> /</w:t>
       </w:r>
       <w:proofErr w:type="spellStart"/>
       <w:r>
@@ -9493,9 +9499,21 @@
       <w:proofErr w:type="spellEnd"/>
       <w:r>
         <w:rPr>
-          <w:lang w:val="en-US" w:eastAsia="en-GB"/>
-        </w:rPr>
-        <w:t>/requests/{</w:t>
+          <w:lang w:eastAsia="en-GB"/>
+        </w:rPr>
+        <w:t>/</w:t>
+      </w:r>
+      <w:r>
+        <w:rPr>
+          <w:lang w:val="en-US" w:eastAsia="en-GB"/>
+        </w:rPr>
+        <w:t>requests</w:t>
+      </w:r>
+      <w:r>
+        <w:rPr>
+          <w:lang w:eastAsia="en-GB"/>
+        </w:rPr>
+        <w:t>/{</w:t>
       </w:r>
       <w:proofErr w:type="spellStart"/>
       <w:r>
@@ -9507,9 +9525,21 @@
       <w:proofErr w:type="spellEnd"/>
       <w:r>
         <w:rPr>
-          <w:lang w:val="en-US" w:eastAsia="en-GB"/>
-        </w:rPr>
-        <w:t xml:space="preserve">}/responses – </w:t>
+          <w:lang w:eastAsia="en-GB"/>
+        </w:rPr>
+        <w:t>}/</w:t>
+      </w:r>
+      <w:r>
+        <w:rPr>
+          <w:lang w:val="en-US" w:eastAsia="en-GB"/>
+        </w:rPr>
+        <w:t>responses</w:t>
+      </w:r>
+      <w:r>
+        <w:rPr>
+          <w:lang w:eastAsia="en-GB"/>
+        </w:rPr>
+        <w:t xml:space="preserve"> – </w:t>
       </w:r>
       <w:r>
         <w:rPr>
@@ -9519,7 +9549,7 @@
       </w:r>
       <w:r>
         <w:rPr>
-          <w:lang w:val="en-US" w:eastAsia="en-GB"/>
+          <w:lang w:eastAsia="en-GB"/>
         </w:rPr>
         <w:t xml:space="preserve"> </w:t>
       </w:r>
@@ -9531,7 +9561,7 @@
       </w:r>
       <w:r>
         <w:rPr>
-          <w:lang w:val="en-US" w:eastAsia="en-GB"/>
+          <w:lang w:eastAsia="en-GB"/>
         </w:rPr>
         <w:t xml:space="preserve"> </w:t>
       </w:r>
@@ -9543,7 +9573,7 @@
       </w:r>
       <w:r>
         <w:rPr>
-          <w:lang w:val="en-US" w:eastAsia="en-GB"/>
+          <w:lang w:eastAsia="en-GB"/>
         </w:rPr>
         <w:t xml:space="preserve"> </w:t>
       </w:r>
@@ -9555,7 +9585,7 @@
       </w:r>
       <w:r>
         <w:rPr>
-          <w:lang w:val="en-US" w:eastAsia="en-GB"/>
+          <w:lang w:eastAsia="en-GB"/>
         </w:rPr>
         <w:t xml:space="preserve"> </w:t>
       </w:r>
@@ -9567,7 +9597,7 @@
       </w:r>
       <w:r>
         <w:rPr>
-          <w:lang w:val="en-US" w:eastAsia="en-GB"/>
+          <w:lang w:eastAsia="en-GB"/>
         </w:rPr>
         <w:t xml:space="preserve"> </w:t>
       </w:r>
@@ -9581,7 +9611,7 @@
     <w:p>
       <w:pPr>
         <w:rPr>
-          <w:lang w:val="en-US" w:eastAsia="en-GB"/>
+          <w:lang w:eastAsia="en-GB"/>
         </w:rPr>
       </w:pPr>
     </w:p>
@@ -10292,6 +10322,1581 @@
         <w:t>createdAt</w:t>
       </w:r>
       <w:proofErr w:type="spellEnd"/>
+    </w:p>
+    <w:p>
+      <w:pPr>
+        <w:rPr>
+          <w:lang w:eastAsia="en-GB"/>
+        </w:rPr>
+      </w:pPr>
+    </w:p>
+    <w:p>
+      <w:pPr>
+        <w:rPr>
+          <w:lang w:eastAsia="en-GB"/>
+        </w:rPr>
+      </w:pPr>
+    </w:p>
+    <w:p>
+      <w:pPr>
+        <w:rPr>
+          <w:b/>
+          <w:bCs/>
+          <w:lang w:val="en-US" w:eastAsia="en-GB"/>
+        </w:rPr>
+      </w:pPr>
+      <w:r>
+        <w:rPr>
+          <w:b/>
+          <w:bCs/>
+          <w:lang w:eastAsia="en-GB"/>
+        </w:rPr>
+        <w:lastRenderedPageBreak/>
+        <w:t>Коды ответов</w:t>
+      </w:r>
+      <w:r>
+        <w:rPr>
+          <w:b/>
+          <w:bCs/>
+          <w:lang w:val="en-US" w:eastAsia="en-GB"/>
+        </w:rPr>
+        <w:t>:</w:t>
+      </w:r>
+    </w:p>
+    <w:p>
+      <w:pPr>
+        <w:rPr>
+          <w:lang w:val="en-US" w:eastAsia="en-GB"/>
+        </w:rPr>
+      </w:pPr>
+    </w:p>
+    <w:p>
+      <w:pPr>
+        <w:rPr>
+          <w:lang w:eastAsia="en-GB"/>
+        </w:rPr>
+      </w:pPr>
+      <w:r>
+        <w:rPr>
+          <w:lang w:eastAsia="en-GB"/>
+        </w:rPr>
+        <w:t xml:space="preserve">Для успешных операций </w:t>
+      </w:r>
+      <w:r>
+        <w:rPr>
+          <w:lang w:val="en-US" w:eastAsia="en-GB"/>
+        </w:rPr>
+        <w:t>API</w:t>
+      </w:r>
+      <w:r>
+        <w:rPr>
+          <w:lang w:eastAsia="en-GB"/>
+        </w:rPr>
+        <w:t xml:space="preserve"> возвращает стандартные </w:t>
+      </w:r>
+      <w:r>
+        <w:rPr>
+          <w:lang w:val="en-US" w:eastAsia="en-GB"/>
+        </w:rPr>
+        <w:t>HTTP</w:t>
+      </w:r>
+      <w:r>
+        <w:rPr>
+          <w:lang w:eastAsia="en-GB"/>
+        </w:rPr>
+        <w:t>-коды:</w:t>
+      </w:r>
+    </w:p>
+    <w:p>
+      <w:pPr>
+        <w:rPr>
+          <w:lang w:eastAsia="en-GB"/>
+        </w:rPr>
+      </w:pPr>
+    </w:p>
+    <w:p>
+      <w:pPr>
+        <w:rPr>
+          <w:lang w:eastAsia="en-GB"/>
+        </w:rPr>
+      </w:pPr>
+      <w:r>
+        <w:rPr>
+          <w:lang w:eastAsia="en-GB"/>
+        </w:rPr>
+        <w:t xml:space="preserve">200 </w:t>
+      </w:r>
+      <w:r>
+        <w:rPr>
+          <w:lang w:val="en-US" w:eastAsia="en-GB"/>
+        </w:rPr>
+        <w:t>OK</w:t>
+      </w:r>
+      <w:r>
+        <w:rPr>
+          <w:lang w:eastAsia="en-GB"/>
+        </w:rPr>
+        <w:t xml:space="preserve"> – запрос успешно выполнен, сервер возвращает данные.</w:t>
+      </w:r>
+    </w:p>
+    <w:p>
+      <w:pPr>
+        <w:rPr>
+          <w:lang w:eastAsia="en-GB"/>
+        </w:rPr>
+      </w:pPr>
+    </w:p>
+    <w:p>
+      <w:pPr>
+        <w:rPr>
+          <w:lang w:eastAsia="en-GB"/>
+        </w:rPr>
+      </w:pPr>
+      <w:r>
+        <w:rPr>
+          <w:lang w:eastAsia="en-GB"/>
+        </w:rPr>
+        <w:t xml:space="preserve">201 </w:t>
+      </w:r>
+      <w:r>
+        <w:rPr>
+          <w:lang w:val="en-US" w:eastAsia="en-GB"/>
+        </w:rPr>
+        <w:t>Created</w:t>
+      </w:r>
+      <w:r>
+        <w:rPr>
+          <w:lang w:eastAsia="en-GB"/>
+        </w:rPr>
+        <w:t xml:space="preserve"> – сущность успешно создана. Используется, например, при регистрации пользователя, создании заявки, отклика или отзыва.</w:t>
+      </w:r>
+    </w:p>
+    <w:p>
+      <w:pPr>
+        <w:rPr>
+          <w:lang w:eastAsia="en-GB"/>
+        </w:rPr>
+      </w:pPr>
+    </w:p>
+    <w:p>
+      <w:pPr>
+        <w:rPr>
+          <w:lang w:val="en-US" w:eastAsia="en-GB"/>
+        </w:rPr>
+      </w:pPr>
+      <w:r>
+        <w:rPr>
+          <w:lang w:eastAsia="en-GB"/>
+        </w:rPr>
+        <w:t xml:space="preserve">204 </w:t>
+      </w:r>
+      <w:r>
+        <w:rPr>
+          <w:lang w:val="en-US" w:eastAsia="en-GB"/>
+        </w:rPr>
+        <w:t>No</w:t>
+      </w:r>
+      <w:r>
+        <w:rPr>
+          <w:lang w:eastAsia="en-GB"/>
+        </w:rPr>
+        <w:t xml:space="preserve"> </w:t>
+      </w:r>
+      <w:r>
+        <w:rPr>
+          <w:lang w:val="en-US" w:eastAsia="en-GB"/>
+        </w:rPr>
+        <w:t>Content</w:t>
+      </w:r>
+      <w:r>
+        <w:rPr>
+          <w:lang w:eastAsia="en-GB"/>
+        </w:rPr>
+        <w:t xml:space="preserve"> – операция успешно выполнена, но тело ответа не возвращается. Используется, например, при изменении пароля, отмене заявки или отзыве отклика.</w:t>
+      </w:r>
+    </w:p>
+    <w:p>
+      <w:pPr>
+        <w:rPr>
+          <w:lang w:val="en-US" w:eastAsia="en-GB"/>
+        </w:rPr>
+      </w:pPr>
+    </w:p>
+    <w:p>
+      <w:pPr>
+        <w:rPr>
+          <w:lang w:eastAsia="en-GB"/>
+        </w:rPr>
+      </w:pPr>
+      <w:r>
+        <w:rPr>
+          <w:b/>
+          <w:bCs/>
+          <w:lang w:eastAsia="en-GB"/>
+        </w:rPr>
+        <w:t>Коды ошибо</w:t>
+      </w:r>
+      <w:r>
+        <w:rPr>
+          <w:b/>
+          <w:bCs/>
+          <w:lang w:eastAsia="en-GB"/>
+        </w:rPr>
+        <w:t>к</w:t>
+      </w:r>
+      <w:r>
+        <w:rPr>
+          <w:b/>
+          <w:bCs/>
+          <w:lang w:val="en-US" w:eastAsia="en-GB"/>
+        </w:rPr>
+        <w:t>:</w:t>
+      </w:r>
+    </w:p>
+    <w:p>
+      <w:pPr>
+        <w:rPr>
+          <w:lang w:eastAsia="en-GB"/>
+        </w:rPr>
+      </w:pPr>
+    </w:p>
+    <w:p>
+      <w:pPr>
+        <w:rPr>
+          <w:lang w:eastAsia="en-GB"/>
+        </w:rPr>
+      </w:pPr>
+      <w:r>
+        <w:rPr>
+          <w:lang w:eastAsia="en-GB"/>
+        </w:rPr>
+        <w:t xml:space="preserve">400 </w:t>
+      </w:r>
+      <w:r>
+        <w:rPr>
+          <w:lang w:val="en-US" w:eastAsia="en-GB"/>
+        </w:rPr>
+        <w:t>Bad</w:t>
+      </w:r>
+      <w:r>
+        <w:rPr>
+          <w:lang w:eastAsia="en-GB"/>
+        </w:rPr>
+        <w:t xml:space="preserve"> </w:t>
+      </w:r>
+      <w:r>
+        <w:rPr>
+          <w:lang w:val="en-US" w:eastAsia="en-GB"/>
+        </w:rPr>
+        <w:t>Request</w:t>
+      </w:r>
+      <w:r>
+        <w:rPr>
+          <w:lang w:eastAsia="en-GB"/>
+        </w:rPr>
+        <w:t xml:space="preserve"> – некорректный запрос.</w:t>
+      </w:r>
+    </w:p>
+    <w:p>
+      <w:pPr>
+        <w:rPr>
+          <w:lang w:eastAsia="en-GB"/>
+        </w:rPr>
+      </w:pPr>
+    </w:p>
+    <w:p>
+      <w:pPr>
+        <w:rPr>
+          <w:lang w:eastAsia="en-GB"/>
+        </w:rPr>
+      </w:pPr>
+      <w:r>
+        <w:rPr>
+          <w:lang w:eastAsia="en-GB"/>
+        </w:rPr>
+        <w:t>Возвращается, если клиент передал неверные или неполные данные.</w:t>
+      </w:r>
+    </w:p>
+    <w:p>
+      <w:pPr>
+        <w:rPr>
+          <w:lang w:eastAsia="en-GB"/>
+        </w:rPr>
+      </w:pPr>
+      <w:r>
+        <w:rPr>
+          <w:lang w:eastAsia="en-GB"/>
+        </w:rPr>
+        <w:t>Например:</w:t>
+      </w:r>
+    </w:p>
+    <w:p>
+      <w:pPr>
+        <w:rPr>
+          <w:lang w:eastAsia="en-GB"/>
+        </w:rPr>
+      </w:pPr>
+      <w:r>
+        <w:rPr>
+          <w:lang w:eastAsia="en-GB"/>
+        </w:rPr>
+        <w:t>- не заполнено обязательное поле;</w:t>
+      </w:r>
+    </w:p>
+    <w:p>
+      <w:pPr>
+        <w:rPr>
+          <w:lang w:eastAsia="en-GB"/>
+        </w:rPr>
+      </w:pPr>
+      <w:r>
+        <w:rPr>
+          <w:lang w:eastAsia="en-GB"/>
+        </w:rPr>
+        <w:t>- цена отклика меньше или равна нулю;</w:t>
+      </w:r>
+    </w:p>
+    <w:p>
+      <w:pPr>
+        <w:rPr>
+          <w:lang w:eastAsia="en-GB"/>
+        </w:rPr>
+      </w:pPr>
+      <w:r>
+        <w:rPr>
+          <w:lang w:eastAsia="en-GB"/>
+        </w:rPr>
+        <w:t>- дата заявки указана в прошлом;</w:t>
+      </w:r>
+    </w:p>
+    <w:p>
+      <w:pPr>
+        <w:rPr>
+          <w:lang w:eastAsia="en-GB"/>
+        </w:rPr>
+      </w:pPr>
+      <w:r>
+        <w:rPr>
+          <w:lang w:eastAsia="en-GB"/>
+        </w:rPr>
+        <w:t>- оценка отзыва находится вне допустимого диапазона.</w:t>
+      </w:r>
+    </w:p>
+    <w:p>
+      <w:pPr>
+        <w:rPr>
+          <w:lang w:eastAsia="en-GB"/>
+        </w:rPr>
+      </w:pPr>
+    </w:p>
+    <w:p>
+      <w:pPr>
+        <w:rPr>
+          <w:lang w:eastAsia="en-GB"/>
+        </w:rPr>
+      </w:pPr>
+      <w:r>
+        <w:rPr>
+          <w:lang w:eastAsia="en-GB"/>
+        </w:rPr>
+        <w:t xml:space="preserve">401 </w:t>
+      </w:r>
+      <w:r>
+        <w:rPr>
+          <w:lang w:val="en-US" w:eastAsia="en-GB"/>
+        </w:rPr>
+        <w:t>Unauthorized</w:t>
+      </w:r>
+      <w:r>
+        <w:rPr>
+          <w:lang w:eastAsia="en-GB"/>
+        </w:rPr>
+        <w:t xml:space="preserve"> – пользователь не авторизован.</w:t>
+      </w:r>
+    </w:p>
+    <w:p>
+      <w:pPr>
+        <w:rPr>
+          <w:lang w:eastAsia="en-GB"/>
+        </w:rPr>
+      </w:pPr>
+    </w:p>
+    <w:p>
+      <w:pPr>
+        <w:rPr>
+          <w:lang w:eastAsia="en-GB"/>
+        </w:rPr>
+      </w:pPr>
+      <w:r>
+        <w:rPr>
+          <w:lang w:eastAsia="en-GB"/>
+        </w:rPr>
+        <w:t>Возвращается, если пользователь пытается выполнить действие без входа в систему или без действительного токена.</w:t>
+      </w:r>
+    </w:p>
+    <w:p>
+      <w:pPr>
+        <w:rPr>
+          <w:lang w:eastAsia="en-GB"/>
+        </w:rPr>
+      </w:pPr>
+    </w:p>
+    <w:p>
+      <w:pPr>
+        <w:rPr>
+          <w:lang w:eastAsia="en-GB"/>
+        </w:rPr>
+      </w:pPr>
+      <w:r>
+        <w:rPr>
+          <w:lang w:eastAsia="en-GB"/>
+        </w:rPr>
+        <w:t xml:space="preserve">403 </w:t>
+      </w:r>
+      <w:r>
+        <w:rPr>
+          <w:lang w:val="en-US" w:eastAsia="en-GB"/>
+        </w:rPr>
+        <w:t>Forbidden</w:t>
+      </w:r>
+      <w:r>
+        <w:rPr>
+          <w:lang w:eastAsia="en-GB"/>
+        </w:rPr>
+        <w:t xml:space="preserve"> – недостаточно прав для выполнения действия.</w:t>
+      </w:r>
+    </w:p>
+    <w:p>
+      <w:pPr>
+        <w:rPr>
+          <w:lang w:eastAsia="en-GB"/>
+        </w:rPr>
+      </w:pPr>
+    </w:p>
+    <w:p>
+      <w:pPr>
+        <w:rPr>
+          <w:lang w:eastAsia="en-GB"/>
+        </w:rPr>
+      </w:pPr>
+      <w:r>
+        <w:rPr>
+          <w:lang w:eastAsia="en-GB"/>
+        </w:rPr>
+        <w:t>Возвращается, если пользователь авторизован, но его роль не позволяет выполнить действие.</w:t>
+      </w:r>
+    </w:p>
+    <w:p>
+      <w:pPr>
+        <w:rPr>
+          <w:lang w:eastAsia="en-GB"/>
+        </w:rPr>
+      </w:pPr>
+      <w:r>
+        <w:rPr>
+          <w:lang w:eastAsia="en-GB"/>
+        </w:rPr>
+        <w:t>Например:</w:t>
+      </w:r>
+    </w:p>
+    <w:p>
+      <w:pPr>
+        <w:rPr>
+          <w:lang w:eastAsia="en-GB"/>
+        </w:rPr>
+      </w:pPr>
+      <w:r>
+        <w:rPr>
+          <w:lang w:eastAsia="en-GB"/>
+        </w:rPr>
+        <w:t>- клиент пытается создать отклик;</w:t>
+      </w:r>
+    </w:p>
+    <w:p>
+      <w:pPr>
+        <w:rPr>
+          <w:lang w:eastAsia="en-GB"/>
+        </w:rPr>
+      </w:pPr>
+      <w:r>
+        <w:rPr>
+          <w:lang w:eastAsia="en-GB"/>
+        </w:rPr>
+        <w:t>- мастер пытается оставить отзыв;</w:t>
+      </w:r>
+    </w:p>
+    <w:p>
+      <w:pPr>
+        <w:rPr>
+          <w:lang w:eastAsia="en-GB"/>
+        </w:rPr>
+      </w:pPr>
+      <w:r>
+        <w:rPr>
+          <w:lang w:eastAsia="en-GB"/>
+        </w:rPr>
+        <w:t>- пользователь пытается изменить чужой профиль.</w:t>
+      </w:r>
+    </w:p>
+    <w:p>
+      <w:pPr>
+        <w:rPr>
+          <w:lang w:eastAsia="en-GB"/>
+        </w:rPr>
+      </w:pPr>
+    </w:p>
+    <w:p>
+      <w:pPr>
+        <w:rPr>
+          <w:lang w:eastAsia="en-GB"/>
+        </w:rPr>
+      </w:pPr>
+      <w:r>
+        <w:rPr>
+          <w:lang w:eastAsia="en-GB"/>
+        </w:rPr>
+        <w:t xml:space="preserve">404 </w:t>
+      </w:r>
+      <w:r>
+        <w:rPr>
+          <w:lang w:val="en-US" w:eastAsia="en-GB"/>
+        </w:rPr>
+        <w:t>Not</w:t>
+      </w:r>
+      <w:r>
+        <w:rPr>
+          <w:lang w:eastAsia="en-GB"/>
+        </w:rPr>
+        <w:t xml:space="preserve"> </w:t>
+      </w:r>
+      <w:r>
+        <w:rPr>
+          <w:lang w:val="en-US" w:eastAsia="en-GB"/>
+        </w:rPr>
+        <w:t>Found</w:t>
+      </w:r>
+      <w:r>
+        <w:rPr>
+          <w:lang w:eastAsia="en-GB"/>
+        </w:rPr>
+        <w:t xml:space="preserve"> – ресурс не найден.</w:t>
+      </w:r>
+    </w:p>
+    <w:p>
+      <w:pPr>
+        <w:rPr>
+          <w:lang w:eastAsia="en-GB"/>
+        </w:rPr>
+      </w:pPr>
+    </w:p>
+    <w:p>
+      <w:pPr>
+        <w:rPr>
+          <w:lang w:eastAsia="en-GB"/>
+        </w:rPr>
+      </w:pPr>
+      <w:r>
+        <w:rPr>
+          <w:lang w:eastAsia="en-GB"/>
+        </w:rPr>
+        <w:t>Возвращается, если запрашиваемая сущность не существует или недоступна пользователю.</w:t>
+      </w:r>
+    </w:p>
+    <w:p>
+      <w:pPr>
+        <w:rPr>
+          <w:lang w:eastAsia="en-GB"/>
+        </w:rPr>
+      </w:pPr>
+      <w:r>
+        <w:rPr>
+          <w:lang w:eastAsia="en-GB"/>
+        </w:rPr>
+        <w:t>Например:</w:t>
+      </w:r>
+    </w:p>
+    <w:p>
+      <w:pPr>
+        <w:rPr>
+          <w:lang w:eastAsia="en-GB"/>
+        </w:rPr>
+      </w:pPr>
+      <w:r>
+        <w:rPr>
+          <w:lang w:eastAsia="en-GB"/>
+        </w:rPr>
+        <w:t xml:space="preserve">- заявка с указанным </w:t>
+      </w:r>
+      <w:r>
+        <w:rPr>
+          <w:lang w:val="en-US" w:eastAsia="en-GB"/>
+        </w:rPr>
+        <w:t>id</w:t>
+      </w:r>
+      <w:r>
+        <w:rPr>
+          <w:lang w:eastAsia="en-GB"/>
+        </w:rPr>
+        <w:t xml:space="preserve"> не найдена;</w:t>
+      </w:r>
+    </w:p>
+    <w:p>
+      <w:pPr>
+        <w:rPr>
+          <w:lang w:eastAsia="en-GB"/>
+        </w:rPr>
+      </w:pPr>
+      <w:r>
+        <w:rPr>
+          <w:lang w:eastAsia="en-GB"/>
+        </w:rPr>
+        <w:t xml:space="preserve">- отклик с указанным </w:t>
+      </w:r>
+      <w:r>
+        <w:rPr>
+          <w:lang w:val="en-US" w:eastAsia="en-GB"/>
+        </w:rPr>
+        <w:t>id</w:t>
+      </w:r>
+      <w:r>
+        <w:rPr>
+          <w:lang w:eastAsia="en-GB"/>
+        </w:rPr>
+        <w:t xml:space="preserve"> не найден;</w:t>
+      </w:r>
+    </w:p>
+    <w:p>
+      <w:pPr>
+        <w:rPr>
+          <w:lang w:eastAsia="en-GB"/>
+        </w:rPr>
+      </w:pPr>
+      <w:r>
+        <w:rPr>
+          <w:lang w:eastAsia="en-GB"/>
+        </w:rPr>
+        <w:t xml:space="preserve">- заказ с указанным </w:t>
+      </w:r>
+      <w:r>
+        <w:rPr>
+          <w:lang w:val="en-US" w:eastAsia="en-GB"/>
+        </w:rPr>
+        <w:t>id</w:t>
+      </w:r>
+      <w:r>
+        <w:rPr>
+          <w:lang w:eastAsia="en-GB"/>
+        </w:rPr>
+        <w:t xml:space="preserve"> не найден;</w:t>
+      </w:r>
+    </w:p>
+    <w:p>
+      <w:pPr>
+        <w:rPr>
+          <w:lang w:eastAsia="en-GB"/>
+        </w:rPr>
+      </w:pPr>
+      <w:r>
+        <w:rPr>
+          <w:lang w:eastAsia="en-GB"/>
+        </w:rPr>
+        <w:t xml:space="preserve">- мастер с указанным </w:t>
+      </w:r>
+      <w:r>
+        <w:rPr>
+          <w:lang w:val="en-US" w:eastAsia="en-GB"/>
+        </w:rPr>
+        <w:t>id</w:t>
+      </w:r>
+      <w:r>
+        <w:rPr>
+          <w:lang w:eastAsia="en-GB"/>
+        </w:rPr>
+        <w:t xml:space="preserve"> не найден.</w:t>
+      </w:r>
+    </w:p>
+    <w:p>
+      <w:pPr>
+        <w:rPr>
+          <w:lang w:eastAsia="en-GB"/>
+        </w:rPr>
+      </w:pPr>
+    </w:p>
+    <w:p>
+      <w:pPr>
+        <w:rPr>
+          <w:lang w:eastAsia="en-GB"/>
+        </w:rPr>
+      </w:pPr>
+      <w:r>
+        <w:rPr>
+          <w:lang w:eastAsia="en-GB"/>
+        </w:rPr>
+        <w:lastRenderedPageBreak/>
+        <w:t xml:space="preserve">409 </w:t>
+      </w:r>
+      <w:r>
+        <w:rPr>
+          <w:lang w:val="en-US" w:eastAsia="en-GB"/>
+        </w:rPr>
+        <w:t>Conflict</w:t>
+      </w:r>
+      <w:r>
+        <w:rPr>
+          <w:lang w:eastAsia="en-GB"/>
+        </w:rPr>
+        <w:t xml:space="preserve"> – конфликт текущего состояния данных.</w:t>
+      </w:r>
+    </w:p>
+    <w:p>
+      <w:pPr>
+        <w:rPr>
+          <w:lang w:eastAsia="en-GB"/>
+        </w:rPr>
+      </w:pPr>
+    </w:p>
+    <w:p>
+      <w:pPr>
+        <w:rPr>
+          <w:lang w:eastAsia="en-GB"/>
+        </w:rPr>
+      </w:pPr>
+      <w:r>
+        <w:rPr>
+          <w:lang w:eastAsia="en-GB"/>
+        </w:rPr>
+        <w:t>Возвращается, если действие невозможно выполнить из-за бизнес-правил или текущего состояния сущности.</w:t>
+      </w:r>
+    </w:p>
+    <w:p>
+      <w:pPr>
+        <w:rPr>
+          <w:lang w:eastAsia="en-GB"/>
+        </w:rPr>
+      </w:pPr>
+      <w:r>
+        <w:rPr>
+          <w:lang w:eastAsia="en-GB"/>
+        </w:rPr>
+        <w:t>Например:</w:t>
+      </w:r>
+    </w:p>
+    <w:p>
+      <w:pPr>
+        <w:rPr>
+          <w:lang w:eastAsia="en-GB"/>
+        </w:rPr>
+      </w:pPr>
+      <w:r>
+        <w:rPr>
+          <w:lang w:eastAsia="en-GB"/>
+        </w:rPr>
+        <w:t>- мастер уже оставил отклик на эту заявку;</w:t>
+      </w:r>
+    </w:p>
+    <w:p>
+      <w:pPr>
+        <w:rPr>
+          <w:lang w:eastAsia="en-GB"/>
+        </w:rPr>
+      </w:pPr>
+      <w:r>
+        <w:rPr>
+          <w:lang w:eastAsia="en-GB"/>
+        </w:rPr>
+        <w:t>- заявка уже отменена или закрыта;</w:t>
+      </w:r>
+    </w:p>
+    <w:p>
+      <w:pPr>
+        <w:rPr>
+          <w:lang w:eastAsia="en-GB"/>
+        </w:rPr>
+      </w:pPr>
+      <w:r>
+        <w:rPr>
+          <w:lang w:eastAsia="en-GB"/>
+        </w:rPr>
+        <w:t>- отклик уже принят или отклонён;</w:t>
+      </w:r>
+    </w:p>
+    <w:p>
+      <w:pPr>
+        <w:rPr>
+          <w:lang w:eastAsia="en-GB"/>
+        </w:rPr>
+      </w:pPr>
+      <w:r>
+        <w:rPr>
+          <w:lang w:eastAsia="en-GB"/>
+        </w:rPr>
+        <w:t>- заказ уже имеет отзыв;</w:t>
+      </w:r>
+    </w:p>
+    <w:p>
+      <w:pPr>
+        <w:rPr>
+          <w:lang w:eastAsia="en-GB"/>
+        </w:rPr>
+      </w:pPr>
+      <w:r>
+        <w:rPr>
+          <w:lang w:eastAsia="en-GB"/>
+        </w:rPr>
+        <w:t>- логин уже занят при регистрации.</w:t>
+      </w:r>
+    </w:p>
+    <w:p>
+      <w:pPr>
+        <w:rPr>
+          <w:lang w:eastAsia="en-GB"/>
+        </w:rPr>
+      </w:pPr>
+    </w:p>
+    <w:p>
+      <w:pPr>
+        <w:rPr>
+          <w:lang w:val="en-US" w:eastAsia="en-GB"/>
+        </w:rPr>
+      </w:pPr>
+      <w:r>
+        <w:rPr>
+          <w:lang w:val="en-US" w:eastAsia="en-GB"/>
+        </w:rPr>
+        <w:t xml:space="preserve">500 Internal Server Error – </w:t>
+      </w:r>
+      <w:proofErr w:type="spellStart"/>
+      <w:r>
+        <w:rPr>
+          <w:lang w:val="en-US" w:eastAsia="en-GB"/>
+        </w:rPr>
+        <w:t>внутренняя</w:t>
+      </w:r>
+      <w:proofErr w:type="spellEnd"/>
+      <w:r>
+        <w:rPr>
+          <w:lang w:val="en-US" w:eastAsia="en-GB"/>
+        </w:rPr>
+        <w:t xml:space="preserve"> </w:t>
+      </w:r>
+      <w:proofErr w:type="spellStart"/>
+      <w:r>
+        <w:rPr>
+          <w:lang w:val="en-US" w:eastAsia="en-GB"/>
+        </w:rPr>
+        <w:t>ошибка</w:t>
+      </w:r>
+      <w:proofErr w:type="spellEnd"/>
+      <w:r>
+        <w:rPr>
+          <w:lang w:val="en-US" w:eastAsia="en-GB"/>
+        </w:rPr>
+        <w:t xml:space="preserve"> </w:t>
+      </w:r>
+      <w:proofErr w:type="spellStart"/>
+      <w:r>
+        <w:rPr>
+          <w:lang w:val="en-US" w:eastAsia="en-GB"/>
+        </w:rPr>
+        <w:t>сервера</w:t>
+      </w:r>
+      <w:proofErr w:type="spellEnd"/>
+      <w:r>
+        <w:rPr>
+          <w:lang w:val="en-US" w:eastAsia="en-GB"/>
+        </w:rPr>
+        <w:t>.</w:t>
+      </w:r>
+    </w:p>
+    <w:p>
+      <w:pPr>
+        <w:rPr>
+          <w:lang w:val="en-US" w:eastAsia="en-GB"/>
+        </w:rPr>
+      </w:pPr>
+    </w:p>
+    <w:p>
+      <w:pPr>
+        <w:rPr>
+          <w:lang w:eastAsia="en-GB"/>
+        </w:rPr>
+      </w:pPr>
+      <w:r>
+        <w:rPr>
+          <w:lang w:eastAsia="en-GB"/>
+        </w:rPr>
+        <w:t>Возвращается при непредвиденной ошибке на стороне сервера.</w:t>
+      </w:r>
+    </w:p>
+    <w:p>
+      <w:pPr>
+        <w:rPr>
+          <w:lang w:eastAsia="en-GB"/>
+        </w:rPr>
+      </w:pPr>
+      <w:r>
+        <w:rPr>
+          <w:lang w:eastAsia="en-GB"/>
+        </w:rPr>
+        <w:t>Клиенту не передаются технические детали ошибки.</w:t>
+      </w:r>
+    </w:p>
+    <w:p>
+      <w:pPr>
+        <w:rPr>
+          <w:lang w:eastAsia="en-GB"/>
+        </w:rPr>
+      </w:pPr>
+    </w:p>
+    <w:p>
+      <w:pPr>
+        <w:rPr>
+          <w:lang w:val="en-US" w:eastAsia="en-GB"/>
+        </w:rPr>
+      </w:pPr>
+      <w:r>
+        <w:rPr>
+          <w:lang w:eastAsia="en-GB"/>
+        </w:rPr>
+        <w:t xml:space="preserve">Основные </w:t>
+      </w:r>
+      <w:proofErr w:type="spellStart"/>
+      <w:r>
+        <w:rPr>
+          <w:lang w:val="en-US" w:eastAsia="en-GB"/>
+        </w:rPr>
+        <w:t>Usecases</w:t>
+      </w:r>
+      <w:proofErr w:type="spellEnd"/>
+      <w:r>
+        <w:rPr>
+          <w:lang w:val="en-US" w:eastAsia="en-GB"/>
+        </w:rPr>
+        <w:t>:</w:t>
+      </w:r>
+    </w:p>
+    <w:p>
+      <w:pPr>
+        <w:rPr>
+          <w:lang w:eastAsia="en-GB"/>
+        </w:rPr>
+      </w:pPr>
+    </w:p>
+    <w:p>
+      <w:pPr>
+        <w:rPr>
+          <w:lang w:eastAsia="en-GB"/>
+        </w:rPr>
+      </w:pPr>
+      <w:r>
+        <w:rPr>
+          <w:lang w:eastAsia="en-GB"/>
+        </w:rPr>
+        <w:t>1. Регистрация и вход пользователя</w:t>
+      </w:r>
+    </w:p>
+    <w:p>
+      <w:pPr>
+        <w:rPr>
+          <w:lang w:eastAsia="en-GB"/>
+        </w:rPr>
+      </w:pPr>
+    </w:p>
+    <w:p>
+      <w:pPr>
+        <w:pStyle w:val="a3"/>
+        <w:numPr>
+          <w:ilvl w:val="0"/>
+          <w:numId w:val="42"/>
+        </w:numPr>
+        <w:rPr>
+          <w:lang w:eastAsia="en-GB"/>
+        </w:rPr>
+      </w:pPr>
+      <w:r>
+        <w:rPr>
+          <w:lang w:eastAsia="en-GB"/>
+        </w:rPr>
+        <w:t>Пользователь открывает страницу регистрации, вводит личные данные и выбирает роль: клиент или мастер.</w:t>
+      </w:r>
+    </w:p>
+    <w:p>
+      <w:pPr>
+        <w:pStyle w:val="a3"/>
+        <w:numPr>
+          <w:ilvl w:val="0"/>
+          <w:numId w:val="42"/>
+        </w:numPr>
+        <w:rPr>
+          <w:lang w:eastAsia="en-GB"/>
+        </w:rPr>
+      </w:pPr>
+      <w:r>
+        <w:rPr>
+          <w:lang w:eastAsia="en-GB"/>
+        </w:rPr>
+        <w:t>Система проверяет данные, создаёт пользователя и назначает ему выбранную роль.</w:t>
+      </w:r>
+    </w:p>
+    <w:p>
+      <w:pPr>
+        <w:pStyle w:val="a3"/>
+        <w:numPr>
+          <w:ilvl w:val="0"/>
+          <w:numId w:val="42"/>
+        </w:numPr>
+        <w:rPr>
+          <w:lang w:eastAsia="en-GB"/>
+        </w:rPr>
+      </w:pPr>
+      <w:r>
+        <w:rPr>
+          <w:lang w:eastAsia="en-GB"/>
+        </w:rPr>
+        <w:t>Пользователь входит в систему по логину и паролю.</w:t>
+      </w:r>
+    </w:p>
+    <w:p>
+      <w:pPr>
+        <w:pStyle w:val="a3"/>
+        <w:numPr>
+          <w:ilvl w:val="0"/>
+          <w:numId w:val="42"/>
+        </w:numPr>
+        <w:rPr>
+          <w:lang w:eastAsia="en-GB"/>
+        </w:rPr>
+      </w:pPr>
+      <w:r>
+        <w:rPr>
+          <w:lang w:eastAsia="en-GB"/>
+        </w:rPr>
+        <w:t>Система определяет роль пользователя и открывает доступ к соответствующему личному кабинету.</w:t>
+      </w:r>
+    </w:p>
+    <w:p>
+      <w:pPr>
+        <w:rPr>
+          <w:lang w:eastAsia="en-GB"/>
+        </w:rPr>
+      </w:pPr>
+    </w:p>
+    <w:p>
+      <w:pPr>
+        <w:rPr>
+          <w:lang w:eastAsia="en-GB"/>
+        </w:rPr>
+      </w:pPr>
+      <w:r>
+        <w:rPr>
+          <w:lang w:eastAsia="en-GB"/>
+        </w:rPr>
+        <w:t>2. Создание заявки клиентом</w:t>
+      </w:r>
+    </w:p>
+    <w:p>
+      <w:pPr>
+        <w:rPr>
+          <w:lang w:eastAsia="en-GB"/>
+        </w:rPr>
+      </w:pPr>
+    </w:p>
+    <w:p>
+      <w:pPr>
+        <w:pStyle w:val="a3"/>
+        <w:numPr>
+          <w:ilvl w:val="0"/>
+          <w:numId w:val="43"/>
+        </w:numPr>
+        <w:rPr>
+          <w:lang w:eastAsia="en-GB"/>
+        </w:rPr>
+      </w:pPr>
+      <w:r>
+        <w:rPr>
+          <w:lang w:eastAsia="en-GB"/>
+        </w:rPr>
+        <w:t>Клиент открывает раздел заявок.</w:t>
+      </w:r>
+    </w:p>
+    <w:p>
+      <w:pPr>
+        <w:pStyle w:val="a3"/>
+        <w:numPr>
+          <w:ilvl w:val="0"/>
+          <w:numId w:val="43"/>
+        </w:numPr>
+        <w:rPr>
+          <w:lang w:eastAsia="en-GB"/>
+        </w:rPr>
+      </w:pPr>
+      <w:r>
+        <w:rPr>
+          <w:lang w:eastAsia="en-GB"/>
+        </w:rPr>
+        <w:t>Клиент заполняет форму: категория услуги, заголовок, описание, адрес и желаемая дата выполнения.</w:t>
+      </w:r>
+    </w:p>
+    <w:p>
+      <w:pPr>
+        <w:pStyle w:val="a3"/>
+        <w:numPr>
+          <w:ilvl w:val="0"/>
+          <w:numId w:val="43"/>
+        </w:numPr>
+        <w:rPr>
+          <w:lang w:eastAsia="en-GB"/>
+        </w:rPr>
+      </w:pPr>
+      <w:r>
+        <w:rPr>
+          <w:lang w:eastAsia="en-GB"/>
+        </w:rPr>
+        <w:t>Система проверяет данные и сохраняет заявку.</w:t>
+      </w:r>
+    </w:p>
+    <w:p>
+      <w:pPr>
+        <w:pStyle w:val="a3"/>
+        <w:numPr>
+          <w:ilvl w:val="0"/>
+          <w:numId w:val="43"/>
+        </w:numPr>
+        <w:rPr>
+          <w:lang w:eastAsia="en-GB"/>
+        </w:rPr>
+      </w:pPr>
+      <w:r>
+        <w:rPr>
+          <w:lang w:eastAsia="en-GB"/>
+        </w:rPr>
+        <w:t>Заявка появляется в списке заявок клиента и становится доступна мастерам.</w:t>
+      </w:r>
+    </w:p>
+    <w:p>
+      <w:pPr>
+        <w:rPr>
+          <w:lang w:eastAsia="en-GB"/>
+        </w:rPr>
+      </w:pPr>
+    </w:p>
+    <w:p>
+      <w:pPr>
+        <w:rPr>
+          <w:lang w:eastAsia="en-GB"/>
+        </w:rPr>
+      </w:pPr>
+      <w:r>
+        <w:rPr>
+          <w:lang w:eastAsia="en-GB"/>
+        </w:rPr>
+        <w:t>3. Создание отклика мастером</w:t>
+      </w:r>
+    </w:p>
+    <w:p>
+      <w:pPr>
+        <w:rPr>
+          <w:lang w:eastAsia="en-GB"/>
+        </w:rPr>
+      </w:pPr>
+    </w:p>
+    <w:p>
+      <w:pPr>
+        <w:pStyle w:val="a3"/>
+        <w:numPr>
+          <w:ilvl w:val="0"/>
+          <w:numId w:val="45"/>
+        </w:numPr>
+        <w:rPr>
+          <w:lang w:eastAsia="en-GB"/>
+        </w:rPr>
+      </w:pPr>
+      <w:r>
+        <w:rPr>
+          <w:lang w:eastAsia="en-GB"/>
+        </w:rPr>
+        <w:t>Мастер открывает список доступных заявок.</w:t>
+      </w:r>
+    </w:p>
+    <w:p>
+      <w:pPr>
+        <w:pStyle w:val="a3"/>
+        <w:numPr>
+          <w:ilvl w:val="0"/>
+          <w:numId w:val="45"/>
+        </w:numPr>
+        <w:rPr>
+          <w:lang w:eastAsia="en-GB"/>
+        </w:rPr>
+      </w:pPr>
+      <w:r>
+        <w:rPr>
+          <w:lang w:eastAsia="en-GB"/>
+        </w:rPr>
+        <w:t>Система отображает заявки, подходящие под специализации мастера.</w:t>
+      </w:r>
+    </w:p>
+    <w:p>
+      <w:pPr>
+        <w:pStyle w:val="a3"/>
+        <w:numPr>
+          <w:ilvl w:val="0"/>
+          <w:numId w:val="45"/>
+        </w:numPr>
+        <w:rPr>
+          <w:lang w:eastAsia="en-GB"/>
+        </w:rPr>
+      </w:pPr>
+      <w:r>
+        <w:rPr>
+          <w:lang w:eastAsia="en-GB"/>
+        </w:rPr>
+        <w:t>Мастер выбирает заявку и указывает предлагаемую цену и комментарий.</w:t>
+      </w:r>
+    </w:p>
+    <w:p>
+      <w:pPr>
+        <w:pStyle w:val="a3"/>
+        <w:numPr>
+          <w:ilvl w:val="0"/>
+          <w:numId w:val="45"/>
+        </w:numPr>
+        <w:rPr>
+          <w:lang w:eastAsia="en-GB"/>
+        </w:rPr>
+      </w:pPr>
+      <w:r>
+        <w:rPr>
+          <w:lang w:eastAsia="en-GB"/>
+        </w:rPr>
+        <w:t>Система сохраняет отклик и показывает его клиенту по соответствующей заявке.</w:t>
+      </w:r>
+    </w:p>
+    <w:p>
+      <w:pPr>
+        <w:rPr>
+          <w:lang w:eastAsia="en-GB"/>
+        </w:rPr>
+      </w:pPr>
+    </w:p>
+    <w:p>
+      <w:pPr>
+        <w:rPr>
+          <w:lang w:val="en-US" w:eastAsia="en-GB"/>
+        </w:rPr>
+      </w:pPr>
+    </w:p>
+    <w:p>
+      <w:pPr>
+        <w:rPr>
+          <w:lang w:val="en-US" w:eastAsia="en-GB"/>
+        </w:rPr>
+      </w:pPr>
+    </w:p>
+    <w:p>
+      <w:pPr>
+        <w:rPr>
+          <w:lang w:val="en-US" w:eastAsia="en-GB"/>
+        </w:rPr>
+      </w:pPr>
+    </w:p>
+    <w:p>
+      <w:pPr>
+        <w:rPr>
+          <w:lang w:val="en-US" w:eastAsia="en-GB"/>
+        </w:rPr>
+      </w:pPr>
+    </w:p>
+    <w:p>
+      <w:pPr>
+        <w:rPr>
+          <w:lang w:eastAsia="en-GB"/>
+        </w:rPr>
+      </w:pPr>
+      <w:r>
+        <w:rPr>
+          <w:lang w:eastAsia="en-GB"/>
+        </w:rPr>
+        <w:lastRenderedPageBreak/>
+        <w:t>4. Выбор отклика и создание заказа</w:t>
+      </w:r>
+    </w:p>
+    <w:p>
+      <w:pPr>
+        <w:rPr>
+          <w:lang w:eastAsia="en-GB"/>
+        </w:rPr>
+      </w:pPr>
+    </w:p>
+    <w:p>
+      <w:pPr>
+        <w:pStyle w:val="a3"/>
+        <w:numPr>
+          <w:ilvl w:val="0"/>
+          <w:numId w:val="47"/>
+        </w:numPr>
+        <w:rPr>
+          <w:lang w:eastAsia="en-GB"/>
+        </w:rPr>
+      </w:pPr>
+      <w:r>
+        <w:rPr>
+          <w:lang w:eastAsia="en-GB"/>
+        </w:rPr>
+        <w:t>Клиент открывает свою заявку и просматривает отклики мастеров.</w:t>
+      </w:r>
+    </w:p>
+    <w:p>
+      <w:pPr>
+        <w:pStyle w:val="a3"/>
+        <w:numPr>
+          <w:ilvl w:val="0"/>
+          <w:numId w:val="47"/>
+        </w:numPr>
+        <w:rPr>
+          <w:lang w:eastAsia="en-GB"/>
+        </w:rPr>
+      </w:pPr>
+      <w:r>
+        <w:rPr>
+          <w:lang w:eastAsia="en-GB"/>
+        </w:rPr>
+        <w:t>Клиент выбирает подходящий отклик.</w:t>
+      </w:r>
+    </w:p>
+    <w:p>
+      <w:pPr>
+        <w:pStyle w:val="a3"/>
+        <w:numPr>
+          <w:ilvl w:val="0"/>
+          <w:numId w:val="47"/>
+        </w:numPr>
+        <w:rPr>
+          <w:lang w:eastAsia="en-GB"/>
+        </w:rPr>
+      </w:pPr>
+      <w:r>
+        <w:rPr>
+          <w:lang w:eastAsia="en-GB"/>
+        </w:rPr>
+        <w:t>Система принимает выбранный отклик и отклоняет остальные отклики по этой заявке.</w:t>
+      </w:r>
+    </w:p>
+    <w:p>
+      <w:pPr>
+        <w:pStyle w:val="a3"/>
+        <w:numPr>
+          <w:ilvl w:val="0"/>
+          <w:numId w:val="47"/>
+        </w:numPr>
+        <w:rPr>
+          <w:lang w:eastAsia="en-GB"/>
+        </w:rPr>
+      </w:pPr>
+      <w:r>
+        <w:rPr>
+          <w:lang w:eastAsia="en-GB"/>
+        </w:rPr>
+        <w:t>Система создаёт заказ на основе выбранного отклика.</w:t>
+      </w:r>
+    </w:p>
+    <w:p>
+      <w:pPr>
+        <w:rPr>
+          <w:lang w:eastAsia="en-GB"/>
+        </w:rPr>
+      </w:pPr>
+    </w:p>
+    <w:p>
+      <w:pPr>
+        <w:rPr>
+          <w:lang w:eastAsia="en-GB"/>
+        </w:rPr>
+      </w:pPr>
+      <w:r>
+        <w:rPr>
+          <w:lang w:eastAsia="en-GB"/>
+        </w:rPr>
+        <w:t>5. Выполнение заказа</w:t>
+      </w:r>
+    </w:p>
+    <w:p>
+      <w:pPr>
+        <w:rPr>
+          <w:lang w:eastAsia="en-GB"/>
+        </w:rPr>
+      </w:pPr>
+    </w:p>
+    <w:p>
+      <w:pPr>
+        <w:pStyle w:val="a3"/>
+        <w:numPr>
+          <w:ilvl w:val="0"/>
+          <w:numId w:val="49"/>
+        </w:numPr>
+        <w:rPr>
+          <w:lang w:eastAsia="en-GB"/>
+        </w:rPr>
+      </w:pPr>
+      <w:r>
+        <w:rPr>
+          <w:lang w:eastAsia="en-GB"/>
+        </w:rPr>
+        <w:t>Клиент и мастер видят созданный заказ в своих личных кабинетах.</w:t>
+      </w:r>
+    </w:p>
+    <w:p>
+      <w:pPr>
+        <w:pStyle w:val="a3"/>
+        <w:numPr>
+          <w:ilvl w:val="0"/>
+          <w:numId w:val="49"/>
+        </w:numPr>
+        <w:rPr>
+          <w:lang w:eastAsia="en-GB"/>
+        </w:rPr>
+      </w:pPr>
+      <w:r>
+        <w:rPr>
+          <w:lang w:eastAsia="en-GB"/>
+        </w:rPr>
+        <w:t>Система отображает данные заказа: заявку, мастера, клиента, цену и статус.</w:t>
+      </w:r>
+    </w:p>
+    <w:p>
+      <w:pPr>
+        <w:pStyle w:val="a3"/>
+        <w:numPr>
+          <w:ilvl w:val="0"/>
+          <w:numId w:val="49"/>
+        </w:numPr>
+        <w:rPr>
+          <w:lang w:eastAsia="en-GB"/>
+        </w:rPr>
+      </w:pPr>
+      <w:r>
+        <w:rPr>
+          <w:lang w:eastAsia="en-GB"/>
+        </w:rPr>
+        <w:t>После выполнения услуги заказ переводится в завершённый статус.</w:t>
+      </w:r>
+    </w:p>
+    <w:p>
+      <w:pPr>
+        <w:pStyle w:val="a3"/>
+        <w:numPr>
+          <w:ilvl w:val="0"/>
+          <w:numId w:val="49"/>
+        </w:numPr>
+        <w:rPr>
+          <w:lang w:eastAsia="en-GB"/>
+        </w:rPr>
+      </w:pPr>
+      <w:r>
+        <w:rPr>
+          <w:lang w:eastAsia="en-GB"/>
+        </w:rPr>
+        <w:t>Завершённый заказ сохраняется в истории заказов.</w:t>
+      </w:r>
+    </w:p>
+    <w:p>
+      <w:pPr>
+        <w:rPr>
+          <w:lang w:eastAsia="en-GB"/>
+        </w:rPr>
+      </w:pPr>
+    </w:p>
+    <w:p>
+      <w:pPr>
+        <w:rPr>
+          <w:lang w:eastAsia="en-GB"/>
+        </w:rPr>
+      </w:pPr>
+      <w:r>
+        <w:rPr>
+          <w:lang w:eastAsia="en-GB"/>
+        </w:rPr>
+        <w:t>6. Оставление отзыва</w:t>
+      </w:r>
+    </w:p>
+    <w:p>
+      <w:pPr>
+        <w:rPr>
+          <w:lang w:eastAsia="en-GB"/>
+        </w:rPr>
+      </w:pPr>
+    </w:p>
+    <w:p>
+      <w:pPr>
+        <w:pStyle w:val="a3"/>
+        <w:numPr>
+          <w:ilvl w:val="0"/>
+          <w:numId w:val="51"/>
+        </w:numPr>
+        <w:rPr>
+          <w:lang w:eastAsia="en-GB"/>
+        </w:rPr>
+      </w:pPr>
+      <w:r>
+        <w:rPr>
+          <w:lang w:eastAsia="en-GB"/>
+        </w:rPr>
+        <w:t>Клиент открывает завершённый заказ.</w:t>
+      </w:r>
+    </w:p>
+    <w:p>
+      <w:pPr>
+        <w:pStyle w:val="a3"/>
+        <w:numPr>
+          <w:ilvl w:val="0"/>
+          <w:numId w:val="51"/>
+        </w:numPr>
+        <w:rPr>
+          <w:lang w:eastAsia="en-GB"/>
+        </w:rPr>
+      </w:pPr>
+      <w:r>
+        <w:rPr>
+          <w:lang w:eastAsia="en-GB"/>
+        </w:rPr>
+        <w:t>Клиент указывает оценку и при необходимости комментарий.</w:t>
+      </w:r>
+    </w:p>
+    <w:p>
+      <w:pPr>
+        <w:pStyle w:val="a3"/>
+        <w:numPr>
+          <w:ilvl w:val="0"/>
+          <w:numId w:val="51"/>
+        </w:numPr>
+        <w:rPr>
+          <w:lang w:eastAsia="en-GB"/>
+        </w:rPr>
+      </w:pPr>
+      <w:r>
+        <w:rPr>
+          <w:lang w:eastAsia="en-GB"/>
+        </w:rPr>
+        <w:t>Система проверяет, что по заказу ещё нет отзыва.</w:t>
+      </w:r>
+    </w:p>
+    <w:p>
+      <w:pPr>
+        <w:pStyle w:val="a3"/>
+        <w:numPr>
+          <w:ilvl w:val="0"/>
+          <w:numId w:val="51"/>
+        </w:numPr>
+        <w:rPr>
+          <w:lang w:eastAsia="en-GB"/>
+        </w:rPr>
+      </w:pPr>
+      <w:r>
+        <w:rPr>
+          <w:lang w:eastAsia="en-GB"/>
+        </w:rPr>
+        <w:t>Система сохраняет отзыв и отображает его в профиле мастера.</w:t>
+      </w:r>
     </w:p>
     <w:sectPr>
       <w:pgSz w:w="11906" w:h="16838"/>
@@ -10532,6 +12137,119 @@
     </w:lvl>
   </w:abstractNum>
   <w:abstractNum w:abstractNumId="2" w15:restartNumberingAfterBreak="0">
+    <w:nsid w:val="15A7556F"/>
+    <w:multiLevelType w:val="hybridMultilevel"/>
+    <w:tmpl w:val="8020B008"/>
+    <w:lvl w:ilvl="0" w:tplc="04190001">
+      <w:start w:val="1"/>
+      <w:numFmt w:val="bullet"/>
+      <w:lvlText w:val=""/>
+      <w:lvlJc w:val="left"/>
+      <w:pPr>
+        <w:ind w:left="720" w:hanging="360"/>
+      </w:pPr>
+      <w:rPr>
+        <w:rFonts w:ascii="Symbol" w:hAnsi="Symbol" w:hint="default"/>
+      </w:rPr>
+    </w:lvl>
+    <w:lvl w:ilvl="1" w:tplc="04190003" w:tentative="1">
+      <w:start w:val="1"/>
+      <w:numFmt w:val="bullet"/>
+      <w:lvlText w:val="o"/>
+      <w:lvlJc w:val="left"/>
+      <w:pPr>
+        <w:ind w:left="1440" w:hanging="360"/>
+      </w:pPr>
+      <w:rPr>
+        <w:rFonts w:ascii="Courier New" w:hAnsi="Courier New" w:cs="Courier New" w:hint="default"/>
+      </w:rPr>
+    </w:lvl>
+    <w:lvl w:ilvl="2" w:tplc="04190005" w:tentative="1">
+      <w:start w:val="1"/>
+      <w:numFmt w:val="bullet"/>
+      <w:lvlText w:val=""/>
+      <w:lvlJc w:val="left"/>
+      <w:pPr>
+        <w:ind w:left="2160" w:hanging="360"/>
+      </w:pPr>
+      <w:rPr>
+        <w:rFonts w:ascii="Wingdings" w:hAnsi="Wingdings" w:hint="default"/>
+      </w:rPr>
+    </w:lvl>
+    <w:lvl w:ilvl="3" w:tplc="04190001" w:tentative="1">
+      <w:start w:val="1"/>
+      <w:numFmt w:val="bullet"/>
+      <w:lvlText w:val=""/>
+      <w:lvlJc w:val="left"/>
+      <w:pPr>
+        <w:ind w:left="2880" w:hanging="360"/>
+      </w:pPr>
+      <w:rPr>
+        <w:rFonts w:ascii="Symbol" w:hAnsi="Symbol" w:hint="default"/>
+      </w:rPr>
+    </w:lvl>
+    <w:lvl w:ilvl="4" w:tplc="04190003" w:tentative="1">
+      <w:start w:val="1"/>
+      <w:numFmt w:val="bullet"/>
+      <w:lvlText w:val="o"/>
+      <w:lvlJc w:val="left"/>
+      <w:pPr>
+        <w:ind w:left="3600" w:hanging="360"/>
+      </w:pPr>
+      <w:rPr>
+        <w:rFonts w:ascii="Courier New" w:hAnsi="Courier New" w:cs="Courier New" w:hint="default"/>
+      </w:rPr>
+    </w:lvl>
+    <w:lvl w:ilvl="5" w:tplc="04190005" w:tentative="1">
+      <w:start w:val="1"/>
+      <w:numFmt w:val="bullet"/>
+      <w:lvlText w:val=""/>
+      <w:lvlJc w:val="left"/>
+      <w:pPr>
+        <w:ind w:left="4320" w:hanging="360"/>
+      </w:pPr>
+      <w:rPr>
+        <w:rFonts w:ascii="Wingdings" w:hAnsi="Wingdings" w:hint="default"/>
+      </w:rPr>
+    </w:lvl>
+    <w:lvl w:ilvl="6" w:tplc="04190001" w:tentative="1">
+      <w:start w:val="1"/>
+      <w:numFmt w:val="bullet"/>
+      <w:lvlText w:val=""/>
+      <w:lvlJc w:val="left"/>
+      <w:pPr>
+        <w:ind w:left="5040" w:hanging="360"/>
+      </w:pPr>
+      <w:rPr>
+        <w:rFonts w:ascii="Symbol" w:hAnsi="Symbol" w:hint="default"/>
+      </w:rPr>
+    </w:lvl>
+    <w:lvl w:ilvl="7" w:tplc="04190003" w:tentative="1">
+      <w:start w:val="1"/>
+      <w:numFmt w:val="bullet"/>
+      <w:lvlText w:val="o"/>
+      <w:lvlJc w:val="left"/>
+      <w:pPr>
+        <w:ind w:left="5760" w:hanging="360"/>
+      </w:pPr>
+      <w:rPr>
+        <w:rFonts w:ascii="Courier New" w:hAnsi="Courier New" w:cs="Courier New" w:hint="default"/>
+      </w:rPr>
+    </w:lvl>
+    <w:lvl w:ilvl="8" w:tplc="04190005" w:tentative="1">
+      <w:start w:val="1"/>
+      <w:numFmt w:val="bullet"/>
+      <w:lvlText w:val=""/>
+      <w:lvlJc w:val="left"/>
+      <w:pPr>
+        <w:ind w:left="6480" w:hanging="360"/>
+      </w:pPr>
+      <w:rPr>
+        <w:rFonts w:ascii="Wingdings" w:hAnsi="Wingdings" w:hint="default"/>
+      </w:rPr>
+    </w:lvl>
+  </w:abstractNum>
+  <w:abstractNum w:abstractNumId="3" w15:restartNumberingAfterBreak="0">
     <w:nsid w:val="1873214C"/>
     <w:multiLevelType w:val="hybridMultilevel"/>
     <w:tmpl w:val="20141ACA"/>
@@ -10644,7 +12362,7 @@
       </w:rPr>
     </w:lvl>
   </w:abstractNum>
-  <w:abstractNum w:abstractNumId="3" w15:restartNumberingAfterBreak="0">
+  <w:abstractNum w:abstractNumId="4" w15:restartNumberingAfterBreak="0">
     <w:nsid w:val="187A2E4C"/>
     <w:multiLevelType w:val="hybridMultilevel"/>
     <w:tmpl w:val="B69042C6"/>
@@ -10757,7 +12475,96 @@
       </w:rPr>
     </w:lvl>
   </w:abstractNum>
-  <w:abstractNum w:abstractNumId="4" w15:restartNumberingAfterBreak="0">
+  <w:abstractNum w:abstractNumId="5" w15:restartNumberingAfterBreak="0">
+    <w:nsid w:val="1C1D2FD4"/>
+    <w:multiLevelType w:val="hybridMultilevel"/>
+    <w:tmpl w:val="545CCED8"/>
+    <w:lvl w:ilvl="0" w:tplc="0419000F">
+      <w:start w:val="1"/>
+      <w:numFmt w:val="decimal"/>
+      <w:lvlText w:val="%1."/>
+      <w:lvlJc w:val="left"/>
+      <w:pPr>
+        <w:ind w:left="720" w:hanging="360"/>
+      </w:pPr>
+      <w:rPr>
+        <w:rFonts w:hint="default"/>
+      </w:rPr>
+    </w:lvl>
+    <w:lvl w:ilvl="1" w:tplc="04190019" w:tentative="1">
+      <w:start w:val="1"/>
+      <w:numFmt w:val="lowerLetter"/>
+      <w:lvlText w:val="%2."/>
+      <w:lvlJc w:val="left"/>
+      <w:pPr>
+        <w:ind w:left="1440" w:hanging="360"/>
+      </w:pPr>
+    </w:lvl>
+    <w:lvl w:ilvl="2" w:tplc="0419001B" w:tentative="1">
+      <w:start w:val="1"/>
+      <w:numFmt w:val="lowerRoman"/>
+      <w:lvlText w:val="%3."/>
+      <w:lvlJc w:val="right"/>
+      <w:pPr>
+        <w:ind w:left="2160" w:hanging="180"/>
+      </w:pPr>
+    </w:lvl>
+    <w:lvl w:ilvl="3" w:tplc="0419000F" w:tentative="1">
+      <w:start w:val="1"/>
+      <w:numFmt w:val="decimal"/>
+      <w:lvlText w:val="%4."/>
+      <w:lvlJc w:val="left"/>
+      <w:pPr>
+        <w:ind w:left="2880" w:hanging="360"/>
+      </w:pPr>
+    </w:lvl>
+    <w:lvl w:ilvl="4" w:tplc="04190019" w:tentative="1">
+      <w:start w:val="1"/>
+      <w:numFmt w:val="lowerLetter"/>
+      <w:lvlText w:val="%5."/>
+      <w:lvlJc w:val="left"/>
+      <w:pPr>
+        <w:ind w:left="3600" w:hanging="360"/>
+      </w:pPr>
+    </w:lvl>
+    <w:lvl w:ilvl="5" w:tplc="0419001B" w:tentative="1">
+      <w:start w:val="1"/>
+      <w:numFmt w:val="lowerRoman"/>
+      <w:lvlText w:val="%6."/>
+      <w:lvlJc w:val="right"/>
+      <w:pPr>
+        <w:ind w:left="4320" w:hanging="180"/>
+      </w:pPr>
+    </w:lvl>
+    <w:lvl w:ilvl="6" w:tplc="0419000F" w:tentative="1">
+      <w:start w:val="1"/>
+      <w:numFmt w:val="decimal"/>
+      <w:lvlText w:val="%7."/>
+      <w:lvlJc w:val="left"/>
+      <w:pPr>
+        <w:ind w:left="5040" w:hanging="360"/>
+      </w:pPr>
+    </w:lvl>
+    <w:lvl w:ilvl="7" w:tplc="04190019" w:tentative="1">
+      <w:start w:val="1"/>
+      <w:numFmt w:val="lowerLetter"/>
+      <w:lvlText w:val="%8."/>
+      <w:lvlJc w:val="left"/>
+      <w:pPr>
+        <w:ind w:left="5760" w:hanging="360"/>
+      </w:pPr>
+    </w:lvl>
+    <w:lvl w:ilvl="8" w:tplc="0419001B" w:tentative="1">
+      <w:start w:val="1"/>
+      <w:numFmt w:val="lowerRoman"/>
+      <w:lvlText w:val="%9."/>
+      <w:lvlJc w:val="right"/>
+      <w:pPr>
+        <w:ind w:left="6480" w:hanging="180"/>
+      </w:pPr>
+    </w:lvl>
+  </w:abstractNum>
+  <w:abstractNum w:abstractNumId="6" w15:restartNumberingAfterBreak="0">
     <w:nsid w:val="21405381"/>
     <w:multiLevelType w:val="hybridMultilevel"/>
     <w:tmpl w:val="8FA8AD64"/>
@@ -10870,7 +12677,7 @@
       </w:rPr>
     </w:lvl>
   </w:abstractNum>
-  <w:abstractNum w:abstractNumId="5" w15:restartNumberingAfterBreak="0">
+  <w:abstractNum w:abstractNumId="7" w15:restartNumberingAfterBreak="0">
     <w:nsid w:val="25001D72"/>
     <w:multiLevelType w:val="hybridMultilevel"/>
     <w:tmpl w:val="CD00209A"/>
@@ -10983,7 +12790,7 @@
       </w:rPr>
     </w:lvl>
   </w:abstractNum>
-  <w:abstractNum w:abstractNumId="6" w15:restartNumberingAfterBreak="0">
+  <w:abstractNum w:abstractNumId="8" w15:restartNumberingAfterBreak="0">
     <w:nsid w:val="265845F3"/>
     <w:multiLevelType w:val="hybridMultilevel"/>
     <w:tmpl w:val="63867D42"/>
@@ -11096,7 +12903,7 @@
       </w:rPr>
     </w:lvl>
   </w:abstractNum>
-  <w:abstractNum w:abstractNumId="7" w15:restartNumberingAfterBreak="0">
+  <w:abstractNum w:abstractNumId="9" w15:restartNumberingAfterBreak="0">
     <w:nsid w:val="27093C67"/>
     <w:multiLevelType w:val="hybridMultilevel"/>
     <w:tmpl w:val="E7FE879E"/>
@@ -11209,7 +13016,7 @@
       </w:rPr>
     </w:lvl>
   </w:abstractNum>
-  <w:abstractNum w:abstractNumId="8" w15:restartNumberingAfterBreak="0">
+  <w:abstractNum w:abstractNumId="10" w15:restartNumberingAfterBreak="0">
     <w:nsid w:val="28127B4C"/>
     <w:multiLevelType w:val="hybridMultilevel"/>
     <w:tmpl w:val="B052DCA8"/>
@@ -11322,7 +13129,7 @@
       </w:rPr>
     </w:lvl>
   </w:abstractNum>
-  <w:abstractNum w:abstractNumId="9" w15:restartNumberingAfterBreak="0">
+  <w:abstractNum w:abstractNumId="11" w15:restartNumberingAfterBreak="0">
     <w:nsid w:val="2AAA05E5"/>
     <w:multiLevelType w:val="hybridMultilevel"/>
     <w:tmpl w:val="C8F057BC"/>
@@ -11435,7 +13242,7 @@
       </w:rPr>
     </w:lvl>
   </w:abstractNum>
-  <w:abstractNum w:abstractNumId="10" w15:restartNumberingAfterBreak="0">
+  <w:abstractNum w:abstractNumId="12" w15:restartNumberingAfterBreak="0">
     <w:nsid w:val="2AFD5E72"/>
     <w:multiLevelType w:val="hybridMultilevel"/>
     <w:tmpl w:val="B9CECB16"/>
@@ -11548,7 +13355,7 @@
       </w:rPr>
     </w:lvl>
   </w:abstractNum>
-  <w:abstractNum w:abstractNumId="11" w15:restartNumberingAfterBreak="0">
+  <w:abstractNum w:abstractNumId="13" w15:restartNumberingAfterBreak="0">
     <w:nsid w:val="2D875852"/>
     <w:multiLevelType w:val="hybridMultilevel"/>
     <w:tmpl w:val="0C72B880"/>
@@ -11661,7 +13468,120 @@
       </w:rPr>
     </w:lvl>
   </w:abstractNum>
-  <w:abstractNum w:abstractNumId="12" w15:restartNumberingAfterBreak="0">
+  <w:abstractNum w:abstractNumId="14" w15:restartNumberingAfterBreak="0">
+    <w:nsid w:val="2E75702F"/>
+    <w:multiLevelType w:val="hybridMultilevel"/>
+    <w:tmpl w:val="3B7216A0"/>
+    <w:lvl w:ilvl="0" w:tplc="04190003">
+      <w:start w:val="1"/>
+      <w:numFmt w:val="bullet"/>
+      <w:lvlText w:val="o"/>
+      <w:lvlJc w:val="left"/>
+      <w:pPr>
+        <w:ind w:left="720" w:hanging="360"/>
+      </w:pPr>
+      <w:rPr>
+        <w:rFonts w:ascii="Courier New" w:hAnsi="Courier New" w:cs="Courier New" w:hint="default"/>
+      </w:rPr>
+    </w:lvl>
+    <w:lvl w:ilvl="1" w:tplc="04190003" w:tentative="1">
+      <w:start w:val="1"/>
+      <w:numFmt w:val="bullet"/>
+      <w:lvlText w:val="o"/>
+      <w:lvlJc w:val="left"/>
+      <w:pPr>
+        <w:ind w:left="1440" w:hanging="360"/>
+      </w:pPr>
+      <w:rPr>
+        <w:rFonts w:ascii="Courier New" w:hAnsi="Courier New" w:cs="Courier New" w:hint="default"/>
+      </w:rPr>
+    </w:lvl>
+    <w:lvl w:ilvl="2" w:tplc="04190005" w:tentative="1">
+      <w:start w:val="1"/>
+      <w:numFmt w:val="bullet"/>
+      <w:lvlText w:val=""/>
+      <w:lvlJc w:val="left"/>
+      <w:pPr>
+        <w:ind w:left="2160" w:hanging="360"/>
+      </w:pPr>
+      <w:rPr>
+        <w:rFonts w:ascii="Wingdings" w:hAnsi="Wingdings" w:hint="default"/>
+      </w:rPr>
+    </w:lvl>
+    <w:lvl w:ilvl="3" w:tplc="04190001" w:tentative="1">
+      <w:start w:val="1"/>
+      <w:numFmt w:val="bullet"/>
+      <w:lvlText w:val=""/>
+      <w:lvlJc w:val="left"/>
+      <w:pPr>
+        <w:ind w:left="2880" w:hanging="360"/>
+      </w:pPr>
+      <w:rPr>
+        <w:rFonts w:ascii="Symbol" w:hAnsi="Symbol" w:hint="default"/>
+      </w:rPr>
+    </w:lvl>
+    <w:lvl w:ilvl="4" w:tplc="04190003" w:tentative="1">
+      <w:start w:val="1"/>
+      <w:numFmt w:val="bullet"/>
+      <w:lvlText w:val="o"/>
+      <w:lvlJc w:val="left"/>
+      <w:pPr>
+        <w:ind w:left="3600" w:hanging="360"/>
+      </w:pPr>
+      <w:rPr>
+        <w:rFonts w:ascii="Courier New" w:hAnsi="Courier New" w:cs="Courier New" w:hint="default"/>
+      </w:rPr>
+    </w:lvl>
+    <w:lvl w:ilvl="5" w:tplc="04190005" w:tentative="1">
+      <w:start w:val="1"/>
+      <w:numFmt w:val="bullet"/>
+      <w:lvlText w:val=""/>
+      <w:lvlJc w:val="left"/>
+      <w:pPr>
+        <w:ind w:left="4320" w:hanging="360"/>
+      </w:pPr>
+      <w:rPr>
+        <w:rFonts w:ascii="Wingdings" w:hAnsi="Wingdings" w:hint="default"/>
+      </w:rPr>
+    </w:lvl>
+    <w:lvl w:ilvl="6" w:tplc="04190001" w:tentative="1">
+      <w:start w:val="1"/>
+      <w:numFmt w:val="bullet"/>
+      <w:lvlText w:val=""/>
+      <w:lvlJc w:val="left"/>
+      <w:pPr>
+        <w:ind w:left="5040" w:hanging="360"/>
+      </w:pPr>
+      <w:rPr>
+        <w:rFonts w:ascii="Symbol" w:hAnsi="Symbol" w:hint="default"/>
+      </w:rPr>
+    </w:lvl>
+    <w:lvl w:ilvl="7" w:tplc="04190003" w:tentative="1">
+      <w:start w:val="1"/>
+      <w:numFmt w:val="bullet"/>
+      <w:lvlText w:val="o"/>
+      <w:lvlJc w:val="left"/>
+      <w:pPr>
+        <w:ind w:left="5760" w:hanging="360"/>
+      </w:pPr>
+      <w:rPr>
+        <w:rFonts w:ascii="Courier New" w:hAnsi="Courier New" w:cs="Courier New" w:hint="default"/>
+      </w:rPr>
+    </w:lvl>
+    <w:lvl w:ilvl="8" w:tplc="04190005" w:tentative="1">
+      <w:start w:val="1"/>
+      <w:numFmt w:val="bullet"/>
+      <w:lvlText w:val=""/>
+      <w:lvlJc w:val="left"/>
+      <w:pPr>
+        <w:ind w:left="6480" w:hanging="360"/>
+      </w:pPr>
+      <w:rPr>
+        <w:rFonts w:ascii="Wingdings" w:hAnsi="Wingdings" w:hint="default"/>
+      </w:rPr>
+    </w:lvl>
+  </w:abstractNum>
+  <w:abstractNum w:abstractNumId="15" w15:restartNumberingAfterBreak="0">
     <w:nsid w:val="2ED30147"/>
     <w:multiLevelType w:val="hybridMultilevel"/>
     <w:tmpl w:val="D272DE24"/>
@@ -11774,7 +13694,7 @@
       </w:rPr>
     </w:lvl>
   </w:abstractNum>
-  <w:abstractNum w:abstractNumId="13" w15:restartNumberingAfterBreak="0">
+  <w:abstractNum w:abstractNumId="16" w15:restartNumberingAfterBreak="0">
     <w:nsid w:val="32AA6650"/>
     <w:multiLevelType w:val="hybridMultilevel"/>
     <w:tmpl w:val="CD76E4FA"/>
@@ -11887,7 +13807,7 @@
       </w:rPr>
     </w:lvl>
   </w:abstractNum>
-  <w:abstractNum w:abstractNumId="14" w15:restartNumberingAfterBreak="0">
+  <w:abstractNum w:abstractNumId="17" w15:restartNumberingAfterBreak="0">
     <w:nsid w:val="33866317"/>
     <w:multiLevelType w:val="hybridMultilevel"/>
     <w:tmpl w:val="455431E6"/>
@@ -12000,7 +13920,7 @@
       </w:rPr>
     </w:lvl>
   </w:abstractNum>
-  <w:abstractNum w:abstractNumId="15" w15:restartNumberingAfterBreak="0">
+  <w:abstractNum w:abstractNumId="18" w15:restartNumberingAfterBreak="0">
     <w:nsid w:val="3CD90D6C"/>
     <w:multiLevelType w:val="hybridMultilevel"/>
     <w:tmpl w:val="D8444B4E"/>
@@ -12113,7 +14033,7 @@
       </w:rPr>
     </w:lvl>
   </w:abstractNum>
-  <w:abstractNum w:abstractNumId="16" w15:restartNumberingAfterBreak="0">
+  <w:abstractNum w:abstractNumId="19" w15:restartNumberingAfterBreak="0">
     <w:nsid w:val="3D04714E"/>
     <w:multiLevelType w:val="hybridMultilevel"/>
     <w:tmpl w:val="5F9C3DF4"/>
@@ -12226,7 +14146,7 @@
       </w:rPr>
     </w:lvl>
   </w:abstractNum>
-  <w:abstractNum w:abstractNumId="17" w15:restartNumberingAfterBreak="0">
+  <w:abstractNum w:abstractNumId="20" w15:restartNumberingAfterBreak="0">
     <w:nsid w:val="3F3479AD"/>
     <w:multiLevelType w:val="hybridMultilevel"/>
     <w:tmpl w:val="5524AF3A"/>
@@ -12339,7 +14259,7 @@
       </w:rPr>
     </w:lvl>
   </w:abstractNum>
-  <w:abstractNum w:abstractNumId="18" w15:restartNumberingAfterBreak="0">
+  <w:abstractNum w:abstractNumId="21" w15:restartNumberingAfterBreak="0">
     <w:nsid w:val="42156DA2"/>
     <w:multiLevelType w:val="hybridMultilevel"/>
     <w:tmpl w:val="55309BB6"/>
@@ -12452,7 +14372,209 @@
       </w:rPr>
     </w:lvl>
   </w:abstractNum>
-  <w:abstractNum w:abstractNumId="19" w15:restartNumberingAfterBreak="0">
+  <w:abstractNum w:abstractNumId="22" w15:restartNumberingAfterBreak="0">
+    <w:nsid w:val="422547FC"/>
+    <w:multiLevelType w:val="hybridMultilevel"/>
+    <w:tmpl w:val="285A5FFA"/>
+    <w:lvl w:ilvl="0" w:tplc="0419000F">
+      <w:start w:val="1"/>
+      <w:numFmt w:val="decimal"/>
+      <w:lvlText w:val="%1."/>
+      <w:lvlJc w:val="left"/>
+      <w:pPr>
+        <w:ind w:left="720" w:hanging="360"/>
+      </w:pPr>
+      <w:rPr>
+        <w:rFonts w:hint="default"/>
+      </w:rPr>
+    </w:lvl>
+    <w:lvl w:ilvl="1" w:tplc="04190019" w:tentative="1">
+      <w:start w:val="1"/>
+      <w:numFmt w:val="lowerLetter"/>
+      <w:lvlText w:val="%2."/>
+      <w:lvlJc w:val="left"/>
+      <w:pPr>
+        <w:ind w:left="1440" w:hanging="360"/>
+      </w:pPr>
+    </w:lvl>
+    <w:lvl w:ilvl="2" w:tplc="0419001B" w:tentative="1">
+      <w:start w:val="1"/>
+      <w:numFmt w:val="lowerRoman"/>
+      <w:lvlText w:val="%3."/>
+      <w:lvlJc w:val="right"/>
+      <w:pPr>
+        <w:ind w:left="2160" w:hanging="180"/>
+      </w:pPr>
+    </w:lvl>
+    <w:lvl w:ilvl="3" w:tplc="0419000F" w:tentative="1">
+      <w:start w:val="1"/>
+      <w:numFmt w:val="decimal"/>
+      <w:lvlText w:val="%4."/>
+      <w:lvlJc w:val="left"/>
+      <w:pPr>
+        <w:ind w:left="2880" w:hanging="360"/>
+      </w:pPr>
+    </w:lvl>
+    <w:lvl w:ilvl="4" w:tplc="04190019" w:tentative="1">
+      <w:start w:val="1"/>
+      <w:numFmt w:val="lowerLetter"/>
+      <w:lvlText w:val="%5."/>
+      <w:lvlJc w:val="left"/>
+      <w:pPr>
+        <w:ind w:left="3600" w:hanging="360"/>
+      </w:pPr>
+    </w:lvl>
+    <w:lvl w:ilvl="5" w:tplc="0419001B" w:tentative="1">
+      <w:start w:val="1"/>
+      <w:numFmt w:val="lowerRoman"/>
+      <w:lvlText w:val="%6."/>
+      <w:lvlJc w:val="right"/>
+      <w:pPr>
+        <w:ind w:left="4320" w:hanging="180"/>
+      </w:pPr>
+    </w:lvl>
+    <w:lvl w:ilvl="6" w:tplc="0419000F" w:tentative="1">
+      <w:start w:val="1"/>
+      <w:numFmt w:val="decimal"/>
+      <w:lvlText w:val="%7."/>
+      <w:lvlJc w:val="left"/>
+      <w:pPr>
+        <w:ind w:left="5040" w:hanging="360"/>
+      </w:pPr>
+    </w:lvl>
+    <w:lvl w:ilvl="7" w:tplc="04190019" w:tentative="1">
+      <w:start w:val="1"/>
+      <w:numFmt w:val="lowerLetter"/>
+      <w:lvlText w:val="%8."/>
+      <w:lvlJc w:val="left"/>
+      <w:pPr>
+        <w:ind w:left="5760" w:hanging="360"/>
+      </w:pPr>
+    </w:lvl>
+    <w:lvl w:ilvl="8" w:tplc="0419001B" w:tentative="1">
+      <w:start w:val="1"/>
+      <w:numFmt w:val="lowerRoman"/>
+      <w:lvlText w:val="%9."/>
+      <w:lvlJc w:val="right"/>
+      <w:pPr>
+        <w:ind w:left="6480" w:hanging="180"/>
+      </w:pPr>
+    </w:lvl>
+  </w:abstractNum>
+  <w:abstractNum w:abstractNumId="23" w15:restartNumberingAfterBreak="0">
+    <w:nsid w:val="47821685"/>
+    <w:multiLevelType w:val="hybridMultilevel"/>
+    <w:tmpl w:val="472E47C4"/>
+    <w:lvl w:ilvl="0" w:tplc="04190003">
+      <w:start w:val="1"/>
+      <w:numFmt w:val="bullet"/>
+      <w:lvlText w:val="o"/>
+      <w:lvlJc w:val="left"/>
+      <w:pPr>
+        <w:ind w:left="720" w:hanging="360"/>
+      </w:pPr>
+      <w:rPr>
+        <w:rFonts w:ascii="Courier New" w:hAnsi="Courier New" w:cs="Courier New" w:hint="default"/>
+      </w:rPr>
+    </w:lvl>
+    <w:lvl w:ilvl="1" w:tplc="04190003" w:tentative="1">
+      <w:start w:val="1"/>
+      <w:numFmt w:val="bullet"/>
+      <w:lvlText w:val="o"/>
+      <w:lvlJc w:val="left"/>
+      <w:pPr>
+        <w:ind w:left="1440" w:hanging="360"/>
+      </w:pPr>
+      <w:rPr>
+        <w:rFonts w:ascii="Courier New" w:hAnsi="Courier New" w:cs="Courier New" w:hint="default"/>
+      </w:rPr>
+    </w:lvl>
+    <w:lvl w:ilvl="2" w:tplc="04190005" w:tentative="1">
+      <w:start w:val="1"/>
+      <w:numFmt w:val="bullet"/>
+      <w:lvlText w:val=""/>
+      <w:lvlJc w:val="left"/>
+      <w:pPr>
+        <w:ind w:left="2160" w:hanging="360"/>
+      </w:pPr>
+      <w:rPr>
+        <w:rFonts w:ascii="Wingdings" w:hAnsi="Wingdings" w:hint="default"/>
+      </w:rPr>
+    </w:lvl>
+    <w:lvl w:ilvl="3" w:tplc="04190001" w:tentative="1">
+      <w:start w:val="1"/>
+      <w:numFmt w:val="bullet"/>
+      <w:lvlText w:val=""/>
+      <w:lvlJc w:val="left"/>
+      <w:pPr>
+        <w:ind w:left="2880" w:hanging="360"/>
+      </w:pPr>
+      <w:rPr>
+        <w:rFonts w:ascii="Symbol" w:hAnsi="Symbol" w:hint="default"/>
+      </w:rPr>
+    </w:lvl>
+    <w:lvl w:ilvl="4" w:tplc="04190003" w:tentative="1">
+      <w:start w:val="1"/>
+      <w:numFmt w:val="bullet"/>
+      <w:lvlText w:val="o"/>
+      <w:lvlJc w:val="left"/>
+      <w:pPr>
+        <w:ind w:left="3600" w:hanging="360"/>
+      </w:pPr>
+      <w:rPr>
+        <w:rFonts w:ascii="Courier New" w:hAnsi="Courier New" w:cs="Courier New" w:hint="default"/>
+      </w:rPr>
+    </w:lvl>
+    <w:lvl w:ilvl="5" w:tplc="04190005" w:tentative="1">
+      <w:start w:val="1"/>
+      <w:numFmt w:val="bullet"/>
+      <w:lvlText w:val=""/>
+      <w:lvlJc w:val="left"/>
+      <w:pPr>
+        <w:ind w:left="4320" w:hanging="360"/>
+      </w:pPr>
+      <w:rPr>
+        <w:rFonts w:ascii="Wingdings" w:hAnsi="Wingdings" w:hint="default"/>
+      </w:rPr>
+    </w:lvl>
+    <w:lvl w:ilvl="6" w:tplc="04190001" w:tentative="1">
+      <w:start w:val="1"/>
+      <w:numFmt w:val="bullet"/>
+      <w:lvlText w:val=""/>
+      <w:lvlJc w:val="left"/>
+      <w:pPr>
+        <w:ind w:left="5040" w:hanging="360"/>
+      </w:pPr>
+      <w:rPr>
+        <w:rFonts w:ascii="Symbol" w:hAnsi="Symbol" w:hint="default"/>
+      </w:rPr>
+    </w:lvl>
+    <w:lvl w:ilvl="7" w:tplc="04190003" w:tentative="1">
+      <w:start w:val="1"/>
+      <w:numFmt w:val="bullet"/>
+      <w:lvlText w:val="o"/>
+      <w:lvlJc w:val="left"/>
+      <w:pPr>
+        <w:ind w:left="5760" w:hanging="360"/>
+      </w:pPr>
+      <w:rPr>
+        <w:rFonts w:ascii="Courier New" w:hAnsi="Courier New" w:cs="Courier New" w:hint="default"/>
+      </w:rPr>
+    </w:lvl>
+    <w:lvl w:ilvl="8" w:tplc="04190005" w:tentative="1">
+      <w:start w:val="1"/>
+      <w:numFmt w:val="bullet"/>
+      <w:lvlText w:val=""/>
+      <w:lvlJc w:val="left"/>
+      <w:pPr>
+        <w:ind w:left="6480" w:hanging="360"/>
+      </w:pPr>
+      <w:rPr>
+        <w:rFonts w:ascii="Wingdings" w:hAnsi="Wingdings" w:hint="default"/>
+      </w:rPr>
+    </w:lvl>
+  </w:abstractNum>
+  <w:abstractNum w:abstractNumId="24" w15:restartNumberingAfterBreak="0">
     <w:nsid w:val="495F0919"/>
     <w:multiLevelType w:val="hybridMultilevel"/>
     <w:tmpl w:val="65725F00"/>
@@ -12538,7 +14660,7 @@
       </w:pPr>
     </w:lvl>
   </w:abstractNum>
-  <w:abstractNum w:abstractNumId="20" w15:restartNumberingAfterBreak="0">
+  <w:abstractNum w:abstractNumId="25" w15:restartNumberingAfterBreak="0">
     <w:nsid w:val="49F1780A"/>
     <w:multiLevelType w:val="hybridMultilevel"/>
     <w:tmpl w:val="2612D89A"/>
@@ -12651,7 +14773,7 @@
       </w:rPr>
     </w:lvl>
   </w:abstractNum>
-  <w:abstractNum w:abstractNumId="21" w15:restartNumberingAfterBreak="0">
+  <w:abstractNum w:abstractNumId="26" w15:restartNumberingAfterBreak="0">
     <w:nsid w:val="4A3A4DDC"/>
     <w:multiLevelType w:val="hybridMultilevel"/>
     <w:tmpl w:val="89D656C8"/>
@@ -12764,7 +14886,7 @@
       </w:rPr>
     </w:lvl>
   </w:abstractNum>
-  <w:abstractNum w:abstractNumId="22" w15:restartNumberingAfterBreak="0">
+  <w:abstractNum w:abstractNumId="27" w15:restartNumberingAfterBreak="0">
     <w:nsid w:val="4D8E0364"/>
     <w:multiLevelType w:val="hybridMultilevel"/>
     <w:tmpl w:val="7130A090"/>
@@ -12877,7 +14999,185 @@
       </w:rPr>
     </w:lvl>
   </w:abstractNum>
-  <w:abstractNum w:abstractNumId="23" w15:restartNumberingAfterBreak="0">
+  <w:abstractNum w:abstractNumId="28" w15:restartNumberingAfterBreak="0">
+    <w:nsid w:val="4E461F16"/>
+    <w:multiLevelType w:val="hybridMultilevel"/>
+    <w:tmpl w:val="21BED2AA"/>
+    <w:lvl w:ilvl="0" w:tplc="0419000F">
+      <w:start w:val="1"/>
+      <w:numFmt w:val="decimal"/>
+      <w:lvlText w:val="%1."/>
+      <w:lvlJc w:val="left"/>
+      <w:pPr>
+        <w:ind w:left="720" w:hanging="360"/>
+      </w:pPr>
+      <w:rPr>
+        <w:rFonts w:hint="default"/>
+      </w:rPr>
+    </w:lvl>
+    <w:lvl w:ilvl="1" w:tplc="04190019" w:tentative="1">
+      <w:start w:val="1"/>
+      <w:numFmt w:val="lowerLetter"/>
+      <w:lvlText w:val="%2."/>
+      <w:lvlJc w:val="left"/>
+      <w:pPr>
+        <w:ind w:left="1440" w:hanging="360"/>
+      </w:pPr>
+    </w:lvl>
+    <w:lvl w:ilvl="2" w:tplc="0419001B" w:tentative="1">
+      <w:start w:val="1"/>
+      <w:numFmt w:val="lowerRoman"/>
+      <w:lvlText w:val="%3."/>
+      <w:lvlJc w:val="right"/>
+      <w:pPr>
+        <w:ind w:left="2160" w:hanging="180"/>
+      </w:pPr>
+    </w:lvl>
+    <w:lvl w:ilvl="3" w:tplc="0419000F" w:tentative="1">
+      <w:start w:val="1"/>
+      <w:numFmt w:val="decimal"/>
+      <w:lvlText w:val="%4."/>
+      <w:lvlJc w:val="left"/>
+      <w:pPr>
+        <w:ind w:left="2880" w:hanging="360"/>
+      </w:pPr>
+    </w:lvl>
+    <w:lvl w:ilvl="4" w:tplc="04190019" w:tentative="1">
+      <w:start w:val="1"/>
+      <w:numFmt w:val="lowerLetter"/>
+      <w:lvlText w:val="%5."/>
+      <w:lvlJc w:val="left"/>
+      <w:pPr>
+        <w:ind w:left="3600" w:hanging="360"/>
+      </w:pPr>
+    </w:lvl>
+    <w:lvl w:ilvl="5" w:tplc="0419001B" w:tentative="1">
+      <w:start w:val="1"/>
+      <w:numFmt w:val="lowerRoman"/>
+      <w:lvlText w:val="%6."/>
+      <w:lvlJc w:val="right"/>
+      <w:pPr>
+        <w:ind w:left="4320" w:hanging="180"/>
+      </w:pPr>
+    </w:lvl>
+    <w:lvl w:ilvl="6" w:tplc="0419000F" w:tentative="1">
+      <w:start w:val="1"/>
+      <w:numFmt w:val="decimal"/>
+      <w:lvlText w:val="%7."/>
+      <w:lvlJc w:val="left"/>
+      <w:pPr>
+        <w:ind w:left="5040" w:hanging="360"/>
+      </w:pPr>
+    </w:lvl>
+    <w:lvl w:ilvl="7" w:tplc="04190019" w:tentative="1">
+      <w:start w:val="1"/>
+      <w:numFmt w:val="lowerLetter"/>
+      <w:lvlText w:val="%8."/>
+      <w:lvlJc w:val="left"/>
+      <w:pPr>
+        <w:ind w:left="5760" w:hanging="360"/>
+      </w:pPr>
+    </w:lvl>
+    <w:lvl w:ilvl="8" w:tplc="0419001B" w:tentative="1">
+      <w:start w:val="1"/>
+      <w:numFmt w:val="lowerRoman"/>
+      <w:lvlText w:val="%9."/>
+      <w:lvlJc w:val="right"/>
+      <w:pPr>
+        <w:ind w:left="6480" w:hanging="180"/>
+      </w:pPr>
+    </w:lvl>
+  </w:abstractNum>
+  <w:abstractNum w:abstractNumId="29" w15:restartNumberingAfterBreak="0">
+    <w:nsid w:val="506613DE"/>
+    <w:multiLevelType w:val="hybridMultilevel"/>
+    <w:tmpl w:val="0944B878"/>
+    <w:lvl w:ilvl="0" w:tplc="0419000F">
+      <w:start w:val="1"/>
+      <w:numFmt w:val="decimal"/>
+      <w:lvlText w:val="%1."/>
+      <w:lvlJc w:val="left"/>
+      <w:pPr>
+        <w:ind w:left="720" w:hanging="360"/>
+      </w:pPr>
+      <w:rPr>
+        <w:rFonts w:hint="default"/>
+      </w:rPr>
+    </w:lvl>
+    <w:lvl w:ilvl="1" w:tplc="04190019" w:tentative="1">
+      <w:start w:val="1"/>
+      <w:numFmt w:val="lowerLetter"/>
+      <w:lvlText w:val="%2."/>
+      <w:lvlJc w:val="left"/>
+      <w:pPr>
+        <w:ind w:left="1440" w:hanging="360"/>
+      </w:pPr>
+    </w:lvl>
+    <w:lvl w:ilvl="2" w:tplc="0419001B" w:tentative="1">
+      <w:start w:val="1"/>
+      <w:numFmt w:val="lowerRoman"/>
+      <w:lvlText w:val="%3."/>
+      <w:lvlJc w:val="right"/>
+      <w:pPr>
+        <w:ind w:left="2160" w:hanging="180"/>
+      </w:pPr>
+    </w:lvl>
+    <w:lvl w:ilvl="3" w:tplc="0419000F" w:tentative="1">
+      <w:start w:val="1"/>
+      <w:numFmt w:val="decimal"/>
+      <w:lvlText w:val="%4."/>
+      <w:lvlJc w:val="left"/>
+      <w:pPr>
+        <w:ind w:left="2880" w:hanging="360"/>
+      </w:pPr>
+    </w:lvl>
+    <w:lvl w:ilvl="4" w:tplc="04190019" w:tentative="1">
+      <w:start w:val="1"/>
+      <w:numFmt w:val="lowerLetter"/>
+      <w:lvlText w:val="%5."/>
+      <w:lvlJc w:val="left"/>
+      <w:pPr>
+        <w:ind w:left="3600" w:hanging="360"/>
+      </w:pPr>
+    </w:lvl>
+    <w:lvl w:ilvl="5" w:tplc="0419001B" w:tentative="1">
+      <w:start w:val="1"/>
+      <w:numFmt w:val="lowerRoman"/>
+      <w:lvlText w:val="%6."/>
+      <w:lvlJc w:val="right"/>
+      <w:pPr>
+        <w:ind w:left="4320" w:hanging="180"/>
+      </w:pPr>
+    </w:lvl>
+    <w:lvl w:ilvl="6" w:tplc="0419000F" w:tentative="1">
+      <w:start w:val="1"/>
+      <w:numFmt w:val="decimal"/>
+      <w:lvlText w:val="%7."/>
+      <w:lvlJc w:val="left"/>
+      <w:pPr>
+        <w:ind w:left="5040" w:hanging="360"/>
+      </w:pPr>
+    </w:lvl>
+    <w:lvl w:ilvl="7" w:tplc="04190019" w:tentative="1">
+      <w:start w:val="1"/>
+      <w:numFmt w:val="lowerLetter"/>
+      <w:lvlText w:val="%8."/>
+      <w:lvlJc w:val="left"/>
+      <w:pPr>
+        <w:ind w:left="5760" w:hanging="360"/>
+      </w:pPr>
+    </w:lvl>
+    <w:lvl w:ilvl="8" w:tplc="0419001B" w:tentative="1">
+      <w:start w:val="1"/>
+      <w:numFmt w:val="lowerRoman"/>
+      <w:lvlText w:val="%9."/>
+      <w:lvlJc w:val="right"/>
+      <w:pPr>
+        <w:ind w:left="6480" w:hanging="180"/>
+      </w:pPr>
+    </w:lvl>
+  </w:abstractNum>
+  <w:abstractNum w:abstractNumId="30" w15:restartNumberingAfterBreak="0">
     <w:nsid w:val="546C7644"/>
     <w:multiLevelType w:val="hybridMultilevel"/>
     <w:tmpl w:val="9DC4FE98"/>
@@ -12990,7 +15290,7 @@
       </w:rPr>
     </w:lvl>
   </w:abstractNum>
-  <w:abstractNum w:abstractNumId="24" w15:restartNumberingAfterBreak="0">
+  <w:abstractNum w:abstractNumId="31" w15:restartNumberingAfterBreak="0">
     <w:nsid w:val="59500FEE"/>
     <w:multiLevelType w:val="hybridMultilevel"/>
     <w:tmpl w:val="8C7A99A2"/>
@@ -13103,7 +15403,120 @@
       </w:rPr>
     </w:lvl>
   </w:abstractNum>
-  <w:abstractNum w:abstractNumId="25" w15:restartNumberingAfterBreak="0">
+  <w:abstractNum w:abstractNumId="32" w15:restartNumberingAfterBreak="0">
+    <w:nsid w:val="5AED0DE1"/>
+    <w:multiLevelType w:val="hybridMultilevel"/>
+    <w:tmpl w:val="48320052"/>
+    <w:lvl w:ilvl="0" w:tplc="04190003">
+      <w:start w:val="1"/>
+      <w:numFmt w:val="bullet"/>
+      <w:lvlText w:val="o"/>
+      <w:lvlJc w:val="left"/>
+      <w:pPr>
+        <w:ind w:left="720" w:hanging="360"/>
+      </w:pPr>
+      <w:rPr>
+        <w:rFonts w:ascii="Courier New" w:hAnsi="Courier New" w:cs="Courier New" w:hint="default"/>
+      </w:rPr>
+    </w:lvl>
+    <w:lvl w:ilvl="1" w:tplc="04190003" w:tentative="1">
+      <w:start w:val="1"/>
+      <w:numFmt w:val="bullet"/>
+      <w:lvlText w:val="o"/>
+      <w:lvlJc w:val="left"/>
+      <w:pPr>
+        <w:ind w:left="1440" w:hanging="360"/>
+      </w:pPr>
+      <w:rPr>
+        <w:rFonts w:ascii="Courier New" w:hAnsi="Courier New" w:cs="Courier New" w:hint="default"/>
+      </w:rPr>
+    </w:lvl>
+    <w:lvl w:ilvl="2" w:tplc="04190005" w:tentative="1">
+      <w:start w:val="1"/>
+      <w:numFmt w:val="bullet"/>
+      <w:lvlText w:val=""/>
+      <w:lvlJc w:val="left"/>
+      <w:pPr>
+        <w:ind w:left="2160" w:hanging="360"/>
+      </w:pPr>
+      <w:rPr>
+        <w:rFonts w:ascii="Wingdings" w:hAnsi="Wingdings" w:hint="default"/>
+      </w:rPr>
+    </w:lvl>
+    <w:lvl w:ilvl="3" w:tplc="04190001" w:tentative="1">
+      <w:start w:val="1"/>
+      <w:numFmt w:val="bullet"/>
+      <w:lvlText w:val=""/>
+      <w:lvlJc w:val="left"/>
+      <w:pPr>
+        <w:ind w:left="2880" w:hanging="360"/>
+      </w:pPr>
+      <w:rPr>
+        <w:rFonts w:ascii="Symbol" w:hAnsi="Symbol" w:hint="default"/>
+      </w:rPr>
+    </w:lvl>
+    <w:lvl w:ilvl="4" w:tplc="04190003" w:tentative="1">
+      <w:start w:val="1"/>
+      <w:numFmt w:val="bullet"/>
+      <w:lvlText w:val="o"/>
+      <w:lvlJc w:val="left"/>
+      <w:pPr>
+        <w:ind w:left="3600" w:hanging="360"/>
+      </w:pPr>
+      <w:rPr>
+        <w:rFonts w:ascii="Courier New" w:hAnsi="Courier New" w:cs="Courier New" w:hint="default"/>
+      </w:rPr>
+    </w:lvl>
+    <w:lvl w:ilvl="5" w:tplc="04190005" w:tentative="1">
+      <w:start w:val="1"/>
+      <w:numFmt w:val="bullet"/>
+      <w:lvlText w:val=""/>
+      <w:lvlJc w:val="left"/>
+      <w:pPr>
+        <w:ind w:left="4320" w:hanging="360"/>
+      </w:pPr>
+      <w:rPr>
+        <w:rFonts w:ascii="Wingdings" w:hAnsi="Wingdings" w:hint="default"/>
+      </w:rPr>
+    </w:lvl>
+    <w:lvl w:ilvl="6" w:tplc="04190001" w:tentative="1">
+      <w:start w:val="1"/>
+      <w:numFmt w:val="bullet"/>
+      <w:lvlText w:val=""/>
+      <w:lvlJc w:val="left"/>
+      <w:pPr>
+        <w:ind w:left="5040" w:hanging="360"/>
+      </w:pPr>
+      <w:rPr>
+        <w:rFonts w:ascii="Symbol" w:hAnsi="Symbol" w:hint="default"/>
+      </w:rPr>
+    </w:lvl>
+    <w:lvl w:ilvl="7" w:tplc="04190003" w:tentative="1">
+      <w:start w:val="1"/>
+      <w:numFmt w:val="bullet"/>
+      <w:lvlText w:val="o"/>
+      <w:lvlJc w:val="left"/>
+      <w:pPr>
+        <w:ind w:left="5760" w:hanging="360"/>
+      </w:pPr>
+      <w:rPr>
+        <w:rFonts w:ascii="Courier New" w:hAnsi="Courier New" w:cs="Courier New" w:hint="default"/>
+      </w:rPr>
+    </w:lvl>
+    <w:lvl w:ilvl="8" w:tplc="04190005" w:tentative="1">
+      <w:start w:val="1"/>
+      <w:numFmt w:val="bullet"/>
+      <w:lvlText w:val=""/>
+      <w:lvlJc w:val="left"/>
+      <w:pPr>
+        <w:ind w:left="6480" w:hanging="360"/>
+      </w:pPr>
+      <w:rPr>
+        <w:rFonts w:ascii="Wingdings" w:hAnsi="Wingdings" w:hint="default"/>
+      </w:rPr>
+    </w:lvl>
+  </w:abstractNum>
+  <w:abstractNum w:abstractNumId="33" w15:restartNumberingAfterBreak="0">
     <w:nsid w:val="5D6D5C5A"/>
     <w:multiLevelType w:val="hybridMultilevel"/>
     <w:tmpl w:val="6EF2D338"/>
@@ -13216,7 +15629,7 @@
       </w:rPr>
     </w:lvl>
   </w:abstractNum>
-  <w:abstractNum w:abstractNumId="26" w15:restartNumberingAfterBreak="0">
+  <w:abstractNum w:abstractNumId="34" w15:restartNumberingAfterBreak="0">
     <w:nsid w:val="61345F1C"/>
     <w:multiLevelType w:val="hybridMultilevel"/>
     <w:tmpl w:val="1A64F046"/>
@@ -13329,7 +15742,7 @@
       </w:rPr>
     </w:lvl>
   </w:abstractNum>
-  <w:abstractNum w:abstractNumId="27" w15:restartNumberingAfterBreak="0">
+  <w:abstractNum w:abstractNumId="35" w15:restartNumberingAfterBreak="0">
     <w:nsid w:val="61D15A97"/>
     <w:multiLevelType w:val="hybridMultilevel"/>
     <w:tmpl w:val="14A2E350"/>
@@ -13442,7 +15855,7 @@
       </w:rPr>
     </w:lvl>
   </w:abstractNum>
-  <w:abstractNum w:abstractNumId="28" w15:restartNumberingAfterBreak="0">
+  <w:abstractNum w:abstractNumId="36" w15:restartNumberingAfterBreak="0">
     <w:nsid w:val="646A15EC"/>
     <w:multiLevelType w:val="hybridMultilevel"/>
     <w:tmpl w:val="4ECEA306"/>
@@ -13555,7 +15968,7 @@
       </w:rPr>
     </w:lvl>
   </w:abstractNum>
-  <w:abstractNum w:abstractNumId="29" w15:restartNumberingAfterBreak="0">
+  <w:abstractNum w:abstractNumId="37" w15:restartNumberingAfterBreak="0">
     <w:nsid w:val="65E142BE"/>
     <w:multiLevelType w:val="hybridMultilevel"/>
     <w:tmpl w:val="7B865F90"/>
@@ -13668,7 +16081,7 @@
       </w:rPr>
     </w:lvl>
   </w:abstractNum>
-  <w:abstractNum w:abstractNumId="30" w15:restartNumberingAfterBreak="0">
+  <w:abstractNum w:abstractNumId="38" w15:restartNumberingAfterBreak="0">
     <w:nsid w:val="6BFE35FA"/>
     <w:multiLevelType w:val="hybridMultilevel"/>
     <w:tmpl w:val="CFF8F62C"/>
@@ -13781,7 +16194,7 @@
       </w:rPr>
     </w:lvl>
   </w:abstractNum>
-  <w:abstractNum w:abstractNumId="31" w15:restartNumberingAfterBreak="0">
+  <w:abstractNum w:abstractNumId="39" w15:restartNumberingAfterBreak="0">
     <w:nsid w:val="6EA20F3B"/>
     <w:multiLevelType w:val="hybridMultilevel"/>
     <w:tmpl w:val="1736EDC8"/>
@@ -13894,7 +16307,7 @@
       </w:rPr>
     </w:lvl>
   </w:abstractNum>
-  <w:abstractNum w:abstractNumId="32" w15:restartNumberingAfterBreak="0">
+  <w:abstractNum w:abstractNumId="40" w15:restartNumberingAfterBreak="0">
     <w:nsid w:val="71010D1F"/>
     <w:multiLevelType w:val="hybridMultilevel"/>
     <w:tmpl w:val="36165ED8"/>
@@ -14007,7 +16420,7 @@
       </w:rPr>
     </w:lvl>
   </w:abstractNum>
-  <w:abstractNum w:abstractNumId="33" w15:restartNumberingAfterBreak="0">
+  <w:abstractNum w:abstractNumId="41" w15:restartNumberingAfterBreak="0">
     <w:nsid w:val="714F2C06"/>
     <w:multiLevelType w:val="hybridMultilevel"/>
     <w:tmpl w:val="E3B64A1A"/>
@@ -14120,7 +16533,7 @@
       </w:rPr>
     </w:lvl>
   </w:abstractNum>
-  <w:abstractNum w:abstractNumId="34" w15:restartNumberingAfterBreak="0">
+  <w:abstractNum w:abstractNumId="42" w15:restartNumberingAfterBreak="0">
     <w:nsid w:val="71D132C3"/>
     <w:multiLevelType w:val="hybridMultilevel"/>
     <w:tmpl w:val="21E0DE52"/>
@@ -14233,7 +16646,7 @@
       </w:rPr>
     </w:lvl>
   </w:abstractNum>
-  <w:abstractNum w:abstractNumId="35" w15:restartNumberingAfterBreak="0">
+  <w:abstractNum w:abstractNumId="43" w15:restartNumberingAfterBreak="0">
     <w:nsid w:val="726F6787"/>
     <w:multiLevelType w:val="hybridMultilevel"/>
     <w:tmpl w:val="C7B60C7A"/>
@@ -14346,7 +16759,120 @@
       </w:rPr>
     </w:lvl>
   </w:abstractNum>
-  <w:abstractNum w:abstractNumId="36" w15:restartNumberingAfterBreak="0">
+  <w:abstractNum w:abstractNumId="44" w15:restartNumberingAfterBreak="0">
+    <w:nsid w:val="72D77E02"/>
+    <w:multiLevelType w:val="hybridMultilevel"/>
+    <w:tmpl w:val="B8C856AC"/>
+    <w:lvl w:ilvl="0" w:tplc="04190003">
+      <w:start w:val="1"/>
+      <w:numFmt w:val="bullet"/>
+      <w:lvlText w:val="o"/>
+      <w:lvlJc w:val="left"/>
+      <w:pPr>
+        <w:ind w:left="720" w:hanging="360"/>
+      </w:pPr>
+      <w:rPr>
+        <w:rFonts w:ascii="Courier New" w:hAnsi="Courier New" w:cs="Courier New" w:hint="default"/>
+      </w:rPr>
+    </w:lvl>
+    <w:lvl w:ilvl="1" w:tplc="04190003" w:tentative="1">
+      <w:start w:val="1"/>
+      <w:numFmt w:val="bullet"/>
+      <w:lvlText w:val="o"/>
+      <w:lvlJc w:val="left"/>
+      <w:pPr>
+        <w:ind w:left="1440" w:hanging="360"/>
+      </w:pPr>
+      <w:rPr>
+        <w:rFonts w:ascii="Courier New" w:hAnsi="Courier New" w:cs="Courier New" w:hint="default"/>
+      </w:rPr>
+    </w:lvl>
+    <w:lvl w:ilvl="2" w:tplc="04190005" w:tentative="1">
+      <w:start w:val="1"/>
+      <w:numFmt w:val="bullet"/>
+      <w:lvlText w:val=""/>
+      <w:lvlJc w:val="left"/>
+      <w:pPr>
+        <w:ind w:left="2160" w:hanging="360"/>
+      </w:pPr>
+      <w:rPr>
+        <w:rFonts w:ascii="Wingdings" w:hAnsi="Wingdings" w:hint="default"/>
+      </w:rPr>
+    </w:lvl>
+    <w:lvl w:ilvl="3" w:tplc="04190001" w:tentative="1">
+      <w:start w:val="1"/>
+      <w:numFmt w:val="bullet"/>
+      <w:lvlText w:val=""/>
+      <w:lvlJc w:val="left"/>
+      <w:pPr>
+        <w:ind w:left="2880" w:hanging="360"/>
+      </w:pPr>
+      <w:rPr>
+        <w:rFonts w:ascii="Symbol" w:hAnsi="Symbol" w:hint="default"/>
+      </w:rPr>
+    </w:lvl>
+    <w:lvl w:ilvl="4" w:tplc="04190003" w:tentative="1">
+      <w:start w:val="1"/>
+      <w:numFmt w:val="bullet"/>
+      <w:lvlText w:val="o"/>
+      <w:lvlJc w:val="left"/>
+      <w:pPr>
+        <w:ind w:left="3600" w:hanging="360"/>
+      </w:pPr>
+      <w:rPr>
+        <w:rFonts w:ascii="Courier New" w:hAnsi="Courier New" w:cs="Courier New" w:hint="default"/>
+      </w:rPr>
+    </w:lvl>
+    <w:lvl w:ilvl="5" w:tplc="04190005" w:tentative="1">
+      <w:start w:val="1"/>
+      <w:numFmt w:val="bullet"/>
+      <w:lvlText w:val=""/>
+      <w:lvlJc w:val="left"/>
+      <w:pPr>
+        <w:ind w:left="4320" w:hanging="360"/>
+      </w:pPr>
+      <w:rPr>
+        <w:rFonts w:ascii="Wingdings" w:hAnsi="Wingdings" w:hint="default"/>
+      </w:rPr>
+    </w:lvl>
+    <w:lvl w:ilvl="6" w:tplc="04190001" w:tentative="1">
+      <w:start w:val="1"/>
+      <w:numFmt w:val="bullet"/>
+      <w:lvlText w:val=""/>
+      <w:lvlJc w:val="left"/>
+      <w:pPr>
+        <w:ind w:left="5040" w:hanging="360"/>
+      </w:pPr>
+      <w:rPr>
+        <w:rFonts w:ascii="Symbol" w:hAnsi="Symbol" w:hint="default"/>
+      </w:rPr>
+    </w:lvl>
+    <w:lvl w:ilvl="7" w:tplc="04190003" w:tentative="1">
+      <w:start w:val="1"/>
+      <w:numFmt w:val="bullet"/>
+      <w:lvlText w:val="o"/>
+      <w:lvlJc w:val="left"/>
+      <w:pPr>
+        <w:ind w:left="5760" w:hanging="360"/>
+      </w:pPr>
+      <w:rPr>
+        <w:rFonts w:ascii="Courier New" w:hAnsi="Courier New" w:cs="Courier New" w:hint="default"/>
+      </w:rPr>
+    </w:lvl>
+    <w:lvl w:ilvl="8" w:tplc="04190005" w:tentative="1">
+      <w:start w:val="1"/>
+      <w:numFmt w:val="bullet"/>
+      <w:lvlText w:val=""/>
+      <w:lvlJc w:val="left"/>
+      <w:pPr>
+        <w:ind w:left="6480" w:hanging="360"/>
+      </w:pPr>
+      <w:rPr>
+        <w:rFonts w:ascii="Wingdings" w:hAnsi="Wingdings" w:hint="default"/>
+      </w:rPr>
+    </w:lvl>
+  </w:abstractNum>
+  <w:abstractNum w:abstractNumId="45" w15:restartNumberingAfterBreak="0">
     <w:nsid w:val="73677B48"/>
     <w:multiLevelType w:val="hybridMultilevel"/>
     <w:tmpl w:val="7D5A60BA"/>
@@ -14459,7 +16985,120 @@
       </w:rPr>
     </w:lvl>
   </w:abstractNum>
-  <w:abstractNum w:abstractNumId="37" w15:restartNumberingAfterBreak="0">
+  <w:abstractNum w:abstractNumId="46" w15:restartNumberingAfterBreak="0">
+    <w:nsid w:val="75591D5A"/>
+    <w:multiLevelType w:val="hybridMultilevel"/>
+    <w:tmpl w:val="7020F420"/>
+    <w:lvl w:ilvl="0" w:tplc="04190003">
+      <w:start w:val="1"/>
+      <w:numFmt w:val="bullet"/>
+      <w:lvlText w:val="o"/>
+      <w:lvlJc w:val="left"/>
+      <w:pPr>
+        <w:ind w:left="720" w:hanging="360"/>
+      </w:pPr>
+      <w:rPr>
+        <w:rFonts w:ascii="Courier New" w:hAnsi="Courier New" w:cs="Courier New" w:hint="default"/>
+      </w:rPr>
+    </w:lvl>
+    <w:lvl w:ilvl="1" w:tplc="04190003" w:tentative="1">
+      <w:start w:val="1"/>
+      <w:numFmt w:val="bullet"/>
+      <w:lvlText w:val="o"/>
+      <w:lvlJc w:val="left"/>
+      <w:pPr>
+        <w:ind w:left="1440" w:hanging="360"/>
+      </w:pPr>
+      <w:rPr>
+        <w:rFonts w:ascii="Courier New" w:hAnsi="Courier New" w:cs="Courier New" w:hint="default"/>
+      </w:rPr>
+    </w:lvl>
+    <w:lvl w:ilvl="2" w:tplc="04190005" w:tentative="1">
+      <w:start w:val="1"/>
+      <w:numFmt w:val="bullet"/>
+      <w:lvlText w:val=""/>
+      <w:lvlJc w:val="left"/>
+      <w:pPr>
+        <w:ind w:left="2160" w:hanging="360"/>
+      </w:pPr>
+      <w:rPr>
+        <w:rFonts w:ascii="Wingdings" w:hAnsi="Wingdings" w:hint="default"/>
+      </w:rPr>
+    </w:lvl>
+    <w:lvl w:ilvl="3" w:tplc="04190001" w:tentative="1">
+      <w:start w:val="1"/>
+      <w:numFmt w:val="bullet"/>
+      <w:lvlText w:val=""/>
+      <w:lvlJc w:val="left"/>
+      <w:pPr>
+        <w:ind w:left="2880" w:hanging="360"/>
+      </w:pPr>
+      <w:rPr>
+        <w:rFonts w:ascii="Symbol" w:hAnsi="Symbol" w:hint="default"/>
+      </w:rPr>
+    </w:lvl>
+    <w:lvl w:ilvl="4" w:tplc="04190003" w:tentative="1">
+      <w:start w:val="1"/>
+      <w:numFmt w:val="bullet"/>
+      <w:lvlText w:val="o"/>
+      <w:lvlJc w:val="left"/>
+      <w:pPr>
+        <w:ind w:left="3600" w:hanging="360"/>
+      </w:pPr>
+      <w:rPr>
+        <w:rFonts w:ascii="Courier New" w:hAnsi="Courier New" w:cs="Courier New" w:hint="default"/>
+      </w:rPr>
+    </w:lvl>
+    <w:lvl w:ilvl="5" w:tplc="04190005" w:tentative="1">
+      <w:start w:val="1"/>
+      <w:numFmt w:val="bullet"/>
+      <w:lvlText w:val=""/>
+      <w:lvlJc w:val="left"/>
+      <w:pPr>
+        <w:ind w:left="4320" w:hanging="360"/>
+      </w:pPr>
+      <w:rPr>
+        <w:rFonts w:ascii="Wingdings" w:hAnsi="Wingdings" w:hint="default"/>
+      </w:rPr>
+    </w:lvl>
+    <w:lvl w:ilvl="6" w:tplc="04190001" w:tentative="1">
+      <w:start w:val="1"/>
+      <w:numFmt w:val="bullet"/>
+      <w:lvlText w:val=""/>
+      <w:lvlJc w:val="left"/>
+      <w:pPr>
+        <w:ind w:left="5040" w:hanging="360"/>
+      </w:pPr>
+      <w:rPr>
+        <w:rFonts w:ascii="Symbol" w:hAnsi="Symbol" w:hint="default"/>
+      </w:rPr>
+    </w:lvl>
+    <w:lvl w:ilvl="7" w:tplc="04190003" w:tentative="1">
+      <w:start w:val="1"/>
+      <w:numFmt w:val="bullet"/>
+      <w:lvlText w:val="o"/>
+      <w:lvlJc w:val="left"/>
+      <w:pPr>
+        <w:ind w:left="5760" w:hanging="360"/>
+      </w:pPr>
+      <w:rPr>
+        <w:rFonts w:ascii="Courier New" w:hAnsi="Courier New" w:cs="Courier New" w:hint="default"/>
+      </w:rPr>
+    </w:lvl>
+    <w:lvl w:ilvl="8" w:tplc="04190005" w:tentative="1">
+      <w:start w:val="1"/>
+      <w:numFmt w:val="bullet"/>
+      <w:lvlText w:val=""/>
+      <w:lvlJc w:val="left"/>
+      <w:pPr>
+        <w:ind w:left="6480" w:hanging="360"/>
+      </w:pPr>
+      <w:rPr>
+        <w:rFonts w:ascii="Wingdings" w:hAnsi="Wingdings" w:hint="default"/>
+      </w:rPr>
+    </w:lvl>
+  </w:abstractNum>
+  <w:abstractNum w:abstractNumId="47" w15:restartNumberingAfterBreak="0">
     <w:nsid w:val="76F566CB"/>
     <w:multiLevelType w:val="hybridMultilevel"/>
     <w:tmpl w:val="B3509B6E"/>
@@ -14572,7 +17211,209 @@
       </w:rPr>
     </w:lvl>
   </w:abstractNum>
-  <w:abstractNum w:abstractNumId="38" w15:restartNumberingAfterBreak="0">
+  <w:abstractNum w:abstractNumId="48" w15:restartNumberingAfterBreak="0">
+    <w:nsid w:val="77246CDC"/>
+    <w:multiLevelType w:val="hybridMultilevel"/>
+    <w:tmpl w:val="FFCE0FD4"/>
+    <w:lvl w:ilvl="0" w:tplc="04190003">
+      <w:start w:val="1"/>
+      <w:numFmt w:val="bullet"/>
+      <w:lvlText w:val="o"/>
+      <w:lvlJc w:val="left"/>
+      <w:pPr>
+        <w:ind w:left="720" w:hanging="360"/>
+      </w:pPr>
+      <w:rPr>
+        <w:rFonts w:ascii="Courier New" w:hAnsi="Courier New" w:cs="Courier New" w:hint="default"/>
+      </w:rPr>
+    </w:lvl>
+    <w:lvl w:ilvl="1" w:tplc="FFFFFFFF" w:tentative="1">
+      <w:start w:val="1"/>
+      <w:numFmt w:val="bullet"/>
+      <w:lvlText w:val="o"/>
+      <w:lvlJc w:val="left"/>
+      <w:pPr>
+        <w:ind w:left="1440" w:hanging="360"/>
+      </w:pPr>
+      <w:rPr>
+        <w:rFonts w:ascii="Courier New" w:hAnsi="Courier New" w:cs="Courier New" w:hint="default"/>
+      </w:rPr>
+    </w:lvl>
+    <w:lvl w:ilvl="2" w:tplc="FFFFFFFF" w:tentative="1">
+      <w:start w:val="1"/>
+      <w:numFmt w:val="bullet"/>
+      <w:lvlText w:val=""/>
+      <w:lvlJc w:val="left"/>
+      <w:pPr>
+        <w:ind w:left="2160" w:hanging="360"/>
+      </w:pPr>
+      <w:rPr>
+        <w:rFonts w:ascii="Wingdings" w:hAnsi="Wingdings" w:hint="default"/>
+      </w:rPr>
+    </w:lvl>
+    <w:lvl w:ilvl="3" w:tplc="FFFFFFFF" w:tentative="1">
+      <w:start w:val="1"/>
+      <w:numFmt w:val="bullet"/>
+      <w:lvlText w:val=""/>
+      <w:lvlJc w:val="left"/>
+      <w:pPr>
+        <w:ind w:left="2880" w:hanging="360"/>
+      </w:pPr>
+      <w:rPr>
+        <w:rFonts w:ascii="Symbol" w:hAnsi="Symbol" w:hint="default"/>
+      </w:rPr>
+    </w:lvl>
+    <w:lvl w:ilvl="4" w:tplc="FFFFFFFF" w:tentative="1">
+      <w:start w:val="1"/>
+      <w:numFmt w:val="bullet"/>
+      <w:lvlText w:val="o"/>
+      <w:lvlJc w:val="left"/>
+      <w:pPr>
+        <w:ind w:left="3600" w:hanging="360"/>
+      </w:pPr>
+      <w:rPr>
+        <w:rFonts w:ascii="Courier New" w:hAnsi="Courier New" w:cs="Courier New" w:hint="default"/>
+      </w:rPr>
+    </w:lvl>
+    <w:lvl w:ilvl="5" w:tplc="FFFFFFFF" w:tentative="1">
+      <w:start w:val="1"/>
+      <w:numFmt w:val="bullet"/>
+      <w:lvlText w:val=""/>
+      <w:lvlJc w:val="left"/>
+      <w:pPr>
+        <w:ind w:left="4320" w:hanging="360"/>
+      </w:pPr>
+      <w:rPr>
+        <w:rFonts w:ascii="Wingdings" w:hAnsi="Wingdings" w:hint="default"/>
+      </w:rPr>
+    </w:lvl>
+    <w:lvl w:ilvl="6" w:tplc="FFFFFFFF" w:tentative="1">
+      <w:start w:val="1"/>
+      <w:numFmt w:val="bullet"/>
+      <w:lvlText w:val=""/>
+      <w:lvlJc w:val="left"/>
+      <w:pPr>
+        <w:ind w:left="5040" w:hanging="360"/>
+      </w:pPr>
+      <w:rPr>
+        <w:rFonts w:ascii="Symbol" w:hAnsi="Symbol" w:hint="default"/>
+      </w:rPr>
+    </w:lvl>
+    <w:lvl w:ilvl="7" w:tplc="FFFFFFFF" w:tentative="1">
+      <w:start w:val="1"/>
+      <w:numFmt w:val="bullet"/>
+      <w:lvlText w:val="o"/>
+      <w:lvlJc w:val="left"/>
+      <w:pPr>
+        <w:ind w:left="5760" w:hanging="360"/>
+      </w:pPr>
+      <w:rPr>
+        <w:rFonts w:ascii="Courier New" w:hAnsi="Courier New" w:cs="Courier New" w:hint="default"/>
+      </w:rPr>
+    </w:lvl>
+    <w:lvl w:ilvl="8" w:tplc="FFFFFFFF" w:tentative="1">
+      <w:start w:val="1"/>
+      <w:numFmt w:val="bullet"/>
+      <w:lvlText w:val=""/>
+      <w:lvlJc w:val="left"/>
+      <w:pPr>
+        <w:ind w:left="6480" w:hanging="360"/>
+      </w:pPr>
+      <w:rPr>
+        <w:rFonts w:ascii="Wingdings" w:hAnsi="Wingdings" w:hint="default"/>
+      </w:rPr>
+    </w:lvl>
+  </w:abstractNum>
+  <w:abstractNum w:abstractNumId="49" w15:restartNumberingAfterBreak="0">
+    <w:nsid w:val="788E3B9E"/>
+    <w:multiLevelType w:val="hybridMultilevel"/>
+    <w:tmpl w:val="D898FCAE"/>
+    <w:lvl w:ilvl="0" w:tplc="0419000F">
+      <w:start w:val="1"/>
+      <w:numFmt w:val="decimal"/>
+      <w:lvlText w:val="%1."/>
+      <w:lvlJc w:val="left"/>
+      <w:pPr>
+        <w:ind w:left="720" w:hanging="360"/>
+      </w:pPr>
+      <w:rPr>
+        <w:rFonts w:hint="default"/>
+      </w:rPr>
+    </w:lvl>
+    <w:lvl w:ilvl="1" w:tplc="04190019" w:tentative="1">
+      <w:start w:val="1"/>
+      <w:numFmt w:val="lowerLetter"/>
+      <w:lvlText w:val="%2."/>
+      <w:lvlJc w:val="left"/>
+      <w:pPr>
+        <w:ind w:left="1440" w:hanging="360"/>
+      </w:pPr>
+    </w:lvl>
+    <w:lvl w:ilvl="2" w:tplc="0419001B" w:tentative="1">
+      <w:start w:val="1"/>
+      <w:numFmt w:val="lowerRoman"/>
+      <w:lvlText w:val="%3."/>
+      <w:lvlJc w:val="right"/>
+      <w:pPr>
+        <w:ind w:left="2160" w:hanging="180"/>
+      </w:pPr>
+    </w:lvl>
+    <w:lvl w:ilvl="3" w:tplc="0419000F" w:tentative="1">
+      <w:start w:val="1"/>
+      <w:numFmt w:val="decimal"/>
+      <w:lvlText w:val="%4."/>
+      <w:lvlJc w:val="left"/>
+      <w:pPr>
+        <w:ind w:left="2880" w:hanging="360"/>
+      </w:pPr>
+    </w:lvl>
+    <w:lvl w:ilvl="4" w:tplc="04190019" w:tentative="1">
+      <w:start w:val="1"/>
+      <w:numFmt w:val="lowerLetter"/>
+      <w:lvlText w:val="%5."/>
+      <w:lvlJc w:val="left"/>
+      <w:pPr>
+        <w:ind w:left="3600" w:hanging="360"/>
+      </w:pPr>
+    </w:lvl>
+    <w:lvl w:ilvl="5" w:tplc="0419001B" w:tentative="1">
+      <w:start w:val="1"/>
+      <w:numFmt w:val="lowerRoman"/>
+      <w:lvlText w:val="%6."/>
+      <w:lvlJc w:val="right"/>
+      <w:pPr>
+        <w:ind w:left="4320" w:hanging="180"/>
+      </w:pPr>
+    </w:lvl>
+    <w:lvl w:ilvl="6" w:tplc="0419000F" w:tentative="1">
+      <w:start w:val="1"/>
+      <w:numFmt w:val="decimal"/>
+      <w:lvlText w:val="%7."/>
+      <w:lvlJc w:val="left"/>
+      <w:pPr>
+        <w:ind w:left="5040" w:hanging="360"/>
+      </w:pPr>
+    </w:lvl>
+    <w:lvl w:ilvl="7" w:tplc="04190019" w:tentative="1">
+      <w:start w:val="1"/>
+      <w:numFmt w:val="lowerLetter"/>
+      <w:lvlText w:val="%8."/>
+      <w:lvlJc w:val="left"/>
+      <w:pPr>
+        <w:ind w:left="5760" w:hanging="360"/>
+      </w:pPr>
+    </w:lvl>
+    <w:lvl w:ilvl="8" w:tplc="0419001B" w:tentative="1">
+      <w:start w:val="1"/>
+      <w:numFmt w:val="lowerRoman"/>
+      <w:lvlText w:val="%9."/>
+      <w:lvlJc w:val="right"/>
+      <w:pPr>
+        <w:ind w:left="6480" w:hanging="180"/>
+      </w:pPr>
+    </w:lvl>
+  </w:abstractNum>
+  <w:abstractNum w:abstractNumId="50" w15:restartNumberingAfterBreak="0">
     <w:nsid w:val="7E8468BF"/>
     <w:multiLevelType w:val="hybridMultilevel"/>
     <w:tmpl w:val="8856C3A4"/>
@@ -14685,122 +17526,250 @@
       </w:rPr>
     </w:lvl>
   </w:abstractNum>
+  <w:abstractNum w:abstractNumId="51" w15:restartNumberingAfterBreak="0">
+    <w:nsid w:val="7FA53ACF"/>
+    <w:multiLevelType w:val="hybridMultilevel"/>
+    <w:tmpl w:val="43F0AFC6"/>
+    <w:lvl w:ilvl="0" w:tplc="0419000F">
+      <w:start w:val="1"/>
+      <w:numFmt w:val="decimal"/>
+      <w:lvlText w:val="%1."/>
+      <w:lvlJc w:val="left"/>
+      <w:pPr>
+        <w:ind w:left="720" w:hanging="360"/>
+      </w:pPr>
+      <w:rPr>
+        <w:rFonts w:hint="default"/>
+      </w:rPr>
+    </w:lvl>
+    <w:lvl w:ilvl="1" w:tplc="04190019" w:tentative="1">
+      <w:start w:val="1"/>
+      <w:numFmt w:val="lowerLetter"/>
+      <w:lvlText w:val="%2."/>
+      <w:lvlJc w:val="left"/>
+      <w:pPr>
+        <w:ind w:left="1440" w:hanging="360"/>
+      </w:pPr>
+    </w:lvl>
+    <w:lvl w:ilvl="2" w:tplc="0419001B" w:tentative="1">
+      <w:start w:val="1"/>
+      <w:numFmt w:val="lowerRoman"/>
+      <w:lvlText w:val="%3."/>
+      <w:lvlJc w:val="right"/>
+      <w:pPr>
+        <w:ind w:left="2160" w:hanging="180"/>
+      </w:pPr>
+    </w:lvl>
+    <w:lvl w:ilvl="3" w:tplc="0419000F" w:tentative="1">
+      <w:start w:val="1"/>
+      <w:numFmt w:val="decimal"/>
+      <w:lvlText w:val="%4."/>
+      <w:lvlJc w:val="left"/>
+      <w:pPr>
+        <w:ind w:left="2880" w:hanging="360"/>
+      </w:pPr>
+    </w:lvl>
+    <w:lvl w:ilvl="4" w:tplc="04190019" w:tentative="1">
+      <w:start w:val="1"/>
+      <w:numFmt w:val="lowerLetter"/>
+      <w:lvlText w:val="%5."/>
+      <w:lvlJc w:val="left"/>
+      <w:pPr>
+        <w:ind w:left="3600" w:hanging="360"/>
+      </w:pPr>
+    </w:lvl>
+    <w:lvl w:ilvl="5" w:tplc="0419001B" w:tentative="1">
+      <w:start w:val="1"/>
+      <w:numFmt w:val="lowerRoman"/>
+      <w:lvlText w:val="%6."/>
+      <w:lvlJc w:val="right"/>
+      <w:pPr>
+        <w:ind w:left="4320" w:hanging="180"/>
+      </w:pPr>
+    </w:lvl>
+    <w:lvl w:ilvl="6" w:tplc="0419000F" w:tentative="1">
+      <w:start w:val="1"/>
+      <w:numFmt w:val="decimal"/>
+      <w:lvlText w:val="%7."/>
+      <w:lvlJc w:val="left"/>
+      <w:pPr>
+        <w:ind w:left="5040" w:hanging="360"/>
+      </w:pPr>
+    </w:lvl>
+    <w:lvl w:ilvl="7" w:tplc="04190019" w:tentative="1">
+      <w:start w:val="1"/>
+      <w:numFmt w:val="lowerLetter"/>
+      <w:lvlText w:val="%8."/>
+      <w:lvlJc w:val="left"/>
+      <w:pPr>
+        <w:ind w:left="5760" w:hanging="360"/>
+      </w:pPr>
+    </w:lvl>
+    <w:lvl w:ilvl="8" w:tplc="0419001B" w:tentative="1">
+      <w:start w:val="1"/>
+      <w:numFmt w:val="lowerRoman"/>
+      <w:lvlText w:val="%9."/>
+      <w:lvlJc w:val="right"/>
+      <w:pPr>
+        <w:ind w:left="6480" w:hanging="180"/>
+      </w:pPr>
+    </w:lvl>
+  </w:abstractNum>
   <w:num w:numId="1" w16cid:durableId="1340893428">
-    <w:abstractNumId w:val="19"/>
+    <w:abstractNumId w:val="24"/>
   </w:num>
   <w:num w:numId="2" w16cid:durableId="421608752">
-    <w:abstractNumId w:val="30"/>
+    <w:abstractNumId w:val="38"/>
   </w:num>
   <w:num w:numId="3" w16cid:durableId="1595282796">
-    <w:abstractNumId w:val="25"/>
+    <w:abstractNumId w:val="33"/>
   </w:num>
   <w:num w:numId="4" w16cid:durableId="1287275393">
-    <w:abstractNumId w:val="10"/>
+    <w:abstractNumId w:val="12"/>
   </w:num>
   <w:num w:numId="5" w16cid:durableId="1624077405">
-    <w:abstractNumId w:val="27"/>
+    <w:abstractNumId w:val="35"/>
   </w:num>
   <w:num w:numId="6" w16cid:durableId="1713726611">
-    <w:abstractNumId w:val="23"/>
+    <w:abstractNumId w:val="30"/>
   </w:num>
   <w:num w:numId="7" w16cid:durableId="1300964125">
     <w:abstractNumId w:val="0"/>
   </w:num>
   <w:num w:numId="8" w16cid:durableId="1975401105">
-    <w:abstractNumId w:val="26"/>
+    <w:abstractNumId w:val="34"/>
   </w:num>
   <w:num w:numId="9" w16cid:durableId="1327513134">
-    <w:abstractNumId w:val="34"/>
+    <w:abstractNumId w:val="42"/>
   </w:num>
   <w:num w:numId="10" w16cid:durableId="1694259667">
+    <w:abstractNumId w:val="18"/>
+  </w:num>
+  <w:num w:numId="11" w16cid:durableId="484665926">
+    <w:abstractNumId w:val="19"/>
+  </w:num>
+  <w:num w:numId="12" w16cid:durableId="741298702">
     <w:abstractNumId w:val="15"/>
   </w:num>
-  <w:num w:numId="11" w16cid:durableId="484665926">
-    <w:abstractNumId w:val="16"/>
-  </w:num>
-  <w:num w:numId="12" w16cid:durableId="741298702">
-    <w:abstractNumId w:val="12"/>
-  </w:num>
   <w:num w:numId="13" w16cid:durableId="1008365382">
-    <w:abstractNumId w:val="5"/>
+    <w:abstractNumId w:val="7"/>
   </w:num>
   <w:num w:numId="14" w16cid:durableId="269899171">
-    <w:abstractNumId w:val="3"/>
+    <w:abstractNumId w:val="4"/>
   </w:num>
   <w:num w:numId="15" w16cid:durableId="287009388">
-    <w:abstractNumId w:val="35"/>
+    <w:abstractNumId w:val="43"/>
   </w:num>
   <w:num w:numId="16" w16cid:durableId="952590794">
+    <w:abstractNumId w:val="20"/>
+  </w:num>
+  <w:num w:numId="17" w16cid:durableId="303899460">
+    <w:abstractNumId w:val="10"/>
+  </w:num>
+  <w:num w:numId="18" w16cid:durableId="581259033">
+    <w:abstractNumId w:val="13"/>
+  </w:num>
+  <w:num w:numId="19" w16cid:durableId="423187432">
+    <w:abstractNumId w:val="6"/>
+  </w:num>
+  <w:num w:numId="20" w16cid:durableId="1849366319">
+    <w:abstractNumId w:val="9"/>
+  </w:num>
+  <w:num w:numId="21" w16cid:durableId="461463897">
+    <w:abstractNumId w:val="31"/>
+  </w:num>
+  <w:num w:numId="22" w16cid:durableId="794370098">
+    <w:abstractNumId w:val="25"/>
+  </w:num>
+  <w:num w:numId="23" w16cid:durableId="1458985455">
+    <w:abstractNumId w:val="45"/>
+  </w:num>
+  <w:num w:numId="24" w16cid:durableId="162163433">
+    <w:abstractNumId w:val="21"/>
+  </w:num>
+  <w:num w:numId="25" w16cid:durableId="1752777007">
+    <w:abstractNumId w:val="36"/>
+  </w:num>
+  <w:num w:numId="26" w16cid:durableId="192545055">
+    <w:abstractNumId w:val="8"/>
+  </w:num>
+  <w:num w:numId="27" w16cid:durableId="120154475">
+    <w:abstractNumId w:val="47"/>
+  </w:num>
+  <w:num w:numId="28" w16cid:durableId="2002156193">
     <w:abstractNumId w:val="17"/>
   </w:num>
-  <w:num w:numId="17" w16cid:durableId="303899460">
-    <w:abstractNumId w:val="8"/>
-  </w:num>
-  <w:num w:numId="18" w16cid:durableId="581259033">
-    <w:abstractNumId w:val="11"/>
-  </w:num>
-  <w:num w:numId="19" w16cid:durableId="423187432">
-    <w:abstractNumId w:val="4"/>
-  </w:num>
-  <w:num w:numId="20" w16cid:durableId="1849366319">
-    <w:abstractNumId w:val="7"/>
-  </w:num>
-  <w:num w:numId="21" w16cid:durableId="461463897">
-    <w:abstractNumId w:val="24"/>
-  </w:num>
-  <w:num w:numId="22" w16cid:durableId="794370098">
-    <w:abstractNumId w:val="20"/>
-  </w:num>
-  <w:num w:numId="23" w16cid:durableId="1458985455">
-    <w:abstractNumId w:val="36"/>
-  </w:num>
-  <w:num w:numId="24" w16cid:durableId="162163433">
-    <w:abstractNumId w:val="18"/>
-  </w:num>
-  <w:num w:numId="25" w16cid:durableId="1752777007">
-    <w:abstractNumId w:val="28"/>
-  </w:num>
-  <w:num w:numId="26" w16cid:durableId="192545055">
-    <w:abstractNumId w:val="6"/>
-  </w:num>
-  <w:num w:numId="27" w16cid:durableId="120154475">
+  <w:num w:numId="29" w16cid:durableId="230778555">
     <w:abstractNumId w:val="37"/>
-  </w:num>
-  <w:num w:numId="28" w16cid:durableId="2002156193">
-    <w:abstractNumId w:val="14"/>
-  </w:num>
-  <w:num w:numId="29" w16cid:durableId="230778555">
-    <w:abstractNumId w:val="29"/>
   </w:num>
   <w:num w:numId="30" w16cid:durableId="182943051">
     <w:abstractNumId w:val="1"/>
   </w:num>
   <w:num w:numId="31" w16cid:durableId="2012217841">
+    <w:abstractNumId w:val="3"/>
+  </w:num>
+  <w:num w:numId="32" w16cid:durableId="803233297">
+    <w:abstractNumId w:val="41"/>
+  </w:num>
+  <w:num w:numId="33" w16cid:durableId="867370957">
+    <w:abstractNumId w:val="39"/>
+  </w:num>
+  <w:num w:numId="34" w16cid:durableId="106462127">
+    <w:abstractNumId w:val="11"/>
+  </w:num>
+  <w:num w:numId="35" w16cid:durableId="664207540">
+    <w:abstractNumId w:val="16"/>
+  </w:num>
+  <w:num w:numId="36" w16cid:durableId="837693978">
+    <w:abstractNumId w:val="27"/>
+  </w:num>
+  <w:num w:numId="37" w16cid:durableId="1217164946">
+    <w:abstractNumId w:val="50"/>
+  </w:num>
+  <w:num w:numId="38" w16cid:durableId="2031027559">
+    <w:abstractNumId w:val="40"/>
+  </w:num>
+  <w:num w:numId="39" w16cid:durableId="482434682">
+    <w:abstractNumId w:val="26"/>
+  </w:num>
+  <w:num w:numId="40" w16cid:durableId="150104104">
     <w:abstractNumId w:val="2"/>
   </w:num>
-  <w:num w:numId="32" w16cid:durableId="803233297">
-    <w:abstractNumId w:val="33"/>
+  <w:num w:numId="41" w16cid:durableId="796148100">
+    <w:abstractNumId w:val="51"/>
   </w:num>
-  <w:num w:numId="33" w16cid:durableId="867370957">
-    <w:abstractNumId w:val="31"/>
+  <w:num w:numId="42" w16cid:durableId="254746859">
+    <w:abstractNumId w:val="48"/>
   </w:num>
-  <w:num w:numId="34" w16cid:durableId="106462127">
-    <w:abstractNumId w:val="9"/>
+  <w:num w:numId="43" w16cid:durableId="1877310677">
+    <w:abstractNumId w:val="32"/>
   </w:num>
-  <w:num w:numId="35" w16cid:durableId="664207540">
-    <w:abstractNumId w:val="13"/>
-  </w:num>
-  <w:num w:numId="36" w16cid:durableId="837693978">
+  <w:num w:numId="44" w16cid:durableId="1947884116">
     <w:abstractNumId w:val="22"/>
   </w:num>
-  <w:num w:numId="37" w16cid:durableId="1217164946">
-    <w:abstractNumId w:val="38"/>
+  <w:num w:numId="45" w16cid:durableId="451098755">
+    <w:abstractNumId w:val="14"/>
   </w:num>
-  <w:num w:numId="38" w16cid:durableId="2031027559">
-    <w:abstractNumId w:val="32"/>
+  <w:num w:numId="46" w16cid:durableId="1421636895">
+    <w:abstractNumId w:val="29"/>
   </w:num>
-  <w:num w:numId="39" w16cid:durableId="482434682">
-    <w:abstractNumId w:val="21"/>
+  <w:num w:numId="47" w16cid:durableId="117260091">
+    <w:abstractNumId w:val="44"/>
+  </w:num>
+  <w:num w:numId="48" w16cid:durableId="1039163358">
+    <w:abstractNumId w:val="28"/>
+  </w:num>
+  <w:num w:numId="49" w16cid:durableId="972637436">
+    <w:abstractNumId w:val="23"/>
+  </w:num>
+  <w:num w:numId="50" w16cid:durableId="1296334480">
+    <w:abstractNumId w:val="5"/>
+  </w:num>
+  <w:num w:numId="51" w16cid:durableId="663974932">
+    <w:abstractNumId w:val="46"/>
+  </w:num>
+  <w:num w:numId="52" w16cid:durableId="1155413014">
+    <w:abstractNumId w:val="49"/>
   </w:num>
   <w:numIdMacAtCleanup w:val="30"/>
 </w:numbering>

--- a/docs/ProjectDoc.docx
+++ b/docs/ProjectDoc.docx
@@ -1,6 +1,6 @@
 
 <file path=word/document.xml><?xml version="1.0" encoding="utf-8"?>
-<w:document xmlns:wpc="http://schemas.microsoft.com/office/word/2010/wordprocessingCanvas" xmlns:cx="http://schemas.microsoft.com/office/drawing/2014/chartex" xmlns:cx1="http://schemas.microsoft.com/office/drawing/2015/9/8/chartex" xmlns:cx2="http://schemas.microsoft.com/office/drawing/2015/10/21/chartex" xmlns:cx3="http://schemas.microsoft.com/office/drawing/2016/5/9/chartex" xmlns:cx4="http://schemas.microsoft.com/office/drawing/2016/5/10/chartex" xmlns:cx5="http://schemas.microsoft.com/office/drawing/2016/5/11/chartex" xmlns:cx6="http://schemas.microsoft.com/office/drawing/2016/5/12/chartex" xmlns:cx7="http://schemas.microsoft.com/office/drawing/2016/5/13/chartex" xmlns:cx8="http://schemas.microsoft.com/office/drawing/2016/5/14/chartex" xmlns:mc="http://schemas.openxmlformats.org/markup-compatibility/2006" xmlns:aink="http://schemas.microsoft.com/office/drawing/2016/ink" xmlns:am3d="http://schemas.microsoft.com/office/drawing/2017/model3d" xmlns:o="urn:schemas-microsoft-com:office:office" xmlns:r="http://schemas.openxmlformats.org/officeDocument/2006/relationships" xmlns:m="http://schemas.openxmlformats.org/officeDocument/2006/math" xmlns:v="urn:schemas-microsoft-com:vml" xmlns:wp14="http://schemas.microsoft.com/office/word/2010/wordprocessingDrawing" xmlns:wp="http://schemas.openxmlformats.org/drawingml/2006/wordprocessingDrawing" xmlns:w10="urn:schemas-microsoft-com:office:word" xmlns:w="http://schemas.openxmlformats.org/wordprocessingml/2006/main" xmlns:w14="http://schemas.microsoft.com/office/word/2010/wordml" xmlns:w15="http://schemas.microsoft.com/office/word/2012/wordml" xmlns:w16cex="http://schemas.microsoft.com/office/word/2018/wordml/cex" xmlns:w16cid="http://schemas.microsoft.com/office/word/2016/wordml/cid" xmlns:w16="http://schemas.microsoft.com/office/word/2018/wordml" xmlns:w16sdtdh="http://schemas.microsoft.com/office/word/2020/wordml/sdtdatahash" xmlns:w16se="http://schemas.microsoft.com/office/word/2015/wordml/symex" xmlns:wpg="http://schemas.microsoft.com/office/word/2010/wordprocessingGroup" xmlns:wpi="http://schemas.microsoft.com/office/word/2010/wordprocessingInk" xmlns:wne="http://schemas.microsoft.com/office/word/2006/wordml" xmlns:wps="http://schemas.microsoft.com/office/word/2010/wordprocessingShape" mc:Ignorable="w14 w15 w16se w16cid w16 w16cex w16sdtdh wp14">
+<w:document xmlns:wpc="http://schemas.microsoft.com/office/word/2010/wordprocessingCanvas" xmlns:cx="http://schemas.microsoft.com/office/drawing/2014/chartex" xmlns:cx1="http://schemas.microsoft.com/office/drawing/2015/9/8/chartex" xmlns:cx2="http://schemas.microsoft.com/office/drawing/2015/10/21/chartex" xmlns:cx3="http://schemas.microsoft.com/office/drawing/2016/5/9/chartex" xmlns:cx4="http://schemas.microsoft.com/office/drawing/2016/5/10/chartex" xmlns:cx5="http://schemas.microsoft.com/office/drawing/2016/5/11/chartex" xmlns:cx6="http://schemas.microsoft.com/office/drawing/2016/5/12/chartex" xmlns:cx7="http://schemas.microsoft.com/office/drawing/2016/5/13/chartex" xmlns:cx8="http://schemas.microsoft.com/office/drawing/2016/5/14/chartex" xmlns:mc="http://schemas.openxmlformats.org/markup-compatibility/2006" xmlns:aink="http://schemas.microsoft.com/office/drawing/2016/ink" xmlns:am3d="http://schemas.microsoft.com/office/drawing/2017/model3d" xmlns:o="urn:schemas-microsoft-com:office:office" xmlns:oel="http://schemas.microsoft.com/office/2019/extlst" xmlns:r="http://schemas.openxmlformats.org/officeDocument/2006/relationships" xmlns:m="http://schemas.openxmlformats.org/officeDocument/2006/math" xmlns:v="urn:schemas-microsoft-com:vml" xmlns:wp14="http://schemas.microsoft.com/office/word/2010/wordprocessingDrawing" xmlns:wp="http://schemas.openxmlformats.org/drawingml/2006/wordprocessingDrawing" xmlns:w10="urn:schemas-microsoft-com:office:word" xmlns:w="http://schemas.openxmlformats.org/wordprocessingml/2006/main" xmlns:w14="http://schemas.microsoft.com/office/word/2010/wordml" xmlns:w15="http://schemas.microsoft.com/office/word/2012/wordml" xmlns:w16cex="http://schemas.microsoft.com/office/word/2018/wordml/cex" xmlns:w16cid="http://schemas.microsoft.com/office/word/2016/wordml/cid" xmlns:w16="http://schemas.microsoft.com/office/word/2018/wordml" xmlns:w16du="http://schemas.microsoft.com/office/word/2023/wordml/word16du" xmlns:w16sdtdh="http://schemas.microsoft.com/office/word/2020/wordml/sdtdatahash" xmlns:w16sdtfl="http://schemas.microsoft.com/office/word/2024/wordml/sdtformatlock" xmlns:w16se="http://schemas.microsoft.com/office/word/2015/wordml/symex" xmlns:wpg="http://schemas.microsoft.com/office/word/2010/wordprocessingGroup" xmlns:wpi="http://schemas.microsoft.com/office/word/2010/wordprocessingInk" xmlns:wne="http://schemas.microsoft.com/office/word/2006/wordml" xmlns:wps="http://schemas.microsoft.com/office/word/2010/wordprocessingShape" mc:Ignorable="w14 w15 w16se w16cid w16 w16cex w16sdtdh w16sdtfl w16du wp14">
   <w:body>
     <w:p>
       <w:pPr>
@@ -6634,11 +6634,25 @@
     </w:p>
     <w:p/>
     <w:p>
-      <w:pPr>
-        <w:rPr>
-          <w:lang w:val="en-US"/>
-        </w:rPr>
-      </w:pPr>
+      <w:r>
+        <w:t>PATCH /api/orders/{orderId}/complete — завершение заказа клиентом</w:t>
+      </w:r>
+      <w:r>
+        <w:t xml:space="preserve"> (берется айди клиента из заказа и сравнивается с айди в токене</w:t>
+      </w:r>
+      <w:r>
+        <w:t xml:space="preserve"> и там же проверяется роль пользователя</w:t>
+      </w:r>
+      <w:r>
+        <w:t>, чтобы она соответствовала клиенту</w:t>
+      </w:r>
+      <w:r>
+        <w:t>)</w:t>
+      </w:r>
+    </w:p>
+    <w:p/>
+    <w:p/>
+    <w:p>
       <w:r>
         <w:rPr>
           <w:lang w:val="en-US"/>
@@ -6646,13 +6660,7 @@
         <w:t>DTO</w:t>
       </w:r>
     </w:p>
-    <w:p>
-      <w:pPr>
-        <w:rPr>
-          <w:lang w:val="en-US"/>
-        </w:rPr>
-      </w:pPr>
-    </w:p>
+    <w:p/>
     <w:p>
       <w:pPr>
         <w:rPr>
@@ -6913,6 +6921,7 @@
         <w:rPr>
           <w:lang w:val="en-US"/>
         </w:rPr>
+        <w:lastRenderedPageBreak/>
         <w:t>categoryName</w:t>
       </w:r>
     </w:p>
@@ -8501,7 +8510,6 @@
         <w:rPr>
           <w:lang w:val="en-US" w:eastAsia="en-GB"/>
         </w:rPr>
-        <w:lastRenderedPageBreak/>
         <w:t>description</w:t>
       </w:r>
     </w:p>
@@ -9504,19 +9512,25 @@
         <w:rPr>
           <w:lang w:val="en-US" w:eastAsia="en-GB"/>
         </w:rPr>
+        <w:t xml:space="preserve"> — </w:t>
+      </w:r>
+      <w:r>
+        <w:rPr>
+          <w:lang w:eastAsia="en-GB"/>
+        </w:rPr>
+        <w:t>принятие</w:t>
+      </w:r>
+      <w:r>
+        <w:rPr>
+          <w:lang w:val="en-US" w:eastAsia="en-GB"/>
+        </w:rPr>
         <w:t xml:space="preserve"> </w:t>
       </w:r>
       <w:r>
         <w:rPr>
-          <w:lang w:val="en-US" w:eastAsia="en-GB"/>
-        </w:rPr>
-        <w:t xml:space="preserve">— </w:t>
-      </w:r>
-      <w:r>
-        <w:rPr>
-          <w:lang w:eastAsia="en-GB"/>
-        </w:rPr>
-        <w:t>принятие</w:t>
+          <w:lang w:eastAsia="en-GB"/>
+        </w:rPr>
+        <w:t>отклика</w:t>
       </w:r>
       <w:r>
         <w:rPr>
@@ -9528,6 +9542,37 @@
         <w:rPr>
           <w:lang w:eastAsia="en-GB"/>
         </w:rPr>
+        <w:t>клиентом</w:t>
+      </w:r>
+    </w:p>
+    <w:p>
+      <w:pPr>
+        <w:rPr>
+          <w:lang w:val="en-US" w:eastAsia="en-GB"/>
+        </w:rPr>
+      </w:pPr>
+      <w:r>
+        <w:rPr>
+          <w:lang w:val="en-US" w:eastAsia="en-GB"/>
+        </w:rPr>
+        <w:t xml:space="preserve">POST /api/responses/{responseId}/cancel — </w:t>
+      </w:r>
+      <w:r>
+        <w:rPr>
+          <w:lang w:eastAsia="en-GB"/>
+        </w:rPr>
+        <w:t>отмена</w:t>
+      </w:r>
+      <w:r>
+        <w:rPr>
+          <w:lang w:val="en-US" w:eastAsia="en-GB"/>
+        </w:rPr>
+        <w:t xml:space="preserve"> </w:t>
+      </w:r>
+      <w:r>
+        <w:rPr>
+          <w:lang w:eastAsia="en-GB"/>
+        </w:rPr>
         <w:t>отклика</w:t>
       </w:r>
       <w:r>
@@ -9540,49 +9585,6 @@
         <w:rPr>
           <w:lang w:eastAsia="en-GB"/>
         </w:rPr>
-        <w:t>клиентом</w:t>
-      </w:r>
-    </w:p>
-    <w:p>
-      <w:pPr>
-        <w:rPr>
-          <w:lang w:val="en-US" w:eastAsia="en-GB"/>
-        </w:rPr>
-      </w:pPr>
-      <w:r>
-        <w:rPr>
-          <w:lang w:val="en-US" w:eastAsia="en-GB"/>
-        </w:rPr>
-        <w:t xml:space="preserve">POST /api/responses/{responseId}/cancel — </w:t>
-      </w:r>
-      <w:r>
-        <w:rPr>
-          <w:lang w:eastAsia="en-GB"/>
-        </w:rPr>
-        <w:t>отмена</w:t>
-      </w:r>
-      <w:r>
-        <w:rPr>
-          <w:lang w:val="en-US" w:eastAsia="en-GB"/>
-        </w:rPr>
-        <w:t xml:space="preserve"> </w:t>
-      </w:r>
-      <w:r>
-        <w:rPr>
-          <w:lang w:eastAsia="en-GB"/>
-        </w:rPr>
-        <w:t>отклика</w:t>
-      </w:r>
-      <w:r>
-        <w:rPr>
-          <w:lang w:val="en-US" w:eastAsia="en-GB"/>
-        </w:rPr>
-        <w:t xml:space="preserve"> </w:t>
-      </w:r>
-      <w:r>
-        <w:rPr>
-          <w:lang w:eastAsia="en-GB"/>
-        </w:rPr>
         <w:t>мастером</w:t>
       </w:r>
     </w:p>
@@ -10038,7 +10040,6 @@
         <w:rPr>
           <w:lang w:val="en-US" w:eastAsia="en-GB"/>
         </w:rPr>
-        <w:lastRenderedPageBreak/>
         <w:t>status</w:t>
       </w:r>
     </w:p>
@@ -10994,7 +10995,7 @@
 </file>
 
 <file path=word/numbering.xml><?xml version="1.0" encoding="utf-8"?>
-<w:numbering xmlns:wpc="http://schemas.microsoft.com/office/word/2010/wordprocessingCanvas" xmlns:cx="http://schemas.microsoft.com/office/drawing/2014/chartex" xmlns:cx1="http://schemas.microsoft.com/office/drawing/2015/9/8/chartex" xmlns:cx2="http://schemas.microsoft.com/office/drawing/2015/10/21/chartex" xmlns:cx3="http://schemas.microsoft.com/office/drawing/2016/5/9/chartex" xmlns:cx4="http://schemas.microsoft.com/office/drawing/2016/5/10/chartex" xmlns:cx5="http://schemas.microsoft.com/office/drawing/2016/5/11/chartex" xmlns:cx6="http://schemas.microsoft.com/office/drawing/2016/5/12/chartex" xmlns:cx7="http://schemas.microsoft.com/office/drawing/2016/5/13/chartex" xmlns:cx8="http://schemas.microsoft.com/office/drawing/2016/5/14/chartex" xmlns:mc="http://schemas.openxmlformats.org/markup-compatibility/2006" xmlns:aink="http://schemas.microsoft.com/office/drawing/2016/ink" xmlns:am3d="http://schemas.microsoft.com/office/drawing/2017/model3d" xmlns:o="urn:schemas-microsoft-com:office:office" xmlns:r="http://schemas.openxmlformats.org/officeDocument/2006/relationships" xmlns:m="http://schemas.openxmlformats.org/officeDocument/2006/math" xmlns:v="urn:schemas-microsoft-com:vml" xmlns:wp14="http://schemas.microsoft.com/office/word/2010/wordprocessingDrawing" xmlns:wp="http://schemas.openxmlformats.org/drawingml/2006/wordprocessingDrawing" xmlns:w10="urn:schemas-microsoft-com:office:word" xmlns:w="http://schemas.openxmlformats.org/wordprocessingml/2006/main" xmlns:w14="http://schemas.microsoft.com/office/word/2010/wordml" xmlns:w15="http://schemas.microsoft.com/office/word/2012/wordml" xmlns:w16cex="http://schemas.microsoft.com/office/word/2018/wordml/cex" xmlns:w16cid="http://schemas.microsoft.com/office/word/2016/wordml/cid" xmlns:w16="http://schemas.microsoft.com/office/word/2018/wordml" xmlns:w16sdtdh="http://schemas.microsoft.com/office/word/2020/wordml/sdtdatahash" xmlns:w16se="http://schemas.microsoft.com/office/word/2015/wordml/symex" xmlns:wpg="http://schemas.microsoft.com/office/word/2010/wordprocessingGroup" xmlns:wpi="http://schemas.microsoft.com/office/word/2010/wordprocessingInk" xmlns:wne="http://schemas.microsoft.com/office/word/2006/wordml" xmlns:wps="http://schemas.microsoft.com/office/word/2010/wordprocessingShape" mc:Ignorable="w14 w15 w16se w16cid w16 w16cex w16sdtdh wp14">
+<w:numbering xmlns:wpc="http://schemas.microsoft.com/office/word/2010/wordprocessingCanvas" xmlns:cx="http://schemas.microsoft.com/office/drawing/2014/chartex" xmlns:cx1="http://schemas.microsoft.com/office/drawing/2015/9/8/chartex" xmlns:cx2="http://schemas.microsoft.com/office/drawing/2015/10/21/chartex" xmlns:cx3="http://schemas.microsoft.com/office/drawing/2016/5/9/chartex" xmlns:cx4="http://schemas.microsoft.com/office/drawing/2016/5/10/chartex" xmlns:cx5="http://schemas.microsoft.com/office/drawing/2016/5/11/chartex" xmlns:cx6="http://schemas.microsoft.com/office/drawing/2016/5/12/chartex" xmlns:cx7="http://schemas.microsoft.com/office/drawing/2016/5/13/chartex" xmlns:cx8="http://schemas.microsoft.com/office/drawing/2016/5/14/chartex" xmlns:mc="http://schemas.openxmlformats.org/markup-compatibility/2006" xmlns:aink="http://schemas.microsoft.com/office/drawing/2016/ink" xmlns:am3d="http://schemas.microsoft.com/office/drawing/2017/model3d" xmlns:o="urn:schemas-microsoft-com:office:office" xmlns:oel="http://schemas.microsoft.com/office/2019/extlst" xmlns:r="http://schemas.openxmlformats.org/officeDocument/2006/relationships" xmlns:m="http://schemas.openxmlformats.org/officeDocument/2006/math" xmlns:v="urn:schemas-microsoft-com:vml" xmlns:wp14="http://schemas.microsoft.com/office/word/2010/wordprocessingDrawing" xmlns:wp="http://schemas.openxmlformats.org/drawingml/2006/wordprocessingDrawing" xmlns:w10="urn:schemas-microsoft-com:office:word" xmlns:w="http://schemas.openxmlformats.org/wordprocessingml/2006/main" xmlns:w14="http://schemas.microsoft.com/office/word/2010/wordml" xmlns:w15="http://schemas.microsoft.com/office/word/2012/wordml" xmlns:w16cex="http://schemas.microsoft.com/office/word/2018/wordml/cex" xmlns:w16cid="http://schemas.microsoft.com/office/word/2016/wordml/cid" xmlns:w16="http://schemas.microsoft.com/office/word/2018/wordml" xmlns:w16du="http://schemas.microsoft.com/office/word/2023/wordml/word16du" xmlns:w16sdtdh="http://schemas.microsoft.com/office/word/2020/wordml/sdtdatahash" xmlns:w16sdtfl="http://schemas.microsoft.com/office/word/2024/wordml/sdtformatlock" xmlns:w16se="http://schemas.microsoft.com/office/word/2015/wordml/symex" xmlns:wpg="http://schemas.microsoft.com/office/word/2010/wordprocessingGroup" xmlns:wpi="http://schemas.microsoft.com/office/word/2010/wordprocessingInk" xmlns:wne="http://schemas.microsoft.com/office/word/2006/wordml" xmlns:wps="http://schemas.microsoft.com/office/word/2010/wordprocessingShape" mc:Ignorable="w14 w15 w16se w16cid w16 w16cex w16sdtdh w16sdtfl w16du wp14">
   <w:abstractNum w:abstractNumId="0" w15:restartNumberingAfterBreak="0">
     <w:nsid w:val="003B1325"/>
     <w:multiLevelType w:val="hybridMultilevel"/>
@@ -15827,133 +15828,133 @@
       </w:rPr>
     </w:lvl>
   </w:abstractNum>
-  <w:num w:numId="1">
+  <w:num w:numId="1" w16cid:durableId="1149245036">
     <w:abstractNumId w:val="20"/>
   </w:num>
-  <w:num w:numId="2">
+  <w:num w:numId="2" w16cid:durableId="1069380166">
     <w:abstractNumId w:val="32"/>
   </w:num>
-  <w:num w:numId="3">
+  <w:num w:numId="3" w16cid:durableId="1556504257">
     <w:abstractNumId w:val="27"/>
   </w:num>
-  <w:num w:numId="4">
+  <w:num w:numId="4" w16cid:durableId="536741122">
     <w:abstractNumId w:val="9"/>
   </w:num>
-  <w:num w:numId="5">
+  <w:num w:numId="5" w16cid:durableId="674573229">
     <w:abstractNumId w:val="29"/>
   </w:num>
-  <w:num w:numId="6">
+  <w:num w:numId="6" w16cid:durableId="250629259">
     <w:abstractNumId w:val="24"/>
   </w:num>
-  <w:num w:numId="7">
+  <w:num w:numId="7" w16cid:durableId="3746152">
     <w:abstractNumId w:val="0"/>
   </w:num>
-  <w:num w:numId="8">
+  <w:num w:numId="8" w16cid:durableId="1293360851">
     <w:abstractNumId w:val="28"/>
   </w:num>
-  <w:num w:numId="9">
+  <w:num w:numId="9" w16cid:durableId="606160508">
     <w:abstractNumId w:val="36"/>
   </w:num>
-  <w:num w:numId="10">
+  <w:num w:numId="10" w16cid:durableId="206797666">
     <w:abstractNumId w:val="15"/>
   </w:num>
-  <w:num w:numId="11">
+  <w:num w:numId="11" w16cid:durableId="1477646647">
     <w:abstractNumId w:val="16"/>
   </w:num>
-  <w:num w:numId="12">
+  <w:num w:numId="12" w16cid:durableId="583957546">
     <w:abstractNumId w:val="12"/>
   </w:num>
-  <w:num w:numId="13">
+  <w:num w:numId="13" w16cid:durableId="856895347">
     <w:abstractNumId w:val="4"/>
   </w:num>
-  <w:num w:numId="14">
+  <w:num w:numId="14" w16cid:durableId="187959438">
     <w:abstractNumId w:val="2"/>
   </w:num>
-  <w:num w:numId="15">
+  <w:num w:numId="15" w16cid:durableId="571768503">
     <w:abstractNumId w:val="37"/>
   </w:num>
-  <w:num w:numId="16">
+  <w:num w:numId="16" w16cid:durableId="1769740422">
     <w:abstractNumId w:val="17"/>
   </w:num>
-  <w:num w:numId="17">
+  <w:num w:numId="17" w16cid:durableId="2054571575">
     <w:abstractNumId w:val="7"/>
   </w:num>
-  <w:num w:numId="18">
+  <w:num w:numId="18" w16cid:durableId="287931365">
     <w:abstractNumId w:val="10"/>
   </w:num>
-  <w:num w:numId="19">
+  <w:num w:numId="19" w16cid:durableId="2052804559">
     <w:abstractNumId w:val="3"/>
   </w:num>
-  <w:num w:numId="20">
+  <w:num w:numId="20" w16cid:durableId="135757033">
     <w:abstractNumId w:val="6"/>
   </w:num>
-  <w:num w:numId="21">
+  <w:num w:numId="21" w16cid:durableId="1147629526">
     <w:abstractNumId w:val="25"/>
   </w:num>
-  <w:num w:numId="22">
+  <w:num w:numId="22" w16cid:durableId="1721785993">
     <w:abstractNumId w:val="21"/>
   </w:num>
-  <w:num w:numId="23">
+  <w:num w:numId="23" w16cid:durableId="1193835177">
     <w:abstractNumId w:val="39"/>
   </w:num>
-  <w:num w:numId="24">
+  <w:num w:numId="24" w16cid:durableId="61032092">
     <w:abstractNumId w:val="18"/>
   </w:num>
-  <w:num w:numId="25">
+  <w:num w:numId="25" w16cid:durableId="844826513">
     <w:abstractNumId w:val="30"/>
   </w:num>
-  <w:num w:numId="26">
+  <w:num w:numId="26" w16cid:durableId="702874288">
     <w:abstractNumId w:val="5"/>
   </w:num>
-  <w:num w:numId="27">
+  <w:num w:numId="27" w16cid:durableId="849222817">
     <w:abstractNumId w:val="41"/>
   </w:num>
-  <w:num w:numId="28">
+  <w:num w:numId="28" w16cid:durableId="2028017740">
     <w:abstractNumId w:val="14"/>
   </w:num>
-  <w:num w:numId="29">
+  <w:num w:numId="29" w16cid:durableId="1731881896">
     <w:abstractNumId w:val="31"/>
   </w:num>
-  <w:num w:numId="30">
+  <w:num w:numId="30" w16cid:durableId="1713726070">
     <w:abstractNumId w:val="1"/>
   </w:num>
-  <w:num w:numId="31">
+  <w:num w:numId="31" w16cid:durableId="1863400324">
     <w:abstractNumId w:val="35"/>
   </w:num>
-  <w:num w:numId="32">
+  <w:num w:numId="32" w16cid:durableId="1451127149">
     <w:abstractNumId w:val="33"/>
   </w:num>
-  <w:num w:numId="33">
+  <w:num w:numId="33" w16cid:durableId="1753434617">
     <w:abstractNumId w:val="8"/>
   </w:num>
-  <w:num w:numId="34">
+  <w:num w:numId="34" w16cid:durableId="1326319269">
     <w:abstractNumId w:val="13"/>
   </w:num>
-  <w:num w:numId="35">
+  <w:num w:numId="35" w16cid:durableId="1714888635">
     <w:abstractNumId w:val="23"/>
   </w:num>
-  <w:num w:numId="36">
+  <w:num w:numId="36" w16cid:durableId="443574104">
     <w:abstractNumId w:val="34"/>
   </w:num>
-  <w:num w:numId="37">
+  <w:num w:numId="37" w16cid:durableId="830606218">
     <w:abstractNumId w:val="22"/>
   </w:num>
-  <w:num w:numId="38">
+  <w:num w:numId="38" w16cid:durableId="870149209">
     <w:abstractNumId w:val="42"/>
   </w:num>
-  <w:num w:numId="39">
+  <w:num w:numId="39" w16cid:durableId="8917970">
     <w:abstractNumId w:val="26"/>
   </w:num>
-  <w:num w:numId="40">
+  <w:num w:numId="40" w16cid:durableId="1440759888">
     <w:abstractNumId w:val="11"/>
   </w:num>
-  <w:num w:numId="41">
+  <w:num w:numId="41" w16cid:durableId="1522624453">
     <w:abstractNumId w:val="38"/>
   </w:num>
-  <w:num w:numId="42">
+  <w:num w:numId="42" w16cid:durableId="1973441820">
     <w:abstractNumId w:val="19"/>
   </w:num>
-  <w:num w:numId="43">
+  <w:num w:numId="43" w16cid:durableId="1240407185">
     <w:abstractNumId w:val="40"/>
   </w:num>
   <w:numIdMacAtCleanup w:val="43"/>
@@ -15961,7 +15962,7 @@
 </file>
 
 <file path=word/styles.xml><?xml version="1.0" encoding="utf-8"?>
-<w:styles xmlns:mc="http://schemas.openxmlformats.org/markup-compatibility/2006" xmlns:r="http://schemas.openxmlformats.org/officeDocument/2006/relationships" xmlns:w="http://schemas.openxmlformats.org/wordprocessingml/2006/main" xmlns:w14="http://schemas.microsoft.com/office/word/2010/wordml" xmlns:w15="http://schemas.microsoft.com/office/word/2012/wordml" xmlns:w16cex="http://schemas.microsoft.com/office/word/2018/wordml/cex" xmlns:w16cid="http://schemas.microsoft.com/office/word/2016/wordml/cid" xmlns:w16="http://schemas.microsoft.com/office/word/2018/wordml" xmlns:w16sdtdh="http://schemas.microsoft.com/office/word/2020/wordml/sdtdatahash" xmlns:w16se="http://schemas.microsoft.com/office/word/2015/wordml/symex" mc:Ignorable="w14 w15 w16se w16cid w16 w16cex w16sdtdh">
+<w:styles xmlns:mc="http://schemas.openxmlformats.org/markup-compatibility/2006" xmlns:r="http://schemas.openxmlformats.org/officeDocument/2006/relationships" xmlns:w="http://schemas.openxmlformats.org/wordprocessingml/2006/main" xmlns:w14="http://schemas.microsoft.com/office/word/2010/wordml" xmlns:w15="http://schemas.microsoft.com/office/word/2012/wordml" xmlns:w16cex="http://schemas.microsoft.com/office/word/2018/wordml/cex" xmlns:w16cid="http://schemas.microsoft.com/office/word/2016/wordml/cid" xmlns:w16="http://schemas.microsoft.com/office/word/2018/wordml" xmlns:w16du="http://schemas.microsoft.com/office/word/2023/wordml/word16du" xmlns:w16sdtdh="http://schemas.microsoft.com/office/word/2020/wordml/sdtdatahash" xmlns:w16sdtfl="http://schemas.microsoft.com/office/word/2024/wordml/sdtformatlock" xmlns:w16se="http://schemas.microsoft.com/office/word/2015/wordml/symex" mc:Ignorable="w14 w15 w16se w16cid w16 w16cex w16sdtdh w16sdtfl w16du">
   <w:docDefaults>
     <w:rPrDefault>
       <w:rPr>

--- a/docs/ProjectDoc.docx
+++ b/docs/ProjectDoc.docx
@@ -1519,6 +1519,7 @@
         <w:rPr>
           <w:i/>
           <w:iCs/>
+          <w:color w:val="EE0000"/>
         </w:rPr>
       </w:pPr>
     </w:p>
@@ -1527,12 +1528,14 @@
         <w:rPr>
           <w:i/>
           <w:iCs/>
+          <w:color w:val="EE0000"/>
         </w:rPr>
       </w:pPr>
       <w:r>
         <w:rPr>
           <w:i/>
           <w:iCs/>
+          <w:color w:val="EE0000"/>
         </w:rPr>
         <w:t>Триггер – система должна проверять роль пользователя при совершении дейсвтий доступных определенной роли</w:t>
       </w:r>
@@ -2132,6 +2135,7 @@
           <w:rFonts w:eastAsia="Times New Roman" w:cs="Times New Roman"/>
           <w:i/>
           <w:iCs/>
+          <w:color w:val="70AD47" w:themeColor="accent6"/>
           <w:lang w:eastAsia="en-GB"/>
         </w:rPr>
       </w:pPr>
@@ -2140,6 +2144,7 @@
           <w:rFonts w:eastAsia="Times New Roman" w:cs="Times New Roman"/>
           <w:i/>
           <w:iCs/>
+          <w:color w:val="70AD47" w:themeColor="accent6"/>
           <w:lang w:eastAsia="en-GB"/>
         </w:rPr>
         <w:t>Триггер - Система должна инициировать создание заказа на основе принятого отклика</w:t>
@@ -2151,6 +2156,7 @@
           <w:rFonts w:eastAsia="Times New Roman" w:cs="Times New Roman"/>
           <w:i/>
           <w:iCs/>
+          <w:color w:val="70AD47" w:themeColor="accent6"/>
           <w:lang w:eastAsia="en-GB"/>
         </w:rPr>
       </w:pPr>
@@ -2160,6 +2166,7 @@
         <w:rPr>
           <w:i/>
           <w:iCs/>
+          <w:color w:val="70AD47" w:themeColor="accent6"/>
         </w:rPr>
       </w:pPr>
       <w:r>
@@ -2167,6 +2174,7 @@
           <w:rFonts w:eastAsia="Times New Roman" w:cs="Times New Roman"/>
           <w:i/>
           <w:iCs/>
+          <w:color w:val="70AD47" w:themeColor="accent6"/>
           <w:lang w:eastAsia="en-GB"/>
         </w:rPr>
         <w:t xml:space="preserve">Триггер - </w:t>
@@ -2175,6 +2183,7 @@
         <w:rPr>
           <w:i/>
           <w:iCs/>
+          <w:color w:val="70AD47" w:themeColor="accent6"/>
         </w:rPr>
         <w:t xml:space="preserve">При выборе одного отклика на заявку, все остальные отклики должны получить статус </w:t>
       </w:r>
@@ -2182,6 +2191,7 @@
         <w:rPr>
           <w:i/>
           <w:iCs/>
+          <w:color w:val="70AD47" w:themeColor="accent6"/>
           <w:lang w:val="en-GB"/>
         </w:rPr>
         <w:t>rejected</w:t>
@@ -2723,6 +2733,7 @@
           <w:rFonts w:ascii="Andale Mono" w:hAnsi="Andale Mono"/>
           <w:i/>
           <w:iCs/>
+          <w:color w:val="EE0000"/>
         </w:rPr>
       </w:pPr>
       <w:r>
@@ -2731,6 +2742,7 @@
           <w:rFonts w:ascii="Andale Mono" w:hAnsi="Andale Mono"/>
           <w:i/>
           <w:iCs/>
+          <w:color w:val="EE0000"/>
         </w:rPr>
         <w:t>Триггер</w:t>
       </w:r>
@@ -2740,11 +2752,13 @@
         <w:pStyle w:val="NormalWeb"/>
         <w:rPr>
           <w:rFonts w:ascii="Andale Mono" w:hAnsi="Andale Mono"/>
+          <w:color w:val="EE0000"/>
         </w:rPr>
       </w:pPr>
       <w:r>
         <w:rPr>
           <w:rFonts w:ascii="Andale Mono" w:hAnsi="Andale Mono"/>
+          <w:color w:val="EE0000"/>
         </w:rPr>
         <w:t>Система должна автоматически проверять возможность создания отклика только для активной заявки.</w:t>
       </w:r>
@@ -2756,6 +2770,7 @@
           <w:rFonts w:ascii="Andale Mono" w:hAnsi="Andale Mono"/>
           <w:i/>
           <w:iCs/>
+          <w:color w:val="70AD47" w:themeColor="accent6"/>
         </w:rPr>
       </w:pPr>
       <w:r>
@@ -2764,6 +2779,7 @@
           <w:rFonts w:ascii="Andale Mono" w:hAnsi="Andale Mono"/>
           <w:i/>
           <w:iCs/>
+          <w:color w:val="70AD47" w:themeColor="accent6"/>
         </w:rPr>
         <w:t>Триггер</w:t>
       </w:r>
@@ -2773,11 +2789,13 @@
         <w:pStyle w:val="NormalWeb"/>
         <w:rPr>
           <w:rFonts w:ascii="Andale Mono" w:hAnsi="Andale Mono"/>
+          <w:color w:val="70AD47" w:themeColor="accent6"/>
         </w:rPr>
       </w:pPr>
       <w:r>
         <w:rPr>
           <w:rFonts w:ascii="Andale Mono" w:hAnsi="Andale Mono"/>
+          <w:color w:val="70AD47" w:themeColor="accent6"/>
         </w:rPr>
         <w:t>Система должна автоматически закрывать заявку после создания заказа</w:t>
       </w:r>
@@ -2847,6 +2865,7 @@
           <w:rFonts w:ascii="Andale Mono" w:hAnsi="Andale Mono"/>
           <w:i/>
           <w:iCs/>
+          <w:color w:val="70AD47" w:themeColor="accent6"/>
         </w:rPr>
       </w:pPr>
       <w:r>
@@ -2855,6 +2874,7 @@
           <w:rFonts w:ascii="Andale Mono" w:hAnsi="Andale Mono"/>
           <w:i/>
           <w:iCs/>
+          <w:color w:val="70AD47" w:themeColor="accent6"/>
         </w:rPr>
         <w:t>Триггер</w:t>
       </w:r>
@@ -2864,11 +2884,13 @@
         <w:pStyle w:val="NormalWeb"/>
         <w:rPr>
           <w:rFonts w:ascii="Andale Mono" w:hAnsi="Andale Mono"/>
+          <w:color w:val="70AD47" w:themeColor="accent6"/>
         </w:rPr>
       </w:pPr>
       <w:r>
         <w:rPr>
           <w:rFonts w:ascii="Andale Mono" w:hAnsi="Andale Mono"/>
+          <w:color w:val="70AD47" w:themeColor="accent6"/>
         </w:rPr>
         <w:t>Система должна автоматически устанавливать дату завершения заказа при переводе его в статус завершённого</w:t>
       </w:r>
@@ -2907,15 +2929,103 @@
     </w:p>
     <w:p>
       <w:pPr>
-        <w:rPr>
-          <w:lang w:eastAsia="en-GB"/>
-        </w:rPr>
-      </w:pPr>
-    </w:p>
-    <w:p>
-      <w:pPr>
-        <w:rPr>
-          <w:lang w:val="en-US" w:eastAsia="en-GB"/>
+        <w:pStyle w:val="NormalWeb"/>
+        <w:rPr>
+          <w:rFonts w:ascii="Andale Mono" w:hAnsi="Andale Mono"/>
+          <w:b/>
+          <w:bCs/>
+          <w:i/>
+          <w:iCs/>
+          <w:color w:val="70AD47" w:themeColor="accent6"/>
+        </w:rPr>
+      </w:pPr>
+      <w:r>
+        <w:rPr>
+          <w:rFonts w:ascii="Andale Mono" w:hAnsi="Andale Mono"/>
+          <w:b/>
+          <w:bCs/>
+          <w:i/>
+          <w:iCs/>
+          <w:color w:val="70AD47" w:themeColor="accent6"/>
+        </w:rPr>
+        <w:t>Триггер</w:t>
+      </w:r>
+    </w:p>
+    <w:p>
+      <w:pPr>
+        <w:pStyle w:val="NormalWeb"/>
+        <w:rPr>
+          <w:rFonts w:ascii="Andale Mono" w:hAnsi="Andale Mono"/>
+          <w:color w:val="70AD47" w:themeColor="accent6"/>
+        </w:rPr>
+      </w:pPr>
+      <w:r>
+        <w:rPr>
+          <w:rFonts w:ascii="Andale Mono" w:hAnsi="Andale Mono"/>
+          <w:color w:val="70AD47" w:themeColor="accent6"/>
+          <w:lang w:val="en-RU"/>
+        </w:rPr>
+        <w:t>Система должна запрещать создание второго отзыва для одного и того же заказа</w:t>
+      </w:r>
+      <w:r>
+        <w:rPr>
+          <w:rFonts w:ascii="Andale Mono" w:hAnsi="Andale Mono"/>
+          <w:color w:val="70AD47" w:themeColor="accent6"/>
+        </w:rPr>
+        <w:t xml:space="preserve"> через проверку в бд</w:t>
+      </w:r>
+    </w:p>
+    <w:p>
+      <w:pPr>
+        <w:pStyle w:val="NormalWeb"/>
+        <w:rPr>
+          <w:rFonts w:ascii="Andale Mono" w:hAnsi="Andale Mono"/>
+          <w:b/>
+          <w:bCs/>
+          <w:i/>
+          <w:iCs/>
+          <w:color w:val="70AD47" w:themeColor="accent6"/>
+        </w:rPr>
+      </w:pPr>
+      <w:r>
+        <w:rPr>
+          <w:rFonts w:ascii="Andale Mono" w:hAnsi="Andale Mono"/>
+          <w:b/>
+          <w:bCs/>
+          <w:i/>
+          <w:iCs/>
+          <w:color w:val="70AD47" w:themeColor="accent6"/>
+        </w:rPr>
+        <w:t>Триггер</w:t>
+      </w:r>
+    </w:p>
+    <w:p>
+      <w:pPr>
+        <w:rPr>
+          <w:color w:val="70AD47" w:themeColor="accent6"/>
+          <w:lang w:eastAsia="en-GB"/>
+        </w:rPr>
+      </w:pPr>
+      <w:r>
+        <w:rPr>
+          <w:color w:val="70AD47" w:themeColor="accent6"/>
+          <w:lang w:eastAsia="en-GB"/>
+        </w:rPr>
+        <w:t>Система должна запрещать создание отзыва для заказа, который не находится в статусе completed</w:t>
+      </w:r>
+    </w:p>
+    <w:p>
+      <w:pPr>
+        <w:rPr>
+          <w:color w:val="70AD47" w:themeColor="accent6"/>
+          <w:lang w:eastAsia="en-GB"/>
+        </w:rPr>
+      </w:pPr>
+    </w:p>
+    <w:p>
+      <w:pPr>
+        <w:rPr>
+          <w:lang w:eastAsia="en-GB"/>
         </w:rPr>
       </w:pPr>
       <w:r>
@@ -3202,6 +3312,7 @@
         <w:rPr>
           <w:lang w:eastAsia="en-GB"/>
         </w:rPr>
+        <w:lastRenderedPageBreak/>
         <w:t>Мастер выбирает заявку и указывает предлагаемую цену и комментарий.</w:t>
       </w:r>
     </w:p>
@@ -3293,7 +3404,6 @@
         <w:rPr>
           <w:lang w:eastAsia="en-GB"/>
         </w:rPr>
-        <w:lastRenderedPageBreak/>
         <w:t>Клиент открывает свою заявку и просматривает отклики мастеров.</w:t>
       </w:r>
     </w:p>
@@ -6651,7 +6761,69 @@
       </w:r>
     </w:p>
     <w:p/>
+    <w:p>
+      <w:pPr>
+        <w:rPr>
+          <w:lang w:val="en-US"/>
+        </w:rPr>
+      </w:pPr>
+      <w:r>
+        <w:rPr>
+          <w:lang w:val="en-US"/>
+        </w:rPr>
+        <w:t>PATCH</w:t>
+      </w:r>
+      <w:r>
+        <w:t xml:space="preserve"> /</w:t>
+      </w:r>
+      <w:r>
+        <w:rPr>
+          <w:lang w:val="en-US"/>
+        </w:rPr>
+        <w:t>api</w:t>
+      </w:r>
+      <w:r>
+        <w:t>/</w:t>
+      </w:r>
+      <w:r>
+        <w:rPr>
+          <w:lang w:val="en-US"/>
+        </w:rPr>
+        <w:t>orders</w:t>
+      </w:r>
+      <w:r>
+        <w:t>/{</w:t>
+      </w:r>
+      <w:r>
+        <w:rPr>
+          <w:lang w:val="en-US"/>
+        </w:rPr>
+        <w:t>orderId</w:t>
+      </w:r>
+      <w:r>
+        <w:t>}/</w:t>
+      </w:r>
+      <w:r>
+        <w:rPr>
+          <w:lang w:val="en-US"/>
+        </w:rPr>
+        <w:t>cancelled</w:t>
+      </w:r>
+      <w:r>
+        <w:t xml:space="preserve"> – </w:t>
+      </w:r>
+      <w:r>
+        <w:t xml:space="preserve">отмена заказа в одностороннем порядке. Может быть сделана как </w:t>
+      </w:r>
+      <w:r>
+        <w:rPr>
+          <w:lang w:val="en-US"/>
+        </w:rPr>
+        <w:t>`</w:t>
+      </w:r>
+    </w:p>
     <w:p/>
+    <w:p/>
     <w:p>
       <w:r>
         <w:rPr>
@@ -6867,6 +7039,7 @@
         <w:rPr>
           <w:lang w:val="en-US"/>
         </w:rPr>
+        <w:lastRenderedPageBreak/>
         <w:t>requestAddress</w:t>
       </w:r>
     </w:p>
@@ -6921,7 +7094,6 @@
         <w:rPr>
           <w:lang w:val="en-US"/>
         </w:rPr>
-        <w:lastRenderedPageBreak/>
         <w:t>categoryName</w:t>
       </w:r>
     </w:p>
@@ -7657,6 +7829,7 @@
         <w:rPr>
           <w:lang w:val="en-US" w:eastAsia="en-GB"/>
         </w:rPr>
+        <w:lastRenderedPageBreak/>
         <w:t>GET</w:t>
       </w:r>
       <w:r>
@@ -8403,6 +8576,7 @@
         <w:rPr>
           <w:lang w:eastAsia="en-GB"/>
         </w:rPr>
+        <w:lastRenderedPageBreak/>
         <w:t>Список /api/users/me/requests нужен клиенту для просмотра своих заявок.</w:t>
       </w:r>
     </w:p>
@@ -9185,6 +9359,7 @@
         <w:rPr>
           <w:lang w:val="en-US" w:eastAsia="en-GB"/>
         </w:rPr>
+        <w:lastRenderedPageBreak/>
         <w:t>createdAt</w:t>
       </w:r>
     </w:p>
@@ -9876,6 +10051,7 @@
         <w:rPr>
           <w:lang w:val="en-US" w:eastAsia="en-GB"/>
         </w:rPr>
+        <w:lastRenderedPageBreak/>
         <w:t>masterLastName</w:t>
       </w:r>
     </w:p>

--- a/docs/ProjectDoc.docx
+++ b/docs/ProjectDoc.docx
@@ -1,6 +1,6 @@
 
 <file path=word/document.xml><?xml version="1.0" encoding="utf-8"?>
-<w:document xmlns:wpc="http://schemas.microsoft.com/office/word/2010/wordprocessingCanvas" xmlns:cx="http://schemas.microsoft.com/office/drawing/2014/chartex" xmlns:cx1="http://schemas.microsoft.com/office/drawing/2015/9/8/chartex" xmlns:cx2="http://schemas.microsoft.com/office/drawing/2015/10/21/chartex" xmlns:cx3="http://schemas.microsoft.com/office/drawing/2016/5/9/chartex" xmlns:cx4="http://schemas.microsoft.com/office/drawing/2016/5/10/chartex" xmlns:cx5="http://schemas.microsoft.com/office/drawing/2016/5/11/chartex" xmlns:cx6="http://schemas.microsoft.com/office/drawing/2016/5/12/chartex" xmlns:cx7="http://schemas.microsoft.com/office/drawing/2016/5/13/chartex" xmlns:cx8="http://schemas.microsoft.com/office/drawing/2016/5/14/chartex" xmlns:mc="http://schemas.openxmlformats.org/markup-compatibility/2006" xmlns:aink="http://schemas.microsoft.com/office/drawing/2016/ink" xmlns:am3d="http://schemas.microsoft.com/office/drawing/2017/model3d" xmlns:o="urn:schemas-microsoft-com:office:office" xmlns:oel="http://schemas.microsoft.com/office/2019/extlst" xmlns:r="http://schemas.openxmlformats.org/officeDocument/2006/relationships" xmlns:m="http://schemas.openxmlformats.org/officeDocument/2006/math" xmlns:v="urn:schemas-microsoft-com:vml" xmlns:wp14="http://schemas.microsoft.com/office/word/2010/wordprocessingDrawing" xmlns:wp="http://schemas.openxmlformats.org/drawingml/2006/wordprocessingDrawing" xmlns:w10="urn:schemas-microsoft-com:office:word" xmlns:w="http://schemas.openxmlformats.org/wordprocessingml/2006/main" xmlns:w14="http://schemas.microsoft.com/office/word/2010/wordml" xmlns:w15="http://schemas.microsoft.com/office/word/2012/wordml" xmlns:w16cex="http://schemas.microsoft.com/office/word/2018/wordml/cex" xmlns:w16cid="http://schemas.microsoft.com/office/word/2016/wordml/cid" xmlns:w16="http://schemas.microsoft.com/office/word/2018/wordml" xmlns:w16du="http://schemas.microsoft.com/office/word/2023/wordml/word16du" xmlns:w16sdtdh="http://schemas.microsoft.com/office/word/2020/wordml/sdtdatahash" xmlns:w16sdtfl="http://schemas.microsoft.com/office/word/2024/wordml/sdtformatlock" xmlns:w16se="http://schemas.microsoft.com/office/word/2015/wordml/symex" xmlns:wpg="http://schemas.microsoft.com/office/word/2010/wordprocessingGroup" xmlns:wpi="http://schemas.microsoft.com/office/word/2010/wordprocessingInk" xmlns:wne="http://schemas.microsoft.com/office/word/2006/wordml" xmlns:wps="http://schemas.microsoft.com/office/word/2010/wordprocessingShape" mc:Ignorable="w14 w15 w16se w16cid w16 w16cex w16sdtdh w16sdtfl w16du wp14">
+<w:document xmlns:wpc="http://schemas.microsoft.com/office/word/2010/wordprocessingCanvas" xmlns:cx="http://schemas.microsoft.com/office/drawing/2014/chartex" xmlns:cx1="http://schemas.microsoft.com/office/drawing/2015/9/8/chartex" xmlns:cx2="http://schemas.microsoft.com/office/drawing/2015/10/21/chartex" xmlns:cx3="http://schemas.microsoft.com/office/drawing/2016/5/9/chartex" xmlns:cx4="http://schemas.microsoft.com/office/drawing/2016/5/10/chartex" xmlns:cx5="http://schemas.microsoft.com/office/drawing/2016/5/11/chartex" xmlns:cx6="http://schemas.microsoft.com/office/drawing/2016/5/12/chartex" xmlns:cx7="http://schemas.microsoft.com/office/drawing/2016/5/13/chartex" xmlns:cx8="http://schemas.microsoft.com/office/drawing/2016/5/14/chartex" xmlns:mc="http://schemas.openxmlformats.org/markup-compatibility/2006" xmlns:aink="http://schemas.microsoft.com/office/drawing/2016/ink" xmlns:am3d="http://schemas.microsoft.com/office/drawing/2017/model3d" xmlns:o="urn:schemas-microsoft-com:office:office" xmlns:r="http://schemas.openxmlformats.org/officeDocument/2006/relationships" xmlns:m="http://schemas.openxmlformats.org/officeDocument/2006/math" xmlns:v="urn:schemas-microsoft-com:vml" xmlns:wp14="http://schemas.microsoft.com/office/word/2010/wordprocessingDrawing" xmlns:wp="http://schemas.openxmlformats.org/drawingml/2006/wordprocessingDrawing" xmlns:w10="urn:schemas-microsoft-com:office:word" xmlns:w="http://schemas.openxmlformats.org/wordprocessingml/2006/main" xmlns:w14="http://schemas.microsoft.com/office/word/2010/wordml" xmlns:w15="http://schemas.microsoft.com/office/word/2012/wordml" xmlns:w16cex="http://schemas.microsoft.com/office/word/2018/wordml/cex" xmlns:w16cid="http://schemas.microsoft.com/office/word/2016/wordml/cid" xmlns:w16="http://schemas.microsoft.com/office/word/2018/wordml" xmlns:w16sdtdh="http://schemas.microsoft.com/office/word/2020/wordml/sdtdatahash" xmlns:w16se="http://schemas.microsoft.com/office/word/2015/wordml/symex" xmlns:wpg="http://schemas.microsoft.com/office/word/2010/wordprocessingGroup" xmlns:wpi="http://schemas.microsoft.com/office/word/2010/wordprocessingInk" xmlns:wne="http://schemas.microsoft.com/office/word/2006/wordml" xmlns:wps="http://schemas.microsoft.com/office/word/2010/wordprocessingShape" mc:Ignorable="w14 w15 w16se w16cid w16 w16cex w16sdtdh wp14">
   <w:body>
     <w:p>
       <w:pPr>
@@ -1514,32 +1514,6 @@
         <w:t>Система должна проверять корректность введенных данных при входу</w:t>
       </w:r>
     </w:p>
-    <w:p>
-      <w:pPr>
-        <w:rPr>
-          <w:i/>
-          <w:iCs/>
-          <w:color w:val="EE0000"/>
-        </w:rPr>
-      </w:pPr>
-    </w:p>
-    <w:p>
-      <w:pPr>
-        <w:rPr>
-          <w:i/>
-          <w:iCs/>
-          <w:color w:val="EE0000"/>
-        </w:rPr>
-      </w:pPr>
-      <w:r>
-        <w:rPr>
-          <w:i/>
-          <w:iCs/>
-          <w:color w:val="EE0000"/>
-        </w:rPr>
-        <w:t>Триггер – система должна проверять роль пользователя при совершении дейсвтий доступных определенной роли</w:t>
-      </w:r>
-    </w:p>
     <w:p/>
     <w:p>
       <w:pPr>
@@ -1633,7 +1607,6 @@
         <w:rPr>
           <w:color w:val="000000" w:themeColor="text1"/>
         </w:rPr>
-        <w:lastRenderedPageBreak/>
         <w:t xml:space="preserve">Система должна предоставлять возможность пользователю редактировать имя, фамилию, номер телефона и </w:t>
       </w:r>
       <w:r>
@@ -1686,6 +1659,7 @@
         <w:rPr>
           <w:color w:val="000000" w:themeColor="text1"/>
         </w:rPr>
+        <w:lastRenderedPageBreak/>
         <w:t xml:space="preserve">Система должна предоставлять </w:t>
       </w:r>
       <w:r>
@@ -2223,7 +2197,6 @@
           <w:bCs/>
           <w:lang w:eastAsia="en-GB"/>
         </w:rPr>
-        <w:lastRenderedPageBreak/>
         <w:t>Завершенные заказы</w:t>
       </w:r>
     </w:p>
@@ -2331,6 +2304,7 @@
         <w:rPr>
           <w:lang w:eastAsia="en-GB"/>
         </w:rPr>
+        <w:lastRenderedPageBreak/>
         <w:t>Система должна отображать статус и дату завершения заказа.</w:t>
       </w:r>
     </w:p>
@@ -2643,6 +2617,7 @@
     </w:p>
     <w:p>
       <w:r>
+        <w:lastRenderedPageBreak/>
         <w:t>Система должна предоставлять мастеру возможность просматривать список открытых заявок клиентов</w:t>
       </w:r>
       <w:r>
@@ -2724,43 +2699,6 @@
     <w:p>
       <w:r>
         <w:t>Система должна предоставлять мастеру возможность отозвать свой отклик, пока клиент не выбрал исполнителя</w:t>
-      </w:r>
-    </w:p>
-    <w:p>
-      <w:pPr>
-        <w:pStyle w:val="NormalWeb"/>
-        <w:rPr>
-          <w:rFonts w:ascii="Andale Mono" w:hAnsi="Andale Mono"/>
-          <w:i/>
-          <w:iCs/>
-          <w:color w:val="EE0000"/>
-        </w:rPr>
-      </w:pPr>
-      <w:r>
-        <w:rPr>
-          <w:rStyle w:val="Strong"/>
-          <w:rFonts w:ascii="Andale Mono" w:hAnsi="Andale Mono"/>
-          <w:i/>
-          <w:iCs/>
-          <w:color w:val="EE0000"/>
-        </w:rPr>
-        <w:t>Триггер</w:t>
-      </w:r>
-    </w:p>
-    <w:p>
-      <w:pPr>
-        <w:pStyle w:val="NormalWeb"/>
-        <w:rPr>
-          <w:rFonts w:ascii="Andale Mono" w:hAnsi="Andale Mono"/>
-          <w:color w:val="EE0000"/>
-        </w:rPr>
-      </w:pPr>
-      <w:r>
-        <w:rPr>
-          <w:rFonts w:ascii="Andale Mono" w:hAnsi="Andale Mono"/>
-          <w:color w:val="EE0000"/>
-        </w:rPr>
-        <w:t>Система должна автоматически проверять возможность создания отклика только для активной заявки.</w:t>
       </w:r>
     </w:p>
     <w:p>
@@ -2854,7 +2792,6 @@
         <w:rPr>
           <w:rFonts w:ascii="Andale Mono" w:hAnsi="Andale Mono"/>
         </w:rPr>
-        <w:lastRenderedPageBreak/>
         <w:t>Система должна предоставлять мастеру возможность просматривать активные, завершённые, отменённые заказы</w:t>
       </w:r>
     </w:p>
@@ -2910,6 +2847,7 @@
           <w:b/>
           <w:bCs/>
         </w:rPr>
+        <w:lastRenderedPageBreak/>
         <w:t>Отзывы о мастере</w:t>
       </w:r>
     </w:p>
@@ -3312,7 +3250,6 @@
         <w:rPr>
           <w:lang w:eastAsia="en-GB"/>
         </w:rPr>
-        <w:lastRenderedPageBreak/>
         <w:t>Мастер выбирает заявку и указывает предлагаемую цену и комментарий.</w:t>
       </w:r>
     </w:p>
@@ -11171,7 +11108,7 @@
 </file>
 
 <file path=word/numbering.xml><?xml version="1.0" encoding="utf-8"?>
-<w:numbering xmlns:wpc="http://schemas.microsoft.com/office/word/2010/wordprocessingCanvas" xmlns:cx="http://schemas.microsoft.com/office/drawing/2014/chartex" xmlns:cx1="http://schemas.microsoft.com/office/drawing/2015/9/8/chartex" xmlns:cx2="http://schemas.microsoft.com/office/drawing/2015/10/21/chartex" xmlns:cx3="http://schemas.microsoft.com/office/drawing/2016/5/9/chartex" xmlns:cx4="http://schemas.microsoft.com/office/drawing/2016/5/10/chartex" xmlns:cx5="http://schemas.microsoft.com/office/drawing/2016/5/11/chartex" xmlns:cx6="http://schemas.microsoft.com/office/drawing/2016/5/12/chartex" xmlns:cx7="http://schemas.microsoft.com/office/drawing/2016/5/13/chartex" xmlns:cx8="http://schemas.microsoft.com/office/drawing/2016/5/14/chartex" xmlns:mc="http://schemas.openxmlformats.org/markup-compatibility/2006" xmlns:aink="http://schemas.microsoft.com/office/drawing/2016/ink" xmlns:am3d="http://schemas.microsoft.com/office/drawing/2017/model3d" xmlns:o="urn:schemas-microsoft-com:office:office" xmlns:oel="http://schemas.microsoft.com/office/2019/extlst" xmlns:r="http://schemas.openxmlformats.org/officeDocument/2006/relationships" xmlns:m="http://schemas.openxmlformats.org/officeDocument/2006/math" xmlns:v="urn:schemas-microsoft-com:vml" xmlns:wp14="http://schemas.microsoft.com/office/word/2010/wordprocessingDrawing" xmlns:wp="http://schemas.openxmlformats.org/drawingml/2006/wordprocessingDrawing" xmlns:w10="urn:schemas-microsoft-com:office:word" xmlns:w="http://schemas.openxmlformats.org/wordprocessingml/2006/main" xmlns:w14="http://schemas.microsoft.com/office/word/2010/wordml" xmlns:w15="http://schemas.microsoft.com/office/word/2012/wordml" xmlns:w16cex="http://schemas.microsoft.com/office/word/2018/wordml/cex" xmlns:w16cid="http://schemas.microsoft.com/office/word/2016/wordml/cid" xmlns:w16="http://schemas.microsoft.com/office/word/2018/wordml" xmlns:w16du="http://schemas.microsoft.com/office/word/2023/wordml/word16du" xmlns:w16sdtdh="http://schemas.microsoft.com/office/word/2020/wordml/sdtdatahash" xmlns:w16sdtfl="http://schemas.microsoft.com/office/word/2024/wordml/sdtformatlock" xmlns:w16se="http://schemas.microsoft.com/office/word/2015/wordml/symex" xmlns:wpg="http://schemas.microsoft.com/office/word/2010/wordprocessingGroup" xmlns:wpi="http://schemas.microsoft.com/office/word/2010/wordprocessingInk" xmlns:wne="http://schemas.microsoft.com/office/word/2006/wordml" xmlns:wps="http://schemas.microsoft.com/office/word/2010/wordprocessingShape" mc:Ignorable="w14 w15 w16se w16cid w16 w16cex w16sdtdh w16sdtfl w16du wp14">
+<w:numbering xmlns:wpc="http://schemas.microsoft.com/office/word/2010/wordprocessingCanvas" xmlns:cx="http://schemas.microsoft.com/office/drawing/2014/chartex" xmlns:cx1="http://schemas.microsoft.com/office/drawing/2015/9/8/chartex" xmlns:cx2="http://schemas.microsoft.com/office/drawing/2015/10/21/chartex" xmlns:cx3="http://schemas.microsoft.com/office/drawing/2016/5/9/chartex" xmlns:cx4="http://schemas.microsoft.com/office/drawing/2016/5/10/chartex" xmlns:cx5="http://schemas.microsoft.com/office/drawing/2016/5/11/chartex" xmlns:cx6="http://schemas.microsoft.com/office/drawing/2016/5/12/chartex" xmlns:cx7="http://schemas.microsoft.com/office/drawing/2016/5/13/chartex" xmlns:cx8="http://schemas.microsoft.com/office/drawing/2016/5/14/chartex" xmlns:mc="http://schemas.openxmlformats.org/markup-compatibility/2006" xmlns:aink="http://schemas.microsoft.com/office/drawing/2016/ink" xmlns:am3d="http://schemas.microsoft.com/office/drawing/2017/model3d" xmlns:o="urn:schemas-microsoft-com:office:office" xmlns:r="http://schemas.openxmlformats.org/officeDocument/2006/relationships" xmlns:m="http://schemas.openxmlformats.org/officeDocument/2006/math" xmlns:v="urn:schemas-microsoft-com:vml" xmlns:wp14="http://schemas.microsoft.com/office/word/2010/wordprocessingDrawing" xmlns:wp="http://schemas.openxmlformats.org/drawingml/2006/wordprocessingDrawing" xmlns:w10="urn:schemas-microsoft-com:office:word" xmlns:w="http://schemas.openxmlformats.org/wordprocessingml/2006/main" xmlns:w14="http://schemas.microsoft.com/office/word/2010/wordml" xmlns:w15="http://schemas.microsoft.com/office/word/2012/wordml" xmlns:w16cex="http://schemas.microsoft.com/office/word/2018/wordml/cex" xmlns:w16cid="http://schemas.microsoft.com/office/word/2016/wordml/cid" xmlns:w16="http://schemas.microsoft.com/office/word/2018/wordml" xmlns:w16sdtdh="http://schemas.microsoft.com/office/word/2020/wordml/sdtdatahash" xmlns:w16se="http://schemas.microsoft.com/office/word/2015/wordml/symex" xmlns:wpg="http://schemas.microsoft.com/office/word/2010/wordprocessingGroup" xmlns:wpi="http://schemas.microsoft.com/office/word/2010/wordprocessingInk" xmlns:wne="http://schemas.microsoft.com/office/word/2006/wordml" xmlns:wps="http://schemas.microsoft.com/office/word/2010/wordprocessingShape" mc:Ignorable="w14 w15 w16se w16cid w16 w16cex w16sdtdh wp14">
   <w:abstractNum w:abstractNumId="0" w15:restartNumberingAfterBreak="0">
     <w:nsid w:val="003B1325"/>
     <w:multiLevelType w:val="hybridMultilevel"/>
@@ -16004,133 +15941,133 @@
       </w:rPr>
     </w:lvl>
   </w:abstractNum>
-  <w:num w:numId="1" w16cid:durableId="1149245036">
+  <w:num w:numId="1">
     <w:abstractNumId w:val="20"/>
   </w:num>
-  <w:num w:numId="2" w16cid:durableId="1069380166">
+  <w:num w:numId="2">
     <w:abstractNumId w:val="32"/>
   </w:num>
-  <w:num w:numId="3" w16cid:durableId="1556504257">
+  <w:num w:numId="3">
     <w:abstractNumId w:val="27"/>
   </w:num>
-  <w:num w:numId="4" w16cid:durableId="536741122">
+  <w:num w:numId="4">
     <w:abstractNumId w:val="9"/>
   </w:num>
-  <w:num w:numId="5" w16cid:durableId="674573229">
+  <w:num w:numId="5">
     <w:abstractNumId w:val="29"/>
   </w:num>
-  <w:num w:numId="6" w16cid:durableId="250629259">
+  <w:num w:numId="6">
     <w:abstractNumId w:val="24"/>
   </w:num>
-  <w:num w:numId="7" w16cid:durableId="3746152">
+  <w:num w:numId="7">
     <w:abstractNumId w:val="0"/>
   </w:num>
-  <w:num w:numId="8" w16cid:durableId="1293360851">
+  <w:num w:numId="8">
     <w:abstractNumId w:val="28"/>
   </w:num>
-  <w:num w:numId="9" w16cid:durableId="606160508">
+  <w:num w:numId="9">
     <w:abstractNumId w:val="36"/>
   </w:num>
-  <w:num w:numId="10" w16cid:durableId="206797666">
+  <w:num w:numId="10">
     <w:abstractNumId w:val="15"/>
   </w:num>
-  <w:num w:numId="11" w16cid:durableId="1477646647">
+  <w:num w:numId="11">
     <w:abstractNumId w:val="16"/>
   </w:num>
-  <w:num w:numId="12" w16cid:durableId="583957546">
+  <w:num w:numId="12">
     <w:abstractNumId w:val="12"/>
   </w:num>
-  <w:num w:numId="13" w16cid:durableId="856895347">
+  <w:num w:numId="13">
     <w:abstractNumId w:val="4"/>
   </w:num>
-  <w:num w:numId="14" w16cid:durableId="187959438">
+  <w:num w:numId="14">
     <w:abstractNumId w:val="2"/>
   </w:num>
-  <w:num w:numId="15" w16cid:durableId="571768503">
+  <w:num w:numId="15">
     <w:abstractNumId w:val="37"/>
   </w:num>
-  <w:num w:numId="16" w16cid:durableId="1769740422">
+  <w:num w:numId="16">
     <w:abstractNumId w:val="17"/>
   </w:num>
-  <w:num w:numId="17" w16cid:durableId="2054571575">
+  <w:num w:numId="17">
     <w:abstractNumId w:val="7"/>
   </w:num>
-  <w:num w:numId="18" w16cid:durableId="287931365">
+  <w:num w:numId="18">
     <w:abstractNumId w:val="10"/>
   </w:num>
-  <w:num w:numId="19" w16cid:durableId="2052804559">
+  <w:num w:numId="19">
     <w:abstractNumId w:val="3"/>
   </w:num>
-  <w:num w:numId="20" w16cid:durableId="135757033">
+  <w:num w:numId="20">
     <w:abstractNumId w:val="6"/>
   </w:num>
-  <w:num w:numId="21" w16cid:durableId="1147629526">
+  <w:num w:numId="21">
     <w:abstractNumId w:val="25"/>
   </w:num>
-  <w:num w:numId="22" w16cid:durableId="1721785993">
+  <w:num w:numId="22">
     <w:abstractNumId w:val="21"/>
   </w:num>
-  <w:num w:numId="23" w16cid:durableId="1193835177">
+  <w:num w:numId="23">
     <w:abstractNumId w:val="39"/>
   </w:num>
-  <w:num w:numId="24" w16cid:durableId="61032092">
+  <w:num w:numId="24">
     <w:abstractNumId w:val="18"/>
   </w:num>
-  <w:num w:numId="25" w16cid:durableId="844826513">
+  <w:num w:numId="25">
     <w:abstractNumId w:val="30"/>
   </w:num>
-  <w:num w:numId="26" w16cid:durableId="702874288">
+  <w:num w:numId="26">
     <w:abstractNumId w:val="5"/>
   </w:num>
-  <w:num w:numId="27" w16cid:durableId="849222817">
+  <w:num w:numId="27">
     <w:abstractNumId w:val="41"/>
   </w:num>
-  <w:num w:numId="28" w16cid:durableId="2028017740">
+  <w:num w:numId="28">
     <w:abstractNumId w:val="14"/>
   </w:num>
-  <w:num w:numId="29" w16cid:durableId="1731881896">
+  <w:num w:numId="29">
     <w:abstractNumId w:val="31"/>
   </w:num>
-  <w:num w:numId="30" w16cid:durableId="1713726070">
+  <w:num w:numId="30">
     <w:abstractNumId w:val="1"/>
   </w:num>
-  <w:num w:numId="31" w16cid:durableId="1863400324">
+  <w:num w:numId="31">
     <w:abstractNumId w:val="35"/>
   </w:num>
-  <w:num w:numId="32" w16cid:durableId="1451127149">
+  <w:num w:numId="32">
     <w:abstractNumId w:val="33"/>
   </w:num>
-  <w:num w:numId="33" w16cid:durableId="1753434617">
+  <w:num w:numId="33">
     <w:abstractNumId w:val="8"/>
   </w:num>
-  <w:num w:numId="34" w16cid:durableId="1326319269">
+  <w:num w:numId="34">
     <w:abstractNumId w:val="13"/>
   </w:num>
-  <w:num w:numId="35" w16cid:durableId="1714888635">
+  <w:num w:numId="35">
     <w:abstractNumId w:val="23"/>
   </w:num>
-  <w:num w:numId="36" w16cid:durableId="443574104">
+  <w:num w:numId="36">
     <w:abstractNumId w:val="34"/>
   </w:num>
-  <w:num w:numId="37" w16cid:durableId="830606218">
+  <w:num w:numId="37">
     <w:abstractNumId w:val="22"/>
   </w:num>
-  <w:num w:numId="38" w16cid:durableId="870149209">
+  <w:num w:numId="38">
     <w:abstractNumId w:val="42"/>
   </w:num>
-  <w:num w:numId="39" w16cid:durableId="8917970">
+  <w:num w:numId="39">
     <w:abstractNumId w:val="26"/>
   </w:num>
-  <w:num w:numId="40" w16cid:durableId="1440759888">
+  <w:num w:numId="40">
     <w:abstractNumId w:val="11"/>
   </w:num>
-  <w:num w:numId="41" w16cid:durableId="1522624453">
+  <w:num w:numId="41">
     <w:abstractNumId w:val="38"/>
   </w:num>
-  <w:num w:numId="42" w16cid:durableId="1973441820">
+  <w:num w:numId="42">
     <w:abstractNumId w:val="19"/>
   </w:num>
-  <w:num w:numId="43" w16cid:durableId="1240407185">
+  <w:num w:numId="43">
     <w:abstractNumId w:val="40"/>
   </w:num>
   <w:numIdMacAtCleanup w:val="43"/>
@@ -16138,7 +16075,7 @@
 </file>
 
 <file path=word/styles.xml><?xml version="1.0" encoding="utf-8"?>
-<w:styles xmlns:mc="http://schemas.openxmlformats.org/markup-compatibility/2006" xmlns:r="http://schemas.openxmlformats.org/officeDocument/2006/relationships" xmlns:w="http://schemas.openxmlformats.org/wordprocessingml/2006/main" xmlns:w14="http://schemas.microsoft.com/office/word/2010/wordml" xmlns:w15="http://schemas.microsoft.com/office/word/2012/wordml" xmlns:w16cex="http://schemas.microsoft.com/office/word/2018/wordml/cex" xmlns:w16cid="http://schemas.microsoft.com/office/word/2016/wordml/cid" xmlns:w16="http://schemas.microsoft.com/office/word/2018/wordml" xmlns:w16du="http://schemas.microsoft.com/office/word/2023/wordml/word16du" xmlns:w16sdtdh="http://schemas.microsoft.com/office/word/2020/wordml/sdtdatahash" xmlns:w16sdtfl="http://schemas.microsoft.com/office/word/2024/wordml/sdtformatlock" xmlns:w16se="http://schemas.microsoft.com/office/word/2015/wordml/symex" mc:Ignorable="w14 w15 w16se w16cid w16 w16cex w16sdtdh w16sdtfl w16du">
+<w:styles xmlns:mc="http://schemas.openxmlformats.org/markup-compatibility/2006" xmlns:r="http://schemas.openxmlformats.org/officeDocument/2006/relationships" xmlns:w="http://schemas.openxmlformats.org/wordprocessingml/2006/main" xmlns:w14="http://schemas.microsoft.com/office/word/2010/wordml" xmlns:w15="http://schemas.microsoft.com/office/word/2012/wordml" xmlns:w16cex="http://schemas.microsoft.com/office/word/2018/wordml/cex" xmlns:w16cid="http://schemas.microsoft.com/office/word/2016/wordml/cid" xmlns:w16="http://schemas.microsoft.com/office/word/2018/wordml" xmlns:w16sdtdh="http://schemas.microsoft.com/office/word/2020/wordml/sdtdatahash" xmlns:w16se="http://schemas.microsoft.com/office/word/2015/wordml/symex" mc:Ignorable="w14 w15 w16se w16cid w16 w16cex w16sdtdh">
   <w:docDefaults>
     <w:rPrDefault>
       <w:rPr>

--- a/docs/ProjectDoc.docx
+++ b/docs/ProjectDoc.docx
@@ -1,6 +1,6 @@
 
 <file path=word/document.xml><?xml version="1.0" encoding="utf-8"?>
-<w:document xmlns:wpc="http://schemas.microsoft.com/office/word/2010/wordprocessingCanvas" xmlns:cx="http://schemas.microsoft.com/office/drawing/2014/chartex" xmlns:cx1="http://schemas.microsoft.com/office/drawing/2015/9/8/chartex" xmlns:cx2="http://schemas.microsoft.com/office/drawing/2015/10/21/chartex" xmlns:cx3="http://schemas.microsoft.com/office/drawing/2016/5/9/chartex" xmlns:cx4="http://schemas.microsoft.com/office/drawing/2016/5/10/chartex" xmlns:cx5="http://schemas.microsoft.com/office/drawing/2016/5/11/chartex" xmlns:cx6="http://schemas.microsoft.com/office/drawing/2016/5/12/chartex" xmlns:cx7="http://schemas.microsoft.com/office/drawing/2016/5/13/chartex" xmlns:cx8="http://schemas.microsoft.com/office/drawing/2016/5/14/chartex" xmlns:mc="http://schemas.openxmlformats.org/markup-compatibility/2006" xmlns:aink="http://schemas.microsoft.com/office/drawing/2016/ink" xmlns:am3d="http://schemas.microsoft.com/office/drawing/2017/model3d" xmlns:o="urn:schemas-microsoft-com:office:office" xmlns:r="http://schemas.openxmlformats.org/officeDocument/2006/relationships" xmlns:m="http://schemas.openxmlformats.org/officeDocument/2006/math" xmlns:v="urn:schemas-microsoft-com:vml" xmlns:wp14="http://schemas.microsoft.com/office/word/2010/wordprocessingDrawing" xmlns:wp="http://schemas.openxmlformats.org/drawingml/2006/wordprocessingDrawing" xmlns:w10="urn:schemas-microsoft-com:office:word" xmlns:w="http://schemas.openxmlformats.org/wordprocessingml/2006/main" xmlns:w14="http://schemas.microsoft.com/office/word/2010/wordml" xmlns:w15="http://schemas.microsoft.com/office/word/2012/wordml" xmlns:w16cex="http://schemas.microsoft.com/office/word/2018/wordml/cex" xmlns:w16cid="http://schemas.microsoft.com/office/word/2016/wordml/cid" xmlns:w16="http://schemas.microsoft.com/office/word/2018/wordml" xmlns:w16sdtdh="http://schemas.microsoft.com/office/word/2020/wordml/sdtdatahash" xmlns:w16se="http://schemas.microsoft.com/office/word/2015/wordml/symex" xmlns:wpg="http://schemas.microsoft.com/office/word/2010/wordprocessingGroup" xmlns:wpi="http://schemas.microsoft.com/office/word/2010/wordprocessingInk" xmlns:wne="http://schemas.microsoft.com/office/word/2006/wordml" xmlns:wps="http://schemas.microsoft.com/office/word/2010/wordprocessingShape" mc:Ignorable="w14 w15 w16se w16cid w16 w16cex w16sdtdh wp14">
+<w:document xmlns:wpc="http://schemas.microsoft.com/office/word/2010/wordprocessingCanvas" xmlns:cx="http://schemas.microsoft.com/office/drawing/2014/chartex" xmlns:cx1="http://schemas.microsoft.com/office/drawing/2015/9/8/chartex" xmlns:cx2="http://schemas.microsoft.com/office/drawing/2015/10/21/chartex" xmlns:cx3="http://schemas.microsoft.com/office/drawing/2016/5/9/chartex" xmlns:cx4="http://schemas.microsoft.com/office/drawing/2016/5/10/chartex" xmlns:cx5="http://schemas.microsoft.com/office/drawing/2016/5/11/chartex" xmlns:cx6="http://schemas.microsoft.com/office/drawing/2016/5/12/chartex" xmlns:cx7="http://schemas.microsoft.com/office/drawing/2016/5/13/chartex" xmlns:cx8="http://schemas.microsoft.com/office/drawing/2016/5/14/chartex" xmlns:mc="http://schemas.openxmlformats.org/markup-compatibility/2006" xmlns:aink="http://schemas.microsoft.com/office/drawing/2016/ink" xmlns:am3d="http://schemas.microsoft.com/office/drawing/2017/model3d" xmlns:o="urn:schemas-microsoft-com:office:office" xmlns:oel="http://schemas.microsoft.com/office/2019/extlst" xmlns:r="http://schemas.openxmlformats.org/officeDocument/2006/relationships" xmlns:m="http://schemas.openxmlformats.org/officeDocument/2006/math" xmlns:v="urn:schemas-microsoft-com:vml" xmlns:wp14="http://schemas.microsoft.com/office/word/2010/wordprocessingDrawing" xmlns:wp="http://schemas.openxmlformats.org/drawingml/2006/wordprocessingDrawing" xmlns:w10="urn:schemas-microsoft-com:office:word" xmlns:w="http://schemas.openxmlformats.org/wordprocessingml/2006/main" xmlns:w14="http://schemas.microsoft.com/office/word/2010/wordml" xmlns:w15="http://schemas.microsoft.com/office/word/2012/wordml" xmlns:w16cex="http://schemas.microsoft.com/office/word/2018/wordml/cex" xmlns:w16cid="http://schemas.microsoft.com/office/word/2016/wordml/cid" xmlns:w16="http://schemas.microsoft.com/office/word/2018/wordml" xmlns:w16du="http://schemas.microsoft.com/office/word/2023/wordml/word16du" xmlns:w16sdtdh="http://schemas.microsoft.com/office/word/2020/wordml/sdtdatahash" xmlns:w16sdtfl="http://schemas.microsoft.com/office/word/2024/wordml/sdtformatlock" xmlns:w16se="http://schemas.microsoft.com/office/word/2015/wordml/symex" xmlns:wpg="http://schemas.microsoft.com/office/word/2010/wordprocessingGroup" xmlns:wpi="http://schemas.microsoft.com/office/word/2010/wordprocessingInk" xmlns:wne="http://schemas.microsoft.com/office/word/2006/wordml" xmlns:wps="http://schemas.microsoft.com/office/word/2010/wordprocessingShape" mc:Ignorable="w14 w15 w16se w16cid w16 w16cex w16sdtdh w16sdtfl w16du wp14">
   <w:body>
     <w:p>
       <w:pPr>
@@ -1353,33 +1353,6 @@
         </w:numPr>
       </w:pPr>
       <w:r>
-        <w:t>Система должна предоставлять доступ к главной странице платформы</w:t>
-      </w:r>
-    </w:p>
-    <w:p>
-      <w:pPr>
-        <w:pStyle w:val="ListParagraph"/>
-        <w:numPr>
-          <w:ilvl w:val="0"/>
-          <w:numId w:val="2"/>
-        </w:numPr>
-      </w:pPr>
-      <w:r>
-        <w:t xml:space="preserve">Система должна предоставлять возможность </w:t>
-      </w:r>
-      <w:r>
-        <w:t>ознакомиться с базовой информацией по платформе (фиксированный список мастеров, примеры заявок, статистика, например рассчитываемое колиество записей в открытых заявках/ числе мастеров)</w:t>
-      </w:r>
-    </w:p>
-    <w:p>
-      <w:pPr>
-        <w:pStyle w:val="ListParagraph"/>
-        <w:numPr>
-          <w:ilvl w:val="0"/>
-          <w:numId w:val="2"/>
-        </w:numPr>
-      </w:pPr>
-      <w:r>
         <w:t>Система должна предоставлять возможность неавторизированному пользователю перейти к регистрации или входу в аккаунт</w:t>
       </w:r>
     </w:p>
@@ -1659,7 +1632,6 @@
         <w:rPr>
           <w:color w:val="000000" w:themeColor="text1"/>
         </w:rPr>
-        <w:lastRenderedPageBreak/>
         <w:t xml:space="preserve">Система должна предоставлять </w:t>
       </w:r>
       <w:r>
@@ -1719,6 +1691,7 @@
         <w:rPr>
           <w:color w:val="000000" w:themeColor="text1"/>
         </w:rPr>
+        <w:lastRenderedPageBreak/>
         <w:t xml:space="preserve">Ввиду того, что в нашей бд не поддерживается логика </w:t>
       </w:r>
       <w:r>
@@ -2304,7 +2277,6 @@
         <w:rPr>
           <w:lang w:eastAsia="en-GB"/>
         </w:rPr>
-        <w:lastRenderedPageBreak/>
         <w:t>Система должна отображать статус и дату завершения заказа.</w:t>
       </w:r>
     </w:p>
@@ -2367,6 +2339,7 @@
         <w:rPr>
           <w:lang w:eastAsia="en-GB"/>
         </w:rPr>
+        <w:lastRenderedPageBreak/>
         <w:t>Система должна предоставлять пользователю возможность оставить отзыв по завершенному заказу</w:t>
       </w:r>
     </w:p>
@@ -2617,22 +2590,22 @@
     </w:p>
     <w:p>
       <w:r>
+        <w:t>Система должна предоставлять мастеру возможность просматривать список открытых заявок клиентов</w:t>
+      </w:r>
+      <w:r>
+        <w:t>, которые соответствуют его специализациям</w:t>
+      </w:r>
+    </w:p>
+    <w:p/>
+    <w:p>
+      <w:r>
+        <w:t>Система должна отображать по каждой заявке основную информацию: категорию услуги, заголовок, описание, адрес, желаемую дату выполнения, дату создания заявки и её статус</w:t>
+      </w:r>
+    </w:p>
+    <w:p/>
+    <w:p>
+      <w:r>
         <w:lastRenderedPageBreak/>
-        <w:t>Система должна предоставлять мастеру возможность просматривать список открытых заявок клиентов</w:t>
-      </w:r>
-      <w:r>
-        <w:t>, которые соответствуют его специализациям</w:t>
-      </w:r>
-    </w:p>
-    <w:p/>
-    <w:p>
-      <w:r>
-        <w:t>Система должна отображать по каждой заявке основную информацию: категорию услуги, заголовок, описание, адрес, желаемую дату выполнения, дату создания заявки и её статус</w:t>
-      </w:r>
-    </w:p>
-    <w:p/>
-    <w:p>
-      <w:r>
         <w:t>Система должна скрывать или помечать заявки, на которые мастер уже откликнулся</w:t>
       </w:r>
     </w:p>
@@ -2847,7 +2820,6 @@
           <w:b/>
           <w:bCs/>
         </w:rPr>
-        <w:lastRenderedPageBreak/>
         <w:t>Отзывы о мастере</w:t>
       </w:r>
     </w:p>
@@ -2903,6 +2875,7 @@
           <w:color w:val="70AD47" w:themeColor="accent6"/>
           <w:lang w:val="en-RU"/>
         </w:rPr>
+        <w:lastRenderedPageBreak/>
         <w:t>Система должна запрещать создание второго отзыва для одного и того же заказа</w:t>
       </w:r>
       <w:r>
@@ -7986,48 +7959,6 @@
     <w:p>
       <w:pPr>
         <w:rPr>
-          <w:lang w:eastAsia="en-GB"/>
-        </w:rPr>
-      </w:pPr>
-    </w:p>
-    <w:p>
-      <w:pPr>
-        <w:rPr>
-          <w:lang w:eastAsia="en-GB"/>
-        </w:rPr>
-      </w:pPr>
-    </w:p>
-    <w:p>
-      <w:pPr>
-        <w:rPr>
-          <w:lang w:eastAsia="en-GB"/>
-        </w:rPr>
-      </w:pPr>
-    </w:p>
-    <w:p>
-      <w:pPr>
-        <w:rPr>
-          <w:lang w:eastAsia="en-GB"/>
-        </w:rPr>
-      </w:pPr>
-    </w:p>
-    <w:p>
-      <w:pPr>
-        <w:rPr>
-          <w:lang w:eastAsia="en-GB"/>
-        </w:rPr>
-      </w:pPr>
-    </w:p>
-    <w:p>
-      <w:pPr>
-        <w:rPr>
-          <w:lang w:eastAsia="en-GB"/>
-        </w:rPr>
-      </w:pPr>
-    </w:p>
-    <w:p>
-      <w:pPr>
-        <w:rPr>
           <w:lang w:val="en-US" w:eastAsia="en-GB"/>
         </w:rPr>
       </w:pPr>
@@ -8513,60 +8444,60 @@
         <w:rPr>
           <w:lang w:eastAsia="en-GB"/>
         </w:rPr>
+        <w:t>Список /api/users/me/requests нужен клиенту для просмотра своих заявок.</w:t>
+      </w:r>
+    </w:p>
+    <w:p>
+      <w:pPr>
+        <w:rPr>
+          <w:lang w:eastAsia="en-GB"/>
+        </w:rPr>
+      </w:pPr>
+      <w:r>
+        <w:rPr>
+          <w:lang w:eastAsia="en-GB"/>
+        </w:rPr>
+        <w:t>Список /api/requests нужен мастеру для просмотра доступных открытых заявок.</w:t>
+      </w:r>
+    </w:p>
+    <w:p>
+      <w:pPr>
+        <w:rPr>
+          <w:lang w:eastAsia="en-GB"/>
+        </w:rPr>
+      </w:pPr>
+    </w:p>
+    <w:p>
+      <w:pPr>
+        <w:rPr>
+          <w:lang w:val="en-US" w:eastAsia="en-GB"/>
+        </w:rPr>
+      </w:pPr>
+      <w:r>
+        <w:rPr>
+          <w:lang w:val="en-US" w:eastAsia="en-GB"/>
+        </w:rPr>
+        <w:t>DTO</w:t>
+      </w:r>
+    </w:p>
+    <w:p>
+      <w:pPr>
+        <w:rPr>
+          <w:lang w:val="en-US" w:eastAsia="en-GB"/>
+        </w:rPr>
+      </w:pPr>
+    </w:p>
+    <w:p>
+      <w:pPr>
+        <w:rPr>
+          <w:lang w:val="en-US" w:eastAsia="en-GB"/>
+        </w:rPr>
+      </w:pPr>
+      <w:r>
+        <w:rPr>
+          <w:lang w:val="en-US" w:eastAsia="en-GB"/>
+        </w:rPr>
         <w:lastRenderedPageBreak/>
-        <w:t>Список /api/users/me/requests нужен клиенту для просмотра своих заявок.</w:t>
-      </w:r>
-    </w:p>
-    <w:p>
-      <w:pPr>
-        <w:rPr>
-          <w:lang w:eastAsia="en-GB"/>
-        </w:rPr>
-      </w:pPr>
-      <w:r>
-        <w:rPr>
-          <w:lang w:eastAsia="en-GB"/>
-        </w:rPr>
-        <w:t>Список /api/requests нужен мастеру для просмотра доступных открытых заявок.</w:t>
-      </w:r>
-    </w:p>
-    <w:p>
-      <w:pPr>
-        <w:rPr>
-          <w:lang w:eastAsia="en-GB"/>
-        </w:rPr>
-      </w:pPr>
-    </w:p>
-    <w:p>
-      <w:pPr>
-        <w:rPr>
-          <w:lang w:val="en-US" w:eastAsia="en-GB"/>
-        </w:rPr>
-      </w:pPr>
-      <w:r>
-        <w:rPr>
-          <w:lang w:val="en-US" w:eastAsia="en-GB"/>
-        </w:rPr>
-        <w:t>DTO</w:t>
-      </w:r>
-    </w:p>
-    <w:p>
-      <w:pPr>
-        <w:rPr>
-          <w:lang w:val="en-US" w:eastAsia="en-GB"/>
-        </w:rPr>
-      </w:pPr>
-    </w:p>
-    <w:p>
-      <w:pPr>
-        <w:rPr>
-          <w:lang w:val="en-US" w:eastAsia="en-GB"/>
-        </w:rPr>
-      </w:pPr>
-      <w:r>
-        <w:rPr>
-          <w:lang w:val="en-US" w:eastAsia="en-GB"/>
-        </w:rPr>
         <w:t>CreateRequestRequest:</w:t>
       </w:r>
     </w:p>
@@ -9296,7 +9227,6 @@
         <w:rPr>
           <w:lang w:val="en-US" w:eastAsia="en-GB"/>
         </w:rPr>
-        <w:lastRenderedPageBreak/>
         <w:t>createdAt</w:t>
       </w:r>
     </w:p>
@@ -9988,117 +9918,117 @@
         <w:rPr>
           <w:lang w:val="en-US" w:eastAsia="en-GB"/>
         </w:rPr>
+        <w:t>masterLastName</w:t>
+      </w:r>
+    </w:p>
+    <w:p>
+      <w:pPr>
+        <w:pStyle w:val="ListParagraph"/>
+        <w:numPr>
+          <w:ilvl w:val="0"/>
+          <w:numId w:val="36"/>
+        </w:numPr>
+        <w:rPr>
+          <w:lang w:val="en-US" w:eastAsia="en-GB"/>
+        </w:rPr>
+      </w:pPr>
+      <w:r>
+        <w:rPr>
+          <w:lang w:val="en-US" w:eastAsia="en-GB"/>
+        </w:rPr>
+        <w:t>masterPhone</w:t>
+      </w:r>
+    </w:p>
+    <w:p>
+      <w:pPr>
+        <w:pStyle w:val="ListParagraph"/>
+        <w:numPr>
+          <w:ilvl w:val="0"/>
+          <w:numId w:val="36"/>
+        </w:numPr>
+        <w:rPr>
+          <w:lang w:val="en-US" w:eastAsia="en-GB"/>
+        </w:rPr>
+      </w:pPr>
+      <w:r>
+        <w:rPr>
+          <w:lang w:val="en-US" w:eastAsia="en-GB"/>
+        </w:rPr>
+        <w:t>masterDescription</w:t>
+      </w:r>
+    </w:p>
+    <w:p>
+      <w:pPr>
+        <w:pStyle w:val="ListParagraph"/>
+        <w:numPr>
+          <w:ilvl w:val="0"/>
+          <w:numId w:val="36"/>
+        </w:numPr>
+        <w:rPr>
+          <w:lang w:val="en-US" w:eastAsia="en-GB"/>
+        </w:rPr>
+      </w:pPr>
+      <w:r>
+        <w:rPr>
+          <w:lang w:val="en-US" w:eastAsia="en-GB"/>
+        </w:rPr>
+        <w:t>masterExperienceYears</w:t>
+      </w:r>
+    </w:p>
+    <w:p>
+      <w:pPr>
+        <w:rPr>
+          <w:lang w:val="en-US" w:eastAsia="en-GB"/>
+        </w:rPr>
+      </w:pPr>
+    </w:p>
+    <w:p>
+      <w:pPr>
+        <w:rPr>
+          <w:lang w:val="en-US" w:eastAsia="en-GB"/>
+        </w:rPr>
+      </w:pPr>
+      <w:r>
+        <w:rPr>
+          <w:lang w:val="en-US" w:eastAsia="en-GB"/>
+        </w:rPr>
+        <w:t>MasterResponseListItemResponse:</w:t>
+      </w:r>
+    </w:p>
+    <w:p>
+      <w:pPr>
+        <w:pStyle w:val="ListParagraph"/>
+        <w:numPr>
+          <w:ilvl w:val="0"/>
+          <w:numId w:val="37"/>
+        </w:numPr>
+        <w:rPr>
+          <w:lang w:val="en-US" w:eastAsia="en-GB"/>
+        </w:rPr>
+      </w:pPr>
+      <w:r>
+        <w:rPr>
+          <w:lang w:val="en-US" w:eastAsia="en-GB"/>
+        </w:rPr>
+        <w:t>responseId</w:t>
+      </w:r>
+    </w:p>
+    <w:p>
+      <w:pPr>
+        <w:pStyle w:val="ListParagraph"/>
+        <w:numPr>
+          <w:ilvl w:val="0"/>
+          <w:numId w:val="37"/>
+        </w:numPr>
+        <w:rPr>
+          <w:lang w:val="en-US" w:eastAsia="en-GB"/>
+        </w:rPr>
+      </w:pPr>
+      <w:r>
+        <w:rPr>
+          <w:lang w:val="en-US" w:eastAsia="en-GB"/>
+        </w:rPr>
         <w:lastRenderedPageBreak/>
-        <w:t>masterLastName</w:t>
-      </w:r>
-    </w:p>
-    <w:p>
-      <w:pPr>
-        <w:pStyle w:val="ListParagraph"/>
-        <w:numPr>
-          <w:ilvl w:val="0"/>
-          <w:numId w:val="36"/>
-        </w:numPr>
-        <w:rPr>
-          <w:lang w:val="en-US" w:eastAsia="en-GB"/>
-        </w:rPr>
-      </w:pPr>
-      <w:r>
-        <w:rPr>
-          <w:lang w:val="en-US" w:eastAsia="en-GB"/>
-        </w:rPr>
-        <w:t>masterPhone</w:t>
-      </w:r>
-    </w:p>
-    <w:p>
-      <w:pPr>
-        <w:pStyle w:val="ListParagraph"/>
-        <w:numPr>
-          <w:ilvl w:val="0"/>
-          <w:numId w:val="36"/>
-        </w:numPr>
-        <w:rPr>
-          <w:lang w:val="en-US" w:eastAsia="en-GB"/>
-        </w:rPr>
-      </w:pPr>
-      <w:r>
-        <w:rPr>
-          <w:lang w:val="en-US" w:eastAsia="en-GB"/>
-        </w:rPr>
-        <w:t>masterDescription</w:t>
-      </w:r>
-    </w:p>
-    <w:p>
-      <w:pPr>
-        <w:pStyle w:val="ListParagraph"/>
-        <w:numPr>
-          <w:ilvl w:val="0"/>
-          <w:numId w:val="36"/>
-        </w:numPr>
-        <w:rPr>
-          <w:lang w:val="en-US" w:eastAsia="en-GB"/>
-        </w:rPr>
-      </w:pPr>
-      <w:r>
-        <w:rPr>
-          <w:lang w:val="en-US" w:eastAsia="en-GB"/>
-        </w:rPr>
-        <w:t>masterExperienceYears</w:t>
-      </w:r>
-    </w:p>
-    <w:p>
-      <w:pPr>
-        <w:rPr>
-          <w:lang w:val="en-US" w:eastAsia="en-GB"/>
-        </w:rPr>
-      </w:pPr>
-    </w:p>
-    <w:p>
-      <w:pPr>
-        <w:rPr>
-          <w:lang w:val="en-US" w:eastAsia="en-GB"/>
-        </w:rPr>
-      </w:pPr>
-      <w:r>
-        <w:rPr>
-          <w:lang w:val="en-US" w:eastAsia="en-GB"/>
-        </w:rPr>
-        <w:t>MasterResponseListItemResponse:</w:t>
-      </w:r>
-    </w:p>
-    <w:p>
-      <w:pPr>
-        <w:pStyle w:val="ListParagraph"/>
-        <w:numPr>
-          <w:ilvl w:val="0"/>
-          <w:numId w:val="37"/>
-        </w:numPr>
-        <w:rPr>
-          <w:lang w:val="en-US" w:eastAsia="en-GB"/>
-        </w:rPr>
-      </w:pPr>
-      <w:r>
-        <w:rPr>
-          <w:lang w:val="en-US" w:eastAsia="en-GB"/>
-        </w:rPr>
-        <w:t>responseId</w:t>
-      </w:r>
-    </w:p>
-    <w:p>
-      <w:pPr>
-        <w:pStyle w:val="ListParagraph"/>
-        <w:numPr>
-          <w:ilvl w:val="0"/>
-          <w:numId w:val="37"/>
-        </w:numPr>
-        <w:rPr>
-          <w:lang w:val="en-US" w:eastAsia="en-GB"/>
-        </w:rPr>
-      </w:pPr>
-      <w:r>
-        <w:rPr>
-          <w:lang w:val="en-US" w:eastAsia="en-GB"/>
-        </w:rPr>
         <w:t>requestId</w:t>
       </w:r>
     </w:p>
@@ -11108,7 +11038,7 @@
 </file>
 
 <file path=word/numbering.xml><?xml version="1.0" encoding="utf-8"?>
-<w:numbering xmlns:wpc="http://schemas.microsoft.com/office/word/2010/wordprocessingCanvas" xmlns:cx="http://schemas.microsoft.com/office/drawing/2014/chartex" xmlns:cx1="http://schemas.microsoft.com/office/drawing/2015/9/8/chartex" xmlns:cx2="http://schemas.microsoft.com/office/drawing/2015/10/21/chartex" xmlns:cx3="http://schemas.microsoft.com/office/drawing/2016/5/9/chartex" xmlns:cx4="http://schemas.microsoft.com/office/drawing/2016/5/10/chartex" xmlns:cx5="http://schemas.microsoft.com/office/drawing/2016/5/11/chartex" xmlns:cx6="http://schemas.microsoft.com/office/drawing/2016/5/12/chartex" xmlns:cx7="http://schemas.microsoft.com/office/drawing/2016/5/13/chartex" xmlns:cx8="http://schemas.microsoft.com/office/drawing/2016/5/14/chartex" xmlns:mc="http://schemas.openxmlformats.org/markup-compatibility/2006" xmlns:aink="http://schemas.microsoft.com/office/drawing/2016/ink" xmlns:am3d="http://schemas.microsoft.com/office/drawing/2017/model3d" xmlns:o="urn:schemas-microsoft-com:office:office" xmlns:r="http://schemas.openxmlformats.org/officeDocument/2006/relationships" xmlns:m="http://schemas.openxmlformats.org/officeDocument/2006/math" xmlns:v="urn:schemas-microsoft-com:vml" xmlns:wp14="http://schemas.microsoft.com/office/word/2010/wordprocessingDrawing" xmlns:wp="http://schemas.openxmlformats.org/drawingml/2006/wordprocessingDrawing" xmlns:w10="urn:schemas-microsoft-com:office:word" xmlns:w="http://schemas.openxmlformats.org/wordprocessingml/2006/main" xmlns:w14="http://schemas.microsoft.com/office/word/2010/wordml" xmlns:w15="http://schemas.microsoft.com/office/word/2012/wordml" xmlns:w16cex="http://schemas.microsoft.com/office/word/2018/wordml/cex" xmlns:w16cid="http://schemas.microsoft.com/office/word/2016/wordml/cid" xmlns:w16="http://schemas.microsoft.com/office/word/2018/wordml" xmlns:w16sdtdh="http://schemas.microsoft.com/office/word/2020/wordml/sdtdatahash" xmlns:w16se="http://schemas.microsoft.com/office/word/2015/wordml/symex" xmlns:wpg="http://schemas.microsoft.com/office/word/2010/wordprocessingGroup" xmlns:wpi="http://schemas.microsoft.com/office/word/2010/wordprocessingInk" xmlns:wne="http://schemas.microsoft.com/office/word/2006/wordml" xmlns:wps="http://schemas.microsoft.com/office/word/2010/wordprocessingShape" mc:Ignorable="w14 w15 w16se w16cid w16 w16cex w16sdtdh wp14">
+<w:numbering xmlns:wpc="http://schemas.microsoft.com/office/word/2010/wordprocessingCanvas" xmlns:cx="http://schemas.microsoft.com/office/drawing/2014/chartex" xmlns:cx1="http://schemas.microsoft.com/office/drawing/2015/9/8/chartex" xmlns:cx2="http://schemas.microsoft.com/office/drawing/2015/10/21/chartex" xmlns:cx3="http://schemas.microsoft.com/office/drawing/2016/5/9/chartex" xmlns:cx4="http://schemas.microsoft.com/office/drawing/2016/5/10/chartex" xmlns:cx5="http://schemas.microsoft.com/office/drawing/2016/5/11/chartex" xmlns:cx6="http://schemas.microsoft.com/office/drawing/2016/5/12/chartex" xmlns:cx7="http://schemas.microsoft.com/office/drawing/2016/5/13/chartex" xmlns:cx8="http://schemas.microsoft.com/office/drawing/2016/5/14/chartex" xmlns:mc="http://schemas.openxmlformats.org/markup-compatibility/2006" xmlns:aink="http://schemas.microsoft.com/office/drawing/2016/ink" xmlns:am3d="http://schemas.microsoft.com/office/drawing/2017/model3d" xmlns:o="urn:schemas-microsoft-com:office:office" xmlns:oel="http://schemas.microsoft.com/office/2019/extlst" xmlns:r="http://schemas.openxmlformats.org/officeDocument/2006/relationships" xmlns:m="http://schemas.openxmlformats.org/officeDocument/2006/math" xmlns:v="urn:schemas-microsoft-com:vml" xmlns:wp14="http://schemas.microsoft.com/office/word/2010/wordprocessingDrawing" xmlns:wp="http://schemas.openxmlformats.org/drawingml/2006/wordprocessingDrawing" xmlns:w10="urn:schemas-microsoft-com:office:word" xmlns:w="http://schemas.openxmlformats.org/wordprocessingml/2006/main" xmlns:w14="http://schemas.microsoft.com/office/word/2010/wordml" xmlns:w15="http://schemas.microsoft.com/office/word/2012/wordml" xmlns:w16cex="http://schemas.microsoft.com/office/word/2018/wordml/cex" xmlns:w16cid="http://schemas.microsoft.com/office/word/2016/wordml/cid" xmlns:w16="http://schemas.microsoft.com/office/word/2018/wordml" xmlns:w16du="http://schemas.microsoft.com/office/word/2023/wordml/word16du" xmlns:w16sdtdh="http://schemas.microsoft.com/office/word/2020/wordml/sdtdatahash" xmlns:w16sdtfl="http://schemas.microsoft.com/office/word/2024/wordml/sdtformatlock" xmlns:w16se="http://schemas.microsoft.com/office/word/2015/wordml/symex" xmlns:wpg="http://schemas.microsoft.com/office/word/2010/wordprocessingGroup" xmlns:wpi="http://schemas.microsoft.com/office/word/2010/wordprocessingInk" xmlns:wne="http://schemas.microsoft.com/office/word/2006/wordml" xmlns:wps="http://schemas.microsoft.com/office/word/2010/wordprocessingShape" mc:Ignorable="w14 w15 w16se w16cid w16 w16cex w16sdtdh w16sdtfl w16du wp14">
   <w:abstractNum w:abstractNumId="0" w15:restartNumberingAfterBreak="0">
     <w:nsid w:val="003B1325"/>
     <w:multiLevelType w:val="hybridMultilevel"/>
@@ -15941,133 +15871,133 @@
       </w:rPr>
     </w:lvl>
   </w:abstractNum>
-  <w:num w:numId="1">
+  <w:num w:numId="1" w16cid:durableId="1982885154">
     <w:abstractNumId w:val="20"/>
   </w:num>
-  <w:num w:numId="2">
+  <w:num w:numId="2" w16cid:durableId="466436612">
     <w:abstractNumId w:val="32"/>
   </w:num>
-  <w:num w:numId="3">
+  <w:num w:numId="3" w16cid:durableId="65298505">
     <w:abstractNumId w:val="27"/>
   </w:num>
-  <w:num w:numId="4">
+  <w:num w:numId="4" w16cid:durableId="89544610">
     <w:abstractNumId w:val="9"/>
   </w:num>
-  <w:num w:numId="5">
+  <w:num w:numId="5" w16cid:durableId="1106537502">
     <w:abstractNumId w:val="29"/>
   </w:num>
-  <w:num w:numId="6">
+  <w:num w:numId="6" w16cid:durableId="640963627">
     <w:abstractNumId w:val="24"/>
   </w:num>
-  <w:num w:numId="7">
+  <w:num w:numId="7" w16cid:durableId="633559298">
     <w:abstractNumId w:val="0"/>
   </w:num>
-  <w:num w:numId="8">
+  <w:num w:numId="8" w16cid:durableId="1694184988">
     <w:abstractNumId w:val="28"/>
   </w:num>
-  <w:num w:numId="9">
+  <w:num w:numId="9" w16cid:durableId="1156384116">
     <w:abstractNumId w:val="36"/>
   </w:num>
-  <w:num w:numId="10">
+  <w:num w:numId="10" w16cid:durableId="664825254">
     <w:abstractNumId w:val="15"/>
   </w:num>
-  <w:num w:numId="11">
+  <w:num w:numId="11" w16cid:durableId="2006737124">
     <w:abstractNumId w:val="16"/>
   </w:num>
-  <w:num w:numId="12">
+  <w:num w:numId="12" w16cid:durableId="1046368448">
     <w:abstractNumId w:val="12"/>
   </w:num>
-  <w:num w:numId="13">
+  <w:num w:numId="13" w16cid:durableId="331832187">
     <w:abstractNumId w:val="4"/>
   </w:num>
-  <w:num w:numId="14">
+  <w:num w:numId="14" w16cid:durableId="579559871">
     <w:abstractNumId w:val="2"/>
   </w:num>
-  <w:num w:numId="15">
+  <w:num w:numId="15" w16cid:durableId="1368264262">
     <w:abstractNumId w:val="37"/>
   </w:num>
-  <w:num w:numId="16">
+  <w:num w:numId="16" w16cid:durableId="1494107073">
     <w:abstractNumId w:val="17"/>
   </w:num>
-  <w:num w:numId="17">
+  <w:num w:numId="17" w16cid:durableId="522937863">
     <w:abstractNumId w:val="7"/>
   </w:num>
-  <w:num w:numId="18">
+  <w:num w:numId="18" w16cid:durableId="166211987">
     <w:abstractNumId w:val="10"/>
   </w:num>
-  <w:num w:numId="19">
+  <w:num w:numId="19" w16cid:durableId="1492720268">
     <w:abstractNumId w:val="3"/>
   </w:num>
-  <w:num w:numId="20">
+  <w:num w:numId="20" w16cid:durableId="142696864">
     <w:abstractNumId w:val="6"/>
   </w:num>
-  <w:num w:numId="21">
+  <w:num w:numId="21" w16cid:durableId="917251897">
     <w:abstractNumId w:val="25"/>
   </w:num>
-  <w:num w:numId="22">
+  <w:num w:numId="22" w16cid:durableId="181406982">
     <w:abstractNumId w:val="21"/>
   </w:num>
-  <w:num w:numId="23">
+  <w:num w:numId="23" w16cid:durableId="1916235856">
     <w:abstractNumId w:val="39"/>
   </w:num>
-  <w:num w:numId="24">
+  <w:num w:numId="24" w16cid:durableId="147480206">
     <w:abstractNumId w:val="18"/>
   </w:num>
-  <w:num w:numId="25">
+  <w:num w:numId="25" w16cid:durableId="939223500">
     <w:abstractNumId w:val="30"/>
   </w:num>
-  <w:num w:numId="26">
+  <w:num w:numId="26" w16cid:durableId="929856331">
     <w:abstractNumId w:val="5"/>
   </w:num>
-  <w:num w:numId="27">
+  <w:num w:numId="27" w16cid:durableId="218639963">
     <w:abstractNumId w:val="41"/>
   </w:num>
-  <w:num w:numId="28">
+  <w:num w:numId="28" w16cid:durableId="1914588114">
     <w:abstractNumId w:val="14"/>
   </w:num>
-  <w:num w:numId="29">
+  <w:num w:numId="29" w16cid:durableId="1890798057">
     <w:abstractNumId w:val="31"/>
   </w:num>
-  <w:num w:numId="30">
+  <w:num w:numId="30" w16cid:durableId="1391223952">
     <w:abstractNumId w:val="1"/>
   </w:num>
-  <w:num w:numId="31">
+  <w:num w:numId="31" w16cid:durableId="460804976">
     <w:abstractNumId w:val="35"/>
   </w:num>
-  <w:num w:numId="32">
+  <w:num w:numId="32" w16cid:durableId="555698207">
     <w:abstractNumId w:val="33"/>
   </w:num>
-  <w:num w:numId="33">
+  <w:num w:numId="33" w16cid:durableId="761679100">
     <w:abstractNumId w:val="8"/>
   </w:num>
-  <w:num w:numId="34">
+  <w:num w:numId="34" w16cid:durableId="616135725">
     <w:abstractNumId w:val="13"/>
   </w:num>
-  <w:num w:numId="35">
+  <w:num w:numId="35" w16cid:durableId="628247861">
     <w:abstractNumId w:val="23"/>
   </w:num>
-  <w:num w:numId="36">
+  <w:num w:numId="36" w16cid:durableId="1654529920">
     <w:abstractNumId w:val="34"/>
   </w:num>
-  <w:num w:numId="37">
+  <w:num w:numId="37" w16cid:durableId="2129623791">
     <w:abstractNumId w:val="22"/>
   </w:num>
-  <w:num w:numId="38">
+  <w:num w:numId="38" w16cid:durableId="579753728">
     <w:abstractNumId w:val="42"/>
   </w:num>
-  <w:num w:numId="39">
+  <w:num w:numId="39" w16cid:durableId="1197348916">
     <w:abstractNumId w:val="26"/>
   </w:num>
-  <w:num w:numId="40">
+  <w:num w:numId="40" w16cid:durableId="563370119">
     <w:abstractNumId w:val="11"/>
   </w:num>
-  <w:num w:numId="41">
+  <w:num w:numId="41" w16cid:durableId="206527532">
     <w:abstractNumId w:val="38"/>
   </w:num>
-  <w:num w:numId="42">
+  <w:num w:numId="42" w16cid:durableId="2017342593">
     <w:abstractNumId w:val="19"/>
   </w:num>
-  <w:num w:numId="43">
+  <w:num w:numId="43" w16cid:durableId="355231325">
     <w:abstractNumId w:val="40"/>
   </w:num>
   <w:numIdMacAtCleanup w:val="43"/>
@@ -16075,7 +16005,7 @@
 </file>
 
 <file path=word/styles.xml><?xml version="1.0" encoding="utf-8"?>
-<w:styles xmlns:mc="http://schemas.openxmlformats.org/markup-compatibility/2006" xmlns:r="http://schemas.openxmlformats.org/officeDocument/2006/relationships" xmlns:w="http://schemas.openxmlformats.org/wordprocessingml/2006/main" xmlns:w14="http://schemas.microsoft.com/office/word/2010/wordml" xmlns:w15="http://schemas.microsoft.com/office/word/2012/wordml" xmlns:w16cex="http://schemas.microsoft.com/office/word/2018/wordml/cex" xmlns:w16cid="http://schemas.microsoft.com/office/word/2016/wordml/cid" xmlns:w16="http://schemas.microsoft.com/office/word/2018/wordml" xmlns:w16sdtdh="http://schemas.microsoft.com/office/word/2020/wordml/sdtdatahash" xmlns:w16se="http://schemas.microsoft.com/office/word/2015/wordml/symex" mc:Ignorable="w14 w15 w16se w16cid w16 w16cex w16sdtdh">
+<w:styles xmlns:mc="http://schemas.openxmlformats.org/markup-compatibility/2006" xmlns:r="http://schemas.openxmlformats.org/officeDocument/2006/relationships" xmlns:w="http://schemas.openxmlformats.org/wordprocessingml/2006/main" xmlns:w14="http://schemas.microsoft.com/office/word/2010/wordml" xmlns:w15="http://schemas.microsoft.com/office/word/2012/wordml" xmlns:w16cex="http://schemas.microsoft.com/office/word/2018/wordml/cex" xmlns:w16cid="http://schemas.microsoft.com/office/word/2016/wordml/cid" xmlns:w16="http://schemas.microsoft.com/office/word/2018/wordml" xmlns:w16du="http://schemas.microsoft.com/office/word/2023/wordml/word16du" xmlns:w16sdtdh="http://schemas.microsoft.com/office/word/2020/wordml/sdtdatahash" xmlns:w16sdtfl="http://schemas.microsoft.com/office/word/2024/wordml/sdtformatlock" xmlns:w16se="http://schemas.microsoft.com/office/word/2015/wordml/symex" mc:Ignorable="w14 w15 w16se w16cid w16 w16cex w16sdtdh w16sdtfl w16du">
   <w:docDefaults>
     <w:rPrDefault>
       <w:rPr>
